--- a/docs/Egxeiridio_Ekpaideutikoi.docx
+++ b/docs/Egxeiridio_Ekpaideutikoi.docx
@@ -1033,7 +1033,7 @@
         <w:t xml:space="preserve"> </w:t>
       </w:r>
       <w:r>
-        <w:t xml:space="preserve">— γνωστό και ως</w:t>
+        <w:t xml:space="preserve">(Gale &amp; Shapley, 1962) — γνωστό και ως</w:t>
       </w:r>
       <w:r>
         <w:t xml:space="preserve"> </w:t>
@@ -1417,7 +1417,7 @@
         <w:t xml:space="preserve"> </w:t>
       </w:r>
       <w:r>
-        <w:t xml:space="preserve">— πρώτα ο ένας όμιλος ή ο άλλος, όλοι μαζί σε γύρους, ή μία αίτηση τη φορά με οποιαδήποτε σειρά (McVitie &amp; Wilson, 1970).</w:t>
+        <w:t xml:space="preserve">— πρώτα ο ένας όμιλος ή ο άλλος, όλοι μαζί σε γύρους, ή μία αίτηση τη φορά με οποιαδήποτε σειρά.</w:t>
       </w:r>
     </w:p>
     <w:p>
@@ -1425,7 +1425,7 @@
         <w:pStyle w:val="FirstParagraph"/>
       </w:pPr>
       <w:r>
-        <w:t xml:space="preserve">Αυτό ισχύει επειδή οι αριθμοί κλήρωσης είναι σταθεροί από την αρχή. Οι γύροι είναι απλώς ένας βολικός τρόπος να γίνει ο υπολογισμός. Η πλατφόρμα ελέγχει αυτή την ιδιότητα αυτόματα σε κάθε αλλαγή του κώδικα: σε εκατοντάδες τυχαία σενάρια, ο υπολογισμός «μία αίτηση τη φορά, με τυχαία σειρά» δίνει πάντα το ίδιο αποτέλεσμα με τους γύρους.</w:t>
+        <w:t xml:space="preserve">Προκύπτει από το βασικό θεώρημα των Gale &amp; Shapley (1962): ο αλγόριθμος καταλήγει πάντα στην καλύτερη για τους μαθητές ευσταθή κατανομή, που είναι μοναδική, και η απόδειξή τους δεν εξαρτάται από τη σειρά των αιτήσεων. Ρητά: McVitie &amp; Wilson (1970). Αυτό ισχύει επειδή οι προτεραιότητες —και οι αριθμοί κλήρωσης— είναι σταθεροί από την αρχή. Οι γύροι είναι απλώς ένας βολικός τρόπος να γίνει ο υπολογισμός. Η πλατφόρμα ελέγχει αυτή την ιδιότητα αυτόματα σε κάθε αλλαγή του κώδικα: σε εκατοντάδες τυχαία σενάρια, ο υπολογισμός «μία αίτηση τη φορά, με τυχαία σειρά» δίνει πάντα το ίδιο αποτέλεσμα με τους γύρους.</w:t>
       </w:r>
     </w:p>
     <w:bookmarkEnd w:id="18"/>
@@ -3107,6 +3107,75 @@
         </w:pict>
       </w:r>
     </w:p>
+    <w:p>
+      <w:pPr>
+        <w:pStyle w:val="FirstParagraph"/>
+      </w:pPr>
+      <w:r>
+        <w:rPr>
+          <w:b/>
+          <w:bCs/>
+        </w:rPr>
+        <w:t xml:space="preserve">Βιβλιογραφία</w:t>
+      </w:r>
+    </w:p>
+    <w:p>
+      <w:pPr>
+        <w:pStyle w:val="Compact"/>
+        <w:numPr>
+          <w:ilvl w:val="0"/>
+          <w:numId w:val="1019"/>
+        </w:numPr>
+      </w:pPr>
+      <w:r>
+        <w:t xml:space="preserve">Gale, D., &amp; Shapley, L. S. (1962). College admissions and the stability of marriage.</w:t>
+      </w:r>
+      <w:r>
+        <w:t xml:space="preserve"> </w:t>
+      </w:r>
+      <w:r>
+        <w:rPr>
+          <w:i/>
+          <w:iCs/>
+        </w:rPr>
+        <w:t xml:space="preserve">The American Mathematical Monthly</w:t>
+      </w:r>
+      <w:r>
+        <w:t xml:space="preserve">, 69(1), 9–15.</w:t>
+      </w:r>
+    </w:p>
+    <w:p>
+      <w:pPr>
+        <w:pStyle w:val="Compact"/>
+        <w:numPr>
+          <w:ilvl w:val="0"/>
+          <w:numId w:val="1019"/>
+        </w:numPr>
+      </w:pPr>
+      <w:r>
+        <w:t xml:space="preserve">McVitie, D. G., &amp; Wilson, L. B. (1970). Stable marriage assignment for unequal sets.</w:t>
+      </w:r>
+      <w:r>
+        <w:t xml:space="preserve"> </w:t>
+      </w:r>
+      <w:r>
+        <w:rPr>
+          <w:i/>
+          <w:iCs/>
+        </w:rPr>
+        <w:t xml:space="preserve">BIT Numerical Mathematics</w:t>
+      </w:r>
+      <w:r>
+        <w:t xml:space="preserve">, 10(3), 295–309.</w:t>
+      </w:r>
+    </w:p>
+    <w:p>
+      <w:r>
+        <w:pict>
+          <v:rect style="width:0;height:1.5pt" o:hralign="center" o:hrstd="t" o:hr="t"/>
+        </w:pict>
+      </w:r>
+    </w:p>
     <w:bookmarkEnd w:id="24"/>
     <w:bookmarkEnd w:id="25"/>
     <w:bookmarkStart w:id="26" w:name="Xcfb0e64748ccbe51b1f22b71ff830af063577b7"/>
@@ -3303,7 +3372,7 @@
         <w:pStyle w:val="Compact"/>
         <w:numPr>
           <w:ilvl w:val="0"/>
-          <w:numId w:val="1019"/>
+          <w:numId w:val="1020"/>
         </w:numPr>
       </w:pPr>
       <w:r>
@@ -3351,7 +3420,7 @@
         <w:pStyle w:val="Compact"/>
         <w:numPr>
           <w:ilvl w:val="0"/>
-          <w:numId w:val="1019"/>
+          <w:numId w:val="1020"/>
         </w:numPr>
       </w:pPr>
       <w:r>
@@ -3379,7 +3448,7 @@
         <w:pStyle w:val="Compact"/>
         <w:numPr>
           <w:ilvl w:val="0"/>
-          <w:numId w:val="1019"/>
+          <w:numId w:val="1020"/>
         </w:numPr>
       </w:pPr>
       <w:r>
@@ -3407,7 +3476,7 @@
         <w:pStyle w:val="Compact"/>
         <w:numPr>
           <w:ilvl w:val="0"/>
-          <w:numId w:val="1019"/>
+          <w:numId w:val="1020"/>
         </w:numPr>
       </w:pPr>
       <w:r>
@@ -3462,7 +3531,7 @@
         <w:pStyle w:val="Compact"/>
         <w:numPr>
           <w:ilvl w:val="0"/>
-          <w:numId w:val="1020"/>
+          <w:numId w:val="1021"/>
         </w:numPr>
       </w:pPr>
       <w:r>
@@ -3484,7 +3553,7 @@
         <w:pStyle w:val="Compact"/>
         <w:numPr>
           <w:ilvl w:val="0"/>
-          <w:numId w:val="1020"/>
+          <w:numId w:val="1021"/>
         </w:numPr>
       </w:pPr>
       <w:r>
@@ -3506,7 +3575,7 @@
         <w:pStyle w:val="Compact"/>
         <w:numPr>
           <w:ilvl w:val="0"/>
-          <w:numId w:val="1020"/>
+          <w:numId w:val="1021"/>
         </w:numPr>
       </w:pPr>
       <w:r>
@@ -3623,7 +3692,7 @@
         <w:pStyle w:val="Compact"/>
         <w:numPr>
           <w:ilvl w:val="0"/>
-          <w:numId w:val="1021"/>
+          <w:numId w:val="1022"/>
         </w:numPr>
       </w:pPr>
       <w:r>
@@ -3661,7 +3730,7 @@
         <w:pStyle w:val="Compact"/>
         <w:numPr>
           <w:ilvl w:val="0"/>
-          <w:numId w:val="1021"/>
+          <w:numId w:val="1022"/>
         </w:numPr>
       </w:pPr>
       <w:r>
@@ -3699,7 +3768,7 @@
         <w:pStyle w:val="Compact"/>
         <w:numPr>
           <w:ilvl w:val="0"/>
-          <w:numId w:val="1021"/>
+          <w:numId w:val="1022"/>
         </w:numPr>
       </w:pPr>
       <w:r>
@@ -3719,7 +3788,7 @@
         <w:pStyle w:val="Compact"/>
         <w:numPr>
           <w:ilvl w:val="0"/>
-          <w:numId w:val="1022"/>
+          <w:numId w:val="1023"/>
         </w:numPr>
       </w:pPr>
       <w:r>
@@ -3741,7 +3810,7 @@
         <w:pStyle w:val="Compact"/>
         <w:numPr>
           <w:ilvl w:val="0"/>
-          <w:numId w:val="1022"/>
+          <w:numId w:val="1023"/>
         </w:numPr>
       </w:pPr>
       <w:r>
@@ -3771,15 +3840,15 @@
         <w:t xml:space="preserve"> </w:t>
       </w:r>
       <w:r>
-        <w:t xml:space="preserve">με την οποία εξετάζονται οι αιτήσεις — σε γύρους με όλους τους ομίλους ταυτόχρονα, ή μία αίτηση τη φορά με οποιαδήποτε σειρά (McVitie &amp; Wilson, 1970). Γι' αυτό δεν υπάρχει όμιλος που «κληρώνεται πρώτος»: οι γύροι είναι μόνο ένας τρόπος υπολογισμού ενός αποτελέσματος που καθορίζεται πλήρως από τις λίστες, τις προτεραιότητες και τις χωρητικότητες. Η ιδιότητα ελέγχεται αυτόματα: σε 200 τυχαία στιγμιότυπα, ο υπολογισμός «μία αίτηση τη φορά, με τυχαία σειρά» (τρεις διαφορετικές σειρές ανά στιγμιότυπο) δίνει πάντα το ίδιο αποτέλεσμα με τους γύρους.</w:t>
-      </w:r>
-    </w:p>
-    <w:p>
-      <w:pPr>
-        <w:pStyle w:val="Compact"/>
-        <w:numPr>
-          <w:ilvl w:val="0"/>
-          <w:numId w:val="1022"/>
+        <w:t xml:space="preserve">με την οποία εξετάζονται οι αιτήσεις — σε γύρους με όλους τους ομίλους ταυτόχρονα, ή μία αίτηση τη φορά με οποιαδήποτε σειρά. Προκύπτει από το θεώρημα βελτιστότητας των Gale &amp; Shapley (1962) —το αποτέλεσμα είναι η μοναδική βέλτιστη για τους μαθητές ευσταθής αντιστοίχιση, και η απόδειξη δεν εξαρτάται από τη σειρά των αιτήσεων— και διατυπώνεται ρητά από τους McVitie &amp; Wilson (1970). Γι' αυτό δεν υπάρχει όμιλος που «κληρώνεται πρώτος»: οι γύροι είναι μόνο ένας τρόπος υπολογισμού ενός αποτελέσματος που καθορίζεται πλήρως από τις λίστες, τις προτεραιότητες και τις χωρητικότητες. Η ιδιότητα ελέγχεται αυτόματα: σε 200 τυχαία στιγμιότυπα, ο υπολογισμός «μία αίτηση τη φορά, με τυχαία σειρά» (τρεις διαφορετικές σειρές ανά στιγμιότυπο) δίνει πάντα το ίδιο αποτέλεσμα με τους γύρους.</w:t>
+      </w:r>
+    </w:p>
+    <w:p>
+      <w:pPr>
+        <w:pStyle w:val="Compact"/>
+        <w:numPr>
+          <w:ilvl w:val="0"/>
+          <w:numId w:val="1023"/>
         </w:numPr>
       </w:pPr>
       <w:r>
@@ -3801,7 +3870,7 @@
         <w:pStyle w:val="Compact"/>
         <w:numPr>
           <w:ilvl w:val="0"/>
-          <w:numId w:val="1022"/>
+          <w:numId w:val="1023"/>
         </w:numPr>
       </w:pPr>
       <w:r>
@@ -3823,7 +3892,7 @@
         <w:pStyle w:val="Compact"/>
         <w:numPr>
           <w:ilvl w:val="0"/>
-          <w:numId w:val="1022"/>
+          <w:numId w:val="1023"/>
         </w:numPr>
       </w:pPr>
       <w:r>
@@ -4245,7 +4314,7 @@
         <w:pStyle w:val="Compact"/>
         <w:numPr>
           <w:ilvl w:val="0"/>
-          <w:numId w:val="1023"/>
+          <w:numId w:val="1024"/>
         </w:numPr>
       </w:pPr>
       <w:r>
@@ -4273,7 +4342,7 @@
         <w:pStyle w:val="Compact"/>
         <w:numPr>
           <w:ilvl w:val="0"/>
-          <w:numId w:val="1023"/>
+          <w:numId w:val="1024"/>
         </w:numPr>
       </w:pPr>
       <w:r>
@@ -4298,7 +4367,7 @@
         <w:pStyle w:val="Compact"/>
         <w:numPr>
           <w:ilvl w:val="0"/>
-          <w:numId w:val="1023"/>
+          <w:numId w:val="1024"/>
         </w:numPr>
       </w:pPr>
       <w:r>
@@ -4504,7 +4573,7 @@
         <w:pStyle w:val="Compact"/>
         <w:numPr>
           <w:ilvl w:val="0"/>
-          <w:numId w:val="1024"/>
+          <w:numId w:val="1025"/>
         </w:numPr>
       </w:pPr>
       <w:r>
@@ -4526,7 +4595,7 @@
         <w:pStyle w:val="Compact"/>
         <w:numPr>
           <w:ilvl w:val="0"/>
-          <w:numId w:val="1024"/>
+          <w:numId w:val="1025"/>
         </w:numPr>
       </w:pPr>
       <w:r>
@@ -4551,7 +4620,7 @@
         <w:pStyle w:val="Compact"/>
         <w:numPr>
           <w:ilvl w:val="0"/>
-          <w:numId w:val="1024"/>
+          <w:numId w:val="1025"/>
         </w:numPr>
       </w:pPr>
       <w:r>
@@ -4602,7 +4671,7 @@
         <w:pStyle w:val="Compact"/>
         <w:numPr>
           <w:ilvl w:val="0"/>
-          <w:numId w:val="1024"/>
+          <w:numId w:val="1025"/>
         </w:numPr>
       </w:pPr>
       <w:r>
@@ -4708,7 +4777,7 @@
         <w:pStyle w:val="Compact"/>
         <w:numPr>
           <w:ilvl w:val="0"/>
-          <w:numId w:val="1025"/>
+          <w:numId w:val="1026"/>
         </w:numPr>
       </w:pPr>
       <w:r>
@@ -4720,7 +4789,7 @@
         <w:pStyle w:val="Compact"/>
         <w:numPr>
           <w:ilvl w:val="0"/>
-          <w:numId w:val="1025"/>
+          <w:numId w:val="1026"/>
         </w:numPr>
       </w:pPr>
       <w:r>
@@ -4748,7 +4817,7 @@
         <w:pStyle w:val="Compact"/>
         <w:numPr>
           <w:ilvl w:val="0"/>
-          <w:numId w:val="1025"/>
+          <w:numId w:val="1026"/>
         </w:numPr>
       </w:pPr>
       <w:r>
@@ -4760,7 +4829,7 @@
         <w:pStyle w:val="Compact"/>
         <w:numPr>
           <w:ilvl w:val="0"/>
-          <w:numId w:val="1025"/>
+          <w:numId w:val="1026"/>
         </w:numPr>
       </w:pPr>
       <w:r>
@@ -4780,7 +4849,7 @@
         <w:pStyle w:val="Compact"/>
         <w:numPr>
           <w:ilvl w:val="0"/>
-          <w:numId w:val="1026"/>
+          <w:numId w:val="1027"/>
         </w:numPr>
       </w:pPr>
       <w:r>
@@ -4808,7 +4877,7 @@
         <w:pStyle w:val="Compact"/>
         <w:numPr>
           <w:ilvl w:val="0"/>
-          <w:numId w:val="1026"/>
+          <w:numId w:val="1027"/>
         </w:numPr>
       </w:pPr>
       <w:r>
@@ -4836,7 +4905,7 @@
         <w:pStyle w:val="Compact"/>
         <w:numPr>
           <w:ilvl w:val="0"/>
-          <w:numId w:val="1026"/>
+          <w:numId w:val="1027"/>
         </w:numPr>
       </w:pPr>
       <w:r>
@@ -4878,7 +4947,7 @@
         <w:pStyle w:val="Compact"/>
         <w:numPr>
           <w:ilvl w:val="0"/>
-          <w:numId w:val="1027"/>
+          <w:numId w:val="1028"/>
         </w:numPr>
       </w:pPr>
       <w:r>
@@ -4900,7 +4969,7 @@
         <w:pStyle w:val="Compact"/>
         <w:numPr>
           <w:ilvl w:val="0"/>
-          <w:numId w:val="1027"/>
+          <w:numId w:val="1028"/>
         </w:numPr>
       </w:pPr>
       <w:r>
@@ -4938,7 +5007,7 @@
         <w:pStyle w:val="Compact"/>
         <w:numPr>
           <w:ilvl w:val="0"/>
-          <w:numId w:val="1027"/>
+          <w:numId w:val="1028"/>
         </w:numPr>
       </w:pPr>
       <w:r>
@@ -4977,7 +5046,7 @@
         <w:pStyle w:val="Compact"/>
         <w:numPr>
           <w:ilvl w:val="0"/>
-          <w:numId w:val="1028"/>
+          <w:numId w:val="1029"/>
         </w:numPr>
       </w:pPr>
       <w:r>
@@ -5002,7 +5071,7 @@
         <w:pStyle w:val="Compact"/>
         <w:numPr>
           <w:ilvl w:val="0"/>
-          <w:numId w:val="1028"/>
+          <w:numId w:val="1029"/>
         </w:numPr>
       </w:pPr>
       <w:r>
@@ -5027,7 +5096,7 @@
         <w:pStyle w:val="Compact"/>
         <w:numPr>
           <w:ilvl w:val="0"/>
-          <w:numId w:val="1028"/>
+          <w:numId w:val="1029"/>
         </w:numPr>
       </w:pPr>
       <w:r>
@@ -5052,7 +5121,7 @@
         <w:pStyle w:val="Compact"/>
         <w:numPr>
           <w:ilvl w:val="0"/>
-          <w:numId w:val="1028"/>
+          <w:numId w:val="1029"/>
         </w:numPr>
       </w:pPr>
       <w:r>
@@ -5077,7 +5146,7 @@
         <w:pStyle w:val="Compact"/>
         <w:numPr>
           <w:ilvl w:val="0"/>
-          <w:numId w:val="1028"/>
+          <w:numId w:val="1029"/>
         </w:numPr>
       </w:pPr>
       <w:r>
@@ -5102,7 +5171,7 @@
         <w:pStyle w:val="Compact"/>
         <w:numPr>
           <w:ilvl w:val="0"/>
-          <w:numId w:val="1028"/>
+          <w:numId w:val="1029"/>
         </w:numPr>
       </w:pPr>
       <w:r>
@@ -5127,7 +5196,7 @@
         <w:pStyle w:val="Compact"/>
         <w:numPr>
           <w:ilvl w:val="0"/>
-          <w:numId w:val="1028"/>
+          <w:numId w:val="1029"/>
         </w:numPr>
       </w:pPr>
       <w:r>
@@ -5152,7 +5221,7 @@
         <w:pStyle w:val="Compact"/>
         <w:numPr>
           <w:ilvl w:val="0"/>
-          <w:numId w:val="1028"/>
+          <w:numId w:val="1029"/>
         </w:numPr>
       </w:pPr>
       <w:r>
@@ -5177,7 +5246,7 @@
         <w:pStyle w:val="Compact"/>
         <w:numPr>
           <w:ilvl w:val="0"/>
-          <w:numId w:val="1028"/>
+          <w:numId w:val="1029"/>
         </w:numPr>
       </w:pPr>
       <w:r>
@@ -5202,7 +5271,7 @@
         <w:pStyle w:val="Compact"/>
         <w:numPr>
           <w:ilvl w:val="0"/>
-          <w:numId w:val="1028"/>
+          <w:numId w:val="1029"/>
         </w:numPr>
       </w:pPr>
       <w:r>
@@ -5227,7 +5296,7 @@
         <w:pStyle w:val="Compact"/>
         <w:numPr>
           <w:ilvl w:val="0"/>
-          <w:numId w:val="1028"/>
+          <w:numId w:val="1029"/>
         </w:numPr>
       </w:pPr>
       <w:r>
@@ -5252,7 +5321,7 @@
         <w:pStyle w:val="Compact"/>
         <w:numPr>
           <w:ilvl w:val="0"/>
-          <w:numId w:val="1028"/>
+          <w:numId w:val="1029"/>
         </w:numPr>
       </w:pPr>
       <w:r>
@@ -5277,7 +5346,7 @@
         <w:pStyle w:val="Compact"/>
         <w:numPr>
           <w:ilvl w:val="0"/>
-          <w:numId w:val="1028"/>
+          <w:numId w:val="1029"/>
         </w:numPr>
       </w:pPr>
       <w:r>
@@ -5302,7 +5371,7 @@
         <w:pStyle w:val="Compact"/>
         <w:numPr>
           <w:ilvl w:val="0"/>
-          <w:numId w:val="1028"/>
+          <w:numId w:val="1029"/>
         </w:numPr>
       </w:pPr>
       <w:r>
@@ -5327,7 +5396,7 @@
         <w:pStyle w:val="Compact"/>
         <w:numPr>
           <w:ilvl w:val="0"/>
-          <w:numId w:val="1028"/>
+          <w:numId w:val="1029"/>
         </w:numPr>
       </w:pPr>
       <w:r>
@@ -5352,7 +5421,7 @@
         <w:pStyle w:val="Compact"/>
         <w:numPr>
           <w:ilvl w:val="0"/>
-          <w:numId w:val="1028"/>
+          <w:numId w:val="1029"/>
         </w:numPr>
       </w:pPr>
       <w:r>
@@ -5377,7 +5446,7 @@
         <w:pStyle w:val="Compact"/>
         <w:numPr>
           <w:ilvl w:val="0"/>
-          <w:numId w:val="1028"/>
+          <w:numId w:val="1029"/>
         </w:numPr>
       </w:pPr>
       <w:r>
@@ -5405,7 +5474,7 @@
         <w:pStyle w:val="Compact"/>
         <w:numPr>
           <w:ilvl w:val="0"/>
-          <w:numId w:val="1028"/>
+          <w:numId w:val="1029"/>
         </w:numPr>
       </w:pPr>
       <w:r>
@@ -5430,7 +5499,7 @@
         <w:pStyle w:val="Compact"/>
         <w:numPr>
           <w:ilvl w:val="0"/>
-          <w:numId w:val="1028"/>
+          <w:numId w:val="1029"/>
         </w:numPr>
       </w:pPr>
       <w:r>
@@ -5455,7 +5524,7 @@
         <w:pStyle w:val="Compact"/>
         <w:numPr>
           <w:ilvl w:val="0"/>
-          <w:numId w:val="1028"/>
+          <w:numId w:val="1029"/>
         </w:numPr>
       </w:pPr>
       <w:r>
@@ -5480,7 +5549,7 @@
         <w:pStyle w:val="Compact"/>
         <w:numPr>
           <w:ilvl w:val="0"/>
-          <w:numId w:val="1028"/>
+          <w:numId w:val="1029"/>
         </w:numPr>
       </w:pPr>
       <w:r>
@@ -5505,7 +5574,7 @@
         <w:pStyle w:val="Compact"/>
         <w:numPr>
           <w:ilvl w:val="0"/>
-          <w:numId w:val="1028"/>
+          <w:numId w:val="1029"/>
         </w:numPr>
       </w:pPr>
       <w:r>
@@ -5530,7 +5599,7 @@
         <w:pStyle w:val="Compact"/>
         <w:numPr>
           <w:ilvl w:val="0"/>
-          <w:numId w:val="1028"/>
+          <w:numId w:val="1029"/>
         </w:numPr>
       </w:pPr>
       <w:r>
@@ -5555,7 +5624,7 @@
         <w:pStyle w:val="Compact"/>
         <w:numPr>
           <w:ilvl w:val="0"/>
-          <w:numId w:val="1028"/>
+          <w:numId w:val="1029"/>
         </w:numPr>
       </w:pPr>
       <w:r>
@@ -5580,7 +5649,7 @@
         <w:pStyle w:val="Compact"/>
         <w:numPr>
           <w:ilvl w:val="0"/>
-          <w:numId w:val="1028"/>
+          <w:numId w:val="1029"/>
         </w:numPr>
       </w:pPr>
       <w:r>
@@ -5605,7 +5674,7 @@
         <w:pStyle w:val="Compact"/>
         <w:numPr>
           <w:ilvl w:val="0"/>
-          <w:numId w:val="1028"/>
+          <w:numId w:val="1029"/>
         </w:numPr>
       </w:pPr>
       <w:r>
@@ -6098,6 +6167,9 @@
     <w:abstractNumId w:val="991"/>
   </w:num>
   <w:num w:numId="1021">
+    <w:abstractNumId w:val="991"/>
+  </w:num>
+  <w:num w:numId="1022">
     <w:abstractNumId w:val="99411"/>
     <w:lvlOverride w:ilvl="0">
       <w:startOverride w:val="1"/>
@@ -6127,9 +6199,6 @@
       <w:startOverride w:val="1"/>
     </w:lvlOverride>
   </w:num>
-  <w:num w:numId="1022">
-    <w:abstractNumId w:val="991"/>
-  </w:num>
   <w:num w:numId="1023">
     <w:abstractNumId w:val="991"/>
   </w:num>
@@ -6137,6 +6206,9 @@
     <w:abstractNumId w:val="991"/>
   </w:num>
   <w:num w:numId="1025">
+    <w:abstractNumId w:val="991"/>
+  </w:num>
+  <w:num w:numId="1026">
     <w:abstractNumId w:val="99411"/>
     <w:lvlOverride w:ilvl="0">
       <w:startOverride w:val="1"/>
@@ -6166,13 +6238,13 @@
       <w:startOverride w:val="1"/>
     </w:lvlOverride>
   </w:num>
-  <w:num w:numId="1026">
-    <w:abstractNumId w:val="991"/>
-  </w:num>
   <w:num w:numId="1027">
     <w:abstractNumId w:val="991"/>
   </w:num>
   <w:num w:numId="1028">
+    <w:abstractNumId w:val="991"/>
+  </w:num>
+  <w:num w:numId="1029">
     <w:abstractNumId w:val="991"/>
   </w:num>
 </w:numbering>

--- a/docs/Egxeiridio_Ekpaideutikoi.docx
+++ b/docs/Egxeiridio_Ekpaideutikoi.docx
@@ -2,7 +2,7 @@
 <file path=word/document.xml><?xml version="1.0" encoding="utf-8"?>
 <w:document xmlns:w="http://schemas.openxmlformats.org/wordprocessingml/2006/main" xmlns:m="http://schemas.openxmlformats.org/officeDocument/2006/math" xmlns:r="http://schemas.openxmlformats.org/officeDocument/2006/relationships" xmlns:o="urn:schemas-microsoft-com:office:office" xmlns:v="urn:schemas-microsoft-com:vml" xmlns:w10="urn:schemas-microsoft-com:office:word" xmlns:a="http://schemas.openxmlformats.org/drawingml/2006/main" xmlns:pic="http://schemas.openxmlformats.org/drawingml/2006/picture" xmlns:wp="http://schemas.openxmlformats.org/drawingml/2006/wordprocessingDrawing">
   <w:body>
-    <w:bookmarkStart w:id="39" w:name="εγχειρίδιο-για-εκπαιδευτικούς--όμιλοι"/>
+    <w:bookmarkStart w:id="40" w:name="εγχειρίδιο-για-εκπαιδευτικούς--όμιλοι"/>
     <w:p>
       <w:pPr>
         <w:pStyle w:val="Heading1"/>
@@ -990,7 +990,7 @@
       </w:r>
     </w:p>
     <w:bookmarkEnd w:id="14"/>
-    <w:bookmarkStart w:id="25" w:name="X270eb55045cef7eb4a5a55158511e01421f1085"/>
+    <w:bookmarkStart w:id="26" w:name="X270eb55045cef7eb4a5a55158511e01421f1085"/>
     <w:p>
       <w:pPr>
         <w:pStyle w:val="Heading2"/>
@@ -3026,12 +3026,154 @@
       </w:r>
     </w:p>
     <w:bookmarkEnd w:id="23"/>
-    <w:bookmarkStart w:id="24" w:name="οι-λίστες-των-εκπαιδευτικών"/>
+    <w:bookmarkStart w:id="24" w:name="παρεμφερείς-όμιλοι"/>
     <w:p>
       <w:pPr>
         <w:pStyle w:val="Heading3"/>
       </w:pPr>
       <w:r>
+        <w:t xml:space="preserve">Παρεμφερείς όμιλοι</w:t>
+      </w:r>
+    </w:p>
+    <w:p>
+      <w:pPr>
+        <w:pStyle w:val="FirstParagraph"/>
+      </w:pPr>
+      <w:r>
+        <w:t xml:space="preserve">Το σχολείο μπορεί να δηλώσει ότι κάποιοι όμιλοι σε</w:t>
+      </w:r>
+      <w:r>
+        <w:t xml:space="preserve"> </w:t>
+      </w:r>
+      <w:r>
+        <w:rPr>
+          <w:b/>
+          <w:bCs/>
+        </w:rPr>
+        <w:t xml:space="preserve">διαφορετικές ημέρες</w:t>
+      </w:r>
+      <w:r>
+        <w:t xml:space="preserve"> </w:t>
+      </w:r>
+      <w:r>
+        <w:t xml:space="preserve">είναι</w:t>
+      </w:r>
+      <w:r>
+        <w:t xml:space="preserve"> </w:t>
+      </w:r>
+      <w:r>
+        <w:rPr>
+          <w:b/>
+          <w:bCs/>
+        </w:rPr>
+        <w:t xml:space="preserve">παρεμφερείς</w:t>
+      </w:r>
+      <w:r>
+        <w:t xml:space="preserve"> </w:t>
+      </w:r>
+      <w:r>
+        <w:t xml:space="preserve">(π.χ. Αγγλικά τη Δευτέρα και Αγγλικά την Πέμπτη). Κάθε μαθητής παίρνει</w:t>
+      </w:r>
+      <w:r>
+        <w:t xml:space="preserve"> </w:t>
+      </w:r>
+      <w:r>
+        <w:rPr>
+          <w:b/>
+          <w:bCs/>
+        </w:rPr>
+        <w:t xml:space="preserve">το πολύ έναν</w:t>
+      </w:r>
+      <w:r>
+        <w:t xml:space="preserve"> </w:t>
+      </w:r>
+      <w:r>
+        <w:t xml:space="preserve">από αυτούς την εβδομάδα:</w:t>
+      </w:r>
+    </w:p>
+    <w:p>
+      <w:pPr>
+        <w:pStyle w:val="Compact"/>
+        <w:numPr>
+          <w:ilvl w:val="0"/>
+          <w:numId w:val="1018"/>
+        </w:numPr>
+      </w:pPr>
+      <w:r>
+        <w:t xml:space="preserve">Οι ημέρες αποφασίζονται με τη σειρά. Αν το παιδί μπει τη Δευτέρα στα Αγγλικά, τα Αγγλικά της Πέμπτης</w:t>
+      </w:r>
+      <w:r>
+        <w:t xml:space="preserve"> </w:t>
+      </w:r>
+      <w:r>
+        <w:rPr>
+          <w:b/>
+          <w:bCs/>
+        </w:rPr>
+        <w:t xml:space="preserve">βγαίνουν από τη λίστα του</w:t>
+      </w:r>
+      <w:r>
+        <w:t xml:space="preserve"> </w:t>
+      </w:r>
+      <w:r>
+        <w:t xml:space="preserve">και οι άλλες επιλογές του ανεβαίνουν μία θέση.</w:t>
+      </w:r>
+    </w:p>
+    <w:p>
+      <w:pPr>
+        <w:pStyle w:val="Compact"/>
+        <w:numPr>
+          <w:ilvl w:val="0"/>
+          <w:numId w:val="1018"/>
+        </w:numPr>
+      </w:pPr>
+      <w:r>
+        <w:t xml:space="preserve">Αν</w:t>
+      </w:r>
+      <w:r>
+        <w:t xml:space="preserve"> </w:t>
+      </w:r>
+      <w:r>
+        <w:rPr>
+          <w:b/>
+          <w:bCs/>
+        </w:rPr>
+        <w:t xml:space="preserve">δεν</w:t>
+      </w:r>
+      <w:r>
+        <w:t xml:space="preserve"> </w:t>
+      </w:r>
+      <w:r>
+        <w:t xml:space="preserve">μπει τη Δευτέρα στα Αγγλικά (πήρε άλλον όμιλο), διεκδικεί κανονικά τα Αγγλικά της Πέμπτης.</w:t>
+      </w:r>
+    </w:p>
+    <w:p>
+      <w:pPr>
+        <w:pStyle w:val="Compact"/>
+        <w:numPr>
+          <w:ilvl w:val="0"/>
+          <w:numId w:val="1018"/>
+        </w:numPr>
+      </w:pPr>
+      <w:r>
+        <w:t xml:space="preserve">Έτσι η θέση της Πέμπτης μένει για κάποιον που δεν έχει ήδη Αγγλικά — περισσότερα παιδιά παίρνουν τον όμιλο.</w:t>
+      </w:r>
+    </w:p>
+    <w:p>
+      <w:pPr>
+        <w:pStyle w:val="FirstParagraph"/>
+      </w:pPr>
+      <w:r>
+        <w:t xml:space="preserve">Παράδειγμα (μία θέση στα Αγγλικά κάθε ημέρα): η Μαρία μπαίνει τη Δευτέρα στα Αγγλικά, οπότε την Πέμπτη αυτά βγαίνουν από τη λίστα της. Ο Νίκος δεν χώρεσε τη Δευτέρα και πήρε τη 2η επιλογή του· την Πέμπτη διεκδικεί κανονικά τα Αγγλικά και τα παίρνει, γιατί η Μαρία δεν τα διεκδικεί. Η Σοφία είχε βάλει τα Αγγλικά της Δευτέρας χαμηλά και πήρε την 1η της επιλογή· την Πέμπτη διεκδικεί κι αυτή τα Αγγλικά, αλλά ο Νίκος έχει καλύτερο αριθμό κλήρωσης, οπότε η Σοφία πηγαίνει στην επόμενη επιλογή της.</w:t>
+      </w:r>
+    </w:p>
+    <w:bookmarkEnd w:id="24"/>
+    <w:bookmarkStart w:id="25" w:name="οι-λίστες-των-εκπαιδευτικών"/>
+    <w:p>
+      <w:pPr>
+        <w:pStyle w:val="Heading3"/>
+      </w:pPr>
+      <w:r>
         <w:t xml:space="preserve">Οι λίστες των εκπαιδευτικών</w:t>
       </w:r>
     </w:p>
@@ -3040,7 +3182,7 @@
         <w:pStyle w:val="Compact"/>
         <w:numPr>
           <w:ilvl w:val="0"/>
-          <w:numId w:val="1018"/>
+          <w:numId w:val="1019"/>
         </w:numPr>
       </w:pPr>
       <w:r>
@@ -3081,7 +3223,7 @@
         <w:pStyle w:val="Compact"/>
         <w:numPr>
           <w:ilvl w:val="0"/>
-          <w:numId w:val="1018"/>
+          <w:numId w:val="1019"/>
         </w:numPr>
       </w:pPr>
       <w:r>
@@ -3093,7 +3235,7 @@
         <w:pStyle w:val="Compact"/>
         <w:numPr>
           <w:ilvl w:val="0"/>
-          <w:numId w:val="1018"/>
+          <w:numId w:val="1019"/>
         </w:numPr>
       </w:pPr>
       <w:r>
@@ -3124,7 +3266,7 @@
         <w:pStyle w:val="Compact"/>
         <w:numPr>
           <w:ilvl w:val="0"/>
-          <w:numId w:val="1019"/>
+          <w:numId w:val="1020"/>
         </w:numPr>
       </w:pPr>
       <w:r>
@@ -3149,7 +3291,7 @@
         <w:pStyle w:val="Compact"/>
         <w:numPr>
           <w:ilvl w:val="0"/>
-          <w:numId w:val="1019"/>
+          <w:numId w:val="1020"/>
         </w:numPr>
       </w:pPr>
       <w:r>
@@ -3176,9 +3318,9 @@
         </w:pict>
       </w:r>
     </w:p>
-    <w:bookmarkEnd w:id="24"/>
     <w:bookmarkEnd w:id="25"/>
-    <w:bookmarkStart w:id="26" w:name="Xcfb0e64748ccbe51b1f22b71ff830af063577b7"/>
+    <w:bookmarkEnd w:id="26"/>
+    <w:bookmarkStart w:id="27" w:name="Xcfb0e64748ccbe51b1f22b71ff830af063577b7"/>
     <w:p>
       <w:pPr>
         <w:pStyle w:val="Heading2"/>
@@ -3284,8 +3426,8 @@
         </w:pict>
       </w:r>
     </w:p>
-    <w:bookmarkEnd w:id="26"/>
-    <w:bookmarkStart w:id="38" w:name="Xa66d8d81bbe03fb89ade2ddf948d8ff1c0fb993"/>
+    <w:bookmarkEnd w:id="27"/>
+    <w:bookmarkStart w:id="39" w:name="Xa66d8d81bbe03fb89ade2ddf948d8ff1c0fb993"/>
     <w:p>
       <w:pPr>
         <w:pStyle w:val="Heading2"/>
@@ -3313,7 +3455,7 @@
         </w:pict>
       </w:r>
     </w:p>
-    <w:bookmarkStart w:id="28" w:name="Xe75f23f3ba2dfe84bbf6a5fe20feb4a186e4836"/>
+    <w:bookmarkStart w:id="29" w:name="Xe75f23f3ba2dfe84bbf6a5fe20feb4a186e4836"/>
     <w:p>
       <w:pPr>
         <w:pStyle w:val="Heading3"/>
@@ -3372,7 +3514,7 @@
         <w:pStyle w:val="Compact"/>
         <w:numPr>
           <w:ilvl w:val="0"/>
-          <w:numId w:val="1020"/>
+          <w:numId w:val="1021"/>
         </w:numPr>
       </w:pPr>
       <w:r>
@@ -3420,7 +3562,7 @@
         <w:pStyle w:val="Compact"/>
         <w:numPr>
           <w:ilvl w:val="0"/>
-          <w:numId w:val="1020"/>
+          <w:numId w:val="1021"/>
         </w:numPr>
       </w:pPr>
       <w:r>
@@ -3448,7 +3590,7 @@
         <w:pStyle w:val="Compact"/>
         <w:numPr>
           <w:ilvl w:val="0"/>
-          <w:numId w:val="1020"/>
+          <w:numId w:val="1021"/>
         </w:numPr>
       </w:pPr>
       <w:r>
@@ -3476,7 +3618,7 @@
         <w:pStyle w:val="Compact"/>
         <w:numPr>
           <w:ilvl w:val="0"/>
-          <w:numId w:val="1020"/>
+          <w:numId w:val="1021"/>
         </w:numPr>
       </w:pPr>
       <w:r>
@@ -3517,7 +3659,7 @@
         <w:t xml:space="preserve">που ορίζει το σχολείο (Abdulkadiroğlu &amp; Sönmez, 2003).</w:t>
       </w:r>
     </w:p>
-    <w:bookmarkStart w:id="27" w:name="ιδιότητες-που-ζητάμε"/>
+    <w:bookmarkStart w:id="28" w:name="ιδιότητες-που-ζητάμε"/>
     <w:p>
       <w:pPr>
         <w:pStyle w:val="Heading4"/>
@@ -3531,7 +3673,7 @@
         <w:pStyle w:val="Compact"/>
         <w:numPr>
           <w:ilvl w:val="0"/>
-          <w:numId w:val="1021"/>
+          <w:numId w:val="1022"/>
         </w:numPr>
       </w:pPr>
       <w:r>
@@ -3553,7 +3695,7 @@
         <w:pStyle w:val="Compact"/>
         <w:numPr>
           <w:ilvl w:val="0"/>
-          <w:numId w:val="1021"/>
+          <w:numId w:val="1022"/>
         </w:numPr>
       </w:pPr>
       <w:r>
@@ -3575,7 +3717,7 @@
         <w:pStyle w:val="Compact"/>
         <w:numPr>
           <w:ilvl w:val="0"/>
-          <w:numId w:val="1021"/>
+          <w:numId w:val="1022"/>
         </w:numPr>
       </w:pPr>
       <w:r>
@@ -3652,9 +3794,9 @@
         </w:pict>
       </w:r>
     </w:p>
-    <w:bookmarkEnd w:id="27"/>
     <w:bookmarkEnd w:id="28"/>
-    <w:bookmarkStart w:id="29" w:name="Xa958ff07ab5a7b6469229b432740cef5a5cb80b"/>
+    <w:bookmarkEnd w:id="29"/>
+    <w:bookmarkStart w:id="30" w:name="Xa958ff07ab5a7b6469229b432740cef5a5cb80b"/>
     <w:p>
       <w:pPr>
         <w:pStyle w:val="Heading3"/>
@@ -3692,7 +3834,7 @@
         <w:pStyle w:val="Compact"/>
         <w:numPr>
           <w:ilvl w:val="0"/>
-          <w:numId w:val="1022"/>
+          <w:numId w:val="1023"/>
         </w:numPr>
       </w:pPr>
       <w:r>
@@ -3730,7 +3872,7 @@
         <w:pStyle w:val="Compact"/>
         <w:numPr>
           <w:ilvl w:val="0"/>
-          <w:numId w:val="1022"/>
+          <w:numId w:val="1023"/>
         </w:numPr>
       </w:pPr>
       <w:r>
@@ -3768,7 +3910,7 @@
         <w:pStyle w:val="Compact"/>
         <w:numPr>
           <w:ilvl w:val="0"/>
-          <w:numId w:val="1022"/>
+          <w:numId w:val="1023"/>
         </w:numPr>
       </w:pPr>
       <w:r>
@@ -3788,7 +3930,7 @@
         <w:pStyle w:val="Compact"/>
         <w:numPr>
           <w:ilvl w:val="0"/>
-          <w:numId w:val="1023"/>
+          <w:numId w:val="1024"/>
         </w:numPr>
       </w:pPr>
       <w:r>
@@ -3810,7 +3952,7 @@
         <w:pStyle w:val="Compact"/>
         <w:numPr>
           <w:ilvl w:val="0"/>
-          <w:numId w:val="1023"/>
+          <w:numId w:val="1024"/>
         </w:numPr>
       </w:pPr>
       <w:r>
@@ -3848,7 +3990,7 @@
         <w:pStyle w:val="Compact"/>
         <w:numPr>
           <w:ilvl w:val="0"/>
-          <w:numId w:val="1023"/>
+          <w:numId w:val="1024"/>
         </w:numPr>
       </w:pPr>
       <w:r>
@@ -3870,7 +4012,7 @@
         <w:pStyle w:val="Compact"/>
         <w:numPr>
           <w:ilvl w:val="0"/>
-          <w:numId w:val="1023"/>
+          <w:numId w:val="1024"/>
         </w:numPr>
       </w:pPr>
       <w:r>
@@ -3892,7 +4034,7 @@
         <w:pStyle w:val="Compact"/>
         <w:numPr>
           <w:ilvl w:val="0"/>
-          <w:numId w:val="1023"/>
+          <w:numId w:val="1024"/>
         </w:numPr>
       </w:pPr>
       <w:r>
@@ -3937,8 +4079,8 @@
         </w:pict>
       </w:r>
     </w:p>
-    <w:bookmarkEnd w:id="29"/>
-    <w:bookmarkStart w:id="33" w:name="X647ab8715452e7b0f0cc52b5bbae2e4184d08ad"/>
+    <w:bookmarkEnd w:id="30"/>
+    <w:bookmarkStart w:id="34" w:name="X647ab8715452e7b0f0cc52b5bbae2e4184d08ad"/>
     <w:p>
       <w:pPr>
         <w:pStyle w:val="Heading3"/>
@@ -4251,7 +4393,7 @@
         <w:t xml:space="preserve">σε 300 τυχαία στιγμιότυπα σε κάθε αλλαγή του κώδικα (έλεγχος ότι δεν υπάρχει ζεύγος μαθητή–ομίλου με δικαιολογημένη ζήλια).</w:t>
       </w:r>
     </w:p>
-    <w:bookmarkStart w:id="30" w:name="X9ff2d6ab6988f29d61edd26c3110d156aa8eb8a"/>
+    <w:bookmarkStart w:id="31" w:name="X9ff2d6ab6988f29d61edd26c3110d156aa8eb8a"/>
     <w:p>
       <w:pPr>
         <w:pStyle w:val="Heading4"/>
@@ -4314,7 +4456,7 @@
         <w:pStyle w:val="Compact"/>
         <w:numPr>
           <w:ilvl w:val="0"/>
-          <w:numId w:val="1024"/>
+          <w:numId w:val="1025"/>
         </w:numPr>
       </w:pPr>
       <w:r>
@@ -4342,7 +4484,7 @@
         <w:pStyle w:val="Compact"/>
         <w:numPr>
           <w:ilvl w:val="0"/>
-          <w:numId w:val="1024"/>
+          <w:numId w:val="1025"/>
         </w:numPr>
       </w:pPr>
       <w:r>
@@ -4367,7 +4509,7 @@
         <w:pStyle w:val="Compact"/>
         <w:numPr>
           <w:ilvl w:val="0"/>
-          <w:numId w:val="1024"/>
+          <w:numId w:val="1025"/>
         </w:numPr>
       </w:pPr>
       <w:r>
@@ -4419,8 +4561,8 @@
         <w:t xml:space="preserve">Το τίμημα: το «πόσο πολύ θέλω έναν όμιλο» δεν δίνει προβάδισμα. Ένας μαθητής που έβαλε έναν όμιλο 5ο (επειδή δεν χώρεσε στους 4 πρώτους του) μπορεί να πάρει τη θέση έναντι κάποιου που τον έβαλε 1ο, αν έχει καλύτερο αριθμό κλήρωσης· ο δεύτερος συνεχίζει στη 2η του επιλογή. Σε προσομοίωση με τα δοκιμαστικά δεδομένα του αποθετηρίου (131 μαθητές, 12 όμιλοι, μέσος όρος 200 κληρώσεων, με ειλικρινείς δηλώσεις), ο καθαρός Gale–Shapley έδωσε την 1η επιλογή σε 91 μαθητές, έναντι 98 με το περσινό κριτήριο· οι υπόλοιποι πήραν κυρίως τη 2η τους (25 έναντι 17), και όλοι πήραν όμιλο και στις δύο περιπτώσεις. Η σύγκριση όμως υποθέτει ειλικρινείς δηλώσεις, που υπό το περσινό κριτήριο δεν είναι πάντα η καλύτερη στρατηγική.</w:t>
       </w:r>
     </w:p>
-    <w:bookmarkEnd w:id="30"/>
-    <w:bookmarkStart w:id="31" w:name="X35d4644aef5a3524b85d77d6d0e47614831727f"/>
+    <w:bookmarkEnd w:id="31"/>
+    <w:bookmarkStart w:id="32" w:name="X35d4644aef5a3524b85d77d6d0e47614831727f"/>
     <w:p>
       <w:pPr>
         <w:pStyle w:val="Heading4"/>
@@ -4453,8 +4595,8 @@
         <w:t xml:space="preserve">είναι δέσμευση θέσης: ο μαθητής μπαίνει μόνο αν δηλώσει τον όμιλο και δεν πάρει θέση σε όμιλο που προτιμά περισσότερο — συνέπεια της ατομικής ορθολογικότητας και της βελτιστότητας του DA για τους μαθητές.</w:t>
       </w:r>
     </w:p>
-    <w:bookmarkEnd w:id="31"/>
-    <w:bookmarkStart w:id="32" w:name="X90efde357aa00ac34ef15335167e334b00a67c0"/>
+    <w:bookmarkEnd w:id="32"/>
+    <w:bookmarkStart w:id="33" w:name="X90efde357aa00ac34ef15335167e334b00a67c0"/>
     <w:p>
       <w:pPr>
         <w:pStyle w:val="Heading4"/>
@@ -4557,9 +4699,9 @@
         </w:pict>
       </w:r>
     </w:p>
-    <w:bookmarkEnd w:id="32"/>
     <w:bookmarkEnd w:id="33"/>
-    <w:bookmarkStart w:id="34" w:name="Xbf75653526bbcd454aa613c08083230a35d4937"/>
+    <w:bookmarkEnd w:id="34"/>
+    <w:bookmarkStart w:id="35" w:name="Xbf75653526bbcd454aa613c08083230a35d4937"/>
     <w:p>
       <w:pPr>
         <w:pStyle w:val="Heading3"/>
@@ -4573,7 +4715,7 @@
         <w:pStyle w:val="Compact"/>
         <w:numPr>
           <w:ilvl w:val="0"/>
-          <w:numId w:val="1025"/>
+          <w:numId w:val="1026"/>
         </w:numPr>
       </w:pPr>
       <w:r>
@@ -4595,7 +4737,7 @@
         <w:pStyle w:val="Compact"/>
         <w:numPr>
           <w:ilvl w:val="0"/>
-          <w:numId w:val="1025"/>
+          <w:numId w:val="1026"/>
         </w:numPr>
       </w:pPr>
       <w:r>
@@ -4620,7 +4762,7 @@
         <w:pStyle w:val="Compact"/>
         <w:numPr>
           <w:ilvl w:val="0"/>
-          <w:numId w:val="1025"/>
+          <w:numId w:val="1026"/>
         </w:numPr>
       </w:pPr>
       <w:r>
@@ -4671,7 +4813,7 @@
         <w:pStyle w:val="Compact"/>
         <w:numPr>
           <w:ilvl w:val="0"/>
-          <w:numId w:val="1025"/>
+          <w:numId w:val="1026"/>
         </w:numPr>
       </w:pPr>
       <w:r>
@@ -4701,8 +4843,8 @@
         </w:pict>
       </w:r>
     </w:p>
-    <w:bookmarkEnd w:id="34"/>
-    <w:bookmarkStart w:id="35" w:name="X826c0ed251f36135dcda7685552e48892ae1c43"/>
+    <w:bookmarkEnd w:id="35"/>
+    <w:bookmarkStart w:id="36" w:name="X826c0ed251f36135dcda7685552e48892ae1c43"/>
     <w:p>
       <w:pPr>
         <w:pStyle w:val="Heading3"/>
@@ -4777,7 +4919,7 @@
         <w:pStyle w:val="Compact"/>
         <w:numPr>
           <w:ilvl w:val="0"/>
-          <w:numId w:val="1026"/>
+          <w:numId w:val="1027"/>
         </w:numPr>
       </w:pPr>
       <w:r>
@@ -4789,7 +4931,7 @@
         <w:pStyle w:val="Compact"/>
         <w:numPr>
           <w:ilvl w:val="0"/>
-          <w:numId w:val="1026"/>
+          <w:numId w:val="1027"/>
         </w:numPr>
       </w:pPr>
       <w:r>
@@ -4817,7 +4959,7 @@
         <w:pStyle w:val="Compact"/>
         <w:numPr>
           <w:ilvl w:val="0"/>
-          <w:numId w:val="1026"/>
+          <w:numId w:val="1027"/>
         </w:numPr>
       </w:pPr>
       <w:r>
@@ -4829,7 +4971,7 @@
         <w:pStyle w:val="Compact"/>
         <w:numPr>
           <w:ilvl w:val="0"/>
-          <w:numId w:val="1026"/>
+          <w:numId w:val="1027"/>
         </w:numPr>
       </w:pPr>
       <w:r>
@@ -4838,6 +4980,28 @@
     </w:p>
     <w:p>
       <w:pPr>
+        <w:pStyle w:val="Compact"/>
+        <w:numPr>
+          <w:ilvl w:val="0"/>
+          <w:numId w:val="1027"/>
+        </w:numPr>
+      </w:pPr>
+      <w:r>
+        <w:rPr>
+          <w:b/>
+          <w:bCs/>
+        </w:rPr>
+        <w:t xml:space="preserve">Παρεμφερείς όμιλοι:</w:t>
+      </w:r>
+      <w:r>
+        <w:t xml:space="preserve"> </w:t>
+      </w:r>
+      <w:r>
+        <w:t xml:space="preserve">όμιλοι διαφορετικών ημερών που το σχολείο δηλώνει ως παρεμφερείς σχηματίζουν μια ομάδα από την οποία κάθε μαθητής παίρνει το πολύ έναν όμιλο την εβδομάδα. Μόλις ο μαθητής τοποθετηθεί σε έναν, οι υπόλοιποι της ομάδας αφαιρούνται από τις λίστες των επόμενων ημερών του. Είναι ένας περιορισμός «το πολύ ένα από κάθε κατηγορία» πάνω στο σύνολο των ομίλων της εβδομάδας, που η διαδοχική κατανομή εφαρμόζει με τη σειρά των ημερών.</w:t>
+      </w:r>
+    </w:p>
+    <w:p>
+      <w:pPr>
         <w:pStyle w:val="FirstParagraph"/>
       </w:pPr>
       <w:r>
@@ -4849,7 +5013,7 @@
         <w:pStyle w:val="Compact"/>
         <w:numPr>
           <w:ilvl w:val="0"/>
-          <w:numId w:val="1027"/>
+          <w:numId w:val="1028"/>
         </w:numPr>
       </w:pPr>
       <w:r>
@@ -4877,7 +5041,7 @@
         <w:pStyle w:val="Compact"/>
         <w:numPr>
           <w:ilvl w:val="0"/>
-          <w:numId w:val="1027"/>
+          <w:numId w:val="1028"/>
         </w:numPr>
       </w:pPr>
       <w:r>
@@ -4905,7 +5069,7 @@
         <w:pStyle w:val="Compact"/>
         <w:numPr>
           <w:ilvl w:val="0"/>
-          <w:numId w:val="1027"/>
+          <w:numId w:val="1028"/>
         </w:numPr>
       </w:pPr>
       <w:r>
@@ -4932,8 +5096,8 @@
         </w:pict>
       </w:r>
     </w:p>
-    <w:bookmarkEnd w:id="35"/>
-    <w:bookmarkStart w:id="36" w:name="X5f22e600b9fb4d79f05392e60b9cd910756edbe"/>
+    <w:bookmarkEnd w:id="36"/>
+    <w:bookmarkStart w:id="37" w:name="X5f22e600b9fb4d79f05392e60b9cd910756edbe"/>
     <w:p>
       <w:pPr>
         <w:pStyle w:val="Heading3"/>
@@ -4947,7 +5111,7 @@
         <w:pStyle w:val="Compact"/>
         <w:numPr>
           <w:ilvl w:val="0"/>
-          <w:numId w:val="1028"/>
+          <w:numId w:val="1029"/>
         </w:numPr>
       </w:pPr>
       <w:r>
@@ -4969,7 +5133,7 @@
         <w:pStyle w:val="Compact"/>
         <w:numPr>
           <w:ilvl w:val="0"/>
-          <w:numId w:val="1028"/>
+          <w:numId w:val="1029"/>
         </w:numPr>
       </w:pPr>
       <w:r>
@@ -5007,7 +5171,7 @@
         <w:pStyle w:val="Compact"/>
         <w:numPr>
           <w:ilvl w:val="0"/>
-          <w:numId w:val="1028"/>
+          <w:numId w:val="1029"/>
         </w:numPr>
       </w:pPr>
       <w:r>
@@ -5031,8 +5195,8 @@
         </w:pict>
       </w:r>
     </w:p>
-    <w:bookmarkEnd w:id="36"/>
-    <w:bookmarkStart w:id="37" w:name="βιβλιογραφία"/>
+    <w:bookmarkEnd w:id="37"/>
+    <w:bookmarkStart w:id="38" w:name="βιβλιογραφία"/>
     <w:p>
       <w:pPr>
         <w:pStyle w:val="Heading3"/>
@@ -5046,7 +5210,7 @@
         <w:pStyle w:val="Compact"/>
         <w:numPr>
           <w:ilvl w:val="0"/>
-          <w:numId w:val="1029"/>
+          <w:numId w:val="1030"/>
         </w:numPr>
       </w:pPr>
       <w:r>
@@ -5071,7 +5235,7 @@
         <w:pStyle w:val="Compact"/>
         <w:numPr>
           <w:ilvl w:val="0"/>
-          <w:numId w:val="1029"/>
+          <w:numId w:val="1030"/>
         </w:numPr>
       </w:pPr>
       <w:r>
@@ -5096,7 +5260,7 @@
         <w:pStyle w:val="Compact"/>
         <w:numPr>
           <w:ilvl w:val="0"/>
-          <w:numId w:val="1029"/>
+          <w:numId w:val="1030"/>
         </w:numPr>
       </w:pPr>
       <w:r>
@@ -5121,7 +5285,7 @@
         <w:pStyle w:val="Compact"/>
         <w:numPr>
           <w:ilvl w:val="0"/>
-          <w:numId w:val="1029"/>
+          <w:numId w:val="1030"/>
         </w:numPr>
       </w:pPr>
       <w:r>
@@ -5146,7 +5310,7 @@
         <w:pStyle w:val="Compact"/>
         <w:numPr>
           <w:ilvl w:val="0"/>
-          <w:numId w:val="1029"/>
+          <w:numId w:val="1030"/>
         </w:numPr>
       </w:pPr>
       <w:r>
@@ -5171,7 +5335,7 @@
         <w:pStyle w:val="Compact"/>
         <w:numPr>
           <w:ilvl w:val="0"/>
-          <w:numId w:val="1029"/>
+          <w:numId w:val="1030"/>
         </w:numPr>
       </w:pPr>
       <w:r>
@@ -5196,7 +5360,7 @@
         <w:pStyle w:val="Compact"/>
         <w:numPr>
           <w:ilvl w:val="0"/>
-          <w:numId w:val="1029"/>
+          <w:numId w:val="1030"/>
         </w:numPr>
       </w:pPr>
       <w:r>
@@ -5221,7 +5385,7 @@
         <w:pStyle w:val="Compact"/>
         <w:numPr>
           <w:ilvl w:val="0"/>
-          <w:numId w:val="1029"/>
+          <w:numId w:val="1030"/>
         </w:numPr>
       </w:pPr>
       <w:r>
@@ -5246,7 +5410,7 @@
         <w:pStyle w:val="Compact"/>
         <w:numPr>
           <w:ilvl w:val="0"/>
-          <w:numId w:val="1029"/>
+          <w:numId w:val="1030"/>
         </w:numPr>
       </w:pPr>
       <w:r>
@@ -5271,7 +5435,7 @@
         <w:pStyle w:val="Compact"/>
         <w:numPr>
           <w:ilvl w:val="0"/>
-          <w:numId w:val="1029"/>
+          <w:numId w:val="1030"/>
         </w:numPr>
       </w:pPr>
       <w:r>
@@ -5296,7 +5460,7 @@
         <w:pStyle w:val="Compact"/>
         <w:numPr>
           <w:ilvl w:val="0"/>
-          <w:numId w:val="1029"/>
+          <w:numId w:val="1030"/>
         </w:numPr>
       </w:pPr>
       <w:r>
@@ -5321,7 +5485,7 @@
         <w:pStyle w:val="Compact"/>
         <w:numPr>
           <w:ilvl w:val="0"/>
-          <w:numId w:val="1029"/>
+          <w:numId w:val="1030"/>
         </w:numPr>
       </w:pPr>
       <w:r>
@@ -5346,7 +5510,7 @@
         <w:pStyle w:val="Compact"/>
         <w:numPr>
           <w:ilvl w:val="0"/>
-          <w:numId w:val="1029"/>
+          <w:numId w:val="1030"/>
         </w:numPr>
       </w:pPr>
       <w:r>
@@ -5371,7 +5535,7 @@
         <w:pStyle w:val="Compact"/>
         <w:numPr>
           <w:ilvl w:val="0"/>
-          <w:numId w:val="1029"/>
+          <w:numId w:val="1030"/>
         </w:numPr>
       </w:pPr>
       <w:r>
@@ -5396,7 +5560,7 @@
         <w:pStyle w:val="Compact"/>
         <w:numPr>
           <w:ilvl w:val="0"/>
-          <w:numId w:val="1029"/>
+          <w:numId w:val="1030"/>
         </w:numPr>
       </w:pPr>
       <w:r>
@@ -5421,7 +5585,7 @@
         <w:pStyle w:val="Compact"/>
         <w:numPr>
           <w:ilvl w:val="0"/>
-          <w:numId w:val="1029"/>
+          <w:numId w:val="1030"/>
         </w:numPr>
       </w:pPr>
       <w:r>
@@ -5446,7 +5610,7 @@
         <w:pStyle w:val="Compact"/>
         <w:numPr>
           <w:ilvl w:val="0"/>
-          <w:numId w:val="1029"/>
+          <w:numId w:val="1030"/>
         </w:numPr>
       </w:pPr>
       <w:r>
@@ -5474,7 +5638,7 @@
         <w:pStyle w:val="Compact"/>
         <w:numPr>
           <w:ilvl w:val="0"/>
-          <w:numId w:val="1029"/>
+          <w:numId w:val="1030"/>
         </w:numPr>
       </w:pPr>
       <w:r>
@@ -5499,7 +5663,7 @@
         <w:pStyle w:val="Compact"/>
         <w:numPr>
           <w:ilvl w:val="0"/>
-          <w:numId w:val="1029"/>
+          <w:numId w:val="1030"/>
         </w:numPr>
       </w:pPr>
       <w:r>
@@ -5524,7 +5688,7 @@
         <w:pStyle w:val="Compact"/>
         <w:numPr>
           <w:ilvl w:val="0"/>
-          <w:numId w:val="1029"/>
+          <w:numId w:val="1030"/>
         </w:numPr>
       </w:pPr>
       <w:r>
@@ -5549,7 +5713,7 @@
         <w:pStyle w:val="Compact"/>
         <w:numPr>
           <w:ilvl w:val="0"/>
-          <w:numId w:val="1029"/>
+          <w:numId w:val="1030"/>
         </w:numPr>
       </w:pPr>
       <w:r>
@@ -5574,7 +5738,7 @@
         <w:pStyle w:val="Compact"/>
         <w:numPr>
           <w:ilvl w:val="0"/>
-          <w:numId w:val="1029"/>
+          <w:numId w:val="1030"/>
         </w:numPr>
       </w:pPr>
       <w:r>
@@ -5599,7 +5763,7 @@
         <w:pStyle w:val="Compact"/>
         <w:numPr>
           <w:ilvl w:val="0"/>
-          <w:numId w:val="1029"/>
+          <w:numId w:val="1030"/>
         </w:numPr>
       </w:pPr>
       <w:r>
@@ -5624,7 +5788,7 @@
         <w:pStyle w:val="Compact"/>
         <w:numPr>
           <w:ilvl w:val="0"/>
-          <w:numId w:val="1029"/>
+          <w:numId w:val="1030"/>
         </w:numPr>
       </w:pPr>
       <w:r>
@@ -5649,7 +5813,7 @@
         <w:pStyle w:val="Compact"/>
         <w:numPr>
           <w:ilvl w:val="0"/>
-          <w:numId w:val="1029"/>
+          <w:numId w:val="1030"/>
         </w:numPr>
       </w:pPr>
       <w:r>
@@ -5674,7 +5838,7 @@
         <w:pStyle w:val="Compact"/>
         <w:numPr>
           <w:ilvl w:val="0"/>
-          <w:numId w:val="1029"/>
+          <w:numId w:val="1030"/>
         </w:numPr>
       </w:pPr>
       <w:r>
@@ -5694,9 +5858,9 @@
         <w:t xml:space="preserve">. Cambridge University Press.</w:t>
       </w:r>
     </w:p>
-    <w:bookmarkEnd w:id="37"/>
     <w:bookmarkEnd w:id="38"/>
     <w:bookmarkEnd w:id="39"/>
+    <w:bookmarkEnd w:id="40"/>
     <w:sectPr>
       <w:footnotePr>
         <w:numRestart w:val="eachSect"/>
@@ -6170,6 +6334,9 @@
     <w:abstractNumId w:val="991"/>
   </w:num>
   <w:num w:numId="1022">
+    <w:abstractNumId w:val="991"/>
+  </w:num>
+  <w:num w:numId="1023">
     <w:abstractNumId w:val="99411"/>
     <w:lvlOverride w:ilvl="0">
       <w:startOverride w:val="1"/>
@@ -6199,9 +6366,6 @@
       <w:startOverride w:val="1"/>
     </w:lvlOverride>
   </w:num>
-  <w:num w:numId="1023">
-    <w:abstractNumId w:val="991"/>
-  </w:num>
   <w:num w:numId="1024">
     <w:abstractNumId w:val="991"/>
   </w:num>
@@ -6209,6 +6373,9 @@
     <w:abstractNumId w:val="991"/>
   </w:num>
   <w:num w:numId="1026">
+    <w:abstractNumId w:val="991"/>
+  </w:num>
+  <w:num w:numId="1027">
     <w:abstractNumId w:val="99411"/>
     <w:lvlOverride w:ilvl="0">
       <w:startOverride w:val="1"/>
@@ -6238,13 +6405,13 @@
       <w:startOverride w:val="1"/>
     </w:lvlOverride>
   </w:num>
-  <w:num w:numId="1027">
-    <w:abstractNumId w:val="991"/>
-  </w:num>
   <w:num w:numId="1028">
     <w:abstractNumId w:val="991"/>
   </w:num>
   <w:num w:numId="1029">
+    <w:abstractNumId w:val="991"/>
+  </w:num>
+  <w:num w:numId="1030">
     <w:abstractNumId w:val="991"/>
   </w:num>
 </w:numbering>

--- a/docs/Egxeiridio_Ekpaideutikoi.docx
+++ b/docs/Egxeiridio_Ekpaideutikoi.docx
@@ -20,7 +20,7 @@
           <w:i/>
           <w:iCs/>
         </w:rPr>
-        <w:t xml:space="preserve">Πώς ορίζετε τη χωρητικότητα του ομίλου σας και τους μαθητές που προτιμάτε, τι σημαίνει η λίστα σας στην κατανομή — και πώς γίνεται η κατανομή.</w:t>
+        <w:t xml:space="preserve">Πώς ορίζετε τους μαθητές που προτιμάτε για τον όμιλό σας, τι σημαίνει η λίστα σας στην κατανομή — και πώς γίνεται η κατανομή.</w:t>
       </w:r>
     </w:p>
     <w:p>
@@ -57,19 +57,28 @@
         <w:t xml:space="preserve">πριν ανοίξουν οι δηλώσεις των γονέων</w:t>
       </w:r>
       <w:r>
-        <w:t xml:space="preserve">:</w:t>
-      </w:r>
-    </w:p>
-    <w:p>
-      <w:pPr>
-        <w:pStyle w:val="Compact"/>
-        <w:numPr>
-          <w:ilvl w:val="0"/>
-          <w:numId w:val="1001"/>
-        </w:numPr>
-      </w:pPr>
-      <w:r>
-        <w:t xml:space="preserve">τη</w:t>
+        <w:t xml:space="preserve">, προαιρετικά, τους</w:t>
+      </w:r>
+      <w:r>
+        <w:t xml:space="preserve"> </w:t>
+      </w:r>
+      <w:r>
+        <w:rPr>
+          <w:b/>
+          <w:bCs/>
+        </w:rPr>
+        <w:t xml:space="preserve">μαθητές που προτιμάτε</w:t>
+      </w:r>
+      <w:r>
+        <w:t xml:space="preserve">.</w:t>
+      </w:r>
+    </w:p>
+    <w:p>
+      <w:pPr>
+        <w:pStyle w:val="BodyText"/>
+      </w:pPr>
+      <w:r>
+        <w:t xml:space="preserve">Τη</w:t>
       </w:r>
       <w:r>
         <w:t xml:space="preserve"> </w:t>
@@ -82,37 +91,15 @@
         <w:t xml:space="preserve">χωρητικότητα</w:t>
       </w:r>
       <w:r>
-        <w:t xml:space="preserve">: πόσοι μαθητές χωρούν·</w:t>
-      </w:r>
-    </w:p>
-    <w:p>
-      <w:pPr>
-        <w:pStyle w:val="Compact"/>
-        <w:numPr>
-          <w:ilvl w:val="0"/>
-          <w:numId w:val="1001"/>
-        </w:numPr>
-      </w:pPr>
-      <w:r>
-        <w:t xml:space="preserve">προαιρετικά,</w:t>
-      </w:r>
-      <w:r>
-        <w:t xml:space="preserve"> </w:t>
-      </w:r>
-      <w:r>
-        <w:rPr>
-          <w:b/>
-          <w:bCs/>
-        </w:rPr>
-        <w:t xml:space="preserve">μαθητές που προτιμάτε</w:t>
-      </w:r>
-      <w:r>
-        <w:t xml:space="preserve">, με σειρά προτίμησης.</w:t>
-      </w:r>
-    </w:p>
-    <w:p>
-      <w:pPr>
-        <w:pStyle w:val="FirstParagraph"/>
+        <w:t xml:space="preserve"> </w:t>
+      </w:r>
+      <w:r>
+        <w:t xml:space="preserve">(πόσοι μαθητές χωρούν) την ορίζει ο υπεύθυνος των ομίλων· τη βλέπετε στην κάρτα του ομίλου. Αν χρειάζεται αλλαγή, επικοινωνήστε μαζί του.</w:t>
+      </w:r>
+    </w:p>
+    <w:p>
+      <w:pPr>
+        <w:pStyle w:val="BodyText"/>
       </w:pPr>
       <w:r>
         <w:t xml:space="preserve">Τα υπόλοιπα (δηλώσεις γονέων, κλήρωση, κατανομή) γίνονται αυτόματα.</w:t>
@@ -140,7 +127,7 @@
         <w:pStyle w:val="Compact"/>
         <w:numPr>
           <w:ilvl w:val="0"/>
-          <w:numId w:val="1002"/>
+          <w:numId w:val="1001"/>
         </w:numPr>
       </w:pPr>
       <w:r>
@@ -168,7 +155,7 @@
         <w:pStyle w:val="Compact"/>
         <w:numPr>
           <w:ilvl w:val="0"/>
-          <w:numId w:val="1002"/>
+          <w:numId w:val="1001"/>
         </w:numPr>
       </w:pPr>
       <w:r>
@@ -209,7 +196,7 @@
         <w:pStyle w:val="Compact"/>
         <w:numPr>
           <w:ilvl w:val="0"/>
-          <w:numId w:val="1002"/>
+          <w:numId w:val="1001"/>
         </w:numPr>
       </w:pPr>
       <w:r>
@@ -237,13 +224,13 @@
       </w:r>
     </w:p>
     <w:bookmarkEnd w:id="10"/>
-    <w:bookmarkStart w:id="11" w:name="X25fc7ebc014df04491be2a8f14e99e6a73b8c18"/>
+    <w:bookmarkStart w:id="11" w:name="X151b037e41586d1519dd031419fab78947117d6"/>
     <w:p>
       <w:pPr>
         <w:pStyle w:val="Heading2"/>
       </w:pPr>
       <w:r>
-        <w:t xml:space="preserve">3. Χωρητικότητα και προτιμώμενοι μαθητές</w:t>
+        <w:t xml:space="preserve">3. Προτιμώμενοι μαθητές</w:t>
       </w:r>
     </w:p>
     <w:p>
@@ -251,67 +238,127 @@
         <w:pStyle w:val="FirstParagraph"/>
       </w:pPr>
       <w:r>
-        <w:t xml:space="preserve">Για κάθε όμιλό σας εμφανίζεται μια κάρτα με τις ημέρες και τις τάξεις του.</w:t>
-      </w:r>
-    </w:p>
-    <w:p>
-      <w:pPr>
-        <w:pStyle w:val="Compact"/>
-        <w:numPr>
-          <w:ilvl w:val="0"/>
+        <w:t xml:space="preserve">Για κάθε όμιλό σας εμφανίζεται μια κάρτα με τις ημέρες, τις τάξεις και τις θέσεις του, και από κάτω οι μαθητές των τάξεων του ομίλου.</w:t>
+      </w:r>
+    </w:p>
+    <w:p>
+      <w:pPr>
+        <w:pStyle w:val="Compact"/>
+        <w:numPr>
+          <w:ilvl w:val="0"/>
+          <w:numId w:val="1002"/>
+        </w:numPr>
+      </w:pPr>
+      <w:r>
+        <w:rPr>
+          <w:b/>
+          <w:bCs/>
+        </w:rPr>
+        <w:t xml:space="preserve">Τσεκάρετε</w:t>
+      </w:r>
+      <w:r>
+        <w:t xml:space="preserve"> </w:t>
+      </w:r>
+      <w:r>
+        <w:t xml:space="preserve">τα κουτάκια των μαθητών που προτιμάτε.</w:t>
+      </w:r>
+    </w:p>
+    <w:p>
+      <w:pPr>
+        <w:pStyle w:val="Compact"/>
+        <w:numPr>
+          <w:ilvl w:val="1"/>
           <w:numId w:val="1003"/>
         </w:numPr>
       </w:pPr>
       <w:r>
-        <w:rPr>
-          <w:b/>
-          <w:bCs/>
-        </w:rPr>
-        <w:t xml:space="preserve">Χωρητικότητα:</w:t>
-      </w:r>
-      <w:r>
-        <w:t xml:space="preserve"> </w:t>
-      </w:r>
-      <w:r>
-        <w:t xml:space="preserve">γράψτε πόσοι μαθητές χωρούν.</w:t>
-      </w:r>
-    </w:p>
-    <w:p>
-      <w:pPr>
-        <w:pStyle w:val="Compact"/>
-        <w:numPr>
-          <w:ilvl w:val="0"/>
+        <w:t xml:space="preserve">Για να βρείτε γρήγορα έναν μαθητή:</w:t>
+      </w:r>
+      <w:r>
+        <w:t xml:space="preserve"> </w:t>
+      </w:r>
+      <w:r>
+        <w:rPr>
+          <w:b/>
+          <w:bCs/>
+        </w:rPr>
+        <w:t xml:space="preserve">φίλτρο τάξης</w:t>
+      </w:r>
+      <w:r>
+        <w:t xml:space="preserve">,</w:t>
+      </w:r>
+      <w:r>
+        <w:t xml:space="preserve"> </w:t>
+      </w:r>
+      <w:r>
+        <w:rPr>
+          <w:b/>
+          <w:bCs/>
+        </w:rPr>
+        <w:t xml:space="preserve">αναζήτηση</w:t>
+      </w:r>
+      <w:r>
+        <w:t xml:space="preserve"> </w:t>
+      </w:r>
+      <w:r>
+        <w:t xml:space="preserve">με όνομα ή ΑΜ, και</w:t>
+      </w:r>
+      <w:r>
+        <w:t xml:space="preserve"> </w:t>
+      </w:r>
+      <w:r>
+        <w:rPr>
+          <w:b/>
+          <w:bCs/>
+        </w:rPr>
+        <w:t xml:space="preserve">«μόνο οι επιλεγμένοι»</w:t>
+      </w:r>
+      <w:r>
+        <w:t xml:space="preserve"> </w:t>
+      </w:r>
+      <w:r>
+        <w:t xml:space="preserve">για να δείτε όσους έχετε ήδη τσεκάρει.</w:t>
+      </w:r>
+    </w:p>
+    <w:p>
+      <w:pPr>
+        <w:pStyle w:val="Compact"/>
+        <w:numPr>
+          <w:ilvl w:val="1"/>
           <w:numId w:val="1003"/>
         </w:numPr>
       </w:pPr>
       <w:r>
-        <w:rPr>
-          <w:b/>
-          <w:bCs/>
-        </w:rPr>
-        <w:t xml:space="preserve">Προτιμώμενοι μαθητές</w:t>
-      </w:r>
-      <w:r>
-        <w:t xml:space="preserve"> </w:t>
-      </w:r>
-      <w:r>
-        <w:t xml:space="preserve">(προαιρετικά): στο</w:t>
-      </w:r>
-      <w:r>
-        <w:t xml:space="preserve"> </w:t>
-      </w:r>
-      <w:r>
-        <w:rPr>
-          <w:b/>
-          <w:bCs/>
-        </w:rPr>
-        <w:t xml:space="preserve">«Προσθήκη μαθητή»</w:t>
-      </w:r>
-      <w:r>
-        <w:t xml:space="preserve"> </w:t>
-      </w:r>
-      <w:r>
-        <w:t xml:space="preserve">αναζητήστε με όνομα ή ΑΜ και πατήστε τον μαθητή για να μπει στη λίστα.</w:t>
+        <w:t xml:space="preserve">Έως</w:t>
+      </w:r>
+      <w:r>
+        <w:t xml:space="preserve"> </w:t>
+      </w:r>
+      <w:r>
+        <w:rPr>
+          <w:b/>
+          <w:bCs/>
+        </w:rPr>
+        <w:t xml:space="preserve">τόσους μαθητές όσες οι θέσεις</w:t>
+      </w:r>
+      <w:r>
+        <w:t xml:space="preserve"> </w:t>
+      </w:r>
+      <w:r>
+        <w:t xml:space="preserve">του ομίλου· μετά τα κουτάκια δεν τσεκάρονται άλλο. Αφαιρείτε έναν μαθητή ξετσεκάροντάς τον ή με το</w:t>
+      </w:r>
+      <w:r>
+        <w:t xml:space="preserve"> </w:t>
+      </w:r>
+      <w:r>
+        <w:rPr>
+          <w:b/>
+          <w:bCs/>
+        </w:rPr>
+        <w:t xml:space="preserve">✕</w:t>
+      </w:r>
+      <w:r>
+        <w:t xml:space="preserve">.</w:t>
       </w:r>
     </w:p>
     <w:p>
@@ -319,89 +366,32 @@
         <w:pStyle w:val="Compact"/>
         <w:numPr>
           <w:ilvl w:val="1"/>
-          <w:numId w:val="1004"/>
-        </w:numPr>
-      </w:pPr>
-      <w:r>
-        <w:t xml:space="preserve">Η σειρά της λίστας</w:t>
-      </w:r>
-      <w:r>
-        <w:t xml:space="preserve"> </w:t>
-      </w:r>
-      <w:r>
-        <w:rPr>
-          <w:b/>
-          <w:bCs/>
-        </w:rPr>
-        <w:t xml:space="preserve">μετράει</w:t>
-      </w:r>
-      <w:r>
-        <w:t xml:space="preserve">: ο 1ος προηγείται του 2ου κ.ο.κ. Αλλάζετε τη σειρά με</w:t>
-      </w:r>
-      <w:r>
-        <w:t xml:space="preserve"> </w:t>
-      </w:r>
-      <w:r>
-        <w:rPr>
-          <w:b/>
-          <w:bCs/>
-        </w:rPr>
-        <w:t xml:space="preserve">↑ / ↓</w:t>
-      </w:r>
-      <w:r>
-        <w:t xml:space="preserve"> </w:t>
-      </w:r>
-      <w:r>
-        <w:t xml:space="preserve">και αφαιρείτε με</w:t>
-      </w:r>
-      <w:r>
-        <w:t xml:space="preserve"> </w:t>
-      </w:r>
-      <w:r>
-        <w:rPr>
-          <w:b/>
-          <w:bCs/>
-        </w:rPr>
-        <w:t xml:space="preserve">✕</w:t>
-      </w:r>
-      <w:r>
-        <w:t xml:space="preserve">.</w:t>
-      </w:r>
-    </w:p>
-    <w:p>
-      <w:pPr>
-        <w:pStyle w:val="Compact"/>
-        <w:numPr>
-          <w:ilvl w:val="1"/>
-          <w:numId w:val="1004"/>
-        </w:numPr>
-      </w:pPr>
-      <w:r>
-        <w:t xml:space="preserve">Έως</w:t>
-      </w:r>
-      <w:r>
-        <w:t xml:space="preserve"> </w:t>
-      </w:r>
-      <w:r>
-        <w:rPr>
-          <w:b/>
-          <w:bCs/>
-        </w:rPr>
-        <w:t xml:space="preserve">τόσους μαθητές όσες οι θέσεις</w:t>
-      </w:r>
-      <w:r>
-        <w:t xml:space="preserve"> </w:t>
-      </w:r>
-      <w:r>
-        <w:t xml:space="preserve">του ομίλου, και μόνο μαθητές των τάξεων του ομίλου.</w:t>
-      </w:r>
-    </w:p>
-    <w:p>
-      <w:pPr>
-        <w:pStyle w:val="Compact"/>
-        <w:numPr>
-          <w:ilvl w:val="0"/>
           <w:numId w:val="1003"/>
+        </w:numPr>
+      </w:pPr>
+      <w:r>
+        <w:t xml:space="preserve">Η</w:t>
+      </w:r>
+      <w:r>
+        <w:t xml:space="preserve"> </w:t>
+      </w:r>
+      <w:r>
+        <w:rPr>
+          <w:b/>
+          <w:bCs/>
+        </w:rPr>
+        <w:t xml:space="preserve">σειρά δεν έχει σημασία</w:t>
+      </w:r>
+      <w:r>
+        <w:t xml:space="preserve">: αφού η λίστα δεν ξεπερνά τις θέσεις, όσοι από τη λίστα δηλώσουν τον όμιλο χωρούν όλοι.</w:t>
+      </w:r>
+    </w:p>
+    <w:p>
+      <w:pPr>
+        <w:pStyle w:val="Compact"/>
+        <w:numPr>
+          <w:ilvl w:val="0"/>
+          <w:numId w:val="1002"/>
         </w:numPr>
       </w:pPr>
       <w:r>
@@ -508,7 +498,7 @@
         <w:pStyle w:val="Compact"/>
         <w:numPr>
           <w:ilvl w:val="0"/>
-          <w:numId w:val="1005"/>
+          <w:numId w:val="1004"/>
         </w:numPr>
       </w:pPr>
       <w:r>
@@ -549,7 +539,7 @@
         <w:pStyle w:val="Compact"/>
         <w:numPr>
           <w:ilvl w:val="0"/>
-          <w:numId w:val="1005"/>
+          <w:numId w:val="1004"/>
         </w:numPr>
       </w:pPr>
       <w:r>
@@ -577,7 +567,7 @@
         <w:pStyle w:val="Compact"/>
         <w:numPr>
           <w:ilvl w:val="0"/>
-          <w:numId w:val="1005"/>
+          <w:numId w:val="1004"/>
         </w:numPr>
       </w:pPr>
       <w:r>
@@ -605,7 +595,7 @@
         <w:pStyle w:val="Compact"/>
         <w:numPr>
           <w:ilvl w:val="0"/>
-          <w:numId w:val="1005"/>
+          <w:numId w:val="1004"/>
         </w:numPr>
       </w:pPr>
       <w:r>
@@ -716,43 +706,483 @@
         <w:pStyle w:val="Compact"/>
         <w:numPr>
           <w:ilvl w:val="0"/>
+          <w:numId w:val="1005"/>
+        </w:numPr>
+      </w:pPr>
+      <w:r>
+        <w:t xml:space="preserve">τον</w:t>
+      </w:r>
+      <w:r>
+        <w:t xml:space="preserve"> </w:t>
+      </w:r>
+      <w:r>
+        <w:rPr>
+          <w:b/>
+          <w:bCs/>
+        </w:rPr>
+        <w:t xml:space="preserve">κωδικό</w:t>
+      </w:r>
+      <w:r>
+        <w:t xml:space="preserve"> </w:t>
+      </w:r>
+      <w:r>
+        <w:t xml:space="preserve">του ομίλου σας·</w:t>
+      </w:r>
+    </w:p>
+    <w:p>
+      <w:pPr>
+        <w:pStyle w:val="Compact"/>
+        <w:numPr>
+          <w:ilvl w:val="0"/>
+          <w:numId w:val="1005"/>
+        </w:numPr>
+      </w:pPr>
+      <w:r>
+        <w:t xml:space="preserve">τους</w:t>
+      </w:r>
+      <w:r>
+        <w:t xml:space="preserve"> </w:t>
+      </w:r>
+      <w:r>
+        <w:rPr>
+          <w:b/>
+          <w:bCs/>
+        </w:rPr>
+        <w:t xml:space="preserve">προτιμώμενους μαθητές</w:t>
+      </w:r>
+      <w:r>
+        <w:t xml:space="preserve">:</w:t>
+      </w:r>
+      <w:r>
+        <w:t xml:space="preserve"> </w:t>
+      </w:r>
+      <w:r>
+        <w:rPr>
+          <w:b/>
+          <w:bCs/>
+        </w:rPr>
+        <w:t xml:space="preserve">ΑΜ</w:t>
+      </w:r>
+      <w:r>
+        <w:t xml:space="preserve"> </w:t>
+      </w:r>
+      <w:r>
+        <w:t xml:space="preserve">(απαραίτητο) και ονοματεπώνυμο για έλεγχο,</w:t>
+      </w:r>
+      <w:r>
+        <w:t xml:space="preserve"> </w:t>
+      </w:r>
+      <w:r>
+        <w:rPr>
+          <w:b/>
+          <w:bCs/>
+        </w:rPr>
+        <w:t xml:space="preserve">έναν ανά γραμμή</w:t>
+      </w:r>
+      <w:r>
+        <w:t xml:space="preserve"> </w:t>
+      </w:r>
+      <w:r>
+        <w:t xml:space="preserve">(η σειρά δεν έχει σημασία).</w:t>
+      </w:r>
+    </w:p>
+    <w:p>
+      <w:pPr>
+        <w:pStyle w:val="FirstParagraph"/>
+      </w:pPr>
+      <w:r>
+        <w:t xml:space="preserve">Ο ΑΜ είναι απαραίτητος, γιατί με αυτόν ταυτίζεται ο μαθητής με τη δήλωσή του.</w:t>
+      </w:r>
+    </w:p>
+    <w:p>
+      <w:pPr>
+        <w:pStyle w:val="BodyText"/>
+      </w:pPr>
+      <w:r>
+        <w:rPr>
+          <w:b/>
+          <w:bCs/>
+        </w:rPr>
+        <w:t xml:space="preserve">Το ίδιο Excel χρησιμοποιείται και όταν η πλατφόρμα λειτουργεί</w:t>
+      </w:r>
+      <w:r>
+        <w:t xml:space="preserve"> </w:t>
+      </w:r>
+      <w:r>
+        <w:t xml:space="preserve">αλλά προτιμάτε να μη συνδεθείτε: ο υπεύθυνος σας στέλνει ένα αρχείο για τον όμιλό σας με τους μαθητές των τάξεών του. Βάζετε</w:t>
+      </w:r>
+      <w:r>
+        <w:t xml:space="preserve"> </w:t>
+      </w:r>
+      <w:r>
+        <w:rPr>
+          <w:b/>
+          <w:bCs/>
+        </w:rPr>
+        <w:t xml:space="preserve">Χ</w:t>
+      </w:r>
+      <w:r>
+        <w:t xml:space="preserve"> </w:t>
+      </w:r>
+      <w:r>
+        <w:t xml:space="preserve">στη στήλη «Επιλογή» δίπλα σε όσους προτιμάτε (ή σβήνετε τις γραμμές όσων δεν θέλετε) και του το επιστρέφετε. Μην αλλάζετε τις πρώτες γραμμές (κωδικός, όμιλος, θέσεις) ούτε τις στήλες.</w:t>
+      </w:r>
+    </w:p>
+    <w:p>
+      <w:pPr>
+        <w:pStyle w:val="BodyText"/>
+      </w:pPr>
+      <w:r>
+        <w:t xml:space="preserve">Παράδειγμα:</w:t>
+      </w:r>
+    </w:p>
+    <w:tbl>
+      <w:tblPr>
+        <w:tblStyle w:val="Table"/>
+        <w:tblW w:type="auto" w:w="0"/>
+        <w:tblLook w:firstRow="1" w:lastRow="0" w:firstColumn="0" w:lastColumn="0" w:noHBand="0" w:noVBand="0" w:val="0020"/>
+      </w:tblPr>
+      <w:tblGrid>
+        <w:gridCol w:w="1584"/>
+        <w:gridCol w:w="1584"/>
+        <w:gridCol w:w="1584"/>
+        <w:gridCol w:w="1584"/>
+        <w:gridCol w:w="1584"/>
+      </w:tblGrid>
+      <w:tr>
+        <w:trPr>
+          <w:tblHeader w:val="on"/>
+        </w:trPr>
+        <w:tc>
+          <w:tcPr/>
+          <w:p>
+            <w:pPr>
+              <w:pStyle w:val="Compact"/>
+            </w:pPr>
+            <w:r>
+              <w:t xml:space="preserve">Επιλογή</w:t>
+            </w:r>
+          </w:p>
+        </w:tc>
+        <w:tc>
+          <w:tcPr/>
+          <w:p>
+            <w:pPr>
+              <w:pStyle w:val="Compact"/>
+            </w:pPr>
+            <w:r>
+              <w:t xml:space="preserve">ΑΜ</w:t>
+            </w:r>
+          </w:p>
+        </w:tc>
+        <w:tc>
+          <w:tcPr/>
+          <w:p>
+            <w:pPr>
+              <w:pStyle w:val="Compact"/>
+            </w:pPr>
+            <w:r>
+              <w:t xml:space="preserve">Επώνυμο</w:t>
+            </w:r>
+          </w:p>
+        </w:tc>
+        <w:tc>
+          <w:tcPr/>
+          <w:p>
+            <w:pPr>
+              <w:pStyle w:val="Compact"/>
+            </w:pPr>
+            <w:r>
+              <w:t xml:space="preserve">Όνομα</w:t>
+            </w:r>
+          </w:p>
+        </w:tc>
+        <w:tc>
+          <w:tcPr/>
+          <w:p>
+            <w:pPr>
+              <w:pStyle w:val="Compact"/>
+            </w:pPr>
+            <w:r>
+              <w:t xml:space="preserve">Τάξη</w:t>
+            </w:r>
+          </w:p>
+        </w:tc>
+      </w:tr>
+      <w:tr>
+        <w:tc>
+          <w:tcPr/>
+          <w:p>
+            <w:pPr>
+              <w:pStyle w:val="Compact"/>
+            </w:pPr>
+            <w:r>
+              <w:t xml:space="preserve">Χ</w:t>
+            </w:r>
+          </w:p>
+        </w:tc>
+        <w:tc>
+          <w:tcPr/>
+          <w:p>
+            <w:pPr>
+              <w:pStyle w:val="Compact"/>
+            </w:pPr>
+            <w:r>
+              <w:t xml:space="preserve">7215</w:t>
+            </w:r>
+          </w:p>
+        </w:tc>
+        <w:tc>
+          <w:tcPr/>
+          <w:p>
+            <w:pPr>
+              <w:pStyle w:val="Compact"/>
+            </w:pPr>
+            <w:r>
+              <w:t xml:space="preserve">ΠΑΠΑΔΟΠΟΥΛΟΥ</w:t>
+            </w:r>
+          </w:p>
+        </w:tc>
+        <w:tc>
+          <w:tcPr/>
+          <w:p>
+            <w:pPr>
+              <w:pStyle w:val="Compact"/>
+            </w:pPr>
+            <w:r>
+              <w:t xml:space="preserve">ΜΑΡΙΑ</w:t>
+            </w:r>
+          </w:p>
+        </w:tc>
+        <w:tc>
+          <w:tcPr/>
+          <w:p>
+            <w:pPr>
+              <w:pStyle w:val="Compact"/>
+            </w:pPr>
+            <w:r>
+              <w:t xml:space="preserve">Α</w:t>
+            </w:r>
+          </w:p>
+        </w:tc>
+      </w:tr>
+      <w:tr>
+        <w:tc>
+          <w:tcPr/>
+          <w:p>
+            <w:pPr>
+              <w:pStyle w:val="Compact"/>
+            </w:pPr>
+          </w:p>
+        </w:tc>
+        <w:tc>
+          <w:tcPr/>
+          <w:p>
+            <w:pPr>
+              <w:pStyle w:val="Compact"/>
+            </w:pPr>
+            <w:r>
+              <w:t xml:space="preserve">7288</w:t>
+            </w:r>
+          </w:p>
+        </w:tc>
+        <w:tc>
+          <w:tcPr/>
+          <w:p>
+            <w:pPr>
+              <w:pStyle w:val="Compact"/>
+            </w:pPr>
+            <w:r>
+              <w:t xml:space="preserve">ΙΩΑΝΝΟΥ</w:t>
+            </w:r>
+          </w:p>
+        </w:tc>
+        <w:tc>
+          <w:tcPr/>
+          <w:p>
+            <w:pPr>
+              <w:pStyle w:val="Compact"/>
+            </w:pPr>
+            <w:r>
+              <w:t xml:space="preserve">ΠΕΤΡΟΣ</w:t>
+            </w:r>
+          </w:p>
+        </w:tc>
+        <w:tc>
+          <w:tcPr/>
+          <w:p>
+            <w:pPr>
+              <w:pStyle w:val="Compact"/>
+            </w:pPr>
+            <w:r>
+              <w:t xml:space="preserve">Α</w:t>
+            </w:r>
+          </w:p>
+        </w:tc>
+      </w:tr>
+      <w:tr>
+        <w:tc>
+          <w:tcPr/>
+          <w:p>
+            <w:pPr>
+              <w:pStyle w:val="Compact"/>
+            </w:pPr>
+            <w:r>
+              <w:t xml:space="preserve">Χ</w:t>
+            </w:r>
+          </w:p>
+        </w:tc>
+        <w:tc>
+          <w:tcPr/>
+          <w:p>
+            <w:pPr>
+              <w:pStyle w:val="Compact"/>
+            </w:pPr>
+            <w:r>
+              <w:t xml:space="preserve">7342</w:t>
+            </w:r>
+          </w:p>
+        </w:tc>
+        <w:tc>
+          <w:tcPr/>
+          <w:p>
+            <w:pPr>
+              <w:pStyle w:val="Compact"/>
+            </w:pPr>
+            <w:r>
+              <w:t xml:space="preserve">ΓΕΩΡΓΙΟΥ</w:t>
+            </w:r>
+          </w:p>
+        </w:tc>
+        <w:tc>
+          <w:tcPr/>
+          <w:p>
+            <w:pPr>
+              <w:pStyle w:val="Compact"/>
+            </w:pPr>
+            <w:r>
+              <w:t xml:space="preserve">ΝΙΚΟΛΑΟΣ</w:t>
+            </w:r>
+          </w:p>
+        </w:tc>
+        <w:tc>
+          <w:tcPr/>
+          <w:p>
+            <w:pPr>
+              <w:pStyle w:val="Compact"/>
+            </w:pPr>
+            <w:r>
+              <w:t xml:space="preserve">Β</w:t>
+            </w:r>
+          </w:p>
+        </w:tc>
+      </w:tr>
+    </w:tbl>
+    <w:p>
+      <w:r>
+        <w:pict>
+          <v:rect style="width:0;height:1.5pt" o:hralign="center" o:hrstd="t" o:hr="t"/>
+        </w:pict>
+      </w:r>
+    </w:p>
+    <w:bookmarkEnd w:id="14"/>
+    <w:bookmarkStart w:id="26" w:name="X270eb55045cef7eb4a5a55158511e01421f1085"/>
+    <w:p>
+      <w:pPr>
+        <w:pStyle w:val="Heading2"/>
+      </w:pPr>
+      <w:r>
+        <w:t xml:space="preserve">7. Πώς γίνεται η κατανομή</w:t>
+      </w:r>
+    </w:p>
+    <w:p>
+      <w:pPr>
+        <w:pStyle w:val="FirstParagraph"/>
+      </w:pPr>
+      <w:r>
+        <w:t xml:space="preserve">Η κατανομή γίνεται</w:t>
+      </w:r>
+      <w:r>
+        <w:t xml:space="preserve"> </w:t>
+      </w:r>
+      <w:r>
+        <w:rPr>
+          <w:b/>
+          <w:bCs/>
+        </w:rPr>
+        <w:t xml:space="preserve">ξεχωριστά για κάθε ημέρα</w:t>
+      </w:r>
+      <w:r>
+        <w:t xml:space="preserve">, με τη σειρά Δευτέρα → Παρασκευή, με τον αλγόριθμο</w:t>
+      </w:r>
+      <w:r>
+        <w:t xml:space="preserve"> </w:t>
+      </w:r>
+      <w:r>
+        <w:rPr>
+          <w:b/>
+          <w:bCs/>
+        </w:rPr>
+        <w:t xml:space="preserve">Gale–Shapley</w:t>
+      </w:r>
+      <w:r>
+        <w:t xml:space="preserve"> </w:t>
+      </w:r>
+      <w:r>
+        <w:t xml:space="preserve">(Gale &amp; Shapley, 1962) — γνωστό και ως</w:t>
+      </w:r>
+      <w:r>
+        <w:t xml:space="preserve"> </w:t>
+      </w:r>
+      <w:r>
+        <w:rPr>
+          <w:b/>
+          <w:bCs/>
+        </w:rPr>
+        <w:t xml:space="preserve">Deferred Acceptance</w:t>
+      </w:r>
+      <w:r>
+        <w:t xml:space="preserve"> </w:t>
+      </w:r>
+      <w:r>
+        <w:t xml:space="preserve">(«αναβαλλόμενη αποδοχή»). Τον ίδιο αλγόριθμο χρησιμοποιούν για τις εισαγωγές στα σχολεία τους η Νέα Υόρκη, η Βοστώνη και πολλές άλλες πόλεις.</w:t>
+      </w:r>
+    </w:p>
+    <w:bookmarkStart w:id="15" w:name="η-ιδέα-σε-τρεις-γραμμές"/>
+    <w:p>
+      <w:pPr>
+        <w:pStyle w:val="Heading3"/>
+      </w:pPr>
+      <w:r>
+        <w:t xml:space="preserve">Η ιδέα σε τρεις γραμμές</w:t>
+      </w:r>
+    </w:p>
+    <w:p>
+      <w:pPr>
+        <w:pStyle w:val="Compact"/>
+        <w:numPr>
+          <w:ilvl w:val="0"/>
           <w:numId w:val="1006"/>
         </w:numPr>
       </w:pPr>
       <w:r>
-        <w:t xml:space="preserve">τον</w:t>
-      </w:r>
-      <w:r>
-        <w:t xml:space="preserve"> </w:t>
-      </w:r>
-      <w:r>
-        <w:rPr>
-          <w:b/>
-          <w:bCs/>
-        </w:rPr>
-        <w:t xml:space="preserve">κωδικό</w:t>
-      </w:r>
-      <w:r>
-        <w:t xml:space="preserve"> </w:t>
-      </w:r>
-      <w:r>
-        <w:t xml:space="preserve">και τη</w:t>
-      </w:r>
-      <w:r>
-        <w:t xml:space="preserve"> </w:t>
-      </w:r>
-      <w:r>
-        <w:rPr>
-          <w:b/>
-          <w:bCs/>
-        </w:rPr>
-        <w:t xml:space="preserve">χωρητικότητα</w:t>
-      </w:r>
-      <w:r>
-        <w:t xml:space="preserve"> </w:t>
-      </w:r>
-      <w:r>
-        <w:t xml:space="preserve">του ομίλου σας·</w:t>
+        <w:t xml:space="preserve">Κάθε μαθητής κάνει</w:t>
+      </w:r>
+      <w:r>
+        <w:t xml:space="preserve"> </w:t>
+      </w:r>
+      <w:r>
+        <w:rPr>
+          <w:b/>
+          <w:bCs/>
+        </w:rPr>
+        <w:t xml:space="preserve">αίτηση</w:t>
+      </w:r>
+      <w:r>
+        <w:t xml:space="preserve"> </w:t>
+      </w:r>
+      <w:r>
+        <w:t xml:space="preserve">στον όμιλο που έχει πρώτο στη λίστα του.</w:t>
       </w:r>
     </w:p>
     <w:p>
@@ -764,52 +1194,51 @@
         </w:numPr>
       </w:pPr>
       <w:r>
-        <w:t xml:space="preserve">τους</w:t>
-      </w:r>
-      <w:r>
-        <w:t xml:space="preserve"> </w:t>
-      </w:r>
-      <w:r>
-        <w:rPr>
-          <w:b/>
-          <w:bCs/>
-        </w:rPr>
-        <w:t xml:space="preserve">προτιμώμενους μαθητές</w:t>
-      </w:r>
-      <w:r>
-        <w:t xml:space="preserve"> </w:t>
-      </w:r>
-      <w:r>
-        <w:t xml:space="preserve">με τη σειρά σας:</w:t>
-      </w:r>
-      <w:r>
-        <w:t xml:space="preserve"> </w:t>
-      </w:r>
-      <w:r>
-        <w:rPr>
-          <w:b/>
-          <w:bCs/>
-        </w:rPr>
-        <w:t xml:space="preserve">ΑΜ</w:t>
-      </w:r>
-      <w:r>
-        <w:t xml:space="preserve"> </w:t>
-      </w:r>
-      <w:r>
-        <w:t xml:space="preserve">(απαραίτητο) και ονοματεπώνυμο για έλεγχο,</w:t>
-      </w:r>
-      <w:r>
-        <w:t xml:space="preserve"> </w:t>
-      </w:r>
-      <w:r>
-        <w:rPr>
-          <w:b/>
-          <w:bCs/>
-        </w:rPr>
-        <w:t xml:space="preserve">έναν ανά γραμμή, με σειρά</w:t>
-      </w:r>
-      <w:r>
-        <w:t xml:space="preserve">.</w:t>
+        <w:t xml:space="preserve">Κάθε όμιλος κρατά</w:t>
+      </w:r>
+      <w:r>
+        <w:t xml:space="preserve"> </w:t>
+      </w:r>
+      <w:r>
+        <w:rPr>
+          <w:b/>
+          <w:bCs/>
+        </w:rPr>
+        <w:t xml:space="preserve">προσωρινά</w:t>
+      </w:r>
+      <w:r>
+        <w:t xml:space="preserve"> </w:t>
+      </w:r>
+      <w:r>
+        <w:t xml:space="preserve">όσους χωρούν, με βάση την προτεραιότητα (παρακάτω), και απορρίπτει τους υπόλοιπους.</w:t>
+      </w:r>
+    </w:p>
+    <w:p>
+      <w:pPr>
+        <w:pStyle w:val="Compact"/>
+        <w:numPr>
+          <w:ilvl w:val="0"/>
+          <w:numId w:val="1006"/>
+        </w:numPr>
+      </w:pPr>
+      <w:r>
+        <w:t xml:space="preserve">Όποιος απορρίφθηκε κάνει αίτηση στον</w:t>
+      </w:r>
+      <w:r>
+        <w:t xml:space="preserve"> </w:t>
+      </w:r>
+      <w:r>
+        <w:rPr>
+          <w:b/>
+          <w:bCs/>
+        </w:rPr>
+        <w:t xml:space="preserve">επόμενο</w:t>
+      </w:r>
+      <w:r>
+        <w:t xml:space="preserve"> </w:t>
+      </w:r>
+      <w:r>
+        <w:t xml:space="preserve">όμιλο της λίστας του. Και ξανά από την αρχή, μέχρι να μην υπάρχει καμία νέα αίτηση.</w:t>
       </w:r>
     </w:p>
     <w:p>
@@ -817,7 +1246,336 @@
         <w:pStyle w:val="FirstParagraph"/>
       </w:pPr>
       <w:r>
-        <w:t xml:space="preserve">Παράδειγμα:</w:t>
+        <w:t xml:space="preserve">Η λέξη-κλειδί είναι το</w:t>
+      </w:r>
+      <w:r>
+        <w:t xml:space="preserve"> </w:t>
+      </w:r>
+      <w:r>
+        <w:rPr>
+          <w:b/>
+          <w:bCs/>
+        </w:rPr>
+        <w:t xml:space="preserve">«προσωρινά»</w:t>
+      </w:r>
+      <w:r>
+        <w:t xml:space="preserve">: καμία θέση δεν είναι οριστική πριν τελειώσει η διαδικασία. Ένας μαθητής που κρατήθηκε σε έναν γύρο μπορεί να «εκτοπιστεί» αργότερα από κάποιον με μεγαλύτερη προτεραιότητα που έφτασε στον όμιλο αργότερα· τότε συνεχίζει με τον επόμενο όμιλο της λίστας του.</w:t>
+      </w:r>
+    </w:p>
+    <w:bookmarkEnd w:id="15"/>
+    <w:bookmarkStart w:id="16" w:name="τι-κάνει-η-σειρά-που-δίνετε"/>
+    <w:p>
+      <w:pPr>
+        <w:pStyle w:val="Heading3"/>
+      </w:pPr>
+      <w:r>
+        <w:t xml:space="preserve">Τι κάνει η σειρά που δίνετε</w:t>
+      </w:r>
+    </w:p>
+    <w:p>
+      <w:pPr>
+        <w:pStyle w:val="FirstParagraph"/>
+      </w:pPr>
+      <w:r>
+        <w:t xml:space="preserve">Η σειρά σας καθορίζει</w:t>
+      </w:r>
+      <w:r>
+        <w:t xml:space="preserve"> </w:t>
+      </w:r>
+      <w:r>
+        <w:rPr>
+          <w:b/>
+          <w:bCs/>
+        </w:rPr>
+        <w:t xml:space="preserve">σε ποιους ομίλους και με ποια σειρά</w:t>
+      </w:r>
+      <w:r>
+        <w:t xml:space="preserve"> </w:t>
+      </w:r>
+      <w:r>
+        <w:t xml:space="preserve">κάνει αίτηση το παιδί: πρώτα στην 1η επιλογή· στη 2η</w:t>
+      </w:r>
+      <w:r>
+        <w:t xml:space="preserve"> </w:t>
+      </w:r>
+      <w:r>
+        <w:rPr>
+          <w:b/>
+          <w:bCs/>
+        </w:rPr>
+        <w:t xml:space="preserve">μόνο αν</w:t>
+      </w:r>
+      <w:r>
+        <w:t xml:space="preserve"> </w:t>
+      </w:r>
+      <w:r>
+        <w:t xml:space="preserve">δεν χωρέσει στην 1η· κ.ο.κ. Ένα παιδί δεν πηγαίνει ποτέ σε όμιλο που βάλατε χαμηλότερα, αν χωράει σε κάποιον που βάλατε ψηλότερα.</w:t>
+      </w:r>
+    </w:p>
+    <w:p>
+      <w:pPr>
+        <w:pStyle w:val="BodyText"/>
+      </w:pPr>
+      <w:r>
+        <w:t xml:space="preserve">Η σειρά σας</w:t>
+      </w:r>
+      <w:r>
+        <w:t xml:space="preserve"> </w:t>
+      </w:r>
+      <w:r>
+        <w:rPr>
+          <w:b/>
+          <w:bCs/>
+        </w:rPr>
+        <w:t xml:space="preserve">δεν</w:t>
+      </w:r>
+      <w:r>
+        <w:t xml:space="preserve"> </w:t>
+      </w:r>
+      <w:r>
+        <w:t xml:space="preserve">δίνει προτεραιότητα απέναντι σε άλλους μαθητές: σε έναν όμιλο, όποιος τον έβαλε 1ο και όποιος τον έβαλε 5ο έχουν την ίδια προτεραιότητα.</w:t>
+      </w:r>
+    </w:p>
+    <w:bookmarkEnd w:id="16"/>
+    <w:bookmarkStart w:id="17" w:name="ποιος-προηγείται-σε-έναν-όμιλο"/>
+    <w:p>
+      <w:pPr>
+        <w:pStyle w:val="Heading3"/>
+      </w:pPr>
+      <w:r>
+        <w:t xml:space="preserve">Ποιος προηγείται σε έναν όμιλο</w:t>
+      </w:r>
+    </w:p>
+    <w:p>
+      <w:pPr>
+        <w:pStyle w:val="FirstParagraph"/>
+      </w:pPr>
+      <w:r>
+        <w:t xml:space="preserve">Όταν ένας όμιλος έχει περισσότερες αιτήσεις από θέσεις, προηγούνται με αυτή τη σειρά:</w:t>
+      </w:r>
+    </w:p>
+    <w:p>
+      <w:pPr>
+        <w:pStyle w:val="Compact"/>
+        <w:numPr>
+          <w:ilvl w:val="0"/>
+          <w:numId w:val="1007"/>
+        </w:numPr>
+      </w:pPr>
+      <w:r>
+        <w:rPr>
+          <w:b/>
+          <w:bCs/>
+        </w:rPr>
+        <w:t xml:space="preserve">Οι μαθητές που επέλεξε ο/η εκπαιδευτικός</w:t>
+      </w:r>
+      <w:r>
+        <w:t xml:space="preserve"> </w:t>
+      </w:r>
+      <w:r>
+        <w:t xml:space="preserve">του ομίλου. (Η σειρά τους δεν έχει σημασία: η λίστα έχει το πολύ τόσους μαθητές όσες οι θέσεις, οπότε όσοι από αυτούς κάνουν αίτηση χωρούν όλοι.)</w:t>
+      </w:r>
+    </w:p>
+    <w:p>
+      <w:pPr>
+        <w:pStyle w:val="Compact"/>
+        <w:numPr>
+          <w:ilvl w:val="0"/>
+          <w:numId w:val="1007"/>
+        </w:numPr>
+      </w:pPr>
+      <w:r>
+        <w:rPr>
+          <w:b/>
+          <w:bCs/>
+        </w:rPr>
+        <w:t xml:space="preserve">Οι μαθητές των τάξεων όπου η ένταξη σε όμιλο είναι υποχρεωτική</w:t>
+      </w:r>
+      <w:r>
+        <w:t xml:space="preserve"> </w:t>
+      </w:r>
+      <w:r>
+        <w:t xml:space="preserve">(όπως ορίζει το σχολείο).</w:t>
+      </w:r>
+    </w:p>
+    <w:p>
+      <w:pPr>
+        <w:pStyle w:val="Compact"/>
+        <w:numPr>
+          <w:ilvl w:val="0"/>
+          <w:numId w:val="1007"/>
+        </w:numPr>
+      </w:pPr>
+      <w:r>
+        <w:rPr>
+          <w:b/>
+          <w:bCs/>
+        </w:rPr>
+        <w:t xml:space="preserve">Κλήρωση</w:t>
+      </w:r>
+      <w:r>
+        <w:t xml:space="preserve"> </w:t>
+      </w:r>
+      <w:r>
+        <w:t xml:space="preserve">για όλους τους υπόλοιπους.</w:t>
+      </w:r>
+    </w:p>
+    <w:p>
+      <w:pPr>
+        <w:pStyle w:val="FirstParagraph"/>
+      </w:pPr>
+      <w:r>
+        <w:rPr>
+          <w:b/>
+          <w:bCs/>
+        </w:rPr>
+        <w:t xml:space="preserve">Η κλήρωση γίνεται μία φορά, πριν ξεκινήσει η κατανομή:</w:t>
+      </w:r>
+      <w:r>
+        <w:t xml:space="preserve"> </w:t>
+      </w:r>
+      <w:r>
+        <w:t xml:space="preserve">κάθε μαθητής παίρνει</w:t>
+      </w:r>
+      <w:r>
+        <w:t xml:space="preserve"> </w:t>
+      </w:r>
+      <w:r>
+        <w:rPr>
+          <w:b/>
+          <w:bCs/>
+        </w:rPr>
+        <w:t xml:space="preserve">έναν αριθμό</w:t>
+      </w:r>
+      <w:r>
+        <w:t xml:space="preserve">, ίδιο για όλους τους ομίλους και όλη την εβδομάδα. Όποτε δύο μαθητές διεκδικούν την ίδια θέση, κερδίζει ο μικρότερος αριθμός. Οι αριθμοί βγαίνουν από ένα</w:t>
+      </w:r>
+      <w:r>
+        <w:t xml:space="preserve"> </w:t>
+      </w:r>
+      <w:r>
+        <w:rPr>
+          <w:b/>
+          <w:bCs/>
+        </w:rPr>
+        <w:t xml:space="preserve">seed</w:t>
+      </w:r>
+      <w:r>
+        <w:t xml:space="preserve"> </w:t>
+      </w:r>
+      <w:r>
+        <w:t xml:space="preserve">(λέξη ή αριθμό) που ανακοινώνεται· με το ίδιο seed οποιοσδήποτε ξαναβγάζει την ίδια κλήρωση.</w:t>
+      </w:r>
+    </w:p>
+    <w:bookmarkEnd w:id="17"/>
+    <w:bookmarkStart w:id="18" w:name="Xae750527521076382f29d925854f907432cb050"/>
+    <w:p>
+      <w:pPr>
+        <w:pStyle w:val="Heading3"/>
+      </w:pPr>
+      <w:r>
+        <w:t xml:space="preserve">Η σειρά δεν μετράει: δεν υπάρχει κλήρωση «πρώτη»</w:t>
+      </w:r>
+    </w:p>
+    <w:p>
+      <w:pPr>
+        <w:pStyle w:val="FirstParagraph"/>
+      </w:pPr>
+      <w:r>
+        <w:t xml:space="preserve">Όλοι οι όμιλοι εξετάζουν τις αιτήσεις τους</w:t>
+      </w:r>
+      <w:r>
+        <w:t xml:space="preserve"> </w:t>
+      </w:r>
+      <w:r>
+        <w:rPr>
+          <w:b/>
+          <w:bCs/>
+        </w:rPr>
+        <w:t xml:space="preserve">ταυτόχρονα</w:t>
+      </w:r>
+      <w:r>
+        <w:t xml:space="preserve">. Δεν χρειάζεται να αποφασίσει κανείς ποιος όμιλος θα «κληρωθεί πρώτος», γιατί:</w:t>
+      </w:r>
+    </w:p>
+    <w:p>
+      <w:pPr>
+        <w:pStyle w:val="BlockText"/>
+      </w:pPr>
+      <w:r>
+        <w:rPr>
+          <w:b/>
+          <w:bCs/>
+        </w:rPr>
+        <w:t xml:space="preserve">Είναι μαθηματικά αποδεδειγμένο ότι ο Gale–Shapley δίνει το ίδιο αποτέλεσμα όποια σειρά κι αν ακολουθηθεί</w:t>
+      </w:r>
+      <w:r>
+        <w:t xml:space="preserve"> </w:t>
+      </w:r>
+      <w:r>
+        <w:t xml:space="preserve">— πρώτα ο ένας όμιλος ή ο άλλος, όλοι μαζί σε γύρους, ή μία αίτηση τη φορά με οποιαδήποτε σειρά.</w:t>
+      </w:r>
+    </w:p>
+    <w:p>
+      <w:pPr>
+        <w:pStyle w:val="FirstParagraph"/>
+      </w:pPr>
+      <w:r>
+        <w:t xml:space="preserve">Προκύπτει από το βασικό θεώρημα των Gale &amp; Shapley (1962): ο αλγόριθμος καταλήγει πάντα στην καλύτερη για τους μαθητές ευσταθή κατανομή, που είναι μοναδική, και η απόδειξή τους δεν εξαρτάται από τη σειρά των αιτήσεων. Ρητά: McVitie &amp; Wilson (1970). Αυτό ισχύει επειδή οι προτεραιότητες —και οι αριθμοί κλήρωσης— είναι σταθεροί από την αρχή. Οι γύροι είναι απλώς ένας βολικός τρόπος να γίνει ο υπολογισμός. Η πλατφόρμα ελέγχει αυτή την ιδιότητα αυτόματα σε κάθε αλλαγή του κώδικα: σε εκατοντάδες τυχαία σενάρια, ο υπολογισμός «μία αίτηση τη φορά, με τυχαία σειρά» δίνει πάντα το ίδιο αποτέλεσμα με τους γύρους.</w:t>
+      </w:r>
+    </w:p>
+    <w:bookmarkEnd w:id="18"/>
+    <w:bookmarkStart w:id="19" w:name="ένας-απλός-τρόπος-να-το-δείτε"/>
+    <w:p>
+      <w:pPr>
+        <w:pStyle w:val="Heading3"/>
+      </w:pPr>
+      <w:r>
+        <w:t xml:space="preserve">Ένας απλός τρόπος να το δείτε</w:t>
+      </w:r>
+    </w:p>
+    <w:p>
+      <w:pPr>
+        <w:pStyle w:val="FirstParagraph"/>
+      </w:pPr>
+      <w:r>
+        <w:t xml:space="preserve">Όταν</w:t>
+      </w:r>
+      <w:r>
+        <w:t xml:space="preserve"> </w:t>
+      </w:r>
+      <w:r>
+        <w:rPr>
+          <w:b/>
+          <w:bCs/>
+        </w:rPr>
+        <w:t xml:space="preserve">δεν</w:t>
+      </w:r>
+      <w:r>
+        <w:t xml:space="preserve"> </w:t>
+      </w:r>
+      <w:r>
+        <w:t xml:space="preserve">υπάρχουν λίστες εκπαιδευτικών και υποχρεωτικές τάξεις, το αποτέλεσμα του αλγορίθμου είναι ακριβώς το ίδιο με αυτό:</w:t>
+      </w:r>
+    </w:p>
+    <w:p>
+      <w:pPr>
+        <w:pStyle w:val="BlockText"/>
+      </w:pPr>
+      <w:r>
+        <w:rPr>
+          <w:b/>
+          <w:bCs/>
+        </w:rPr>
+        <w:t xml:space="preserve">Οι μαθητές διαλέγουν με τη σειρά του αριθμού κλήρωσης. Ο καθένας παίρνει την καλύτερη επιλογή του που έχει ακόμα θέση.</w:t>
+      </w:r>
+    </w:p>
+    <w:p>
+      <w:pPr>
+        <w:pStyle w:val="FirstParagraph"/>
+      </w:pPr>
+      <w:r>
+        <w:t xml:space="preserve">Παράδειγμα: μία θέση στη Ρομποτική, μία στο Σκάκι.</w:t>
       </w:r>
     </w:p>
     <w:tbl>
@@ -843,40 +1601,40 @@
               <w:pStyle w:val="Compact"/>
             </w:pPr>
             <w:r>
-              <w:t xml:space="preserve">Κωδικός ομίλου</w:t>
-            </w:r>
-          </w:p>
-        </w:tc>
-        <w:tc>
-          <w:tcPr/>
-          <w:p>
-            <w:pPr>
-              <w:pStyle w:val="Compact"/>
-            </w:pPr>
-            <w:r>
-              <w:t xml:space="preserve">Σειρά</w:t>
-            </w:r>
-          </w:p>
-        </w:tc>
-        <w:tc>
-          <w:tcPr/>
-          <w:p>
-            <w:pPr>
-              <w:pStyle w:val="Compact"/>
-            </w:pPr>
-            <w:r>
-              <w:t xml:space="preserve">ΑΜ</w:t>
-            </w:r>
-          </w:p>
-        </w:tc>
-        <w:tc>
-          <w:tcPr/>
-          <w:p>
-            <w:pPr>
-              <w:pStyle w:val="Compact"/>
-            </w:pPr>
-            <w:r>
-              <w:t xml:space="preserve">Ονοματεπώνυμο (για έλεγχο)</w:t>
+              <w:t xml:space="preserve">Μαθητής</w:t>
+            </w:r>
+          </w:p>
+        </w:tc>
+        <w:tc>
+          <w:tcPr/>
+          <w:p>
+            <w:pPr>
+              <w:pStyle w:val="Compact"/>
+            </w:pPr>
+            <w:r>
+              <w:t xml:space="preserve">1η</w:t>
+            </w:r>
+          </w:p>
+        </w:tc>
+        <w:tc>
+          <w:tcPr/>
+          <w:p>
+            <w:pPr>
+              <w:pStyle w:val="Compact"/>
+            </w:pPr>
+            <w:r>
+              <w:t xml:space="preserve">2η</w:t>
+            </w:r>
+          </w:p>
+        </w:tc>
+        <w:tc>
+          <w:tcPr/>
+          <w:p>
+            <w:pPr>
+              <w:pStyle w:val="Compact"/>
+            </w:pPr>
+            <w:r>
+              <w:t xml:space="preserve">Αριθμός κλήρωσης</w:t>
             </w:r>
           </w:p>
         </w:tc>
@@ -889,7 +1647,29 @@
               <w:pStyle w:val="Compact"/>
             </w:pPr>
             <w:r>
-              <w:t xml:space="preserve">102</w:t>
+              <w:t xml:space="preserve">Νίκος</w:t>
+            </w:r>
+          </w:p>
+        </w:tc>
+        <w:tc>
+          <w:tcPr/>
+          <w:p>
+            <w:pPr>
+              <w:pStyle w:val="Compact"/>
+            </w:pPr>
+            <w:r>
+              <w:t xml:space="preserve">Ρομποτική</w:t>
+            </w:r>
+          </w:p>
+        </w:tc>
+        <w:tc>
+          <w:tcPr/>
+          <w:p>
+            <w:pPr>
+              <w:pStyle w:val="Compact"/>
+            </w:pPr>
+            <w:r>
+              <w:t xml:space="preserve">Σκάκι</w:t>
             </w:r>
           </w:p>
         </w:tc>
@@ -901,28 +1681,6 @@
             </w:pPr>
             <w:r>
               <w:t xml:space="preserve">1</w:t>
-            </w:r>
-          </w:p>
-        </w:tc>
-        <w:tc>
-          <w:tcPr/>
-          <w:p>
-            <w:pPr>
-              <w:pStyle w:val="Compact"/>
-            </w:pPr>
-            <w:r>
-              <w:t xml:space="preserve">7215</w:t>
-            </w:r>
-          </w:p>
-        </w:tc>
-        <w:tc>
-          <w:tcPr/>
-          <w:p>
-            <w:pPr>
-              <w:pStyle w:val="Compact"/>
-            </w:pPr>
-            <w:r>
-              <w:t xml:space="preserve">ΠΑΠΑΔΟΠΟΥΛΟΥ ΜΑΡΙΑ</w:t>
             </w:r>
           </w:p>
         </w:tc>
@@ -935,7 +1693,29 @@
               <w:pStyle w:val="Compact"/>
             </w:pPr>
             <w:r>
-              <w:t xml:space="preserve">102</w:t>
+              <w:t xml:space="preserve">Γιώργος</w:t>
+            </w:r>
+          </w:p>
+        </w:tc>
+        <w:tc>
+          <w:tcPr/>
+          <w:p>
+            <w:pPr>
+              <w:pStyle w:val="Compact"/>
+            </w:pPr>
+            <w:r>
+              <w:t xml:space="preserve">Ρομποτική</w:t>
+            </w:r>
+          </w:p>
+        </w:tc>
+        <w:tc>
+          <w:tcPr/>
+          <w:p>
+            <w:pPr>
+              <w:pStyle w:val="Compact"/>
+            </w:pPr>
+            <w:r>
+              <w:t xml:space="preserve">Σκάκι</w:t>
             </w:r>
           </w:p>
         </w:tc>
@@ -950,25 +1730,49 @@
             </w:r>
           </w:p>
         </w:tc>
-        <w:tc>
-          <w:tcPr/>
-          <w:p>
-            <w:pPr>
-              <w:pStyle w:val="Compact"/>
-            </w:pPr>
-            <w:r>
-              <w:t xml:space="preserve">7342</w:t>
-            </w:r>
-          </w:p>
-        </w:tc>
-        <w:tc>
-          <w:tcPr/>
-          <w:p>
-            <w:pPr>
-              <w:pStyle w:val="Compact"/>
-            </w:pPr>
-            <w:r>
-              <w:t xml:space="preserve">ΓΕΩΡΓΙΟΥ ΝΙΚΟΛΑΟΣ</w:t>
+      </w:tr>
+      <w:tr>
+        <w:tc>
+          <w:tcPr/>
+          <w:p>
+            <w:pPr>
+              <w:pStyle w:val="Compact"/>
+            </w:pPr>
+            <w:r>
+              <w:t xml:space="preserve">Σοφία</w:t>
+            </w:r>
+          </w:p>
+        </w:tc>
+        <w:tc>
+          <w:tcPr/>
+          <w:p>
+            <w:pPr>
+              <w:pStyle w:val="Compact"/>
+            </w:pPr>
+            <w:r>
+              <w:t xml:space="preserve">Σκάκι</w:t>
+            </w:r>
+          </w:p>
+        </w:tc>
+        <w:tc>
+          <w:tcPr/>
+          <w:p>
+            <w:pPr>
+              <w:pStyle w:val="Compact"/>
+            </w:pPr>
+            <w:r>
+              <w:t xml:space="preserve">Ρομποτική</w:t>
+            </w:r>
+          </w:p>
+        </w:tc>
+        <w:tc>
+          <w:tcPr/>
+          <w:p>
+            <w:pPr>
+              <w:pStyle w:val="Compact"/>
+            </w:pPr>
+            <w:r>
+              <w:t xml:space="preserve">3</w:t>
             </w:r>
           </w:p>
         </w:tc>
@@ -976,290 +1780,6 @@
     </w:tbl>
     <w:p>
       <w:pPr>
-        <w:pStyle w:val="BodyText"/>
-      </w:pPr>
-      <w:r>
-        <w:t xml:space="preserve">Ο ΑΜ είναι απαραίτητος, γιατί με αυτόν ταυτίζεται ο μαθητής με τη δήλωσή του.</w:t>
-      </w:r>
-    </w:p>
-    <w:p>
-      <w:r>
-        <w:pict>
-          <v:rect style="width:0;height:1.5pt" o:hralign="center" o:hrstd="t" o:hr="t"/>
-        </w:pict>
-      </w:r>
-    </w:p>
-    <w:bookmarkEnd w:id="14"/>
-    <w:bookmarkStart w:id="26" w:name="X270eb55045cef7eb4a5a55158511e01421f1085"/>
-    <w:p>
-      <w:pPr>
-        <w:pStyle w:val="Heading2"/>
-      </w:pPr>
-      <w:r>
-        <w:t xml:space="preserve">7. Πώς γίνεται η κατανομή</w:t>
-      </w:r>
-    </w:p>
-    <w:p>
-      <w:pPr>
-        <w:pStyle w:val="FirstParagraph"/>
-      </w:pPr>
-      <w:r>
-        <w:t xml:space="preserve">Η κατανομή γίνεται</w:t>
-      </w:r>
-      <w:r>
-        <w:t xml:space="preserve"> </w:t>
-      </w:r>
-      <w:r>
-        <w:rPr>
-          <w:b/>
-          <w:bCs/>
-        </w:rPr>
-        <w:t xml:space="preserve">ξεχωριστά για κάθε ημέρα</w:t>
-      </w:r>
-      <w:r>
-        <w:t xml:space="preserve">, με τη σειρά Δευτέρα → Παρασκευή, με τον αλγόριθμο</w:t>
-      </w:r>
-      <w:r>
-        <w:t xml:space="preserve"> </w:t>
-      </w:r>
-      <w:r>
-        <w:rPr>
-          <w:b/>
-          <w:bCs/>
-        </w:rPr>
-        <w:t xml:space="preserve">Gale–Shapley</w:t>
-      </w:r>
-      <w:r>
-        <w:t xml:space="preserve"> </w:t>
-      </w:r>
-      <w:r>
-        <w:t xml:space="preserve">(Gale &amp; Shapley, 1962) — γνωστό και ως</w:t>
-      </w:r>
-      <w:r>
-        <w:t xml:space="preserve"> </w:t>
-      </w:r>
-      <w:r>
-        <w:rPr>
-          <w:b/>
-          <w:bCs/>
-        </w:rPr>
-        <w:t xml:space="preserve">Deferred Acceptance</w:t>
-      </w:r>
-      <w:r>
-        <w:t xml:space="preserve"> </w:t>
-      </w:r>
-      <w:r>
-        <w:t xml:space="preserve">(«αναβαλλόμενη αποδοχή»). Τον ίδιο αλγόριθμο χρησιμοποιούν για τις εισαγωγές στα σχολεία τους η Νέα Υόρκη, η Βοστώνη και πολλές άλλες πόλεις.</w:t>
-      </w:r>
-    </w:p>
-    <w:bookmarkStart w:id="15" w:name="η-ιδέα-σε-τρεις-γραμμές"/>
-    <w:p>
-      <w:pPr>
-        <w:pStyle w:val="Heading3"/>
-      </w:pPr>
-      <w:r>
-        <w:t xml:space="preserve">Η ιδέα σε τρεις γραμμές</w:t>
-      </w:r>
-    </w:p>
-    <w:p>
-      <w:pPr>
-        <w:pStyle w:val="Compact"/>
-        <w:numPr>
-          <w:ilvl w:val="0"/>
-          <w:numId w:val="1007"/>
-        </w:numPr>
-      </w:pPr>
-      <w:r>
-        <w:t xml:space="preserve">Κάθε μαθητής κάνει</w:t>
-      </w:r>
-      <w:r>
-        <w:t xml:space="preserve"> </w:t>
-      </w:r>
-      <w:r>
-        <w:rPr>
-          <w:b/>
-          <w:bCs/>
-        </w:rPr>
-        <w:t xml:space="preserve">αίτηση</w:t>
-      </w:r>
-      <w:r>
-        <w:t xml:space="preserve"> </w:t>
-      </w:r>
-      <w:r>
-        <w:t xml:space="preserve">στον όμιλο που έχει πρώτο στη λίστα του.</w:t>
-      </w:r>
-    </w:p>
-    <w:p>
-      <w:pPr>
-        <w:pStyle w:val="Compact"/>
-        <w:numPr>
-          <w:ilvl w:val="0"/>
-          <w:numId w:val="1007"/>
-        </w:numPr>
-      </w:pPr>
-      <w:r>
-        <w:t xml:space="preserve">Κάθε όμιλος κρατά</w:t>
-      </w:r>
-      <w:r>
-        <w:t xml:space="preserve"> </w:t>
-      </w:r>
-      <w:r>
-        <w:rPr>
-          <w:b/>
-          <w:bCs/>
-        </w:rPr>
-        <w:t xml:space="preserve">προσωρινά</w:t>
-      </w:r>
-      <w:r>
-        <w:t xml:space="preserve"> </w:t>
-      </w:r>
-      <w:r>
-        <w:t xml:space="preserve">όσους χωρούν, με βάση την προτεραιότητα (παρακάτω), και απορρίπτει τους υπόλοιπους.</w:t>
-      </w:r>
-    </w:p>
-    <w:p>
-      <w:pPr>
-        <w:pStyle w:val="Compact"/>
-        <w:numPr>
-          <w:ilvl w:val="0"/>
-          <w:numId w:val="1007"/>
-        </w:numPr>
-      </w:pPr>
-      <w:r>
-        <w:t xml:space="preserve">Όποιος απορρίφθηκε κάνει αίτηση στον</w:t>
-      </w:r>
-      <w:r>
-        <w:t xml:space="preserve"> </w:t>
-      </w:r>
-      <w:r>
-        <w:rPr>
-          <w:b/>
-          <w:bCs/>
-        </w:rPr>
-        <w:t xml:space="preserve">επόμενο</w:t>
-      </w:r>
-      <w:r>
-        <w:t xml:space="preserve"> </w:t>
-      </w:r>
-      <w:r>
-        <w:t xml:space="preserve">όμιλο της λίστας του. Και ξανά από την αρχή, μέχρι να μην υπάρχει καμία νέα αίτηση.</w:t>
-      </w:r>
-    </w:p>
-    <w:p>
-      <w:pPr>
-        <w:pStyle w:val="FirstParagraph"/>
-      </w:pPr>
-      <w:r>
-        <w:t xml:space="preserve">Η λέξη-κλειδί είναι το</w:t>
-      </w:r>
-      <w:r>
-        <w:t xml:space="preserve"> </w:t>
-      </w:r>
-      <w:r>
-        <w:rPr>
-          <w:b/>
-          <w:bCs/>
-        </w:rPr>
-        <w:t xml:space="preserve">«προσωρινά»</w:t>
-      </w:r>
-      <w:r>
-        <w:t xml:space="preserve">: καμία θέση δεν είναι οριστική πριν τελειώσει η διαδικασία. Ένας μαθητής που κρατήθηκε σε έναν γύρο μπορεί να «εκτοπιστεί» αργότερα από κάποιον με μεγαλύτερη προτεραιότητα που έφτασε στον όμιλο αργότερα· τότε συνεχίζει με τον επόμενο όμιλο της λίστας του.</w:t>
-      </w:r>
-    </w:p>
-    <w:bookmarkEnd w:id="15"/>
-    <w:bookmarkStart w:id="16" w:name="τι-κάνει-η-σειρά-που-δίνετε"/>
-    <w:p>
-      <w:pPr>
-        <w:pStyle w:val="Heading3"/>
-      </w:pPr>
-      <w:r>
-        <w:t xml:space="preserve">Τι κάνει η σειρά που δίνετε</w:t>
-      </w:r>
-    </w:p>
-    <w:p>
-      <w:pPr>
-        <w:pStyle w:val="FirstParagraph"/>
-      </w:pPr>
-      <w:r>
-        <w:t xml:space="preserve">Η σειρά σας καθορίζει</w:t>
-      </w:r>
-      <w:r>
-        <w:t xml:space="preserve"> </w:t>
-      </w:r>
-      <w:r>
-        <w:rPr>
-          <w:b/>
-          <w:bCs/>
-        </w:rPr>
-        <w:t xml:space="preserve">σε ποιους ομίλους και με ποια σειρά</w:t>
-      </w:r>
-      <w:r>
-        <w:t xml:space="preserve"> </w:t>
-      </w:r>
-      <w:r>
-        <w:t xml:space="preserve">κάνει αίτηση το παιδί: πρώτα στην 1η επιλογή· στη 2η</w:t>
-      </w:r>
-      <w:r>
-        <w:t xml:space="preserve"> </w:t>
-      </w:r>
-      <w:r>
-        <w:rPr>
-          <w:b/>
-          <w:bCs/>
-        </w:rPr>
-        <w:t xml:space="preserve">μόνο αν</w:t>
-      </w:r>
-      <w:r>
-        <w:t xml:space="preserve"> </w:t>
-      </w:r>
-      <w:r>
-        <w:t xml:space="preserve">δεν χωρέσει στην 1η· κ.ο.κ. Ένα παιδί δεν πηγαίνει ποτέ σε όμιλο που βάλατε χαμηλότερα, αν χωράει σε κάποιον που βάλατε ψηλότερα.</w:t>
-      </w:r>
-    </w:p>
-    <w:p>
-      <w:pPr>
-        <w:pStyle w:val="BodyText"/>
-      </w:pPr>
-      <w:r>
-        <w:t xml:space="preserve">Η σειρά σας</w:t>
-      </w:r>
-      <w:r>
-        <w:t xml:space="preserve"> </w:t>
-      </w:r>
-      <w:r>
-        <w:rPr>
-          <w:b/>
-          <w:bCs/>
-        </w:rPr>
-        <w:t xml:space="preserve">δεν</w:t>
-      </w:r>
-      <w:r>
-        <w:t xml:space="preserve"> </w:t>
-      </w:r>
-      <w:r>
-        <w:t xml:space="preserve">δίνει προτεραιότητα απέναντι σε άλλους μαθητές: σε έναν όμιλο, όποιος τον έβαλε 1ο και όποιος τον έβαλε 5ο έχουν την ίδια προτεραιότητα.</w:t>
-      </w:r>
-    </w:p>
-    <w:bookmarkEnd w:id="16"/>
-    <w:bookmarkStart w:id="17" w:name="ποιος-προηγείται-σε-έναν-όμιλο"/>
-    <w:p>
-      <w:pPr>
-        <w:pStyle w:val="Heading3"/>
-      </w:pPr>
-      <w:r>
-        <w:t xml:space="preserve">Ποιος προηγείται σε έναν όμιλο</w:t>
-      </w:r>
-    </w:p>
-    <w:p>
-      <w:pPr>
-        <w:pStyle w:val="FirstParagraph"/>
-      </w:pPr>
-      <w:r>
-        <w:t xml:space="preserve">Όταν ένας όμιλος έχει περισσότερες αιτήσεις από θέσεις, προηγούνται με αυτή τη σειρά:</w:t>
-      </w:r>
-    </w:p>
-    <w:p>
-      <w:pPr>
         <w:pStyle w:val="Compact"/>
         <w:numPr>
           <w:ilvl w:val="0"/>
@@ -1271,13 +1791,13 @@
           <w:b/>
           <w:bCs/>
         </w:rPr>
-        <w:t xml:space="preserve">Οι μαθητές που επέλεξε ο/η εκπαιδευτικός</w:t>
-      </w:r>
-      <w:r>
-        <w:t xml:space="preserve"> </w:t>
-      </w:r>
-      <w:r>
-        <w:t xml:space="preserve">του ομίλου, με τη σειρά της λίστας του/της.</w:t>
+        <w:t xml:space="preserve">Νίκος (1):</w:t>
+      </w:r>
+      <w:r>
+        <w:t xml:space="preserve"> </w:t>
+      </w:r>
+      <w:r>
+        <w:t xml:space="preserve">διαλέγει Ρομποτική.</w:t>
       </w:r>
     </w:p>
     <w:p>
@@ -1293,13 +1813,13 @@
           <w:b/>
           <w:bCs/>
         </w:rPr>
-        <w:t xml:space="preserve">Οι μαθητές των τάξεων όπου η ένταξη σε όμιλο είναι υποχρεωτική</w:t>
-      </w:r>
-      <w:r>
-        <w:t xml:space="preserve"> </w:t>
-      </w:r>
-      <w:r>
-        <w:t xml:space="preserve">(όπως ορίζει το σχολείο).</w:t>
+        <w:t xml:space="preserve">Γιώργος (2):</w:t>
+      </w:r>
+      <w:r>
+        <w:t xml:space="preserve"> </w:t>
+      </w:r>
+      <w:r>
+        <w:t xml:space="preserve">η Ρομποτική γέμισε → παίρνει τη 2η του επιλογή, Σκάκι.</w:t>
       </w:r>
     </w:p>
     <w:p>
@@ -1308,430 +1828,6 @@
         <w:numPr>
           <w:ilvl w:val="0"/>
           <w:numId w:val="1008"/>
-        </w:numPr>
-      </w:pPr>
-      <w:r>
-        <w:rPr>
-          <w:b/>
-          <w:bCs/>
-        </w:rPr>
-        <w:t xml:space="preserve">Κλήρωση</w:t>
-      </w:r>
-      <w:r>
-        <w:t xml:space="preserve"> </w:t>
-      </w:r>
-      <w:r>
-        <w:t xml:space="preserve">για όλους τους υπόλοιπους.</w:t>
-      </w:r>
-    </w:p>
-    <w:p>
-      <w:pPr>
-        <w:pStyle w:val="FirstParagraph"/>
-      </w:pPr>
-      <w:r>
-        <w:rPr>
-          <w:b/>
-          <w:bCs/>
-        </w:rPr>
-        <w:t xml:space="preserve">Η κλήρωση γίνεται μία φορά, πριν ξεκινήσει η κατανομή:</w:t>
-      </w:r>
-      <w:r>
-        <w:t xml:space="preserve"> </w:t>
-      </w:r>
-      <w:r>
-        <w:t xml:space="preserve">κάθε μαθητής παίρνει</w:t>
-      </w:r>
-      <w:r>
-        <w:t xml:space="preserve"> </w:t>
-      </w:r>
-      <w:r>
-        <w:rPr>
-          <w:b/>
-          <w:bCs/>
-        </w:rPr>
-        <w:t xml:space="preserve">έναν αριθμό</w:t>
-      </w:r>
-      <w:r>
-        <w:t xml:space="preserve">, ίδιο για όλους τους ομίλους και όλη την εβδομάδα. Όποτε δύο μαθητές διεκδικούν την ίδια θέση, κερδίζει ο μικρότερος αριθμός. Οι αριθμοί βγαίνουν από ένα</w:t>
-      </w:r>
-      <w:r>
-        <w:t xml:space="preserve"> </w:t>
-      </w:r>
-      <w:r>
-        <w:rPr>
-          <w:b/>
-          <w:bCs/>
-        </w:rPr>
-        <w:t xml:space="preserve">seed</w:t>
-      </w:r>
-      <w:r>
-        <w:t xml:space="preserve"> </w:t>
-      </w:r>
-      <w:r>
-        <w:t xml:space="preserve">(λέξη ή αριθμό) που ανακοινώνεται· με το ίδιο seed οποιοσδήποτε ξαναβγάζει την ίδια κλήρωση.</w:t>
-      </w:r>
-    </w:p>
-    <w:bookmarkEnd w:id="17"/>
-    <w:bookmarkStart w:id="18" w:name="Xae750527521076382f29d925854f907432cb050"/>
-    <w:p>
-      <w:pPr>
-        <w:pStyle w:val="Heading3"/>
-      </w:pPr>
-      <w:r>
-        <w:t xml:space="preserve">Η σειρά δεν μετράει: δεν υπάρχει κλήρωση «πρώτη»</w:t>
-      </w:r>
-    </w:p>
-    <w:p>
-      <w:pPr>
-        <w:pStyle w:val="FirstParagraph"/>
-      </w:pPr>
-      <w:r>
-        <w:t xml:space="preserve">Όλοι οι όμιλοι εξετάζουν τις αιτήσεις τους</w:t>
-      </w:r>
-      <w:r>
-        <w:t xml:space="preserve"> </w:t>
-      </w:r>
-      <w:r>
-        <w:rPr>
-          <w:b/>
-          <w:bCs/>
-        </w:rPr>
-        <w:t xml:space="preserve">ταυτόχρονα</w:t>
-      </w:r>
-      <w:r>
-        <w:t xml:space="preserve">. Δεν χρειάζεται να αποφασίσει κανείς ποιος όμιλος θα «κληρωθεί πρώτος», γιατί:</w:t>
-      </w:r>
-    </w:p>
-    <w:p>
-      <w:pPr>
-        <w:pStyle w:val="BlockText"/>
-      </w:pPr>
-      <w:r>
-        <w:rPr>
-          <w:b/>
-          <w:bCs/>
-        </w:rPr>
-        <w:t xml:space="preserve">Είναι μαθηματικά αποδεδειγμένο ότι ο Gale–Shapley δίνει το ίδιο αποτέλεσμα όποια σειρά κι αν ακολουθηθεί</w:t>
-      </w:r>
-      <w:r>
-        <w:t xml:space="preserve"> </w:t>
-      </w:r>
-      <w:r>
-        <w:t xml:space="preserve">— πρώτα ο ένας όμιλος ή ο άλλος, όλοι μαζί σε γύρους, ή μία αίτηση τη φορά με οποιαδήποτε σειρά.</w:t>
-      </w:r>
-    </w:p>
-    <w:p>
-      <w:pPr>
-        <w:pStyle w:val="FirstParagraph"/>
-      </w:pPr>
-      <w:r>
-        <w:t xml:space="preserve">Προκύπτει από το βασικό θεώρημα των Gale &amp; Shapley (1962): ο αλγόριθμος καταλήγει πάντα στην καλύτερη για τους μαθητές ευσταθή κατανομή, που είναι μοναδική, και η απόδειξή τους δεν εξαρτάται από τη σειρά των αιτήσεων. Ρητά: McVitie &amp; Wilson (1970). Αυτό ισχύει επειδή οι προτεραιότητες —και οι αριθμοί κλήρωσης— είναι σταθεροί από την αρχή. Οι γύροι είναι απλώς ένας βολικός τρόπος να γίνει ο υπολογισμός. Η πλατφόρμα ελέγχει αυτή την ιδιότητα αυτόματα σε κάθε αλλαγή του κώδικα: σε εκατοντάδες τυχαία σενάρια, ο υπολογισμός «μία αίτηση τη φορά, με τυχαία σειρά» δίνει πάντα το ίδιο αποτέλεσμα με τους γύρους.</w:t>
-      </w:r>
-    </w:p>
-    <w:bookmarkEnd w:id="18"/>
-    <w:bookmarkStart w:id="19" w:name="ένας-απλός-τρόπος-να-το-δείτε"/>
-    <w:p>
-      <w:pPr>
-        <w:pStyle w:val="Heading3"/>
-      </w:pPr>
-      <w:r>
-        <w:t xml:space="preserve">Ένας απλός τρόπος να το δείτε</w:t>
-      </w:r>
-    </w:p>
-    <w:p>
-      <w:pPr>
-        <w:pStyle w:val="FirstParagraph"/>
-      </w:pPr>
-      <w:r>
-        <w:t xml:space="preserve">Όταν</w:t>
-      </w:r>
-      <w:r>
-        <w:t xml:space="preserve"> </w:t>
-      </w:r>
-      <w:r>
-        <w:rPr>
-          <w:b/>
-          <w:bCs/>
-        </w:rPr>
-        <w:t xml:space="preserve">δεν</w:t>
-      </w:r>
-      <w:r>
-        <w:t xml:space="preserve"> </w:t>
-      </w:r>
-      <w:r>
-        <w:t xml:space="preserve">υπάρχουν λίστες εκπαιδευτικών και υποχρεωτικές τάξεις, το αποτέλεσμα του αλγορίθμου είναι ακριβώς το ίδιο με αυτό:</w:t>
-      </w:r>
-    </w:p>
-    <w:p>
-      <w:pPr>
-        <w:pStyle w:val="BlockText"/>
-      </w:pPr>
-      <w:r>
-        <w:rPr>
-          <w:b/>
-          <w:bCs/>
-        </w:rPr>
-        <w:t xml:space="preserve">Οι μαθητές διαλέγουν με τη σειρά του αριθμού κλήρωσης. Ο καθένας παίρνει την καλύτερη επιλογή του που έχει ακόμα θέση.</w:t>
-      </w:r>
-    </w:p>
-    <w:p>
-      <w:pPr>
-        <w:pStyle w:val="FirstParagraph"/>
-      </w:pPr>
-      <w:r>
-        <w:t xml:space="preserve">Παράδειγμα: μία θέση στη Ρομποτική, μία στο Σκάκι.</w:t>
-      </w:r>
-    </w:p>
-    <w:tbl>
-      <w:tblPr>
-        <w:tblStyle w:val="Table"/>
-        <w:tblW w:type="auto" w:w="0"/>
-        <w:tblLook w:firstRow="1" w:lastRow="0" w:firstColumn="0" w:lastColumn="0" w:noHBand="0" w:noVBand="0" w:val="0020"/>
-      </w:tblPr>
-      <w:tblGrid>
-        <w:gridCol w:w="1980"/>
-        <w:gridCol w:w="1980"/>
-        <w:gridCol w:w="1980"/>
-        <w:gridCol w:w="1980"/>
-      </w:tblGrid>
-      <w:tr>
-        <w:trPr>
-          <w:tblHeader w:val="on"/>
-        </w:trPr>
-        <w:tc>
-          <w:tcPr/>
-          <w:p>
-            <w:pPr>
-              <w:pStyle w:val="Compact"/>
-            </w:pPr>
-            <w:r>
-              <w:t xml:space="preserve">Μαθητής</w:t>
-            </w:r>
-          </w:p>
-        </w:tc>
-        <w:tc>
-          <w:tcPr/>
-          <w:p>
-            <w:pPr>
-              <w:pStyle w:val="Compact"/>
-            </w:pPr>
-            <w:r>
-              <w:t xml:space="preserve">1η</w:t>
-            </w:r>
-          </w:p>
-        </w:tc>
-        <w:tc>
-          <w:tcPr/>
-          <w:p>
-            <w:pPr>
-              <w:pStyle w:val="Compact"/>
-            </w:pPr>
-            <w:r>
-              <w:t xml:space="preserve">2η</w:t>
-            </w:r>
-          </w:p>
-        </w:tc>
-        <w:tc>
-          <w:tcPr/>
-          <w:p>
-            <w:pPr>
-              <w:pStyle w:val="Compact"/>
-            </w:pPr>
-            <w:r>
-              <w:t xml:space="preserve">Αριθμός κλήρωσης</w:t>
-            </w:r>
-          </w:p>
-        </w:tc>
-      </w:tr>
-      <w:tr>
-        <w:tc>
-          <w:tcPr/>
-          <w:p>
-            <w:pPr>
-              <w:pStyle w:val="Compact"/>
-            </w:pPr>
-            <w:r>
-              <w:t xml:space="preserve">Νίκος</w:t>
-            </w:r>
-          </w:p>
-        </w:tc>
-        <w:tc>
-          <w:tcPr/>
-          <w:p>
-            <w:pPr>
-              <w:pStyle w:val="Compact"/>
-            </w:pPr>
-            <w:r>
-              <w:t xml:space="preserve">Ρομποτική</w:t>
-            </w:r>
-          </w:p>
-        </w:tc>
-        <w:tc>
-          <w:tcPr/>
-          <w:p>
-            <w:pPr>
-              <w:pStyle w:val="Compact"/>
-            </w:pPr>
-            <w:r>
-              <w:t xml:space="preserve">Σκάκι</w:t>
-            </w:r>
-          </w:p>
-        </w:tc>
-        <w:tc>
-          <w:tcPr/>
-          <w:p>
-            <w:pPr>
-              <w:pStyle w:val="Compact"/>
-            </w:pPr>
-            <w:r>
-              <w:t xml:space="preserve">1</w:t>
-            </w:r>
-          </w:p>
-        </w:tc>
-      </w:tr>
-      <w:tr>
-        <w:tc>
-          <w:tcPr/>
-          <w:p>
-            <w:pPr>
-              <w:pStyle w:val="Compact"/>
-            </w:pPr>
-            <w:r>
-              <w:t xml:space="preserve">Γιώργος</w:t>
-            </w:r>
-          </w:p>
-        </w:tc>
-        <w:tc>
-          <w:tcPr/>
-          <w:p>
-            <w:pPr>
-              <w:pStyle w:val="Compact"/>
-            </w:pPr>
-            <w:r>
-              <w:t xml:space="preserve">Ρομποτική</w:t>
-            </w:r>
-          </w:p>
-        </w:tc>
-        <w:tc>
-          <w:tcPr/>
-          <w:p>
-            <w:pPr>
-              <w:pStyle w:val="Compact"/>
-            </w:pPr>
-            <w:r>
-              <w:t xml:space="preserve">Σκάκι</w:t>
-            </w:r>
-          </w:p>
-        </w:tc>
-        <w:tc>
-          <w:tcPr/>
-          <w:p>
-            <w:pPr>
-              <w:pStyle w:val="Compact"/>
-            </w:pPr>
-            <w:r>
-              <w:t xml:space="preserve">2</w:t>
-            </w:r>
-          </w:p>
-        </w:tc>
-      </w:tr>
-      <w:tr>
-        <w:tc>
-          <w:tcPr/>
-          <w:p>
-            <w:pPr>
-              <w:pStyle w:val="Compact"/>
-            </w:pPr>
-            <w:r>
-              <w:t xml:space="preserve">Σοφία</w:t>
-            </w:r>
-          </w:p>
-        </w:tc>
-        <w:tc>
-          <w:tcPr/>
-          <w:p>
-            <w:pPr>
-              <w:pStyle w:val="Compact"/>
-            </w:pPr>
-            <w:r>
-              <w:t xml:space="preserve">Σκάκι</w:t>
-            </w:r>
-          </w:p>
-        </w:tc>
-        <w:tc>
-          <w:tcPr/>
-          <w:p>
-            <w:pPr>
-              <w:pStyle w:val="Compact"/>
-            </w:pPr>
-            <w:r>
-              <w:t xml:space="preserve">Ρομποτική</w:t>
-            </w:r>
-          </w:p>
-        </w:tc>
-        <w:tc>
-          <w:tcPr/>
-          <w:p>
-            <w:pPr>
-              <w:pStyle w:val="Compact"/>
-            </w:pPr>
-            <w:r>
-              <w:t xml:space="preserve">3</w:t>
-            </w:r>
-          </w:p>
-        </w:tc>
-      </w:tr>
-    </w:tbl>
-    <w:p>
-      <w:pPr>
-        <w:pStyle w:val="Compact"/>
-        <w:numPr>
-          <w:ilvl w:val="0"/>
-          <w:numId w:val="1009"/>
-        </w:numPr>
-      </w:pPr>
-      <w:r>
-        <w:rPr>
-          <w:b/>
-          <w:bCs/>
-        </w:rPr>
-        <w:t xml:space="preserve">Νίκος (1):</w:t>
-      </w:r>
-      <w:r>
-        <w:t xml:space="preserve"> </w:t>
-      </w:r>
-      <w:r>
-        <w:t xml:space="preserve">διαλέγει Ρομποτική.</w:t>
-      </w:r>
-    </w:p>
-    <w:p>
-      <w:pPr>
-        <w:pStyle w:val="Compact"/>
-        <w:numPr>
-          <w:ilvl w:val="0"/>
-          <w:numId w:val="1009"/>
-        </w:numPr>
-      </w:pPr>
-      <w:r>
-        <w:rPr>
-          <w:b/>
-          <w:bCs/>
-        </w:rPr>
-        <w:t xml:space="preserve">Γιώργος (2):</w:t>
-      </w:r>
-      <w:r>
-        <w:t xml:space="preserve"> </w:t>
-      </w:r>
-      <w:r>
-        <w:t xml:space="preserve">η Ρομποτική γέμισε → παίρνει τη 2η του επιλογή, Σκάκι.</w:t>
-      </w:r>
-    </w:p>
-    <w:p>
-      <w:pPr>
-        <w:pStyle w:val="Compact"/>
-        <w:numPr>
-          <w:ilvl w:val="0"/>
-          <w:numId w:val="1009"/>
         </w:numPr>
       </w:pPr>
       <w:r>
@@ -2255,24 +2351,102 @@
         <w:pStyle w:val="Compact"/>
         <w:numPr>
           <w:ilvl w:val="0"/>
+          <w:numId w:val="1009"/>
+        </w:numPr>
+      </w:pPr>
+      <w:r>
+        <w:t xml:space="preserve">Ρομποτική (1 θέση): Άννα (3) και Γιώργος (2). Κλήρωση:</w:t>
+      </w:r>
+      <w:r>
+        <w:t xml:space="preserve"> </w:t>
+      </w:r>
+      <w:r>
+        <w:rPr>
+          <w:b/>
+          <w:bCs/>
+        </w:rPr>
+        <w:t xml:space="preserve">κρατά προσωρινά τον Γιώργο</w:t>
+      </w:r>
+      <w:r>
+        <w:t xml:space="preserve">, απορρίπτει την Άννα.</w:t>
+      </w:r>
+    </w:p>
+    <w:p>
+      <w:pPr>
+        <w:pStyle w:val="Compact"/>
+        <w:numPr>
+          <w:ilvl w:val="0"/>
+          <w:numId w:val="1009"/>
+        </w:numPr>
+      </w:pPr>
+      <w:r>
+        <w:t xml:space="preserve">Θέατρο (1 θέση): Βασίλης (1) και Δήμητρα (4).</w:t>
+      </w:r>
+      <w:r>
+        <w:t xml:space="preserve"> </w:t>
+      </w:r>
+      <w:r>
+        <w:rPr>
+          <w:b/>
+          <w:bCs/>
+        </w:rPr>
+        <w:t xml:space="preserve">Κρατά προσωρινά τον Βασίλη</w:t>
+      </w:r>
+      <w:r>
+        <w:t xml:space="preserve">, απορρίπτει τη Δήμητρα.</w:t>
+      </w:r>
+    </w:p>
+    <w:p>
+      <w:pPr>
+        <w:pStyle w:val="FirstParagraph"/>
+      </w:pPr>
+      <w:r>
+        <w:rPr>
+          <w:b/>
+          <w:bCs/>
+        </w:rPr>
+        <w:t xml:space="preserve">Γύρος 2</w:t>
+      </w:r>
+      <w:r>
+        <w:t xml:space="preserve"> </w:t>
+      </w:r>
+      <w:r>
+        <w:t xml:space="preserve">— όσοι απορρίφθηκαν πάνε στη 2η επιλογή τους.</w:t>
+      </w:r>
+    </w:p>
+    <w:p>
+      <w:pPr>
+        <w:pStyle w:val="Compact"/>
+        <w:numPr>
+          <w:ilvl w:val="0"/>
           <w:numId w:val="1010"/>
         </w:numPr>
       </w:pPr>
       <w:r>
-        <w:t xml:space="preserve">Ρομποτική (1 θέση): Άννα (3) και Γιώργος (2). Κλήρωση:</w:t>
-      </w:r>
-      <w:r>
-        <w:t xml:space="preserve"> </w:t>
-      </w:r>
-      <w:r>
-        <w:rPr>
-          <w:b/>
-          <w:bCs/>
-        </w:rPr>
-        <w:t xml:space="preserve">κρατά προσωρινά τον Γιώργο</w:t>
-      </w:r>
-      <w:r>
-        <w:t xml:space="preserve">, απορρίπτει την Άννα.</w:t>
+        <w:t xml:space="preserve">Άννα → Θέατρο. Εκεί κρατιέται ο Βασίλης, όμως η Άννα είναι στη</w:t>
+      </w:r>
+      <w:r>
+        <w:t xml:space="preserve"> </w:t>
+      </w:r>
+      <w:r>
+        <w:rPr>
+          <w:b/>
+          <w:bCs/>
+        </w:rPr>
+        <w:t xml:space="preserve">λίστα της εκπαιδευτικού</w:t>
+      </w:r>
+      <w:r>
+        <w:t xml:space="preserve">:</w:t>
+      </w:r>
+      <w:r>
+        <w:t xml:space="preserve"> </w:t>
+      </w:r>
+      <w:r>
+        <w:rPr>
+          <w:b/>
+          <w:bCs/>
+        </w:rPr>
+        <w:t xml:space="preserve">το Θέατρο κρατά την Άννα και εκτοπίζει τον Βασίλη.</w:t>
       </w:r>
     </w:p>
     <w:p>
@@ -2284,20 +2458,20 @@
         </w:numPr>
       </w:pPr>
       <w:r>
-        <w:t xml:space="preserve">Θέατρο (1 θέση): Βασίλης (1) και Δήμητρα (4).</w:t>
-      </w:r>
-      <w:r>
-        <w:t xml:space="preserve"> </w:t>
-      </w:r>
-      <w:r>
-        <w:rPr>
-          <w:b/>
-          <w:bCs/>
-        </w:rPr>
-        <w:t xml:space="preserve">Κρατά προσωρινά τον Βασίλη</w:t>
-      </w:r>
-      <w:r>
-        <w:t xml:space="preserve">, απορρίπτει τη Δήμητρα.</w:t>
+        <w:t xml:space="preserve">Δήμητρα → Σκάκι. Υπάρχουν ελεύθερες θέσεις:</w:t>
+      </w:r>
+      <w:r>
+        <w:t xml:space="preserve"> </w:t>
+      </w:r>
+      <w:r>
+        <w:rPr>
+          <w:b/>
+          <w:bCs/>
+        </w:rPr>
+        <w:t xml:space="preserve">κρατιέται</w:t>
+      </w:r>
+      <w:r>
+        <w:t xml:space="preserve">.</w:t>
       </w:r>
     </w:p>
     <w:p>
@@ -2309,13 +2483,13 @@
           <w:b/>
           <w:bCs/>
         </w:rPr>
-        <w:t xml:space="preserve">Γύρος 2</w:t>
-      </w:r>
-      <w:r>
-        <w:t xml:space="preserve"> </w:t>
-      </w:r>
-      <w:r>
-        <w:t xml:space="preserve">— όσοι απορρίφθηκαν πάνε στη 2η επιλογή τους.</w:t>
+        <w:t xml:space="preserve">Γύρος 3</w:t>
+      </w:r>
+      <w:r>
+        <w:t xml:space="preserve"> </w:t>
+      </w:r>
+      <w:r>
+        <w:t xml:space="preserve">— ο Βασίλης πάει στη 2η επιλογή του.</w:t>
       </w:r>
     </w:p>
     <w:p>
@@ -2327,52 +2501,57 @@
         </w:numPr>
       </w:pPr>
       <w:r>
-        <w:t xml:space="preserve">Άννα → Θέατρο. Εκεί κρατιέται ο Βασίλης, όμως η Άννα είναι στη</w:t>
-      </w:r>
-      <w:r>
-        <w:t xml:space="preserve"> </w:t>
-      </w:r>
-      <w:r>
-        <w:rPr>
-          <w:b/>
-          <w:bCs/>
-        </w:rPr>
-        <w:t xml:space="preserve">λίστα της εκπαιδευτικού</w:t>
-      </w:r>
-      <w:r>
-        <w:t xml:space="preserve">:</w:t>
-      </w:r>
-      <w:r>
-        <w:t xml:space="preserve"> </w:t>
-      </w:r>
-      <w:r>
-        <w:rPr>
-          <w:b/>
-          <w:bCs/>
-        </w:rPr>
-        <w:t xml:space="preserve">το Θέατρο κρατά την Άννα και εκτοπίζει τον Βασίλη.</w:t>
-      </w:r>
-    </w:p>
-    <w:p>
-      <w:pPr>
-        <w:pStyle w:val="Compact"/>
-        <w:numPr>
-          <w:ilvl w:val="0"/>
-          <w:numId w:val="1011"/>
-        </w:numPr>
-      </w:pPr>
-      <w:r>
-        <w:t xml:space="preserve">Δήμητρα → Σκάκι. Υπάρχουν ελεύθερες θέσεις:</w:t>
-      </w:r>
-      <w:r>
-        <w:t xml:space="preserve"> </w:t>
-      </w:r>
-      <w:r>
-        <w:rPr>
-          <w:b/>
-          <w:bCs/>
-        </w:rPr>
-        <w:t xml:space="preserve">κρατιέται</w:t>
+        <w:t xml:space="preserve">Βασίλης → Ρομποτική. Εκεί κρατιέται ο Γιώργος (2). Ο Βασίλης έχει καλύτερο αριθμό (1):</w:t>
+      </w:r>
+      <w:r>
+        <w:t xml:space="preserve"> </w:t>
+      </w:r>
+      <w:r>
+        <w:rPr>
+          <w:b/>
+          <w:bCs/>
+        </w:rPr>
+        <w:t xml:space="preserve">η Ρομποτική κρατά τον Βασίλη και εκτοπίζει τον Γιώργο</w:t>
+      </w:r>
+      <w:r>
+        <w:t xml:space="preserve"> </w:t>
+      </w:r>
+      <w:r>
+        <w:t xml:space="preserve">— παρότι ο Γιώργος την είχε 1η επιλογή και ο Βασίλης 2η. Η θέση στη λίστα δεν δίνει προτεραιότητα.</w:t>
+      </w:r>
+    </w:p>
+    <w:p>
+      <w:pPr>
+        <w:pStyle w:val="FirstParagraph"/>
+      </w:pPr>
+      <w:r>
+        <w:rPr>
+          <w:b/>
+          <w:bCs/>
+        </w:rPr>
+        <w:t xml:space="preserve">Γύρος 4</w:t>
+      </w:r>
+    </w:p>
+    <w:p>
+      <w:pPr>
+        <w:pStyle w:val="Compact"/>
+        <w:numPr>
+          <w:ilvl w:val="0"/>
+          <w:numId w:val="1012"/>
+        </w:numPr>
+      </w:pPr>
+      <w:r>
+        <w:t xml:space="preserve">Γιώργος → Θέατρο (2η επιλογή). Εκεί είναι η Άννα, από τη λίστα της εκπαιδευτικού:</w:t>
+      </w:r>
+      <w:r>
+        <w:t xml:space="preserve"> </w:t>
+      </w:r>
+      <w:r>
+        <w:rPr>
+          <w:b/>
+          <w:bCs/>
+        </w:rPr>
+        <w:t xml:space="preserve">ο Γιώργος απορρίπτεται</w:t>
       </w:r>
       <w:r>
         <w:t xml:space="preserve">.</w:t>
@@ -2387,53 +2566,7 @@
           <w:b/>
           <w:bCs/>
         </w:rPr>
-        <w:t xml:space="preserve">Γύρος 3</w:t>
-      </w:r>
-      <w:r>
-        <w:t xml:space="preserve"> </w:t>
-      </w:r>
-      <w:r>
-        <w:t xml:space="preserve">— ο Βασίλης πάει στη 2η επιλογή του.</w:t>
-      </w:r>
-    </w:p>
-    <w:p>
-      <w:pPr>
-        <w:pStyle w:val="Compact"/>
-        <w:numPr>
-          <w:ilvl w:val="0"/>
-          <w:numId w:val="1012"/>
-        </w:numPr>
-      </w:pPr>
-      <w:r>
-        <w:t xml:space="preserve">Βασίλης → Ρομποτική. Εκεί κρατιέται ο Γιώργος (2). Ο Βασίλης έχει καλύτερο αριθμό (1):</w:t>
-      </w:r>
-      <w:r>
-        <w:t xml:space="preserve"> </w:t>
-      </w:r>
-      <w:r>
-        <w:rPr>
-          <w:b/>
-          <w:bCs/>
-        </w:rPr>
-        <w:t xml:space="preserve">η Ρομποτική κρατά τον Βασίλη και εκτοπίζει τον Γιώργο</w:t>
-      </w:r>
-      <w:r>
-        <w:t xml:space="preserve"> </w:t>
-      </w:r>
-      <w:r>
-        <w:t xml:space="preserve">— παρότι ο Γιώργος την είχε 1η επιλογή και ο Βασίλης 2η. Η θέση στη λίστα δεν δίνει προτεραιότητα.</w:t>
-      </w:r>
-    </w:p>
-    <w:p>
-      <w:pPr>
-        <w:pStyle w:val="FirstParagraph"/>
-      </w:pPr>
-      <w:r>
-        <w:rPr>
-          <w:b/>
-          <w:bCs/>
-        </w:rPr>
-        <w:t xml:space="preserve">Γύρος 4</w:t>
+        <w:t xml:space="preserve">Γύρος 5</w:t>
       </w:r>
     </w:p>
     <w:p>
@@ -2442,43 +2575,6 @@
         <w:numPr>
           <w:ilvl w:val="0"/>
           <w:numId w:val="1013"/>
-        </w:numPr>
-      </w:pPr>
-      <w:r>
-        <w:t xml:space="preserve">Γιώργος → Θέατρο (2η επιλογή). Εκεί είναι η Άννα, από τη λίστα της εκπαιδευτικού:</w:t>
-      </w:r>
-      <w:r>
-        <w:t xml:space="preserve"> </w:t>
-      </w:r>
-      <w:r>
-        <w:rPr>
-          <w:b/>
-          <w:bCs/>
-        </w:rPr>
-        <w:t xml:space="preserve">ο Γιώργος απορρίπτεται</w:t>
-      </w:r>
-      <w:r>
-        <w:t xml:space="preserve">.</w:t>
-      </w:r>
-    </w:p>
-    <w:p>
-      <w:pPr>
-        <w:pStyle w:val="FirstParagraph"/>
-      </w:pPr>
-      <w:r>
-        <w:rPr>
-          <w:b/>
-          <w:bCs/>
-        </w:rPr>
-        <w:t xml:space="preserve">Γύρος 5</w:t>
-      </w:r>
-    </w:p>
-    <w:p>
-      <w:pPr>
-        <w:pStyle w:val="Compact"/>
-        <w:numPr>
-          <w:ilvl w:val="0"/>
-          <w:numId w:val="1014"/>
         </w:numPr>
       </w:pPr>
       <w:r>
@@ -2748,7 +2844,7 @@
         <w:pStyle w:val="Compact"/>
         <w:numPr>
           <w:ilvl w:val="0"/>
-          <w:numId w:val="1015"/>
+          <w:numId w:val="1014"/>
         </w:numPr>
       </w:pPr>
       <w:r>
@@ -2786,7 +2882,7 @@
         <w:pStyle w:val="Compact"/>
         <w:numPr>
           <w:ilvl w:val="0"/>
-          <w:numId w:val="1015"/>
+          <w:numId w:val="1014"/>
         </w:numPr>
       </w:pPr>
       <w:r>
@@ -2808,7 +2904,7 @@
         <w:pStyle w:val="Compact"/>
         <w:numPr>
           <w:ilvl w:val="0"/>
-          <w:numId w:val="1015"/>
+          <w:numId w:val="1014"/>
         </w:numPr>
       </w:pPr>
       <w:r>
@@ -2830,7 +2926,7 @@
         <w:pStyle w:val="Compact"/>
         <w:numPr>
           <w:ilvl w:val="0"/>
-          <w:numId w:val="1015"/>
+          <w:numId w:val="1014"/>
         </w:numPr>
       </w:pPr>
       <w:r>
@@ -2852,7 +2948,7 @@
         <w:pStyle w:val="Compact"/>
         <w:numPr>
           <w:ilvl w:val="0"/>
-          <w:numId w:val="1015"/>
+          <w:numId w:val="1014"/>
         </w:numPr>
       </w:pPr>
       <w:r>
@@ -2884,7 +2980,7 @@
         <w:pStyle w:val="Compact"/>
         <w:numPr>
           <w:ilvl w:val="0"/>
-          <w:numId w:val="1016"/>
+          <w:numId w:val="1015"/>
         </w:numPr>
       </w:pPr>
       <w:r>
@@ -2909,7 +3005,7 @@
         <w:pStyle w:val="Compact"/>
         <w:numPr>
           <w:ilvl w:val="0"/>
-          <w:numId w:val="1016"/>
+          <w:numId w:val="1015"/>
         </w:numPr>
       </w:pPr>
       <w:r>
@@ -2968,7 +3064,7 @@
         <w:pStyle w:val="Compact"/>
         <w:numPr>
           <w:ilvl w:val="0"/>
-          <w:numId w:val="1017"/>
+          <w:numId w:val="1016"/>
         </w:numPr>
       </w:pPr>
       <w:r>
@@ -2996,7 +3092,7 @@
         <w:pStyle w:val="Compact"/>
         <w:numPr>
           <w:ilvl w:val="0"/>
-          <w:numId w:val="1017"/>
+          <w:numId w:val="1016"/>
         </w:numPr>
       </w:pPr>
       <w:r>
@@ -3008,7 +3104,7 @@
         <w:pStyle w:val="Compact"/>
         <w:numPr>
           <w:ilvl w:val="0"/>
-          <w:numId w:val="1017"/>
+          <w:numId w:val="1016"/>
         </w:numPr>
       </w:pPr>
       <w:r>
@@ -3096,7 +3192,7 @@
         <w:pStyle w:val="Compact"/>
         <w:numPr>
           <w:ilvl w:val="0"/>
-          <w:numId w:val="1018"/>
+          <w:numId w:val="1017"/>
         </w:numPr>
       </w:pPr>
       <w:r>
@@ -3124,7 +3220,7 @@
         <w:pStyle w:val="Compact"/>
         <w:numPr>
           <w:ilvl w:val="0"/>
-          <w:numId w:val="1018"/>
+          <w:numId w:val="1017"/>
         </w:numPr>
       </w:pPr>
       <w:r>
@@ -3152,7 +3248,7 @@
         <w:pStyle w:val="Compact"/>
         <w:numPr>
           <w:ilvl w:val="0"/>
-          <w:numId w:val="1018"/>
+          <w:numId w:val="1017"/>
         </w:numPr>
       </w:pPr>
       <w:r>
@@ -3182,7 +3278,7 @@
         <w:pStyle w:val="Compact"/>
         <w:numPr>
           <w:ilvl w:val="0"/>
-          <w:numId w:val="1019"/>
+          <w:numId w:val="1018"/>
         </w:numPr>
       </w:pPr>
       <w:r>
@@ -3223,7 +3319,7 @@
         <w:pStyle w:val="Compact"/>
         <w:numPr>
           <w:ilvl w:val="0"/>
-          <w:numId w:val="1019"/>
+          <w:numId w:val="1018"/>
         </w:numPr>
       </w:pPr>
       <w:r>
@@ -3235,7 +3331,7 @@
         <w:pStyle w:val="Compact"/>
         <w:numPr>
           <w:ilvl w:val="0"/>
-          <w:numId w:val="1019"/>
+          <w:numId w:val="1018"/>
         </w:numPr>
       </w:pPr>
       <w:r>
@@ -3266,7 +3362,7 @@
         <w:pStyle w:val="Compact"/>
         <w:numPr>
           <w:ilvl w:val="0"/>
-          <w:numId w:val="1020"/>
+          <w:numId w:val="1019"/>
         </w:numPr>
       </w:pPr>
       <w:r>
@@ -3291,7 +3387,7 @@
         <w:pStyle w:val="Compact"/>
         <w:numPr>
           <w:ilvl w:val="0"/>
-          <w:numId w:val="1020"/>
+          <w:numId w:val="1019"/>
         </w:numPr>
       </w:pPr>
       <w:r>
@@ -3374,6 +3470,42 @@
           <w:b/>
           <w:bCs/>
         </w:rPr>
+        <w:t xml:space="preserve">Έχει σημασία με ποια σειρά τσεκάρω τους μαθητές;</w:t>
+      </w:r>
+      <w:r>
+        <w:t xml:space="preserve"> </w:t>
+      </w:r>
+      <w:r>
+        <w:t xml:space="preserve">Όχι. Η λίστα δεν ξεπερνά τις θέσεις, άρα όσοι από αυτήν δηλώσουν τον όμιλο χωρούν όλοι.</w:t>
+      </w:r>
+    </w:p>
+    <w:p>
+      <w:pPr>
+        <w:pStyle w:val="BodyText"/>
+      </w:pPr>
+      <w:r>
+        <w:rPr>
+          <w:b/>
+          <w:bCs/>
+        </w:rPr>
+        <w:t xml:space="preserve">Μπορώ να αλλάξω τη χωρητικότητα;</w:t>
+      </w:r>
+      <w:r>
+        <w:t xml:space="preserve"> </w:t>
+      </w:r>
+      <w:r>
+        <w:t xml:space="preserve">Όχι από την πλατφόρμα· την ορίζει ο υπεύθυνος των ομίλων. Αν χρειάζεται αλλαγή, επικοινωνήστε μαζί του.</w:t>
+      </w:r>
+    </w:p>
+    <w:p>
+      <w:pPr>
+        <w:pStyle w:val="BodyText"/>
+      </w:pPr>
+      <w:r>
+        <w:rPr>
+          <w:b/>
+          <w:bCs/>
+        </w:rPr>
         <w:t xml:space="preserve">Ένας μαθητής έβαλε τον όμιλό μου 1ο και δεν μπήκε, ενώ άλλος τον έβαλε 4ο και μπήκε. Γιατί;</w:t>
       </w:r>
       <w:r>
@@ -3514,6 +3646,165 @@
         <w:pStyle w:val="Compact"/>
         <w:numPr>
           <w:ilvl w:val="0"/>
+          <w:numId w:val="1020"/>
+        </w:numPr>
+      </w:pPr>
+      <w:r>
+        <w:rPr>
+          <w:b/>
+          <w:bCs/>
+        </w:rPr>
+        <w:t xml:space="preserve">I</w:t>
+      </w:r>
+      <w:r>
+        <w:t xml:space="preserve">: οι μαθητές·</w:t>
+      </w:r>
+      <w:r>
+        <w:t xml:space="preserve"> </w:t>
+      </w:r>
+      <w:r>
+        <w:rPr>
+          <w:b/>
+          <w:bCs/>
+        </w:rPr>
+        <w:t xml:space="preserve">C</w:t>
+      </w:r>
+      <w:r>
+        <w:t xml:space="preserve">: οι όμιλοι της ημέρας· κάθε όμιλος c έχει</w:t>
+      </w:r>
+      <w:r>
+        <w:t xml:space="preserve"> </w:t>
+      </w:r>
+      <w:r>
+        <w:rPr>
+          <w:b/>
+          <w:bCs/>
+        </w:rPr>
+        <w:t xml:space="preserve">χωρητικότητα</w:t>
+      </w:r>
+      <w:r>
+        <w:t xml:space="preserve"> </w:t>
+      </w:r>
+      <w:r>
+        <w:t xml:space="preserve">q_c.</w:t>
+      </w:r>
+    </w:p>
+    <w:p>
+      <w:pPr>
+        <w:pStyle w:val="Compact"/>
+        <w:numPr>
+          <w:ilvl w:val="0"/>
+          <w:numId w:val="1020"/>
+        </w:numPr>
+      </w:pPr>
+      <w:r>
+        <w:t xml:space="preserve">Κάθε μαθητής i έχει μια</w:t>
+      </w:r>
+      <w:r>
+        <w:t xml:space="preserve"> </w:t>
+      </w:r>
+      <w:r>
+        <w:rPr>
+          <w:b/>
+          <w:bCs/>
+        </w:rPr>
+        <w:t xml:space="preserve">αυστηρή σειρά προτίμησης</w:t>
+      </w:r>
+      <w:r>
+        <w:t xml:space="preserve"> </w:t>
+      </w:r>
+      <w:r>
+        <w:t xml:space="preserve">P_i πάνω στους ομίλους της ημέρας που αφορούν την τάξη του (η φόρμα απαιτεί πλήρη κατάταξη).</w:t>
+      </w:r>
+    </w:p>
+    <w:p>
+      <w:pPr>
+        <w:pStyle w:val="Compact"/>
+        <w:numPr>
+          <w:ilvl w:val="0"/>
+          <w:numId w:val="1020"/>
+        </w:numPr>
+      </w:pPr>
+      <w:r>
+        <w:t xml:space="preserve">Κάθε όμιλος c έχει μια</w:t>
+      </w:r>
+      <w:r>
+        <w:t xml:space="preserve"> </w:t>
+      </w:r>
+      <w:r>
+        <w:rPr>
+          <w:b/>
+          <w:bCs/>
+        </w:rPr>
+        <w:t xml:space="preserve">αυστηρή σειρά προτεραιότητας</w:t>
+      </w:r>
+      <w:r>
+        <w:t xml:space="preserve"> </w:t>
+      </w:r>
+      <w:r>
+        <w:t xml:space="preserve">≻_c πάνω στους μαθητές (§3).</w:t>
+      </w:r>
+    </w:p>
+    <w:p>
+      <w:pPr>
+        <w:pStyle w:val="Compact"/>
+        <w:numPr>
+          <w:ilvl w:val="0"/>
+          <w:numId w:val="1020"/>
+        </w:numPr>
+      </w:pPr>
+      <w:r>
+        <w:rPr>
+          <w:b/>
+          <w:bCs/>
+        </w:rPr>
+        <w:t xml:space="preserve">Αντιστοίχιση</w:t>
+      </w:r>
+      <w:r>
+        <w:t xml:space="preserve"> </w:t>
+      </w:r>
+      <w:r>
+        <w:t xml:space="preserve">μ: κάθε μαθητής παίρνει το πολύ έναν όμιλο και κάθε όμιλος c το πολύ q_c μαθητές.</w:t>
+      </w:r>
+    </w:p>
+    <w:p>
+      <w:pPr>
+        <w:pStyle w:val="FirstParagraph"/>
+      </w:pPr>
+      <w:r>
+        <w:t xml:space="preserve">Όπως στο school choice, οι όμιλοι δεν είναι «παίκτες» με δικές τους προτιμήσεις: η σειρά ≻_c είναι</w:t>
+      </w:r>
+      <w:r>
+        <w:t xml:space="preserve"> </w:t>
+      </w:r>
+      <w:r>
+        <w:rPr>
+          <w:b/>
+          <w:bCs/>
+        </w:rPr>
+        <w:t xml:space="preserve">κανόνας προτεραιότητας</w:t>
+      </w:r>
+      <w:r>
+        <w:t xml:space="preserve"> </w:t>
+      </w:r>
+      <w:r>
+        <w:t xml:space="preserve">που ορίζει το σχολείο (Abdulkadiroğlu &amp; Sönmez, 2003).</w:t>
+      </w:r>
+    </w:p>
+    <w:bookmarkStart w:id="28" w:name="ιδιότητες-που-ζητάμε"/>
+    <w:p>
+      <w:pPr>
+        <w:pStyle w:val="Heading4"/>
+      </w:pPr>
+      <w:r>
+        <w:t xml:space="preserve">Ιδιότητες που ζητάμε</w:t>
+      </w:r>
+    </w:p>
+    <w:p>
+      <w:pPr>
+        <w:pStyle w:val="Compact"/>
+        <w:numPr>
+          <w:ilvl w:val="0"/>
           <w:numId w:val="1021"/>
         </w:numPr>
       </w:pPr>
@@ -3522,39 +3813,13 @@
           <w:b/>
           <w:bCs/>
         </w:rPr>
-        <w:t xml:space="preserve">I</w:t>
-      </w:r>
-      <w:r>
-        <w:t xml:space="preserve">: οι μαθητές·</w:t>
-      </w:r>
-      <w:r>
-        <w:t xml:space="preserve"> </w:t>
-      </w:r>
-      <w:r>
-        <w:rPr>
-          <w:b/>
-          <w:bCs/>
-        </w:rPr>
-        <w:t xml:space="preserve">C</w:t>
-      </w:r>
-      <w:r>
-        <w:t xml:space="preserve">: οι όμιλοι της ημέρας· κάθε όμιλος c έχει</w:t>
-      </w:r>
-      <w:r>
-        <w:t xml:space="preserve"> </w:t>
-      </w:r>
-      <w:r>
-        <w:rPr>
-          <w:b/>
-          <w:bCs/>
-        </w:rPr>
-        <w:t xml:space="preserve">χωρητικότητα</w:t>
-      </w:r>
-      <w:r>
-        <w:t xml:space="preserve"> </w:t>
-      </w:r>
-      <w:r>
-        <w:t xml:space="preserve">q_c.</w:t>
+        <w:t xml:space="preserve">Ατομική ορθολογικότητα:</w:t>
+      </w:r>
+      <w:r>
+        <w:t xml:space="preserve"> </w:t>
+      </w:r>
+      <w:r>
+        <w:t xml:space="preserve">κανείς δεν τοποθετείται σε όμιλο που δεν δήλωσε.</w:t>
       </w:r>
     </w:p>
     <w:p>
@@ -3566,23 +3831,17 @@
         </w:numPr>
       </w:pPr>
       <w:r>
-        <w:t xml:space="preserve">Κάθε μαθητής i έχει μια</w:t>
-      </w:r>
-      <w:r>
-        <w:t xml:space="preserve"> </w:t>
-      </w:r>
-      <w:r>
-        <w:rPr>
-          <w:b/>
-          <w:bCs/>
-        </w:rPr>
-        <w:t xml:space="preserve">αυστηρή σειρά προτίμησης</w:t>
-      </w:r>
-      <w:r>
-        <w:t xml:space="preserve"> </w:t>
-      </w:r>
-      <w:r>
-        <w:t xml:space="preserve">P_i πάνω στους ομίλους της ημέρας που αφορούν την τάξη του (η φόρμα απαιτεί πλήρη κατάταξη).</w:t>
+        <w:rPr>
+          <w:b/>
+          <w:bCs/>
+        </w:rPr>
+        <w:t xml:space="preserve">Μη σπατάλη (non-wastefulness):</w:t>
+      </w:r>
+      <w:r>
+        <w:t xml:space="preserve"> </w:t>
+      </w:r>
+      <w:r>
+        <w:t xml:space="preserve">αν ο i προτιμά τον όμιλο c από αυτόν που πήρε, τότε ο c είναι γεμάτος.</w:t>
       </w:r>
     </w:p>
     <w:p>
@@ -3591,133 +3850,6 @@
         <w:numPr>
           <w:ilvl w:val="0"/>
           <w:numId w:val="1021"/>
-        </w:numPr>
-      </w:pPr>
-      <w:r>
-        <w:t xml:space="preserve">Κάθε όμιλος c έχει μια</w:t>
-      </w:r>
-      <w:r>
-        <w:t xml:space="preserve"> </w:t>
-      </w:r>
-      <w:r>
-        <w:rPr>
-          <w:b/>
-          <w:bCs/>
-        </w:rPr>
-        <w:t xml:space="preserve">αυστηρή σειρά προτεραιότητας</w:t>
-      </w:r>
-      <w:r>
-        <w:t xml:space="preserve"> </w:t>
-      </w:r>
-      <w:r>
-        <w:t xml:space="preserve">≻_c πάνω στους μαθητές (§3).</w:t>
-      </w:r>
-    </w:p>
-    <w:p>
-      <w:pPr>
-        <w:pStyle w:val="Compact"/>
-        <w:numPr>
-          <w:ilvl w:val="0"/>
-          <w:numId w:val="1021"/>
-        </w:numPr>
-      </w:pPr>
-      <w:r>
-        <w:rPr>
-          <w:b/>
-          <w:bCs/>
-        </w:rPr>
-        <w:t xml:space="preserve">Αντιστοίχιση</w:t>
-      </w:r>
-      <w:r>
-        <w:t xml:space="preserve"> </w:t>
-      </w:r>
-      <w:r>
-        <w:t xml:space="preserve">μ: κάθε μαθητής παίρνει το πολύ έναν όμιλο και κάθε όμιλος c το πολύ q_c μαθητές.</w:t>
-      </w:r>
-    </w:p>
-    <w:p>
-      <w:pPr>
-        <w:pStyle w:val="FirstParagraph"/>
-      </w:pPr>
-      <w:r>
-        <w:t xml:space="preserve">Όπως στο school choice, οι όμιλοι δεν είναι «παίκτες» με δικές τους προτιμήσεις: η σειρά ≻_c είναι</w:t>
-      </w:r>
-      <w:r>
-        <w:t xml:space="preserve"> </w:t>
-      </w:r>
-      <w:r>
-        <w:rPr>
-          <w:b/>
-          <w:bCs/>
-        </w:rPr>
-        <w:t xml:space="preserve">κανόνας προτεραιότητας</w:t>
-      </w:r>
-      <w:r>
-        <w:t xml:space="preserve"> </w:t>
-      </w:r>
-      <w:r>
-        <w:t xml:space="preserve">που ορίζει το σχολείο (Abdulkadiroğlu &amp; Sönmez, 2003).</w:t>
-      </w:r>
-    </w:p>
-    <w:bookmarkStart w:id="28" w:name="ιδιότητες-που-ζητάμε"/>
-    <w:p>
-      <w:pPr>
-        <w:pStyle w:val="Heading4"/>
-      </w:pPr>
-      <w:r>
-        <w:t xml:space="preserve">Ιδιότητες που ζητάμε</w:t>
-      </w:r>
-    </w:p>
-    <w:p>
-      <w:pPr>
-        <w:pStyle w:val="Compact"/>
-        <w:numPr>
-          <w:ilvl w:val="0"/>
-          <w:numId w:val="1022"/>
-        </w:numPr>
-      </w:pPr>
-      <w:r>
-        <w:rPr>
-          <w:b/>
-          <w:bCs/>
-        </w:rPr>
-        <w:t xml:space="preserve">Ατομική ορθολογικότητα:</w:t>
-      </w:r>
-      <w:r>
-        <w:t xml:space="preserve"> </w:t>
-      </w:r>
-      <w:r>
-        <w:t xml:space="preserve">κανείς δεν τοποθετείται σε όμιλο που δεν δήλωσε.</w:t>
-      </w:r>
-    </w:p>
-    <w:p>
-      <w:pPr>
-        <w:pStyle w:val="Compact"/>
-        <w:numPr>
-          <w:ilvl w:val="0"/>
-          <w:numId w:val="1022"/>
-        </w:numPr>
-      </w:pPr>
-      <w:r>
-        <w:rPr>
-          <w:b/>
-          <w:bCs/>
-        </w:rPr>
-        <w:t xml:space="preserve">Μη σπατάλη (non-wastefulness):</w:t>
-      </w:r>
-      <w:r>
-        <w:t xml:space="preserve"> </w:t>
-      </w:r>
-      <w:r>
-        <w:t xml:space="preserve">αν ο i προτιμά τον όμιλο c από αυτόν που πήρε, τότε ο c είναι γεμάτος.</w:t>
-      </w:r>
-    </w:p>
-    <w:p>
-      <w:pPr>
-        <w:pStyle w:val="Compact"/>
-        <w:numPr>
-          <w:ilvl w:val="0"/>
-          <w:numId w:val="1022"/>
         </w:numPr>
       </w:pPr>
       <w:r>
@@ -3834,6 +3966,102 @@
         <w:pStyle w:val="Compact"/>
         <w:numPr>
           <w:ilvl w:val="0"/>
+          <w:numId w:val="1022"/>
+        </w:numPr>
+      </w:pPr>
+      <w:r>
+        <w:rPr>
+          <w:b/>
+          <w:bCs/>
+        </w:rPr>
+        <w:t xml:space="preserve">Γύρος 1:</w:t>
+      </w:r>
+      <w:r>
+        <w:t xml:space="preserve"> </w:t>
+      </w:r>
+      <w:r>
+        <w:t xml:space="preserve">κάθε μαθητής κάνει αίτηση στην 1η επιλογή του. Κάθε όμιλος c κρατά</w:t>
+      </w:r>
+      <w:r>
+        <w:t xml:space="preserve"> </w:t>
+      </w:r>
+      <w:r>
+        <w:rPr>
+          <w:b/>
+          <w:bCs/>
+        </w:rPr>
+        <w:t xml:space="preserve">προσωρινά</w:t>
+      </w:r>
+      <w:r>
+        <w:t xml:space="preserve"> </w:t>
+      </w:r>
+      <w:r>
+        <w:t xml:space="preserve">τους q_c καλύτερους κατά ≻_c και απορρίπτει τους υπόλοιπους.</w:t>
+      </w:r>
+    </w:p>
+    <w:p>
+      <w:pPr>
+        <w:pStyle w:val="Compact"/>
+        <w:numPr>
+          <w:ilvl w:val="0"/>
+          <w:numId w:val="1022"/>
+        </w:numPr>
+      </w:pPr>
+      <w:r>
+        <w:rPr>
+          <w:b/>
+          <w:bCs/>
+        </w:rPr>
+        <w:t xml:space="preserve">Γύρος k:</w:t>
+      </w:r>
+      <w:r>
+        <w:t xml:space="preserve"> </w:t>
+      </w:r>
+      <w:r>
+        <w:t xml:space="preserve">κάθε μαθητής που απορρίφθηκε στον προηγούμενο γύρο κάνει αίτηση στην επόμενη επιλογή του. Κάθε όμιλος εξετάζει</w:t>
+      </w:r>
+      <w:r>
+        <w:t xml:space="preserve"> </w:t>
+      </w:r>
+      <w:r>
+        <w:rPr>
+          <w:b/>
+          <w:bCs/>
+        </w:rPr>
+        <w:t xml:space="preserve">μαζί</w:t>
+      </w:r>
+      <w:r>
+        <w:t xml:space="preserve"> </w:t>
+      </w:r>
+      <w:r>
+        <w:t xml:space="preserve">τους προσωρινά κρατημένους και τους νέους αιτούντες, κρατά τους q_c καλύτερους και απορρίπτει τους υπόλοιπους.</w:t>
+      </w:r>
+    </w:p>
+    <w:p>
+      <w:pPr>
+        <w:pStyle w:val="Compact"/>
+        <w:numPr>
+          <w:ilvl w:val="0"/>
+          <w:numId w:val="1022"/>
+        </w:numPr>
+      </w:pPr>
+      <w:r>
+        <w:t xml:space="preserve">Η διαδικασία τελειώνει όταν δεν γίνεται καμία νέα αίτηση· οι προσωρινές θέσεις γίνονται οριστικές.</w:t>
+      </w:r>
+    </w:p>
+    <w:p>
+      <w:pPr>
+        <w:pStyle w:val="FirstParagraph"/>
+      </w:pPr>
+      <w:r>
+        <w:t xml:space="preserve">Βασικά αποτελέσματα:</w:t>
+      </w:r>
+    </w:p>
+    <w:p>
+      <w:pPr>
+        <w:pStyle w:val="Compact"/>
+        <w:numPr>
+          <w:ilvl w:val="0"/>
           <w:numId w:val="1023"/>
         </w:numPr>
       </w:pPr>
@@ -3842,29 +4070,13 @@
           <w:b/>
           <w:bCs/>
         </w:rPr>
-        <w:t xml:space="preserve">Γύρος 1:</w:t>
-      </w:r>
-      <w:r>
-        <w:t xml:space="preserve"> </w:t>
-      </w:r>
-      <w:r>
-        <w:t xml:space="preserve">κάθε μαθητής κάνει αίτηση στην 1η επιλογή του. Κάθε όμιλος c κρατά</w:t>
-      </w:r>
-      <w:r>
-        <w:t xml:space="preserve"> </w:t>
-      </w:r>
-      <w:r>
-        <w:rPr>
-          <w:b/>
-          <w:bCs/>
-        </w:rPr>
-        <w:t xml:space="preserve">προσωρινά</w:t>
-      </w:r>
-      <w:r>
-        <w:t xml:space="preserve"> </w:t>
-      </w:r>
-      <w:r>
-        <w:t xml:space="preserve">τους q_c καλύτερους κατά ≻_c και απορρίπτει τους υπόλοιπους.</w:t>
+        <w:t xml:space="preserve">Τερματισμός:</w:t>
+      </w:r>
+      <w:r>
+        <w:t xml:space="preserve"> </w:t>
+      </w:r>
+      <w:r>
+        <w:t xml:space="preserve">κάθε μαθητής κάνει αίτηση σε κάθε όμιλο το πολύ μία φορά, άρα οι αιτήσεις —και επομένως και οι γύροι— είναι το πολύ Σ_i |P_i|.</w:t>
       </w:r>
     </w:p>
     <w:p>
@@ -3880,29 +4092,29 @@
           <w:b/>
           <w:bCs/>
         </w:rPr>
-        <w:t xml:space="preserve">Γύρος k:</w:t>
-      </w:r>
-      <w:r>
-        <w:t xml:space="preserve"> </w:t>
-      </w:r>
-      <w:r>
-        <w:t xml:space="preserve">κάθε μαθητής που απορρίφθηκε στον προηγούμενο γύρο κάνει αίτηση στην επόμενη επιλογή του. Κάθε όμιλος εξετάζει</w:t>
-      </w:r>
-      <w:r>
-        <w:t xml:space="preserve"> </w:t>
-      </w:r>
-      <w:r>
-        <w:rPr>
-          <w:b/>
-          <w:bCs/>
-        </w:rPr>
-        <w:t xml:space="preserve">μαζί</w:t>
-      </w:r>
-      <w:r>
-        <w:t xml:space="preserve"> </w:t>
-      </w:r>
-      <w:r>
-        <w:t xml:space="preserve">τους προσωρινά κρατημένους και τους νέους αιτούντες, κρατά τους q_c καλύτερους και απορρίπτει τους υπόλοιπους.</w:t>
+        <w:t xml:space="preserve">Ανεξαρτησία από τη σειρά:</w:t>
+      </w:r>
+      <w:r>
+        <w:t xml:space="preserve"> </w:t>
+      </w:r>
+      <w:r>
+        <w:t xml:space="preserve">το αποτέλεσμα</w:t>
+      </w:r>
+      <w:r>
+        <w:t xml:space="preserve"> </w:t>
+      </w:r>
+      <w:r>
+        <w:rPr>
+          <w:b/>
+          <w:bCs/>
+        </w:rPr>
+        <w:t xml:space="preserve">δεν εξαρτάται από τη σειρά</w:t>
+      </w:r>
+      <w:r>
+        <w:t xml:space="preserve"> </w:t>
+      </w:r>
+      <w:r>
+        <w:t xml:space="preserve">με την οποία εξετάζονται οι αιτήσεις — σε γύρους με όλους τους ομίλους ταυτόχρονα, ή μία αίτηση τη φορά με οποιαδήποτε σειρά. Προκύπτει από το θεώρημα βελτιστότητας των Gale &amp; Shapley (1962) —το αποτέλεσμα είναι η μοναδική βέλτιστη για τους μαθητές ευσταθής αντιστοίχιση, και η απόδειξη δεν εξαρτάται από τη σειρά των αιτήσεων— και διατυπώνεται ρητά από τους McVitie &amp; Wilson (1970). Γι' αυτό δεν υπάρχει όμιλος που «κληρώνεται πρώτος»: οι γύροι είναι μόνο ένας τρόπος υπολογισμού ενός αποτελέσματος που καθορίζεται πλήρως από τις λίστες, τις προτεραιότητες και τις χωρητικότητες. Η ιδιότητα ελέγχεται αυτόματα: σε 200 τυχαία στιγμιότυπα, ο υπολογισμός «μία αίτηση τη φορά, με τυχαία σειρά» (τρεις διαφορετικές σειρές ανά στιγμιότυπο) δίνει πάντα το ίδιο αποτέλεσμα με τους γύρους.</w:t>
       </w:r>
     </w:p>
     <w:p>
@@ -3914,86 +4126,6 @@
         </w:numPr>
       </w:pPr>
       <w:r>
-        <w:t xml:space="preserve">Η διαδικασία τελειώνει όταν δεν γίνεται καμία νέα αίτηση· οι προσωρινές θέσεις γίνονται οριστικές.</w:t>
-      </w:r>
-    </w:p>
-    <w:p>
-      <w:pPr>
-        <w:pStyle w:val="FirstParagraph"/>
-      </w:pPr>
-      <w:r>
-        <w:t xml:space="preserve">Βασικά αποτελέσματα:</w:t>
-      </w:r>
-    </w:p>
-    <w:p>
-      <w:pPr>
-        <w:pStyle w:val="Compact"/>
-        <w:numPr>
-          <w:ilvl w:val="0"/>
-          <w:numId w:val="1024"/>
-        </w:numPr>
-      </w:pPr>
-      <w:r>
-        <w:rPr>
-          <w:b/>
-          <w:bCs/>
-        </w:rPr>
-        <w:t xml:space="preserve">Τερματισμός:</w:t>
-      </w:r>
-      <w:r>
-        <w:t xml:space="preserve"> </w:t>
-      </w:r>
-      <w:r>
-        <w:t xml:space="preserve">κάθε μαθητής κάνει αίτηση σε κάθε όμιλο το πολύ μία φορά, άρα οι αιτήσεις —και επομένως και οι γύροι— είναι το πολύ Σ_i |P_i|.</w:t>
-      </w:r>
-    </w:p>
-    <w:p>
-      <w:pPr>
-        <w:pStyle w:val="Compact"/>
-        <w:numPr>
-          <w:ilvl w:val="0"/>
-          <w:numId w:val="1024"/>
-        </w:numPr>
-      </w:pPr>
-      <w:r>
-        <w:rPr>
-          <w:b/>
-          <w:bCs/>
-        </w:rPr>
-        <w:t xml:space="preserve">Ανεξαρτησία από τη σειρά:</w:t>
-      </w:r>
-      <w:r>
-        <w:t xml:space="preserve"> </w:t>
-      </w:r>
-      <w:r>
-        <w:t xml:space="preserve">το αποτέλεσμα</w:t>
-      </w:r>
-      <w:r>
-        <w:t xml:space="preserve"> </w:t>
-      </w:r>
-      <w:r>
-        <w:rPr>
-          <w:b/>
-          <w:bCs/>
-        </w:rPr>
-        <w:t xml:space="preserve">δεν εξαρτάται από τη σειρά</w:t>
-      </w:r>
-      <w:r>
-        <w:t xml:space="preserve"> </w:t>
-      </w:r>
-      <w:r>
-        <w:t xml:space="preserve">με την οποία εξετάζονται οι αιτήσεις — σε γύρους με όλους τους ομίλους ταυτόχρονα, ή μία αίτηση τη φορά με οποιαδήποτε σειρά. Προκύπτει από το θεώρημα βελτιστότητας των Gale &amp; Shapley (1962) —το αποτέλεσμα είναι η μοναδική βέλτιστη για τους μαθητές ευσταθής αντιστοίχιση, και η απόδειξη δεν εξαρτάται από τη σειρά των αιτήσεων— και διατυπώνεται ρητά από τους McVitie &amp; Wilson (1970). Γι' αυτό δεν υπάρχει όμιλος που «κληρώνεται πρώτος»: οι γύροι είναι μόνο ένας τρόπος υπολογισμού ενός αποτελέσματος που καθορίζεται πλήρως από τις λίστες, τις προτεραιότητες και τις χωρητικότητες. Η ιδιότητα ελέγχεται αυτόματα: σε 200 τυχαία στιγμιότυπα, ο υπολογισμός «μία αίτηση τη φορά, με τυχαία σειρά» (τρεις διαφορετικές σειρές ανά στιγμιότυπο) δίνει πάντα το ίδιο αποτέλεσμα με τους γύρους.</w:t>
-      </w:r>
-    </w:p>
-    <w:p>
-      <w:pPr>
-        <w:pStyle w:val="Compact"/>
-        <w:numPr>
-          <w:ilvl w:val="0"/>
-          <w:numId w:val="1024"/>
-        </w:numPr>
-      </w:pPr>
-      <w:r>
         <w:rPr>
           <w:b/>
           <w:bCs/>
@@ -4012,7 +4144,7 @@
         <w:pStyle w:val="Compact"/>
         <w:numPr>
           <w:ilvl w:val="0"/>
-          <w:numId w:val="1024"/>
+          <w:numId w:val="1023"/>
         </w:numPr>
       </w:pPr>
       <w:r>
@@ -4034,7 +4166,7 @@
         <w:pStyle w:val="Compact"/>
         <w:numPr>
           <w:ilvl w:val="0"/>
-          <w:numId w:val="1024"/>
+          <w:numId w:val="1023"/>
         </w:numPr>
       </w:pPr>
       <w:r>
@@ -4456,7 +4588,7 @@
         <w:pStyle w:val="Compact"/>
         <w:numPr>
           <w:ilvl w:val="0"/>
-          <w:numId w:val="1025"/>
+          <w:numId w:val="1024"/>
         </w:numPr>
       </w:pPr>
       <w:r>
@@ -4484,7 +4616,7 @@
         <w:pStyle w:val="Compact"/>
         <w:numPr>
           <w:ilvl w:val="0"/>
-          <w:numId w:val="1025"/>
+          <w:numId w:val="1024"/>
         </w:numPr>
       </w:pPr>
       <w:r>
@@ -4509,7 +4641,7 @@
         <w:pStyle w:val="Compact"/>
         <w:numPr>
           <w:ilvl w:val="0"/>
-          <w:numId w:val="1025"/>
+          <w:numId w:val="1024"/>
         </w:numPr>
       </w:pPr>
       <w:r>
@@ -4715,7 +4847,7 @@
         <w:pStyle w:val="Compact"/>
         <w:numPr>
           <w:ilvl w:val="0"/>
-          <w:numId w:val="1026"/>
+          <w:numId w:val="1025"/>
         </w:numPr>
       </w:pPr>
       <w:r>
@@ -4737,7 +4869,7 @@
         <w:pStyle w:val="Compact"/>
         <w:numPr>
           <w:ilvl w:val="0"/>
-          <w:numId w:val="1026"/>
+          <w:numId w:val="1025"/>
         </w:numPr>
       </w:pPr>
       <w:r>
@@ -4762,7 +4894,7 @@
         <w:pStyle w:val="Compact"/>
         <w:numPr>
           <w:ilvl w:val="0"/>
-          <w:numId w:val="1026"/>
+          <w:numId w:val="1025"/>
         </w:numPr>
       </w:pPr>
       <w:r>
@@ -4813,7 +4945,7 @@
         <w:pStyle w:val="Compact"/>
         <w:numPr>
           <w:ilvl w:val="0"/>
-          <w:numId w:val="1026"/>
+          <w:numId w:val="1025"/>
         </w:numPr>
       </w:pPr>
       <w:r>
@@ -4919,11 +5051,121 @@
         <w:pStyle w:val="Compact"/>
         <w:numPr>
           <w:ilvl w:val="0"/>
+          <w:numId w:val="1026"/>
+        </w:numPr>
+      </w:pPr>
+      <w:r>
+        <w:t xml:space="preserve">Οι ημέρες εξετάζονται με τη σειρά Δευτέρα → Παρασκευή, με έναν DA ανά ημέρα.</w:t>
+      </w:r>
+    </w:p>
+    <w:p>
+      <w:pPr>
+        <w:pStyle w:val="Compact"/>
+        <w:numPr>
+          <w:ilvl w:val="0"/>
+          <w:numId w:val="1026"/>
+        </w:numPr>
+      </w:pPr>
+      <w:r>
+        <w:t xml:space="preserve">Ένας πολυήμερος όμιλος συμμετέχει μόνο στον DA της</w:t>
+      </w:r>
+      <w:r>
+        <w:t xml:space="preserve"> </w:t>
+      </w:r>
+      <w:r>
+        <w:rPr>
+          <w:b/>
+          <w:bCs/>
+        </w:rPr>
+        <w:t xml:space="preserve">1ης</w:t>
+      </w:r>
+      <w:r>
+        <w:t xml:space="preserve"> </w:t>
+      </w:r>
+      <w:r>
+        <w:t xml:space="preserve">του ημέρας· όσοι τοποθετούνται εκεί έχουν θέση και τις επόμενες ημέρες του και δεν συμμετέχουν στον DA εκείνων των ημερών.</w:t>
+      </w:r>
+    </w:p>
+    <w:p>
+      <w:pPr>
+        <w:pStyle w:val="Compact"/>
+        <w:numPr>
+          <w:ilvl w:val="0"/>
+          <w:numId w:val="1026"/>
+        </w:numPr>
+      </w:pPr>
+      <w:r>
+        <w:t xml:space="preserve">Για τους υπόλοιπους, ο όμιλος αφαιρείται από τις λίστες των επόμενων ημερών και οι υπόλοιπες επιλογές τους ανεβαίνουν μία θέση.</w:t>
+      </w:r>
+    </w:p>
+    <w:p>
+      <w:pPr>
+        <w:pStyle w:val="Compact"/>
+        <w:numPr>
+          <w:ilvl w:val="0"/>
+          <w:numId w:val="1026"/>
+        </w:numPr>
+      </w:pPr>
+      <w:r>
+        <w:t xml:space="preserve">Αν ένας πολυήμερος όμιλος συγκρούεται με θέση που ο μαθητής ήδη κατέχει (κοινή ημέρα με πολυήμερο όμιλο προηγούμενης ημέρας), αφαιρείται κι αυτός από τη λίστα.</w:t>
+      </w:r>
+    </w:p>
+    <w:p>
+      <w:pPr>
+        <w:pStyle w:val="Compact"/>
+        <w:numPr>
+          <w:ilvl w:val="0"/>
+          <w:numId w:val="1026"/>
+        </w:numPr>
+      </w:pPr>
+      <w:r>
+        <w:rPr>
+          <w:b/>
+          <w:bCs/>
+        </w:rPr>
+        <w:t xml:space="preserve">Παρεμφερείς όμιλοι:</w:t>
+      </w:r>
+      <w:r>
+        <w:t xml:space="preserve"> </w:t>
+      </w:r>
+      <w:r>
+        <w:t xml:space="preserve">όμιλοι διαφορετικών ημερών που το σχολείο δηλώνει ως παρεμφερείς σχηματίζουν μια ομάδα από την οποία κάθε μαθητής παίρνει το πολύ έναν όμιλο την εβδομάδα. Μόλις ο μαθητής τοποθετηθεί σε έναν, οι υπόλοιποι της ομάδας αφαιρούνται από τις λίστες των επόμενων ημερών του. Είναι ένας περιορισμός «το πολύ ένα από κάθε κατηγορία» πάνω στο σύνολο των ομίλων της εβδομάδας, που η διαδοχική κατανομή εφαρμόζει με τη σειρά των ημερών.</w:t>
+      </w:r>
+    </w:p>
+    <w:p>
+      <w:pPr>
+        <w:pStyle w:val="FirstParagraph"/>
+      </w:pPr>
+      <w:r>
+        <w:t xml:space="preserve">Ιδιότητες και όρια:</w:t>
+      </w:r>
+    </w:p>
+    <w:p>
+      <w:pPr>
+        <w:pStyle w:val="Compact"/>
+        <w:numPr>
+          <w:ilvl w:val="0"/>
           <w:numId w:val="1027"/>
         </w:numPr>
       </w:pPr>
       <w:r>
-        <w:t xml:space="preserve">Οι ημέρες εξετάζονται με τη σειρά Δευτέρα → Παρασκευή, με έναν DA ανά ημέρα.</w:t>
+        <w:t xml:space="preserve">Η αντιστοίχιση</w:t>
+      </w:r>
+      <w:r>
+        <w:t xml:space="preserve"> </w:t>
+      </w:r>
+      <w:r>
+        <w:rPr>
+          <w:b/>
+          <w:bCs/>
+        </w:rPr>
+        <w:t xml:space="preserve">κάθε ημέρας</w:t>
+      </w:r>
+      <w:r>
+        <w:t xml:space="preserve"> </w:t>
+      </w:r>
+      <w:r>
+        <w:t xml:space="preserve">είναι ευσταθής ως προς τις λίστες και τις θέσεις που απομένουν εκείνη την ημέρα.</w:t>
       </w:r>
     </w:p>
     <w:p>
@@ -4935,23 +5177,23 @@
         </w:numPr>
       </w:pPr>
       <w:r>
-        <w:t xml:space="preserve">Ένας πολυήμερος όμιλος συμμετέχει μόνο στον DA της</w:t>
-      </w:r>
-      <w:r>
-        <w:t xml:space="preserve"> </w:t>
-      </w:r>
-      <w:r>
-        <w:rPr>
-          <w:b/>
-          <w:bCs/>
-        </w:rPr>
-        <w:t xml:space="preserve">1ης</w:t>
-      </w:r>
-      <w:r>
-        <w:t xml:space="preserve"> </w:t>
-      </w:r>
-      <w:r>
-        <w:t xml:space="preserve">του ημέρας· όσοι τοποθετούνται εκεί έχουν θέση και τις επόμενες ημέρες του και δεν συμμετέχουν στον DA εκείνων των ημερών.</w:t>
+        <w:t xml:space="preserve">Η</w:t>
+      </w:r>
+      <w:r>
+        <w:t xml:space="preserve"> </w:t>
+      </w:r>
+      <w:r>
+        <w:rPr>
+          <w:b/>
+          <w:bCs/>
+        </w:rPr>
+        <w:t xml:space="preserve">εβδομάδα ως σύνολο</w:t>
+      </w:r>
+      <w:r>
+        <w:t xml:space="preserve"> </w:t>
+      </w:r>
+      <w:r>
+        <w:t xml:space="preserve">δεν έχει εγγύηση ευστάθειας ή φιλαλήθειας: όπως δείχνουν οι Dur &amp; Kesten (2019), τα διαδοχικά συστήματα γενικά χάνουν αυτές τις ιδιότητες σε σχέση με ένα ενιαίο (ταυτόχρονο) σύστημα. Π.χ. ένας γονέας θα μπορούσε θεωρητικά να προτιμήσει να «θυσιάσει» έναν πολυήμερο όμιλο της Δευτέρας για να διεκδικήσει καλύτερα την Τετάρτη.</w:t>
       </w:r>
     </w:p>
     <w:p>
@@ -4960,116 +5202,6 @@
         <w:numPr>
           <w:ilvl w:val="0"/>
           <w:numId w:val="1027"/>
-        </w:numPr>
-      </w:pPr>
-      <w:r>
-        <w:t xml:space="preserve">Για τους υπόλοιπους, ο όμιλος αφαιρείται από τις λίστες των επόμενων ημερών και οι υπόλοιπες επιλογές τους ανεβαίνουν μία θέση.</w:t>
-      </w:r>
-    </w:p>
-    <w:p>
-      <w:pPr>
-        <w:pStyle w:val="Compact"/>
-        <w:numPr>
-          <w:ilvl w:val="0"/>
-          <w:numId w:val="1027"/>
-        </w:numPr>
-      </w:pPr>
-      <w:r>
-        <w:t xml:space="preserve">Αν ένας πολυήμερος όμιλος συγκρούεται με θέση που ο μαθητής ήδη κατέχει (κοινή ημέρα με πολυήμερο όμιλο προηγούμενης ημέρας), αφαιρείται κι αυτός από τη λίστα.</w:t>
-      </w:r>
-    </w:p>
-    <w:p>
-      <w:pPr>
-        <w:pStyle w:val="Compact"/>
-        <w:numPr>
-          <w:ilvl w:val="0"/>
-          <w:numId w:val="1027"/>
-        </w:numPr>
-      </w:pPr>
-      <w:r>
-        <w:rPr>
-          <w:b/>
-          <w:bCs/>
-        </w:rPr>
-        <w:t xml:space="preserve">Παρεμφερείς όμιλοι:</w:t>
-      </w:r>
-      <w:r>
-        <w:t xml:space="preserve"> </w:t>
-      </w:r>
-      <w:r>
-        <w:t xml:space="preserve">όμιλοι διαφορετικών ημερών που το σχολείο δηλώνει ως παρεμφερείς σχηματίζουν μια ομάδα από την οποία κάθε μαθητής παίρνει το πολύ έναν όμιλο την εβδομάδα. Μόλις ο μαθητής τοποθετηθεί σε έναν, οι υπόλοιποι της ομάδας αφαιρούνται από τις λίστες των επόμενων ημερών του. Είναι ένας περιορισμός «το πολύ ένα από κάθε κατηγορία» πάνω στο σύνολο των ομίλων της εβδομάδας, που η διαδοχική κατανομή εφαρμόζει με τη σειρά των ημερών.</w:t>
-      </w:r>
-    </w:p>
-    <w:p>
-      <w:pPr>
-        <w:pStyle w:val="FirstParagraph"/>
-      </w:pPr>
-      <w:r>
-        <w:t xml:space="preserve">Ιδιότητες και όρια:</w:t>
-      </w:r>
-    </w:p>
-    <w:p>
-      <w:pPr>
-        <w:pStyle w:val="Compact"/>
-        <w:numPr>
-          <w:ilvl w:val="0"/>
-          <w:numId w:val="1028"/>
-        </w:numPr>
-      </w:pPr>
-      <w:r>
-        <w:t xml:space="preserve">Η αντιστοίχιση</w:t>
-      </w:r>
-      <w:r>
-        <w:t xml:space="preserve"> </w:t>
-      </w:r>
-      <w:r>
-        <w:rPr>
-          <w:b/>
-          <w:bCs/>
-        </w:rPr>
-        <w:t xml:space="preserve">κάθε ημέρας</w:t>
-      </w:r>
-      <w:r>
-        <w:t xml:space="preserve"> </w:t>
-      </w:r>
-      <w:r>
-        <w:t xml:space="preserve">είναι ευσταθής ως προς τις λίστες και τις θέσεις που απομένουν εκείνη την ημέρα.</w:t>
-      </w:r>
-    </w:p>
-    <w:p>
-      <w:pPr>
-        <w:pStyle w:val="Compact"/>
-        <w:numPr>
-          <w:ilvl w:val="0"/>
-          <w:numId w:val="1028"/>
-        </w:numPr>
-      </w:pPr>
-      <w:r>
-        <w:t xml:space="preserve">Η</w:t>
-      </w:r>
-      <w:r>
-        <w:t xml:space="preserve"> </w:t>
-      </w:r>
-      <w:r>
-        <w:rPr>
-          <w:b/>
-          <w:bCs/>
-        </w:rPr>
-        <w:t xml:space="preserve">εβδομάδα ως σύνολο</w:t>
-      </w:r>
-      <w:r>
-        <w:t xml:space="preserve"> </w:t>
-      </w:r>
-      <w:r>
-        <w:t xml:space="preserve">δεν έχει εγγύηση ευστάθειας ή φιλαλήθειας: όπως δείχνουν οι Dur &amp; Kesten (2019), τα διαδοχικά συστήματα γενικά χάνουν αυτές τις ιδιότητες σε σχέση με ένα ενιαίο (ταυτόχρονο) σύστημα. Π.χ. ένας γονέας θα μπορούσε θεωρητικά να προτιμήσει να «θυσιάσει» έναν πολυήμερο όμιλο της Δευτέρας για να διεκδικήσει καλύτερα την Τετάρτη.</w:t>
-      </w:r>
-    </w:p>
-    <w:p>
-      <w:pPr>
-        <w:pStyle w:val="Compact"/>
-        <w:numPr>
-          <w:ilvl w:val="0"/>
-          <w:numId w:val="1028"/>
         </w:numPr>
       </w:pPr>
       <w:r>
@@ -5111,7 +5243,7 @@
         <w:pStyle w:val="Compact"/>
         <w:numPr>
           <w:ilvl w:val="0"/>
-          <w:numId w:val="1029"/>
+          <w:numId w:val="1028"/>
         </w:numPr>
       </w:pPr>
       <w:r>
@@ -5133,7 +5265,7 @@
         <w:pStyle w:val="Compact"/>
         <w:numPr>
           <w:ilvl w:val="0"/>
-          <w:numId w:val="1029"/>
+          <w:numId w:val="1028"/>
         </w:numPr>
       </w:pPr>
       <w:r>
@@ -5171,7 +5303,7 @@
         <w:pStyle w:val="Compact"/>
         <w:numPr>
           <w:ilvl w:val="0"/>
-          <w:numId w:val="1029"/>
+          <w:numId w:val="1028"/>
         </w:numPr>
       </w:pPr>
       <w:r>
@@ -5210,7 +5342,7 @@
         <w:pStyle w:val="Compact"/>
         <w:numPr>
           <w:ilvl w:val="0"/>
-          <w:numId w:val="1030"/>
+          <w:numId w:val="1029"/>
         </w:numPr>
       </w:pPr>
       <w:r>
@@ -5235,7 +5367,7 @@
         <w:pStyle w:val="Compact"/>
         <w:numPr>
           <w:ilvl w:val="0"/>
-          <w:numId w:val="1030"/>
+          <w:numId w:val="1029"/>
         </w:numPr>
       </w:pPr>
       <w:r>
@@ -5260,7 +5392,7 @@
         <w:pStyle w:val="Compact"/>
         <w:numPr>
           <w:ilvl w:val="0"/>
-          <w:numId w:val="1030"/>
+          <w:numId w:val="1029"/>
         </w:numPr>
       </w:pPr>
       <w:r>
@@ -5285,7 +5417,7 @@
         <w:pStyle w:val="Compact"/>
         <w:numPr>
           <w:ilvl w:val="0"/>
-          <w:numId w:val="1030"/>
+          <w:numId w:val="1029"/>
         </w:numPr>
       </w:pPr>
       <w:r>
@@ -5310,7 +5442,7 @@
         <w:pStyle w:val="Compact"/>
         <w:numPr>
           <w:ilvl w:val="0"/>
-          <w:numId w:val="1030"/>
+          <w:numId w:val="1029"/>
         </w:numPr>
       </w:pPr>
       <w:r>
@@ -5335,7 +5467,7 @@
         <w:pStyle w:val="Compact"/>
         <w:numPr>
           <w:ilvl w:val="0"/>
-          <w:numId w:val="1030"/>
+          <w:numId w:val="1029"/>
         </w:numPr>
       </w:pPr>
       <w:r>
@@ -5360,7 +5492,7 @@
         <w:pStyle w:val="Compact"/>
         <w:numPr>
           <w:ilvl w:val="0"/>
-          <w:numId w:val="1030"/>
+          <w:numId w:val="1029"/>
         </w:numPr>
       </w:pPr>
       <w:r>
@@ -5385,7 +5517,7 @@
         <w:pStyle w:val="Compact"/>
         <w:numPr>
           <w:ilvl w:val="0"/>
-          <w:numId w:val="1030"/>
+          <w:numId w:val="1029"/>
         </w:numPr>
       </w:pPr>
       <w:r>
@@ -5410,7 +5542,7 @@
         <w:pStyle w:val="Compact"/>
         <w:numPr>
           <w:ilvl w:val="0"/>
-          <w:numId w:val="1030"/>
+          <w:numId w:val="1029"/>
         </w:numPr>
       </w:pPr>
       <w:r>
@@ -5435,7 +5567,7 @@
         <w:pStyle w:val="Compact"/>
         <w:numPr>
           <w:ilvl w:val="0"/>
-          <w:numId w:val="1030"/>
+          <w:numId w:val="1029"/>
         </w:numPr>
       </w:pPr>
       <w:r>
@@ -5460,7 +5592,7 @@
         <w:pStyle w:val="Compact"/>
         <w:numPr>
           <w:ilvl w:val="0"/>
-          <w:numId w:val="1030"/>
+          <w:numId w:val="1029"/>
         </w:numPr>
       </w:pPr>
       <w:r>
@@ -5485,7 +5617,7 @@
         <w:pStyle w:val="Compact"/>
         <w:numPr>
           <w:ilvl w:val="0"/>
-          <w:numId w:val="1030"/>
+          <w:numId w:val="1029"/>
         </w:numPr>
       </w:pPr>
       <w:r>
@@ -5510,7 +5642,7 @@
         <w:pStyle w:val="Compact"/>
         <w:numPr>
           <w:ilvl w:val="0"/>
-          <w:numId w:val="1030"/>
+          <w:numId w:val="1029"/>
         </w:numPr>
       </w:pPr>
       <w:r>
@@ -5535,7 +5667,7 @@
         <w:pStyle w:val="Compact"/>
         <w:numPr>
           <w:ilvl w:val="0"/>
-          <w:numId w:val="1030"/>
+          <w:numId w:val="1029"/>
         </w:numPr>
       </w:pPr>
       <w:r>
@@ -5560,7 +5692,7 @@
         <w:pStyle w:val="Compact"/>
         <w:numPr>
           <w:ilvl w:val="0"/>
-          <w:numId w:val="1030"/>
+          <w:numId w:val="1029"/>
         </w:numPr>
       </w:pPr>
       <w:r>
@@ -5585,7 +5717,7 @@
         <w:pStyle w:val="Compact"/>
         <w:numPr>
           <w:ilvl w:val="0"/>
-          <w:numId w:val="1030"/>
+          <w:numId w:val="1029"/>
         </w:numPr>
       </w:pPr>
       <w:r>
@@ -5610,7 +5742,7 @@
         <w:pStyle w:val="Compact"/>
         <w:numPr>
           <w:ilvl w:val="0"/>
-          <w:numId w:val="1030"/>
+          <w:numId w:val="1029"/>
         </w:numPr>
       </w:pPr>
       <w:r>
@@ -5638,7 +5770,7 @@
         <w:pStyle w:val="Compact"/>
         <w:numPr>
           <w:ilvl w:val="0"/>
-          <w:numId w:val="1030"/>
+          <w:numId w:val="1029"/>
         </w:numPr>
       </w:pPr>
       <w:r>
@@ -5663,7 +5795,7 @@
         <w:pStyle w:val="Compact"/>
         <w:numPr>
           <w:ilvl w:val="0"/>
-          <w:numId w:val="1030"/>
+          <w:numId w:val="1029"/>
         </w:numPr>
       </w:pPr>
       <w:r>
@@ -5688,7 +5820,7 @@
         <w:pStyle w:val="Compact"/>
         <w:numPr>
           <w:ilvl w:val="0"/>
-          <w:numId w:val="1030"/>
+          <w:numId w:val="1029"/>
         </w:numPr>
       </w:pPr>
       <w:r>
@@ -5713,7 +5845,7 @@
         <w:pStyle w:val="Compact"/>
         <w:numPr>
           <w:ilvl w:val="0"/>
-          <w:numId w:val="1030"/>
+          <w:numId w:val="1029"/>
         </w:numPr>
       </w:pPr>
       <w:r>
@@ -5738,7 +5870,7 @@
         <w:pStyle w:val="Compact"/>
         <w:numPr>
           <w:ilvl w:val="0"/>
-          <w:numId w:val="1030"/>
+          <w:numId w:val="1029"/>
         </w:numPr>
       </w:pPr>
       <w:r>
@@ -5763,7 +5895,7 @@
         <w:pStyle w:val="Compact"/>
         <w:numPr>
           <w:ilvl w:val="0"/>
-          <w:numId w:val="1030"/>
+          <w:numId w:val="1029"/>
         </w:numPr>
       </w:pPr>
       <w:r>
@@ -5788,7 +5920,7 @@
         <w:pStyle w:val="Compact"/>
         <w:numPr>
           <w:ilvl w:val="0"/>
-          <w:numId w:val="1030"/>
+          <w:numId w:val="1029"/>
         </w:numPr>
       </w:pPr>
       <w:r>
@@ -5813,7 +5945,7 @@
         <w:pStyle w:val="Compact"/>
         <w:numPr>
           <w:ilvl w:val="0"/>
-          <w:numId w:val="1030"/>
+          <w:numId w:val="1029"/>
         </w:numPr>
       </w:pPr>
       <w:r>
@@ -5838,7 +5970,7 @@
         <w:pStyle w:val="Compact"/>
         <w:numPr>
           <w:ilvl w:val="0"/>
-          <w:numId w:val="1030"/>
+          <w:numId w:val="1029"/>
         </w:numPr>
       </w:pPr>
       <w:r>
@@ -5971,6 +6103,109 @@
       </w:pPr>
     </w:lvl>
   </w:abstractNum>
+  <w:abstractNum w:abstractNumId="991">
+    <w:nsid w:val="0000A991"/>
+    <w:multiLevelType w:val="multilevel"/>
+    <w:lvl w:ilvl="0">
+      <w:numFmt w:val="bullet"/>
+      <w:lvlText w:val=""/>
+      <w:lvlJc w:val="left"/>
+      <w:pPr>
+        <w:ind w:left="720" w:hanging="360"/>
+      </w:pPr>
+      <w:rPr>
+        <w:rFonts w:ascii="Symbol" w:hAnsi="Symbol" w:cs="Symbol" w:hint="default"/>
+      </w:rPr>
+    </w:lvl>
+    <w:lvl w:ilvl="1">
+      <w:numFmt w:val="bullet"/>
+      <w:lvlText w:val="o"/>
+      <w:lvlJc w:val="left"/>
+      <w:pPr>
+        <w:ind w:left="1440" w:hanging="360"/>
+      </w:pPr>
+      <w:rPr>
+        <w:rFonts w:ascii="Courier New" w:hAnsi="Courier New" w:cs="Courier New" w:hint="default"/>
+      </w:rPr>
+    </w:lvl>
+    <w:lvl w:ilvl="2">
+      <w:numFmt w:val="bullet"/>
+      <w:lvlText w:val=""/>
+      <w:lvlJc w:val="left"/>
+      <w:pPr>
+        <w:ind w:left="2160" w:hanging="360"/>
+      </w:pPr>
+      <w:rPr>
+        <w:rFonts w:ascii="Wingdings" w:hAnsi="Wingdings" w:cs="Wingdings" w:hint="default"/>
+      </w:rPr>
+    </w:lvl>
+    <w:lvl w:ilvl="3">
+      <w:numFmt w:val="bullet"/>
+      <w:lvlText w:val=""/>
+      <w:lvlJc w:val="left"/>
+      <w:pPr>
+        <w:ind w:left="2880" w:hanging="360"/>
+      </w:pPr>
+      <w:rPr>
+        <w:rFonts w:ascii="Symbol" w:hAnsi="Symbol" w:cs="Symbol" w:hint="default"/>
+      </w:rPr>
+    </w:lvl>
+    <w:lvl w:ilvl="4">
+      <w:numFmt w:val="bullet"/>
+      <w:lvlText w:val="o"/>
+      <w:lvlJc w:val="left"/>
+      <w:pPr>
+        <w:ind w:left="3600" w:hanging="360"/>
+      </w:pPr>
+      <w:rPr>
+        <w:rFonts w:ascii="Courier New" w:hAnsi="Courier New" w:cs="Courier New" w:hint="default"/>
+      </w:rPr>
+    </w:lvl>
+    <w:lvl w:ilvl="5">
+      <w:numFmt w:val="bullet"/>
+      <w:lvlText w:val=""/>
+      <w:lvlJc w:val="left"/>
+      <w:pPr>
+        <w:ind w:left="4320" w:hanging="360"/>
+      </w:pPr>
+      <w:rPr>
+        <w:rFonts w:ascii="Wingdings" w:hAnsi="Wingdings" w:cs="Wingdings" w:hint="default"/>
+      </w:rPr>
+    </w:lvl>
+    <w:lvl w:ilvl="6">
+      <w:numFmt w:val="bullet"/>
+      <w:lvlText w:val=""/>
+      <w:lvlJc w:val="left"/>
+      <w:pPr>
+        <w:ind w:left="5040" w:hanging="360"/>
+      </w:pPr>
+      <w:rPr>
+        <w:rFonts w:ascii="Symbol" w:hAnsi="Symbol" w:cs="Symbol" w:hint="default"/>
+      </w:rPr>
+    </w:lvl>
+    <w:lvl w:ilvl="7">
+      <w:numFmt w:val="bullet"/>
+      <w:lvlText w:val="o"/>
+      <w:lvlJc w:val="left"/>
+      <w:pPr>
+        <w:ind w:left="5760" w:hanging="360"/>
+      </w:pPr>
+      <w:rPr>
+        <w:rFonts w:ascii="Courier New" w:hAnsi="Courier New" w:cs="Courier New" w:hint="default"/>
+      </w:rPr>
+    </w:lvl>
+    <w:lvl w:ilvl="8">
+      <w:numFmt w:val="bullet"/>
+      <w:lvlText w:val=""/>
+      <w:lvlJc w:val="left"/>
+      <w:pPr>
+        <w:ind w:left="6480" w:hanging="360"/>
+      </w:pPr>
+      <w:rPr>
+        <w:rFonts w:ascii="Wingdings" w:hAnsi="Wingdings" w:cs="Wingdings" w:hint="default"/>
+      </w:rPr>
+    </w:lvl>
+  </w:abstractNum>
   <w:abstractNum w:abstractNumId="99411">
     <w:nsid w:val="00A99411"/>
     <w:multiLevelType w:val="multilevel"/>
@@ -6056,113 +6291,13 @@
       </w:pPr>
     </w:lvl>
   </w:abstractNum>
-  <w:abstractNum w:abstractNumId="991">
-    <w:nsid w:val="0000A991"/>
-    <w:multiLevelType w:val="multilevel"/>
-    <w:lvl w:ilvl="0">
-      <w:numFmt w:val="bullet"/>
-      <w:lvlText w:val=""/>
-      <w:lvlJc w:val="left"/>
-      <w:pPr>
-        <w:ind w:left="720" w:hanging="360"/>
-      </w:pPr>
-      <w:rPr>
-        <w:rFonts w:ascii="Symbol" w:hAnsi="Symbol" w:cs="Symbol" w:hint="default"/>
-      </w:rPr>
-    </w:lvl>
-    <w:lvl w:ilvl="1">
-      <w:numFmt w:val="bullet"/>
-      <w:lvlText w:val="o"/>
-      <w:lvlJc w:val="left"/>
-      <w:pPr>
-        <w:ind w:left="1440" w:hanging="360"/>
-      </w:pPr>
-      <w:rPr>
-        <w:rFonts w:ascii="Courier New" w:hAnsi="Courier New" w:cs="Courier New" w:hint="default"/>
-      </w:rPr>
-    </w:lvl>
-    <w:lvl w:ilvl="2">
-      <w:numFmt w:val="bullet"/>
-      <w:lvlText w:val=""/>
-      <w:lvlJc w:val="left"/>
-      <w:pPr>
-        <w:ind w:left="2160" w:hanging="360"/>
-      </w:pPr>
-      <w:rPr>
-        <w:rFonts w:ascii="Wingdings" w:hAnsi="Wingdings" w:cs="Wingdings" w:hint="default"/>
-      </w:rPr>
-    </w:lvl>
-    <w:lvl w:ilvl="3">
-      <w:numFmt w:val="bullet"/>
-      <w:lvlText w:val=""/>
-      <w:lvlJc w:val="left"/>
-      <w:pPr>
-        <w:ind w:left="2880" w:hanging="360"/>
-      </w:pPr>
-      <w:rPr>
-        <w:rFonts w:ascii="Symbol" w:hAnsi="Symbol" w:cs="Symbol" w:hint="default"/>
-      </w:rPr>
-    </w:lvl>
-    <w:lvl w:ilvl="4">
-      <w:numFmt w:val="bullet"/>
-      <w:lvlText w:val="o"/>
-      <w:lvlJc w:val="left"/>
-      <w:pPr>
-        <w:ind w:left="3600" w:hanging="360"/>
-      </w:pPr>
-      <w:rPr>
-        <w:rFonts w:ascii="Courier New" w:hAnsi="Courier New" w:cs="Courier New" w:hint="default"/>
-      </w:rPr>
-    </w:lvl>
-    <w:lvl w:ilvl="5">
-      <w:numFmt w:val="bullet"/>
-      <w:lvlText w:val=""/>
-      <w:lvlJc w:val="left"/>
-      <w:pPr>
-        <w:ind w:left="4320" w:hanging="360"/>
-      </w:pPr>
-      <w:rPr>
-        <w:rFonts w:ascii="Wingdings" w:hAnsi="Wingdings" w:cs="Wingdings" w:hint="default"/>
-      </w:rPr>
-    </w:lvl>
-    <w:lvl w:ilvl="6">
-      <w:numFmt w:val="bullet"/>
-      <w:lvlText w:val=""/>
-      <w:lvlJc w:val="left"/>
-      <w:pPr>
-        <w:ind w:left="5040" w:hanging="360"/>
-      </w:pPr>
-      <w:rPr>
-        <w:rFonts w:ascii="Symbol" w:hAnsi="Symbol" w:cs="Symbol" w:hint="default"/>
-      </w:rPr>
-    </w:lvl>
-    <w:lvl w:ilvl="7">
-      <w:numFmt w:val="bullet"/>
-      <w:lvlText w:val="o"/>
-      <w:lvlJc w:val="left"/>
-      <w:pPr>
-        <w:ind w:left="5760" w:hanging="360"/>
-      </w:pPr>
-      <w:rPr>
-        <w:rFonts w:ascii="Courier New" w:hAnsi="Courier New" w:cs="Courier New" w:hint="default"/>
-      </w:rPr>
-    </w:lvl>
-    <w:lvl w:ilvl="8">
-      <w:numFmt w:val="bullet"/>
-      <w:lvlText w:val=""/>
-      <w:lvlJc w:val="left"/>
-      <w:pPr>
-        <w:ind w:left="6480" w:hanging="360"/>
-      </w:pPr>
-      <w:rPr>
-        <w:rFonts w:ascii="Wingdings" w:hAnsi="Wingdings" w:cs="Wingdings" w:hint="default"/>
-      </w:rPr>
-    </w:lvl>
-  </w:abstractNum>
   <w:num w:numId="1000">
     <w:abstractNumId w:val="990"/>
   </w:num>
   <w:num w:numId="1001">
+    <w:abstractNumId w:val="991"/>
+  </w:num>
+  <w:num w:numId="1002">
     <w:abstractNumId w:val="99411"/>
     <w:lvlOverride w:ilvl="0">
       <w:startOverride w:val="1"/>
@@ -6192,10 +6327,16 @@
       <w:startOverride w:val="1"/>
     </w:lvlOverride>
   </w:num>
-  <w:num w:numId="1002">
+  <w:num w:numId="1003">
     <w:abstractNumId w:val="991"/>
   </w:num>
-  <w:num w:numId="1003">
+  <w:num w:numId="1004">
+    <w:abstractNumId w:val="991"/>
+  </w:num>
+  <w:num w:numId="1005">
+    <w:abstractNumId w:val="991"/>
+  </w:num>
+  <w:num w:numId="1006">
     <w:abstractNumId w:val="99411"/>
     <w:lvlOverride w:ilvl="0">
       <w:startOverride w:val="1"/>
@@ -6224,15 +6365,6 @@
     <w:lvlOverride w:ilvl="8">
       <w:startOverride w:val="1"/>
     </w:lvlOverride>
-  </w:num>
-  <w:num w:numId="1004">
-    <w:abstractNumId w:val="991"/>
-  </w:num>
-  <w:num w:numId="1005">
-    <w:abstractNumId w:val="991"/>
-  </w:num>
-  <w:num w:numId="1006">
-    <w:abstractNumId w:val="991"/>
   </w:num>
   <w:num w:numId="1007">
     <w:abstractNumId w:val="99411"/>
@@ -6265,34 +6397,7 @@
     </w:lvlOverride>
   </w:num>
   <w:num w:numId="1008">
-    <w:abstractNumId w:val="99411"/>
-    <w:lvlOverride w:ilvl="0">
-      <w:startOverride w:val="1"/>
-    </w:lvlOverride>
-    <w:lvlOverride w:ilvl="1">
-      <w:startOverride w:val="1"/>
-    </w:lvlOverride>
-    <w:lvlOverride w:ilvl="2">
-      <w:startOverride w:val="1"/>
-    </w:lvlOverride>
-    <w:lvlOverride w:ilvl="3">
-      <w:startOverride w:val="1"/>
-    </w:lvlOverride>
-    <w:lvlOverride w:ilvl="4">
-      <w:startOverride w:val="1"/>
-    </w:lvlOverride>
-    <w:lvlOverride w:ilvl="5">
-      <w:startOverride w:val="1"/>
-    </w:lvlOverride>
-    <w:lvlOverride w:ilvl="6">
-      <w:startOverride w:val="1"/>
-    </w:lvlOverride>
-    <w:lvlOverride w:ilvl="7">
-      <w:startOverride w:val="1"/>
-    </w:lvlOverride>
-    <w:lvlOverride w:ilvl="8">
-      <w:startOverride w:val="1"/>
-    </w:lvlOverride>
+    <w:abstractNumId w:val="991"/>
   </w:num>
   <w:num w:numId="1009">
     <w:abstractNumId w:val="991"/>
@@ -6334,9 +6439,6 @@
     <w:abstractNumId w:val="991"/>
   </w:num>
   <w:num w:numId="1022">
-    <w:abstractNumId w:val="991"/>
-  </w:num>
-  <w:num w:numId="1023">
     <w:abstractNumId w:val="99411"/>
     <w:lvlOverride w:ilvl="0">
       <w:startOverride w:val="1"/>
@@ -6366,6 +6468,9 @@
       <w:startOverride w:val="1"/>
     </w:lvlOverride>
   </w:num>
+  <w:num w:numId="1023">
+    <w:abstractNumId w:val="991"/>
+  </w:num>
   <w:num w:numId="1024">
     <w:abstractNumId w:val="991"/>
   </w:num>
@@ -6373,9 +6478,6 @@
     <w:abstractNumId w:val="991"/>
   </w:num>
   <w:num w:numId="1026">
-    <w:abstractNumId w:val="991"/>
-  </w:num>
-  <w:num w:numId="1027">
     <w:abstractNumId w:val="99411"/>
     <w:lvlOverride w:ilvl="0">
       <w:startOverride w:val="1"/>
@@ -6405,13 +6507,13 @@
       <w:startOverride w:val="1"/>
     </w:lvlOverride>
   </w:num>
+  <w:num w:numId="1027">
+    <w:abstractNumId w:val="991"/>
+  </w:num>
   <w:num w:numId="1028">
     <w:abstractNumId w:val="991"/>
   </w:num>
   <w:num w:numId="1029">
-    <w:abstractNumId w:val="991"/>
-  </w:num>
-  <w:num w:numId="1030">
     <w:abstractNumId w:val="991"/>
   </w:num>
 </w:numbering>

--- a/docs/Egxeiridio_Ekpaideutikoi.docx
+++ b/docs/Egxeiridio_Ekpaideutikoi.docx
@@ -131,23 +131,55 @@
         </w:numPr>
       </w:pPr>
       <w:r>
-        <w:t xml:space="preserve">Τον</w:t>
-      </w:r>
-      <w:r>
-        <w:t xml:space="preserve"> </w:t>
-      </w:r>
-      <w:r>
-        <w:rPr>
-          <w:b/>
-          <w:bCs/>
-        </w:rPr>
-        <w:t xml:space="preserve">προσωπικό σύνδεσμο εισόδου</w:t>
-      </w:r>
-      <w:r>
-        <w:t xml:space="preserve"> </w:t>
-      </w:r>
-      <w:r>
-        <w:t xml:space="preserve">σας τον στέλνει ο υπεύθυνος των ομίλων (διαχειριστής της πλατφόρμας). Ανοίξτε τον από τον υπολογιστή ή το κινητό σας.</w:t>
+        <w:t xml:space="preserve">Τη</w:t>
+      </w:r>
+      <w:r>
+        <w:t xml:space="preserve"> </w:t>
+      </w:r>
+      <w:r>
+        <w:rPr>
+          <w:b/>
+          <w:bCs/>
+        </w:rPr>
+        <w:t xml:space="preserve">διεύθυνση της σελίδας των εκπαιδευτικών</w:t>
+      </w:r>
+      <w:r>
+        <w:t xml:space="preserve"> </w:t>
+      </w:r>
+      <w:r>
+        <w:t xml:space="preserve">και τον</w:t>
+      </w:r>
+      <w:r>
+        <w:t xml:space="preserve"> </w:t>
+      </w:r>
+      <w:r>
+        <w:rPr>
+          <w:b/>
+          <w:bCs/>
+        </w:rPr>
+        <w:t xml:space="preserve">κοινό κωδικό εκπαιδευτικών</w:t>
+      </w:r>
+      <w:r>
+        <w:t xml:space="preserve"> </w:t>
+      </w:r>
+      <w:r>
+        <w:t xml:space="preserve">σας τα δίνει ο υπεύθυνος των ομίλων (διαχειριστής της πλατφόρμας). Η σελίδα δεν είναι προσβάσιμη από τη σελίδα των γονέων.</w:t>
+      </w:r>
+      <w:r>
+        <w:t xml:space="preserve"> </w:t>
+      </w:r>
+      <w:r>
+        <w:rPr>
+          <w:b/>
+          <w:bCs/>
+        </w:rPr>
+        <w:t xml:space="preserve">Μην τα προωθείτε</w:t>
+      </w:r>
+      <w:r>
+        <w:t xml:space="preserve"> </w:t>
+      </w:r>
+      <w:r>
+        <w:t xml:space="preserve">σε άλλους (π.χ. σε γονείς).</w:t>
       </w:r>
     </w:p>
     <w:p>
@@ -159,36 +191,89 @@
         </w:numPr>
       </w:pPr>
       <w:r>
-        <w:t xml:space="preserve">Ο σύνδεσμος</w:t>
-      </w:r>
-      <w:r>
-        <w:t xml:space="preserve"> </w:t>
-      </w:r>
-      <w:r>
-        <w:rPr>
-          <w:b/>
-          <w:bCs/>
-        </w:rPr>
-        <w:t xml:space="preserve">ισχύει 7 ημέρες</w:t>
-      </w:r>
-      <w:r>
-        <w:t xml:space="preserve">. Αν έληξε, ζητήστε νέο.</w:t>
-      </w:r>
-      <w:r>
-        <w:t xml:space="preserve"> </w:t>
-      </w:r>
-      <w:r>
-        <w:rPr>
-          <w:b/>
-          <w:bCs/>
-        </w:rPr>
-        <w:t xml:space="preserve">Μην τον προωθείτε</w:t>
-      </w:r>
-      <w:r>
-        <w:t xml:space="preserve"> </w:t>
-      </w:r>
-      <w:r>
-        <w:t xml:space="preserve">σε άλλους: όποιος τον έχει μπορεί να αλλάξει τη λίστα του ομίλου σας.</w:t>
+        <w:t xml:space="preserve">Γράψτε τον κωδικό και πατήστε</w:t>
+      </w:r>
+      <w:r>
+        <w:t xml:space="preserve"> </w:t>
+      </w:r>
+      <w:r>
+        <w:rPr>
+          <w:b/>
+          <w:bCs/>
+        </w:rPr>
+        <w:t xml:space="preserve">«Σύνδεση»</w:t>
+      </w:r>
+      <w:r>
+        <w:t xml:space="preserve">. Μετά διαλέξτε</w:t>
+      </w:r>
+      <w:r>
+        <w:t xml:space="preserve"> </w:t>
+      </w:r>
+      <w:r>
+        <w:rPr>
+          <w:b/>
+          <w:bCs/>
+        </w:rPr>
+        <w:t xml:space="preserve">τον όμιλό σας</w:t>
+      </w:r>
+      <w:r>
+        <w:t xml:space="preserve"> </w:t>
+      </w:r>
+      <w:r>
+        <w:t xml:space="preserve">από τη λίστα «Ο όμιλός σας». Αλλάζετε μόνο τη λίστα του δικού σας ομίλου· κάθε αλλαγή καταγράφεται.</w:t>
+      </w:r>
+    </w:p>
+    <w:p>
+      <w:pPr>
+        <w:pStyle w:val="Compact"/>
+        <w:numPr>
+          <w:ilvl w:val="0"/>
+          <w:numId w:val="1001"/>
+        </w:numPr>
+      </w:pPr>
+      <w:r>
+        <w:t xml:space="preserve">Αν αντί για κωδικό σάς δόθηκε</w:t>
+      </w:r>
+      <w:r>
+        <w:t xml:space="preserve"> </w:t>
+      </w:r>
+      <w:r>
+        <w:rPr>
+          <w:b/>
+          <w:bCs/>
+        </w:rPr>
+        <w:t xml:space="preserve">προσωπικός σύνδεσμος εισόδου</w:t>
+      </w:r>
+      <w:r>
+        <w:t xml:space="preserve">, ανοίξτε τον: βλέπετε κατευθείαν τους ομίλους σας. Ισχύει 7 ημέρες.</w:t>
+      </w:r>
+    </w:p>
+    <w:p>
+      <w:pPr>
+        <w:pStyle w:val="Compact"/>
+        <w:numPr>
+          <w:ilvl w:val="0"/>
+          <w:numId w:val="1001"/>
+        </w:numPr>
+      </w:pPr>
+      <w:r>
+        <w:t xml:space="preserve">Βοήθεια: κουμπί</w:t>
+      </w:r>
+      <w:r>
+        <w:t xml:space="preserve"> </w:t>
+      </w:r>
+      <w:r>
+        <w:rPr>
+          <w:b/>
+          <w:bCs/>
+        </w:rPr>
+        <w:t xml:space="preserve">«Βοήθεια»</w:t>
+      </w:r>
+      <w:r>
+        <w:t xml:space="preserve"> </w:t>
+      </w:r>
+      <w:r>
+        <w:t xml:space="preserve">πάνω δεξιά στη σελίδα.</w:t>
       </w:r>
     </w:p>
     <w:p>

--- a/docs/Egxeiridio_Ekpaideutikoi.docx
+++ b/docs/Egxeiridio_Ekpaideutikoi.docx
@@ -191,7 +191,39 @@
         </w:numPr>
       </w:pPr>
       <w:r>
-        <w:t xml:space="preserve">Γράψτε τον κωδικό και πατήστε</w:t>
+        <w:t xml:space="preserve">Γράψτε τον κωδικό και τον</w:t>
+      </w:r>
+      <w:r>
+        <w:t xml:space="preserve"> </w:t>
+      </w:r>
+      <w:r>
+        <w:rPr>
+          <w:b/>
+          <w:bCs/>
+        </w:rPr>
+        <w:t xml:space="preserve">ΑΜ σας</w:t>
+      </w:r>
+      <w:r>
+        <w:t xml:space="preserve"> </w:t>
+      </w:r>
+      <w:r>
+        <w:t xml:space="preserve">(μόνιμοι) ή το</w:t>
+      </w:r>
+      <w:r>
+        <w:t xml:space="preserve"> </w:t>
+      </w:r>
+      <w:r>
+        <w:rPr>
+          <w:b/>
+          <w:bCs/>
+        </w:rPr>
+        <w:t xml:space="preserve">ΑΦΜ σας</w:t>
+      </w:r>
+      <w:r>
+        <w:t xml:space="preserve"> </w:t>
+      </w:r>
+      <w:r>
+        <w:t xml:space="preserve">(αναπληρωτές) και πατήστε</w:t>
       </w:r>
       <w:r>
         <w:t xml:space="preserve"> </w:t>
@@ -204,23 +236,7 @@
         <w:t xml:space="preserve">«Σύνδεση»</w:t>
       </w:r>
       <w:r>
-        <w:t xml:space="preserve">. Μετά διαλέξτε</w:t>
-      </w:r>
-      <w:r>
-        <w:t xml:space="preserve"> </w:t>
-      </w:r>
-      <w:r>
-        <w:rPr>
-          <w:b/>
-          <w:bCs/>
-        </w:rPr>
-        <w:t xml:space="preserve">τον όμιλό σας</w:t>
-      </w:r>
-      <w:r>
-        <w:t xml:space="preserve"> </w:t>
-      </w:r>
-      <w:r>
-        <w:t xml:space="preserve">από τη λίστα «Ο όμιλός σας». Αλλάζετε μόνο τη λίστα του δικού σας ομίλου· κάθε αλλαγή καταγράφεται.</w:t>
+        <w:t xml:space="preserve">. Βλέπετε μόνο τους δικούς σας ομίλους· κάθε αλλαγή καταγράφεται με το όνομά σας. (Η πλατφόρμα δεν κρατά τον αριθμό σας, μόνο ένα κρυπτογραφικό αποτύπωμα για να σας αναγνωρίζει.)</w:t>
       </w:r>
     </w:p>
     <w:p>
@@ -455,6 +471,38 @@
         </w:numPr>
       </w:pPr>
       <w:r>
+        <w:rPr>
+          <w:b/>
+          <w:bCs/>
+        </w:rPr>
+        <w:t xml:space="preserve">«Επιλογή όλων»</w:t>
+      </w:r>
+      <w:r>
+        <w:t xml:space="preserve">: τσεκάρει όσους εμφανίζονται με τα τρέχοντα φίλτρα, αν χωρούν στις θέσεις (π.χ. φίλτρο «Α τάξη» → όλοι της Α).</w:t>
+      </w:r>
+      <w:r>
+        <w:t xml:space="preserve"> </w:t>
+      </w:r>
+      <w:r>
+        <w:rPr>
+          <w:b/>
+          <w:bCs/>
+        </w:rPr>
+        <w:t xml:space="preserve">«Αποεπιλογή όλων»</w:t>
+      </w:r>
+      <w:r>
+        <w:t xml:space="preserve">: ξετσεκάρει όλους.</w:t>
+      </w:r>
+    </w:p>
+    <w:p>
+      <w:pPr>
+        <w:pStyle w:val="Compact"/>
+        <w:numPr>
+          <w:ilvl w:val="1"/>
+          <w:numId w:val="1003"/>
+        </w:numPr>
+      </w:pPr>
+      <w:r>
         <w:t xml:space="preserve">Η</w:t>
       </w:r>
       <w:r>
@@ -493,7 +541,26 @@
         <w:t xml:space="preserve">«Αποθήκευση»</w:t>
       </w:r>
       <w:r>
-        <w:t xml:space="preserve">.</w:t>
+        <w:t xml:space="preserve"> </w:t>
+      </w:r>
+      <w:r>
+        <w:t xml:space="preserve">— σε</w:t>
+      </w:r>
+      <w:r>
+        <w:t xml:space="preserve"> </w:t>
+      </w:r>
+      <w:r>
+        <w:rPr>
+          <w:b/>
+          <w:bCs/>
+        </w:rPr>
+        <w:t xml:space="preserve">κάθε</w:t>
+      </w:r>
+      <w:r>
+        <w:t xml:space="preserve"> </w:t>
+      </w:r>
+      <w:r>
+        <w:t xml:space="preserve">όμιλο ξεχωριστά. Όσο δεν έχετε αποθηκεύσει, δίπλα στο κουμπί γράφει «Μη αποθηκευμένες αλλαγές».</w:t>
       </w:r>
     </w:p>
     <w:p>

--- a/docs/Egxeiridio_Ekpaideutikoi.docx
+++ b/docs/Egxeiridio_Ekpaideutikoi.docx
@@ -54,7 +54,7 @@
           <w:b/>
           <w:bCs/>
         </w:rPr>
-        <w:t xml:space="preserve">πριν ανοίξουν οι δηλώσεις των γονέων</w:t>
+        <w:t xml:space="preserve">μέχρι να κλείσουν οι δηλώσεις των γονέων</w:t>
       </w:r>
       <w:r>
         <w:t xml:space="preserve">, προαιρετικά, τους</w:t>
@@ -612,7 +612,7 @@
         <w:t xml:space="preserve"> </w:t>
       </w:r>
       <w:r>
-        <w:t xml:space="preserve">οι αλλαγές γίνονται μέχρι να ανοίξουν οι δηλώσεις των γονέων· τότε η λίστα</w:t>
+        <w:t xml:space="preserve">οι αλλαγές γίνονται μέχρι να κλείσουν οι δηλώσεις των γονέων (η ίδια προθεσμία με τους γονείς)· τότε η λίστα</w:t>
       </w:r>
       <w:r>
         <w:t xml:space="preserve"> </w:t>
@@ -625,7 +625,7 @@
         <w:t xml:space="preserve">κλειδώνει</w:t>
       </w:r>
       <w:r>
-        <w:t xml:space="preserve">. Για διορθώσεις μετά από αυτό, επικοινωνήστε με τον υπεύθυνο των ομίλων.</w:t>
+        <w:t xml:space="preserve">. Δεν βλέπετε τις δηλώσεις των γονέων, και δεν χρειάζεται: η λίστα σας μετράει μόνο για όσους δηλώσουν τον όμιλο. Για διορθώσεις μετά από αυτό, επικοινωνήστε με τον υπεύθυνο των ομίλων.</w:t>
       </w:r>
     </w:p>
     <w:p>
@@ -4570,7 +4570,7 @@
         <w:t xml:space="preserve">κανένα κριτήριο δεν εξαρτάται από όσα δηλώνει ο μαθητής</w:t>
       </w:r>
       <w:r>
-        <w:t xml:space="preserve">: οι λίστες των εκπαιδευτικών κλειδώνουν πριν ανοίξουν οι δηλώσεις, η τάξη είναι δεδομένη και η κλήρωση προκύπτει από το seed. Άρα ισχύουν όλα τα αποτελέσματα του §2 — ευστάθεια, βελτιστότητα για τους μαθητές, ανεξαρτησία από τη σειρά και</w:t>
+        <w:t xml:space="preserve">: οι λίστες των εκπαιδευτικών δεν εξαρτώνται από τις δηλώσεις (οι εκπαιδευτικοί δεν τις βλέπουν· οι λίστες κλειδώνουν με το κλείσιμο των δηλώσεων), η τάξη είναι δεδομένη και η κλήρωση προκύπτει από το seed. Άρα ισχύουν όλα τα αποτελέσματα του §2 — ευστάθεια, βελτιστότητα για τους μαθητές, ανεξαρτησία από τη σειρά και</w:t>
       </w:r>
       <w:r>
         <w:t xml:space="preserve"> </w:t>

--- a/docs/Egxeiridio_Ekpaideutikoi.docx
+++ b/docs/Egxeiridio_Ekpaideutikoi.docx
@@ -237,6 +237,73 @@
       </w:r>
       <w:r>
         <w:t xml:space="preserve">. Βλέπετε μόνο τους δικούς σας ομίλους· κάθε αλλαγή καταγράφεται με το όνομά σας. (Η πλατφόρμα δεν κρατά τον αριθμό σας, μόνο ένα κρυπτογραφικό αποτύπωμα για να σας αναγνωρίζει.)</w:t>
+      </w:r>
+    </w:p>
+    <w:p>
+      <w:pPr>
+        <w:pStyle w:val="Compact"/>
+        <w:numPr>
+          <w:ilvl w:val="0"/>
+          <w:numId w:val="1001"/>
+        </w:numPr>
+      </w:pPr>
+      <w:r>
+        <w:rPr>
+          <w:b/>
+          <w:bCs/>
+        </w:rPr>
+        <w:t xml:space="preserve">Αν η σύνδεση αποτυγχάνει</w:t>
+      </w:r>
+      <w:r>
+        <w:t xml:space="preserve"> </w:t>
+      </w:r>
+      <w:r>
+        <w:t xml:space="preserve">ενώ τα στοιχεία είναι σωστά, πατήστε</w:t>
+      </w:r>
+      <w:r>
+        <w:t xml:space="preserve"> </w:t>
+      </w:r>
+      <w:r>
+        <w:rPr>
+          <w:b/>
+          <w:bCs/>
+        </w:rPr>
+        <w:t xml:space="preserve">«Εμφάνιση»</w:t>
+      </w:r>
+      <w:r>
+        <w:t xml:space="preserve"> </w:t>
+      </w:r>
+      <w:r>
+        <w:t xml:space="preserve">δίπλα στον κωδικό για να δείτε τι γράψατε. Η συνηθισμένη αιτία είναι το</w:t>
+      </w:r>
+      <w:r>
+        <w:t xml:space="preserve"> </w:t>
+      </w:r>
+      <w:r>
+        <w:rPr>
+          <w:b/>
+          <w:bCs/>
+        </w:rPr>
+        <w:t xml:space="preserve">πληκτρολόγιο στα ελληνικά</w:t>
+      </w:r>
+      <w:r>
+        <w:t xml:space="preserve"> </w:t>
+      </w:r>
+      <w:r>
+        <w:t xml:space="preserve">(αλλάζει με Alt+Shift· η σελίδα το επισημαίνει) ή το</w:t>
+      </w:r>
+      <w:r>
+        <w:t xml:space="preserve"> </w:t>
+      </w:r>
+      <w:r>
+        <w:rPr>
+          <w:b/>
+          <w:bCs/>
+        </w:rPr>
+        <w:t xml:space="preserve">Caps Lock</w:t>
+      </w:r>
+      <w:r>
+        <w:t xml:space="preserve">. Κενά πριν ή μετά τον κωδικό (π.χ. από αντιγραφή) δεν πειράζουν.</w:t>
       </w:r>
     </w:p>
     <w:p>

--- a/docs/Egxeiridio_Ekpaideutikoi.docx
+++ b/docs/Egxeiridio_Ekpaideutikoi.docx
@@ -20,7 +20,7 @@
           <w:i/>
           <w:iCs/>
         </w:rPr>
-        <w:t xml:space="preserve">Πώς ορίζετε τους μαθητές που προτιμάτε για τον όμιλό σας, τι σημαίνει η λίστα σας στην κατανομή — και πώς γίνεται η κατανομή.</w:t>
+        <w:t xml:space="preserve">Πώς ορίζετε τους μαθητές που προτιμάτε (ή που δεν δέχεστε) για τον όμιλό σας, τι σημαίνει η λίστα σας στην κατανομή — και πώς γίνεται η κατανομή.</w:t>
       </w:r>
     </w:p>
     <w:p>
@@ -70,7 +70,26 @@
         <w:t xml:space="preserve">μαθητές που προτιμάτε</w:t>
       </w:r>
       <w:r>
-        <w:t xml:space="preserve">.</w:t>
+        <w:t xml:space="preserve"> </w:t>
+      </w:r>
+      <w:r>
+        <w:t xml:space="preserve">και, αν χρειάζεται, τους</w:t>
+      </w:r>
+      <w:r>
+        <w:t xml:space="preserve"> </w:t>
+      </w:r>
+      <w:r>
+        <w:rPr>
+          <w:b/>
+          <w:bCs/>
+        </w:rPr>
+        <w:t xml:space="preserve">μαθητές που ο όμιλος δεν δέχεται</w:t>
+      </w:r>
+      <w:r>
+        <w:t xml:space="preserve"> </w:t>
+      </w:r>
+      <w:r>
+        <w:t xml:space="preserve">(π.χ. ενισχυτική Λατινικών μόνο για τη Θεωρητική κατεύθυνση).</w:t>
       </w:r>
     </w:p>
     <w:p>
@@ -392,13 +411,13 @@
       </w:r>
     </w:p>
     <w:bookmarkEnd w:id="10"/>
-    <w:bookmarkStart w:id="11" w:name="X151b037e41586d1519dd031419fab78947117d6"/>
+    <w:bookmarkStart w:id="11" w:name="X1499229dba6178701279e56d305b88a8e6a4fb7"/>
     <w:p>
       <w:pPr>
         <w:pStyle w:val="Heading2"/>
       </w:pPr>
       <w:r>
-        <w:t xml:space="preserve">3. Προτιμώμενοι μαθητές</w:t>
+        <w:t xml:space="preserve">3. Η λίστα του ομίλου: ⭐ ○ ⛔</w:t>
       </w:r>
     </w:p>
     <w:p>
@@ -406,9 +425,165 @@
         <w:pStyle w:val="FirstParagraph"/>
       </w:pPr>
       <w:r>
-        <w:t xml:space="preserve">Για κάθε όμιλό σας εμφανίζεται μια κάρτα με τις ημέρες, τις τάξεις και τις θέσεις του, και από κάτω οι μαθητές των τάξεων του ομίλου.</w:t>
-      </w:r>
-    </w:p>
+        <w:t xml:space="preserve">Για κάθε όμιλό σας εμφανίζεται μια κάρτα με τις ημέρες, τις τάξεις και τις θέσεις του, και από κάτω οι μαθητές των τάξεων του ομίλου. Κάθε μαθητής έχει τρία κουμπιά:</w:t>
+      </w:r>
+    </w:p>
+    <w:tbl>
+      <w:tblPr>
+        <w:tblStyle w:val="Table"/>
+        <w:tblW w:type="auto" w:w="0"/>
+        <w:tblLook w:firstRow="1" w:lastRow="0" w:firstColumn="0" w:lastColumn="0" w:noHBand="0" w:noVBand="0" w:val="0020"/>
+      </w:tblPr>
+      <w:tblGrid>
+        <w:gridCol w:w="3960"/>
+        <w:gridCol w:w="3960"/>
+      </w:tblGrid>
+      <w:tr>
+        <w:trPr>
+          <w:tblHeader w:val="on"/>
+        </w:trPr>
+        <w:tc>
+          <w:tcPr/>
+          <w:p>
+            <w:pPr>
+              <w:pStyle w:val="Compact"/>
+            </w:pPr>
+            <w:r>
+              <w:t xml:space="preserve">Κουμπί</w:t>
+            </w:r>
+          </w:p>
+        </w:tc>
+        <w:tc>
+          <w:tcPr/>
+          <w:p>
+            <w:pPr>
+              <w:pStyle w:val="Compact"/>
+            </w:pPr>
+            <w:r>
+              <w:t xml:space="preserve">Σημασία</w:t>
+            </w:r>
+          </w:p>
+        </w:tc>
+      </w:tr>
+      <w:tr>
+        <w:tc>
+          <w:tcPr/>
+          <w:p>
+            <w:pPr>
+              <w:pStyle w:val="Compact"/>
+            </w:pPr>
+            <w:r>
+              <w:t xml:space="preserve">⭐</w:t>
+            </w:r>
+            <w:r>
+              <w:t xml:space="preserve"> </w:t>
+            </w:r>
+            <w:r>
+              <w:rPr>
+                <w:b/>
+                <w:bCs/>
+              </w:rPr>
+              <w:t xml:space="preserve">Προτίμηση</w:t>
+            </w:r>
+          </w:p>
+        </w:tc>
+        <w:tc>
+          <w:tcPr/>
+          <w:p>
+            <w:pPr>
+              <w:pStyle w:val="Compact"/>
+            </w:pPr>
+            <w:r>
+              <w:t xml:space="preserve">Έχει προτεραιότητα, αν δηλώσει τον όμιλο. Έως τόσοι όσες οι θέσεις.</w:t>
+            </w:r>
+          </w:p>
+        </w:tc>
+      </w:tr>
+      <w:tr>
+        <w:tc>
+          <w:tcPr/>
+          <w:p>
+            <w:pPr>
+              <w:pStyle w:val="Compact"/>
+            </w:pPr>
+            <w:r>
+              <w:t xml:space="preserve">○</w:t>
+            </w:r>
+            <w:r>
+              <w:t xml:space="preserve"> </w:t>
+            </w:r>
+            <w:r>
+              <w:rPr>
+                <w:b/>
+                <w:bCs/>
+              </w:rPr>
+              <w:t xml:space="preserve">Ουδέτερος</w:t>
+            </w:r>
+          </w:p>
+        </w:tc>
+        <w:tc>
+          <w:tcPr/>
+          <w:p>
+            <w:pPr>
+              <w:pStyle w:val="Compact"/>
+            </w:pPr>
+            <w:r>
+              <w:t xml:space="preserve">Κρίνεται με την κλήρωση (αυτό ισχύει για όλους, αν δεν αλλάξετε τίποτα).</w:t>
+            </w:r>
+          </w:p>
+        </w:tc>
+      </w:tr>
+      <w:tr>
+        <w:tc>
+          <w:tcPr/>
+          <w:p>
+            <w:pPr>
+              <w:pStyle w:val="Compact"/>
+            </w:pPr>
+            <w:r>
+              <w:t xml:space="preserve">⛔</w:t>
+            </w:r>
+            <w:r>
+              <w:t xml:space="preserve"> </w:t>
+            </w:r>
+            <w:r>
+              <w:rPr>
+                <w:b/>
+                <w:bCs/>
+              </w:rPr>
+              <w:t xml:space="preserve">Αποκλεισμός</w:t>
+            </w:r>
+          </w:p>
+        </w:tc>
+        <w:tc>
+          <w:tcPr/>
+          <w:p>
+            <w:pPr>
+              <w:pStyle w:val="Compact"/>
+            </w:pPr>
+            <w:r>
+              <w:t xml:space="preserve">Δεν μπαίνει στον όμιλο, ακόμα κι αν μείνουν κενές θέσεις. Ο όμιλος</w:t>
+            </w:r>
+            <w:r>
+              <w:t xml:space="preserve"> </w:t>
+            </w:r>
+            <w:r>
+              <w:rPr>
+                <w:b/>
+                <w:bCs/>
+              </w:rPr>
+              <w:t xml:space="preserve">δεν εμφανίζεται</w:t>
+            </w:r>
+            <w:r>
+              <w:t xml:space="preserve"> </w:t>
+            </w:r>
+            <w:r>
+              <w:t xml:space="preserve">καν στη φόρμα των γονέων του.</w:t>
+            </w:r>
+          </w:p>
+        </w:tc>
+      </w:tr>
+    </w:tbl>
     <w:p>
       <w:pPr>
         <w:pStyle w:val="Compact"/>
@@ -418,17 +593,7 @@
         </w:numPr>
       </w:pPr>
       <w:r>
-        <w:rPr>
-          <w:b/>
-          <w:bCs/>
-        </w:rPr>
-        <w:t xml:space="preserve">Τσεκάρετε</w:t>
-      </w:r>
-      <w:r>
-        <w:t xml:space="preserve"> </w:t>
-      </w:r>
-      <w:r>
-        <w:t xml:space="preserve">τα κουτάκια των μαθητών που προτιμάτε.</w:t>
+        <w:t xml:space="preserve">Πατήστε το κουμπί που θέλετε σε κάθε μαθητή.</w:t>
       </w:r>
     </w:p>
     <w:p>
@@ -440,20 +605,7 @@
         </w:numPr>
       </w:pPr>
       <w:r>
-        <w:t xml:space="preserve">Για να βρείτε γρήγορα έναν μαθητή:</w:t>
-      </w:r>
-      <w:r>
-        <w:t xml:space="preserve"> </w:t>
-      </w:r>
-      <w:r>
-        <w:rPr>
-          <w:b/>
-          <w:bCs/>
-        </w:rPr>
-        <w:t xml:space="preserve">φίλτρο τάξης</w:t>
-      </w:r>
-      <w:r>
-        <w:t xml:space="preserve">,</w:t>
+        <w:t xml:space="preserve">Για να βρείτε γρήγορα μαθητές:</w:t>
       </w:r>
       <w:r>
         <w:t xml:space="preserve"> </w:t>
@@ -469,23 +621,52 @@
         <w:t xml:space="preserve"> </w:t>
       </w:r>
       <w:r>
-        <w:t xml:space="preserve">με όνομα ή ΑΜ, και</w:t>
-      </w:r>
-      <w:r>
-        <w:t xml:space="preserve"> </w:t>
-      </w:r>
-      <w:r>
-        <w:rPr>
-          <w:b/>
-          <w:bCs/>
-        </w:rPr>
-        <w:t xml:space="preserve">«μόνο οι επιλεγμένοι»</w:t>
-      </w:r>
-      <w:r>
-        <w:t xml:space="preserve"> </w:t>
-      </w:r>
-      <w:r>
-        <w:t xml:space="preserve">για να δείτε όσους έχετε ήδη τσεκάρει.</w:t>
+        <w:t xml:space="preserve">με όνομα ή ΑΜ, φίλτρο</w:t>
+      </w:r>
+      <w:r>
+        <w:t xml:space="preserve"> </w:t>
+      </w:r>
+      <w:r>
+        <w:rPr>
+          <w:b/>
+          <w:bCs/>
+        </w:rPr>
+        <w:t xml:space="preserve">τάξης</w:t>
+      </w:r>
+      <w:r>
+        <w:t xml:space="preserve">, φίλτρο</w:t>
+      </w:r>
+      <w:r>
+        <w:t xml:space="preserve"> </w:t>
+      </w:r>
+      <w:r>
+        <w:rPr>
+          <w:b/>
+          <w:bCs/>
+        </w:rPr>
+        <w:t xml:space="preserve">τμήματος</w:t>
+      </w:r>
+      <w:r>
+        <w:t xml:space="preserve"> </w:t>
+      </w:r>
+      <w:r>
+        <w:t xml:space="preserve">(αν το σχολείο έχει ανεβάσει τα τμήματα) και φίλτρο</w:t>
+      </w:r>
+      <w:r>
+        <w:t xml:space="preserve"> </w:t>
+      </w:r>
+      <w:r>
+        <w:rPr>
+          <w:b/>
+          <w:bCs/>
+        </w:rPr>
+        <w:t xml:space="preserve">κατάστασης</w:t>
+      </w:r>
+      <w:r>
+        <w:t xml:space="preserve"> </w:t>
+      </w:r>
+      <w:r>
+        <w:t xml:space="preserve">(π.χ. «⭐ Προτίμηση» για να δείτε όσους έχετε ήδη επιλέξει).</w:t>
       </w:r>
     </w:p>
     <w:p>
@@ -497,36 +678,14 @@
         </w:numPr>
       </w:pPr>
       <w:r>
-        <w:t xml:space="preserve">Έως</w:t>
-      </w:r>
-      <w:r>
-        <w:t xml:space="preserve"> </w:t>
-      </w:r>
-      <w:r>
-        <w:rPr>
-          <w:b/>
-          <w:bCs/>
-        </w:rPr>
-        <w:t xml:space="preserve">τόσους μαθητές όσες οι θέσεις</w:t>
-      </w:r>
-      <w:r>
-        <w:t xml:space="preserve"> </w:t>
-      </w:r>
-      <w:r>
-        <w:t xml:space="preserve">του ομίλου· μετά τα κουτάκια δεν τσεκάρονται άλλο. Αφαιρείτε έναν μαθητή ξετσεκάροντάς τον ή με το</w:t>
-      </w:r>
-      <w:r>
-        <w:t xml:space="preserve"> </w:t>
-      </w:r>
-      <w:r>
-        <w:rPr>
-          <w:b/>
-          <w:bCs/>
-        </w:rPr>
-        <w:t xml:space="preserve">✕</w:t>
-      </w:r>
-      <w:r>
-        <w:t xml:space="preserve">.</w:t>
+        <w:rPr>
+          <w:b/>
+          <w:bCs/>
+        </w:rPr>
+        <w:t xml:space="preserve">«Σε όσους εμφανίζονται: ⭐ / ○ / ⛔»</w:t>
+      </w:r>
+      <w:r>
+        <w:t xml:space="preserve">: αλλάζει μαζί όσους δείχνουν τα φίλτρα (π.χ. φίλτρο «Τμήμα Β2» → ⛔ σε όλο το τμήμα).</w:t>
       </w:r>
     </w:p>
     <w:p>
@@ -538,27 +697,45 @@
         </w:numPr>
       </w:pPr>
       <w:r>
-        <w:rPr>
-          <w:b/>
-          <w:bCs/>
-        </w:rPr>
-        <w:t xml:space="preserve">«Επιλογή όλων»</w:t>
-      </w:r>
-      <w:r>
-        <w:t xml:space="preserve">: τσεκάρει όσους εμφανίζονται με τα τρέχοντα φίλτρα, αν χωρούν στις θέσεις (π.χ. φίλτρο «Α τάξη» → όλοι της Α).</w:t>
-      </w:r>
-      <w:r>
-        <w:t xml:space="preserve"> </w:t>
-      </w:r>
-      <w:r>
-        <w:rPr>
-          <w:b/>
-          <w:bCs/>
-        </w:rPr>
-        <w:t xml:space="preserve">«Αποεπιλογή όλων»</w:t>
-      </w:r>
-      <w:r>
-        <w:t xml:space="preserve">: ξετσεκάρει όλους.</w:t>
+        <w:t xml:space="preserve">Η</w:t>
+      </w:r>
+      <w:r>
+        <w:t xml:space="preserve"> </w:t>
+      </w:r>
+      <w:r>
+        <w:rPr>
+          <w:b/>
+          <w:bCs/>
+        </w:rPr>
+        <w:t xml:space="preserve">σειρά δεν έχει σημασία</w:t>
+      </w:r>
+      <w:r>
+        <w:t xml:space="preserve">: αφού οι ⭐ δεν ξεπερνούν τις θέσεις, όσοι από αυτούς δηλώσουν τον όμιλο χωρούν όλοι.</w:t>
+      </w:r>
+    </w:p>
+    <w:p>
+      <w:pPr>
+        <w:pStyle w:val="Compact"/>
+        <w:numPr>
+          <w:ilvl w:val="0"/>
+          <w:numId w:val="1002"/>
+        </w:numPr>
+      </w:pPr>
+      <w:r>
+        <w:t xml:space="preserve">Διαλέξτε</w:t>
+      </w:r>
+      <w:r>
+        <w:t xml:space="preserve"> </w:t>
+      </w:r>
+      <w:r>
+        <w:rPr>
+          <w:b/>
+          <w:bCs/>
+        </w:rPr>
+        <w:t xml:space="preserve">τύπο λίστας</w:t>
+      </w:r>
+      <w:r>
+        <w:t xml:space="preserve">:</w:t>
       </w:r>
     </w:p>
     <w:p>
@@ -566,24 +743,112 @@
         <w:pStyle w:val="Compact"/>
         <w:numPr>
           <w:ilvl w:val="1"/>
-          <w:numId w:val="1003"/>
-        </w:numPr>
-      </w:pPr>
-      <w:r>
-        <w:t xml:space="preserve">Η</w:t>
-      </w:r>
-      <w:r>
-        <w:t xml:space="preserve"> </w:t>
-      </w:r>
-      <w:r>
-        <w:rPr>
-          <w:b/>
-          <w:bCs/>
-        </w:rPr>
-        <w:t xml:space="preserve">σειρά δεν έχει σημασία</w:t>
-      </w:r>
-      <w:r>
-        <w:t xml:space="preserve">: αφού η λίστα δεν ξεπερνά τις θέσεις, όσοι από τη λίστα δηλώσουν τον όμιλο χωρούν όλοι.</w:t>
+          <w:numId w:val="1004"/>
+        </w:numPr>
+      </w:pPr>
+      <w:r>
+        <w:rPr>
+          <w:b/>
+          <w:bCs/>
+        </w:rPr>
+        <w:t xml:space="preserve">Ανοιχτή</w:t>
+      </w:r>
+      <w:r>
+        <w:t xml:space="preserve"> </w:t>
+      </w:r>
+      <w:r>
+        <w:t xml:space="preserve">(η συνηθισμένη): οι ⭐ προηγούνται, οι ○ κρίνονται με την κλήρωση, οι ⛔ δεν μπαίνουν.</w:t>
+      </w:r>
+    </w:p>
+    <w:p>
+      <w:pPr>
+        <w:pStyle w:val="Compact"/>
+        <w:numPr>
+          <w:ilvl w:val="1"/>
+          <w:numId w:val="1004"/>
+        </w:numPr>
+      </w:pPr>
+      <w:r>
+        <w:rPr>
+          <w:b/>
+          <w:bCs/>
+        </w:rPr>
+        <w:t xml:space="preserve">Κλειστή</w:t>
+      </w:r>
+      <w:r>
+        <w:t xml:space="preserve">: ο όμιλος δέχεται</w:t>
+      </w:r>
+      <w:r>
+        <w:t xml:space="preserve"> </w:t>
+      </w:r>
+      <w:r>
+        <w:rPr>
+          <w:b/>
+          <w:bCs/>
+        </w:rPr>
+        <w:t xml:space="preserve">μόνο</w:t>
+      </w:r>
+      <w:r>
+        <w:t xml:space="preserve"> </w:t>
+      </w:r>
+      <w:r>
+        <w:t xml:space="preserve">τους ⭐· όλοι οι άλλοι είναι ⛔. Αν δεν τον δηλώσουν όλοι, μένουν κενές θέσεις.</w:t>
+      </w:r>
+    </w:p>
+    <w:p>
+      <w:pPr>
+        <w:pStyle w:val="Compact"/>
+        <w:numPr>
+          <w:ilvl w:val="1"/>
+          <w:numId w:val="1004"/>
+        </w:numPr>
+      </w:pPr>
+      <w:r>
+        <w:t xml:space="preserve">Συντομεύσεις:</w:t>
+      </w:r>
+      <w:r>
+        <w:t xml:space="preserve"> </w:t>
+      </w:r>
+      <w:r>
+        <w:rPr>
+          <w:b/>
+          <w:bCs/>
+        </w:rPr>
+        <w:t xml:space="preserve">«Μόνο οι ⭐: όλοι οι υπόλοιποι → ⛔»</w:t>
+      </w:r>
+      <w:r>
+        <w:t xml:space="preserve"> </w:t>
+      </w:r>
+      <w:r>
+        <w:t xml:space="preserve">κάνει την ανοιχτή λίστα κλειστή με ένα κλικ.</w:t>
+      </w:r>
+      <w:r>
+        <w:t xml:space="preserve"> </w:t>
+      </w:r>
+      <w:r>
+        <w:rPr>
+          <w:b/>
+          <w:bCs/>
+        </w:rPr>
+        <w:t xml:space="preserve">«Όλοι οι μη αποκλεισμένοι → ⭐»</w:t>
+      </w:r>
+      <w:r>
+        <w:t xml:space="preserve"> </w:t>
+      </w:r>
+      <w:r>
+        <w:t xml:space="preserve">κάνει το αντίστροφο (εμφανίζεται όταν χωρούν στις θέσεις). Όταν μια κλειστή λίστα γίνεται ανοιχτή, η πλατφόρμα ρωτά αν οι υπόλοιποι θα μείνουν ⛔ ή θα γίνουν ○.</w:t>
+      </w:r>
+    </w:p>
+    <w:p>
+      <w:pPr>
+        <w:pStyle w:val="Compact"/>
+        <w:numPr>
+          <w:ilvl w:val="1"/>
+          <w:numId w:val="1004"/>
+        </w:numPr>
+      </w:pPr>
+      <w:r>
+        <w:t xml:space="preserve">Πάνω από τη λίστα, μια σύνοψη λέει τι σημαίνουν οι επιλογές σας (π.χ. «Κλειστή λίστα: ο όμιλος δέχεται μόνο αυτούς τους 12… Θα μείνουν τουλάχιστον 3 κενές θέσεις»).</w:t>
       </w:r>
     </w:p>
     <w:p>
@@ -693,6 +958,40 @@
       </w:r>
       <w:r>
         <w:t xml:space="preserve">. Δεν βλέπετε τις δηλώσεις των γονέων, και δεν χρειάζεται: η λίστα σας μετράει μόνο για όσους δηλώσουν τον όμιλο. Για διορθώσεις μετά από αυτό, επικοινωνήστε με τον υπεύθυνο των ομίλων.</w:t>
+      </w:r>
+    </w:p>
+    <w:p>
+      <w:pPr>
+        <w:pStyle w:val="BodyText"/>
+      </w:pPr>
+      <w:r>
+        <w:rPr>
+          <w:b/>
+          <w:bCs/>
+        </w:rPr>
+        <w:t xml:space="preserve">Αποκλεισμοί μόνο πριν ανοίξουν οι δηλώσεις:</w:t>
+      </w:r>
+      <w:r>
+        <w:t xml:space="preserve"> </w:t>
+      </w:r>
+      <w:r>
+        <w:t xml:space="preserve">όταν οι γονείς δηλώνουν, μπορείτε να</w:t>
+      </w:r>
+      <w:r>
+        <w:t xml:space="preserve"> </w:t>
+      </w:r>
+      <w:r>
+        <w:rPr>
+          <w:b/>
+          <w:bCs/>
+        </w:rPr>
+        <w:t xml:space="preserve">αφαιρέσετε</w:t>
+      </w:r>
+      <w:r>
+        <w:t xml:space="preserve"> </w:t>
+      </w:r>
+      <w:r>
+        <w:t xml:space="preserve">αποκλεισμούς (⛔ → ○ ή ⭐), όχι να προσθέσετε, γιατί οι γονείς έχουν ήδη δει τη φόρμα τους. Αν αφαιρέσετε αποκλεισμό από μαθητή που έχει ήδη δήλωση, ο όμιλος μετράει μόνο αν ο γονέας ξαναμπεί και αποθηκεύσει τη δήλωση (η πλατφόρμα του τον δείχνει στο τέλος της σειράς).</w:t>
       </w:r>
     </w:p>
     <w:p>
@@ -717,11 +1016,11 @@
         <w:pStyle w:val="Compact"/>
         <w:numPr>
           <w:ilvl w:val="0"/>
-          <w:numId w:val="1004"/>
-        </w:numPr>
-      </w:pPr>
-      <w:r>
-        <w:t xml:space="preserve">Η λίστα δίνει</w:t>
+          <w:numId w:val="1005"/>
+        </w:numPr>
+      </w:pPr>
+      <w:r>
+        <w:t xml:space="preserve">Η ⭐ δίνει</w:t>
       </w:r>
       <w:r>
         <w:t xml:space="preserve"> </w:t>
@@ -734,7 +1033,7 @@
         <w:t xml:space="preserve">προτεραιότητα</w:t>
       </w:r>
       <w:r>
-        <w:t xml:space="preserve">, όχι θέση: ένας μαθητής της λίστας σας μπαίνει στον όμιλο</w:t>
+        <w:t xml:space="preserve">, όχι θέση: ένας μαθητής με ⭐ μπαίνει στον όμιλο</w:t>
       </w:r>
       <w:r>
         <w:t xml:space="preserve"> </w:t>
@@ -758,7 +1057,7 @@
         <w:pStyle w:val="Compact"/>
         <w:numPr>
           <w:ilvl w:val="0"/>
-          <w:numId w:val="1004"/>
+          <w:numId w:val="1005"/>
         </w:numPr>
       </w:pPr>
       <w:r>
@@ -786,7 +1085,7 @@
         <w:pStyle w:val="Compact"/>
         <w:numPr>
           <w:ilvl w:val="0"/>
-          <w:numId w:val="1004"/>
+          <w:numId w:val="1005"/>
         </w:numPr>
       </w:pPr>
       <w:r>
@@ -806,15 +1105,68 @@
         <w:t xml:space="preserve"> </w:t>
       </w:r>
       <w:r>
-        <w:t xml:space="preserve">όσων δεν είναι στη λίστα — ακόμα και των μαθητών των τάξεων με υποχρεωτική ένταξη.</w:t>
-      </w:r>
-    </w:p>
-    <w:p>
-      <w:pPr>
-        <w:pStyle w:val="Compact"/>
-        <w:numPr>
-          <w:ilvl w:val="0"/>
-          <w:numId w:val="1004"/>
+        <w:t xml:space="preserve">όσων δεν έχουν ⭐ — ακόμα και των μαθητών των τάξεων με υποχρεωτική ένταξη.</w:t>
+      </w:r>
+    </w:p>
+    <w:p>
+      <w:pPr>
+        <w:pStyle w:val="Compact"/>
+        <w:numPr>
+          <w:ilvl w:val="0"/>
+          <w:numId w:val="1005"/>
+        </w:numPr>
+      </w:pPr>
+      <w:r>
+        <w:t xml:space="preserve">Ο ⛔</w:t>
+      </w:r>
+      <w:r>
+        <w:t xml:space="preserve"> </w:t>
+      </w:r>
+      <w:r>
+        <w:rPr>
+          <w:b/>
+          <w:bCs/>
+        </w:rPr>
+        <w:t xml:space="preserve">δεν μπαίνει ποτέ</w:t>
+      </w:r>
+      <w:r>
+        <w:t xml:space="preserve">, ακόμα κι αν ο όμιλος έχει κενές θέσεις και ακόμα κι αν η τάξη του έχει υποχρεωτική ένταξη. Κάνει αίτηση στους υπόλοιπους ομίλους της ημέρας.</w:t>
+      </w:r>
+    </w:p>
+    <w:p>
+      <w:pPr>
+        <w:pStyle w:val="Compact"/>
+        <w:numPr>
+          <w:ilvl w:val="0"/>
+          <w:numId w:val="1005"/>
+        </w:numPr>
+      </w:pPr>
+      <w:r>
+        <w:t xml:space="preserve">Αν</w:t>
+      </w:r>
+      <w:r>
+        <w:t xml:space="preserve"> </w:t>
+      </w:r>
+      <w:r>
+        <w:rPr>
+          <w:b/>
+          <w:bCs/>
+        </w:rPr>
+        <w:t xml:space="preserve">όλοι</w:t>
+      </w:r>
+      <w:r>
+        <w:t xml:space="preserve"> </w:t>
+      </w:r>
+      <w:r>
+        <w:t xml:space="preserve">οι όμιλοι μιας ημέρας αποκλείουν έναν μαθητή, μένει χωρίς όμιλο εκείνη την ημέρα. Ο υπεύθυνος των ομίλων βλέπει από πριν προειδοποίηση γι' αυτό.</w:t>
+      </w:r>
+    </w:p>
+    <w:p>
+      <w:pPr>
+        <w:pStyle w:val="Compact"/>
+        <w:numPr>
+          <w:ilvl w:val="0"/>
+          <w:numId w:val="1005"/>
         </w:numPr>
       </w:pPr>
       <w:r>
@@ -925,7 +1277,7 @@
         <w:pStyle w:val="Compact"/>
         <w:numPr>
           <w:ilvl w:val="0"/>
-          <w:numId w:val="1005"/>
+          <w:numId w:val="1006"/>
         </w:numPr>
       </w:pPr>
       <w:r>
@@ -953,7 +1305,7 @@
         <w:pStyle w:val="Compact"/>
         <w:numPr>
           <w:ilvl w:val="0"/>
-          <w:numId w:val="1005"/>
+          <w:numId w:val="1006"/>
         </w:numPr>
       </w:pPr>
       <w:r>
@@ -970,7 +1322,26 @@
         <w:t xml:space="preserve">προτιμώμενους μαθητές</w:t>
       </w:r>
       <w:r>
-        <w:t xml:space="preserve">:</w:t>
+        <w:t xml:space="preserve"> </w:t>
+      </w:r>
+      <w:r>
+        <w:t xml:space="preserve">(⭐) και, αν υπάρχουν, τους</w:t>
+      </w:r>
+      <w:r>
+        <w:t xml:space="preserve"> </w:t>
+      </w:r>
+      <w:r>
+        <w:rPr>
+          <w:b/>
+          <w:bCs/>
+        </w:rPr>
+        <w:t xml:space="preserve">αποκλεισμένους</w:t>
+      </w:r>
+      <w:r>
+        <w:t xml:space="preserve"> </w:t>
+      </w:r>
+      <w:r>
+        <w:t xml:space="preserve">(⛔):</w:t>
       </w:r>
       <w:r>
         <w:t xml:space="preserve"> </w:t>
@@ -1044,7 +1415,55 @@
         <w:t xml:space="preserve"> </w:t>
       </w:r>
       <w:r>
-        <w:t xml:space="preserve">στη στήλη «Επιλογή» δίπλα σε όσους προτιμάτε (ή σβήνετε τις γραμμές όσων δεν θέλετε) και του το επιστρέφετε. Μην αλλάζετε τις πρώτες γραμμές (κωδικός, όμιλος, θέσεις) ούτε τις στήλες.</w:t>
+        <w:t xml:space="preserve">στη στήλη «Επιλογή» δίπλα σε όσους προτιμάτε (⭐) και</w:t>
+      </w:r>
+      <w:r>
+        <w:t xml:space="preserve"> </w:t>
+      </w:r>
+      <w:r>
+        <w:rPr>
+          <w:b/>
+          <w:bCs/>
+        </w:rPr>
+        <w:t xml:space="preserve">ΟΧΙ</w:t>
+      </w:r>
+      <w:r>
+        <w:t xml:space="preserve"> </w:t>
+      </w:r>
+      <w:r>
+        <w:t xml:space="preserve">δίπλα σε όσους ο όμιλος δεν δέχεται (⛔). Για</w:t>
+      </w:r>
+      <w:r>
+        <w:t xml:space="preserve"> </w:t>
+      </w:r>
+      <w:r>
+        <w:rPr>
+          <w:b/>
+          <w:bCs/>
+        </w:rPr>
+        <w:t xml:space="preserve">κλειστή λίστα</w:t>
+      </w:r>
+      <w:r>
+        <w:t xml:space="preserve"> </w:t>
+      </w:r>
+      <w:r>
+        <w:t xml:space="preserve">γράψτε</w:t>
+      </w:r>
+      <w:r>
+        <w:t xml:space="preserve"> </w:t>
+      </w:r>
+      <w:r>
+        <w:rPr>
+          <w:b/>
+          <w:bCs/>
+        </w:rPr>
+        <w:t xml:space="preserve">ΝΑΙ</w:t>
+      </w:r>
+      <w:r>
+        <w:t xml:space="preserve"> </w:t>
+      </w:r>
+      <w:r>
+        <w:t xml:space="preserve">στη γραμμή «Κλειστή λίστα» (τότε αρκούν τα Χ). Επιστρέψτε του το αρχείο. Μην αλλάζετε τις πρώτες γραμμές (κωδικός, όμιλος, θέσεις) ούτε τις στήλες.</w:t>
       </w:r>
     </w:p>
     <w:p>
@@ -1296,6 +1715,63 @@
           </w:p>
         </w:tc>
       </w:tr>
+      <w:tr>
+        <w:tc>
+          <w:tcPr/>
+          <w:p>
+            <w:pPr>
+              <w:pStyle w:val="Compact"/>
+            </w:pPr>
+            <w:r>
+              <w:t xml:space="preserve">ΟΧΙ</w:t>
+            </w:r>
+          </w:p>
+        </w:tc>
+        <w:tc>
+          <w:tcPr/>
+          <w:p>
+            <w:pPr>
+              <w:pStyle w:val="Compact"/>
+            </w:pPr>
+            <w:r>
+              <w:t xml:space="preserve">7390</w:t>
+            </w:r>
+          </w:p>
+        </w:tc>
+        <w:tc>
+          <w:tcPr/>
+          <w:p>
+            <w:pPr>
+              <w:pStyle w:val="Compact"/>
+            </w:pPr>
+            <w:r>
+              <w:t xml:space="preserve">ΔΗΜΟΥ</w:t>
+            </w:r>
+          </w:p>
+        </w:tc>
+        <w:tc>
+          <w:tcPr/>
+          <w:p>
+            <w:pPr>
+              <w:pStyle w:val="Compact"/>
+            </w:pPr>
+            <w:r>
+              <w:t xml:space="preserve">ΕΛΕΝΗ</w:t>
+            </w:r>
+          </w:p>
+        </w:tc>
+        <w:tc>
+          <w:tcPr/>
+          <w:p>
+            <w:pPr>
+              <w:pStyle w:val="Compact"/>
+            </w:pPr>
+            <w:r>
+              <w:t xml:space="preserve">Β</w:t>
+            </w:r>
+          </w:p>
+        </w:tc>
+      </w:tr>
     </w:tbl>
     <w:p>
       <w:r>
@@ -1381,7 +1857,7 @@
         <w:pStyle w:val="Compact"/>
         <w:numPr>
           <w:ilvl w:val="0"/>
-          <w:numId w:val="1006"/>
+          <w:numId w:val="1007"/>
         </w:numPr>
       </w:pPr>
       <w:r>
@@ -1409,7 +1885,7 @@
         <w:pStyle w:val="Compact"/>
         <w:numPr>
           <w:ilvl w:val="0"/>
-          <w:numId w:val="1006"/>
+          <w:numId w:val="1007"/>
         </w:numPr>
       </w:pPr>
       <w:r>
@@ -1437,7 +1913,7 @@
         <w:pStyle w:val="Compact"/>
         <w:numPr>
           <w:ilvl w:val="0"/>
-          <w:numId w:val="1006"/>
+          <w:numId w:val="1007"/>
         </w:numPr>
       </w:pPr>
       <w:r>
@@ -1578,7 +2054,7 @@
         <w:pStyle w:val="Compact"/>
         <w:numPr>
           <w:ilvl w:val="0"/>
-          <w:numId w:val="1007"/>
+          <w:numId w:val="1008"/>
         </w:numPr>
       </w:pPr>
       <w:r>
@@ -1600,7 +2076,7 @@
         <w:pStyle w:val="Compact"/>
         <w:numPr>
           <w:ilvl w:val="0"/>
-          <w:numId w:val="1007"/>
+          <w:numId w:val="1008"/>
         </w:numPr>
       </w:pPr>
       <w:r>
@@ -1622,7 +2098,7 @@
         <w:pStyle w:val="Compact"/>
         <w:numPr>
           <w:ilvl w:val="0"/>
-          <w:numId w:val="1007"/>
+          <w:numId w:val="1008"/>
         </w:numPr>
       </w:pPr>
       <w:r>
@@ -2002,7 +2478,7 @@
         <w:pStyle w:val="Compact"/>
         <w:numPr>
           <w:ilvl w:val="0"/>
-          <w:numId w:val="1008"/>
+          <w:numId w:val="1009"/>
         </w:numPr>
       </w:pPr>
       <w:r>
@@ -2024,7 +2500,7 @@
         <w:pStyle w:val="Compact"/>
         <w:numPr>
           <w:ilvl w:val="0"/>
-          <w:numId w:val="1008"/>
+          <w:numId w:val="1009"/>
         </w:numPr>
       </w:pPr>
       <w:r>
@@ -2046,7 +2522,7 @@
         <w:pStyle w:val="Compact"/>
         <w:numPr>
           <w:ilvl w:val="0"/>
-          <w:numId w:val="1008"/>
+          <w:numId w:val="1009"/>
         </w:numPr>
       </w:pPr>
       <w:r>
@@ -2570,7 +3046,7 @@
         <w:pStyle w:val="Compact"/>
         <w:numPr>
           <w:ilvl w:val="0"/>
-          <w:numId w:val="1009"/>
+          <w:numId w:val="1010"/>
         </w:numPr>
       </w:pPr>
       <w:r>
@@ -2595,7 +3071,7 @@
         <w:pStyle w:val="Compact"/>
         <w:numPr>
           <w:ilvl w:val="0"/>
-          <w:numId w:val="1009"/>
+          <w:numId w:val="1010"/>
         </w:numPr>
       </w:pPr>
       <w:r>
@@ -2638,7 +3114,7 @@
         <w:pStyle w:val="Compact"/>
         <w:numPr>
           <w:ilvl w:val="0"/>
-          <w:numId w:val="1010"/>
+          <w:numId w:val="1011"/>
         </w:numPr>
       </w:pPr>
       <w:r>
@@ -2673,7 +3149,7 @@
         <w:pStyle w:val="Compact"/>
         <w:numPr>
           <w:ilvl w:val="0"/>
-          <w:numId w:val="1010"/>
+          <w:numId w:val="1011"/>
         </w:numPr>
       </w:pPr>
       <w:r>
@@ -2716,7 +3192,7 @@
         <w:pStyle w:val="Compact"/>
         <w:numPr>
           <w:ilvl w:val="0"/>
-          <w:numId w:val="1011"/>
+          <w:numId w:val="1012"/>
         </w:numPr>
       </w:pPr>
       <w:r>
@@ -2756,7 +3232,7 @@
         <w:pStyle w:val="Compact"/>
         <w:numPr>
           <w:ilvl w:val="0"/>
-          <w:numId w:val="1012"/>
+          <w:numId w:val="1013"/>
         </w:numPr>
       </w:pPr>
       <w:r>
@@ -2793,7 +3269,7 @@
         <w:pStyle w:val="Compact"/>
         <w:numPr>
           <w:ilvl w:val="0"/>
-          <w:numId w:val="1013"/>
+          <w:numId w:val="1014"/>
         </w:numPr>
       </w:pPr>
       <w:r>
@@ -3063,7 +3539,7 @@
         <w:pStyle w:val="Compact"/>
         <w:numPr>
           <w:ilvl w:val="0"/>
-          <w:numId w:val="1014"/>
+          <w:numId w:val="1015"/>
         </w:numPr>
       </w:pPr>
       <w:r>
@@ -3101,7 +3577,7 @@
         <w:pStyle w:val="Compact"/>
         <w:numPr>
           <w:ilvl w:val="0"/>
-          <w:numId w:val="1014"/>
+          <w:numId w:val="1015"/>
         </w:numPr>
       </w:pPr>
       <w:r>
@@ -3123,7 +3599,7 @@
         <w:pStyle w:val="Compact"/>
         <w:numPr>
           <w:ilvl w:val="0"/>
-          <w:numId w:val="1014"/>
+          <w:numId w:val="1015"/>
         </w:numPr>
       </w:pPr>
       <w:r>
@@ -3145,7 +3621,7 @@
         <w:pStyle w:val="Compact"/>
         <w:numPr>
           <w:ilvl w:val="0"/>
-          <w:numId w:val="1014"/>
+          <w:numId w:val="1015"/>
         </w:numPr>
       </w:pPr>
       <w:r>
@@ -3167,7 +3643,7 @@
         <w:pStyle w:val="Compact"/>
         <w:numPr>
           <w:ilvl w:val="0"/>
-          <w:numId w:val="1014"/>
+          <w:numId w:val="1015"/>
         </w:numPr>
       </w:pPr>
       <w:r>
@@ -3199,7 +3675,7 @@
         <w:pStyle w:val="Compact"/>
         <w:numPr>
           <w:ilvl w:val="0"/>
-          <w:numId w:val="1015"/>
+          <w:numId w:val="1016"/>
         </w:numPr>
       </w:pPr>
       <w:r>
@@ -3224,7 +3700,7 @@
         <w:pStyle w:val="Compact"/>
         <w:numPr>
           <w:ilvl w:val="0"/>
-          <w:numId w:val="1015"/>
+          <w:numId w:val="1016"/>
         </w:numPr>
       </w:pPr>
       <w:r>
@@ -3283,7 +3759,7 @@
         <w:pStyle w:val="Compact"/>
         <w:numPr>
           <w:ilvl w:val="0"/>
-          <w:numId w:val="1016"/>
+          <w:numId w:val="1017"/>
         </w:numPr>
       </w:pPr>
       <w:r>
@@ -3311,7 +3787,7 @@
         <w:pStyle w:val="Compact"/>
         <w:numPr>
           <w:ilvl w:val="0"/>
-          <w:numId w:val="1016"/>
+          <w:numId w:val="1017"/>
         </w:numPr>
       </w:pPr>
       <w:r>
@@ -3323,7 +3799,7 @@
         <w:pStyle w:val="Compact"/>
         <w:numPr>
           <w:ilvl w:val="0"/>
-          <w:numId w:val="1016"/>
+          <w:numId w:val="1017"/>
         </w:numPr>
       </w:pPr>
       <w:r>
@@ -3411,7 +3887,7 @@
         <w:pStyle w:val="Compact"/>
         <w:numPr>
           <w:ilvl w:val="0"/>
-          <w:numId w:val="1017"/>
+          <w:numId w:val="1018"/>
         </w:numPr>
       </w:pPr>
       <w:r>
@@ -3439,7 +3915,7 @@
         <w:pStyle w:val="Compact"/>
         <w:numPr>
           <w:ilvl w:val="0"/>
-          <w:numId w:val="1017"/>
+          <w:numId w:val="1018"/>
         </w:numPr>
       </w:pPr>
       <w:r>
@@ -3467,7 +3943,7 @@
         <w:pStyle w:val="Compact"/>
         <w:numPr>
           <w:ilvl w:val="0"/>
-          <w:numId w:val="1017"/>
+          <w:numId w:val="1018"/>
         </w:numPr>
       </w:pPr>
       <w:r>
@@ -3497,7 +3973,7 @@
         <w:pStyle w:val="Compact"/>
         <w:numPr>
           <w:ilvl w:val="0"/>
-          <w:numId w:val="1018"/>
+          <w:numId w:val="1019"/>
         </w:numPr>
       </w:pPr>
       <w:r>
@@ -3538,7 +4014,7 @@
         <w:pStyle w:val="Compact"/>
         <w:numPr>
           <w:ilvl w:val="0"/>
-          <w:numId w:val="1018"/>
+          <w:numId w:val="1019"/>
         </w:numPr>
       </w:pPr>
       <w:r>
@@ -3550,11 +4026,55 @@
         <w:pStyle w:val="Compact"/>
         <w:numPr>
           <w:ilvl w:val="0"/>
-          <w:numId w:val="1018"/>
+          <w:numId w:val="1019"/>
         </w:numPr>
       </w:pPr>
       <w:r>
         <w:t xml:space="preserve">Η λίστα έχει το πολύ τόσους μαθητές όσες και οι θέσεις του ομίλου, και μόνο μαθητές των τάξεων του ομίλου.</w:t>
+      </w:r>
+    </w:p>
+    <w:p>
+      <w:pPr>
+        <w:pStyle w:val="Compact"/>
+        <w:numPr>
+          <w:ilvl w:val="0"/>
+          <w:numId w:val="1019"/>
+        </w:numPr>
+      </w:pPr>
+      <w:r>
+        <w:t xml:space="preserve">Ο εκπαιδευτικός μπορεί και να</w:t>
+      </w:r>
+      <w:r>
+        <w:t xml:space="preserve"> </w:t>
+      </w:r>
+      <w:r>
+        <w:rPr>
+          <w:b/>
+          <w:bCs/>
+        </w:rPr>
+        <w:t xml:space="preserve">αποκλείσει</w:t>
+      </w:r>
+      <w:r>
+        <w:t xml:space="preserve"> </w:t>
+      </w:r>
+      <w:r>
+        <w:t xml:space="preserve">μαθητές (⛔), ή να κάνει τη λίστα</w:t>
+      </w:r>
+      <w:r>
+        <w:t xml:space="preserve"> </w:t>
+      </w:r>
+      <w:r>
+        <w:rPr>
+          <w:b/>
+          <w:bCs/>
+        </w:rPr>
+        <w:t xml:space="preserve">κλειστή</w:t>
+      </w:r>
+      <w:r>
+        <w:t xml:space="preserve"> </w:t>
+      </w:r>
+      <w:r>
+        <w:t xml:space="preserve">(ο όμιλος δέχεται μόνο τους μαθητές της λίστας). Για τον αποκλεισμένο, ο όμιλος δεν εμφανίζεται στη φόρμα και βγαίνει από τη λίστα του πριν από την κατανομή, όπως ένας όμιλος που συγκρούεται με άλλη ημέρα· ο μαθητής κάνει αίτηση στους υπόλοιπους. Ο όμιλος μπορεί έτσι να μείνει με κενές θέσεις, και ένας μαθητής που τον αποκλείουν όλοι οι όμιλοι μιας ημέρας μένει χωρίς όμιλο εκείνη την ημέρα. Οι ιδιότητες του αλγορίθμου (κανένα άδικο προσπέρασμα, η ειλικρινής σειρά είναι η καλύτερη) ισχύουν κανονικά.</w:t>
       </w:r>
     </w:p>
     <w:p>
@@ -3581,7 +4101,7 @@
         <w:pStyle w:val="Compact"/>
         <w:numPr>
           <w:ilvl w:val="0"/>
-          <w:numId w:val="1019"/>
+          <w:numId w:val="1020"/>
         </w:numPr>
       </w:pPr>
       <w:r>
@@ -3606,7 +4126,7 @@
         <w:pStyle w:val="Compact"/>
         <w:numPr>
           <w:ilvl w:val="0"/>
-          <w:numId w:val="1019"/>
+          <w:numId w:val="1020"/>
         </w:numPr>
       </w:pPr>
       <w:r>
@@ -3671,13 +4191,13 @@
           <w:b/>
           <w:bCs/>
         </w:rPr>
-        <w:t xml:space="preserve">Γιατί δεν μπορώ να βάλω περισσότερους μαθητές από τις θέσεις;</w:t>
-      </w:r>
-      <w:r>
-        <w:t xml:space="preserve"> </w:t>
-      </w:r>
-      <w:r>
-        <w:t xml:space="preserve">Γιατί η λίστα δίνει προτεραιότητα για τις θέσεις του ομίλου· περισσότεροι από τις θέσεις δεν θα είχαν νόημα.</w:t>
+        <w:t xml:space="preserve">Γιατί δεν μπορώ να δώσω ⭐ σε περισσότερους μαθητές από τις θέσεις;</w:t>
+      </w:r>
+      <w:r>
+        <w:t xml:space="preserve"> </w:t>
+      </w:r>
+      <w:r>
+        <w:t xml:space="preserve">Γιατί η ⭐ δίνει προτεραιότητα για τις θέσεις του ομίλου· περισσότεροι από τις θέσεις δεν θα είχαν νόημα. Οι ⛔ δεν έχουν όριο.</w:t>
       </w:r>
     </w:p>
     <w:p>
@@ -3689,7 +4209,43 @@
           <w:b/>
           <w:bCs/>
         </w:rPr>
-        <w:t xml:space="preserve">Έχει σημασία με ποια σειρά τσεκάρω τους μαθητές;</w:t>
+        <w:t xml:space="preserve">Ποια η διαφορά ανάμεσα σε κλειστή λίστα και ⛔ σε όλους τους άλλους;</w:t>
+      </w:r>
+      <w:r>
+        <w:t xml:space="preserve"> </w:t>
+      </w:r>
+      <w:r>
+        <w:t xml:space="preserve">Καμία για τους σημερινούς μαθητές. Η κλειστή λίστα όμως αποκλείει και μαθητές που θα προστεθούν αργότερα στον κατάλογο του σχολείου.</w:t>
+      </w:r>
+    </w:p>
+    <w:p>
+      <w:pPr>
+        <w:pStyle w:val="BodyText"/>
+      </w:pPr>
+      <w:r>
+        <w:rPr>
+          <w:b/>
+          <w:bCs/>
+        </w:rPr>
+        <w:t xml:space="preserve">Αν αποκλείσω πολλούς, μπορεί κάποιος μαθητής να μείνει χωρίς όμιλο;</w:t>
+      </w:r>
+      <w:r>
+        <w:t xml:space="preserve"> </w:t>
+      </w:r>
+      <w:r>
+        <w:t xml:space="preserve">Ναι, αν τον αποκλείουν όλοι οι όμιλοι μιας ημέρας. Ο υπεύθυνος των ομίλων το βλέπει από πριν, ως προειδοποίηση, και μπορεί να το συζητήσει μαζί σας.</w:t>
+      </w:r>
+    </w:p>
+    <w:p>
+      <w:pPr>
+        <w:pStyle w:val="BodyText"/>
+      </w:pPr>
+      <w:r>
+        <w:rPr>
+          <w:b/>
+          <w:bCs/>
+        </w:rPr>
+        <w:t xml:space="preserve">Έχει σημασία με ποια σειρά επιλέγω τους μαθητές;</w:t>
       </w:r>
       <w:r>
         <w:t xml:space="preserve"> </w:t>
@@ -3865,7 +4421,7 @@
         <w:pStyle w:val="Compact"/>
         <w:numPr>
           <w:ilvl w:val="0"/>
-          <w:numId w:val="1020"/>
+          <w:numId w:val="1021"/>
         </w:numPr>
       </w:pPr>
       <w:r>
@@ -3913,7 +4469,7 @@
         <w:pStyle w:val="Compact"/>
         <w:numPr>
           <w:ilvl w:val="0"/>
-          <w:numId w:val="1020"/>
+          <w:numId w:val="1021"/>
         </w:numPr>
       </w:pPr>
       <w:r>
@@ -3941,7 +4497,7 @@
         <w:pStyle w:val="Compact"/>
         <w:numPr>
           <w:ilvl w:val="0"/>
-          <w:numId w:val="1020"/>
+          <w:numId w:val="1021"/>
         </w:numPr>
       </w:pPr>
       <w:r>
@@ -3969,7 +4525,7 @@
         <w:pStyle w:val="Compact"/>
         <w:numPr>
           <w:ilvl w:val="0"/>
-          <w:numId w:val="1020"/>
+          <w:numId w:val="1021"/>
         </w:numPr>
       </w:pPr>
       <w:r>
@@ -4024,7 +4580,7 @@
         <w:pStyle w:val="Compact"/>
         <w:numPr>
           <w:ilvl w:val="0"/>
-          <w:numId w:val="1021"/>
+          <w:numId w:val="1022"/>
         </w:numPr>
       </w:pPr>
       <w:r>
@@ -4046,7 +4602,7 @@
         <w:pStyle w:val="Compact"/>
         <w:numPr>
           <w:ilvl w:val="0"/>
-          <w:numId w:val="1021"/>
+          <w:numId w:val="1022"/>
         </w:numPr>
       </w:pPr>
       <w:r>
@@ -4068,7 +4624,7 @@
         <w:pStyle w:val="Compact"/>
         <w:numPr>
           <w:ilvl w:val="0"/>
-          <w:numId w:val="1021"/>
+          <w:numId w:val="1022"/>
         </w:numPr>
       </w:pPr>
       <w:r>
@@ -4185,7 +4741,7 @@
         <w:pStyle w:val="Compact"/>
         <w:numPr>
           <w:ilvl w:val="0"/>
-          <w:numId w:val="1022"/>
+          <w:numId w:val="1023"/>
         </w:numPr>
       </w:pPr>
       <w:r>
@@ -4223,7 +4779,7 @@
         <w:pStyle w:val="Compact"/>
         <w:numPr>
           <w:ilvl w:val="0"/>
-          <w:numId w:val="1022"/>
+          <w:numId w:val="1023"/>
         </w:numPr>
       </w:pPr>
       <w:r>
@@ -4261,7 +4817,7 @@
         <w:pStyle w:val="Compact"/>
         <w:numPr>
           <w:ilvl w:val="0"/>
-          <w:numId w:val="1022"/>
+          <w:numId w:val="1023"/>
         </w:numPr>
       </w:pPr>
       <w:r>
@@ -4281,7 +4837,7 @@
         <w:pStyle w:val="Compact"/>
         <w:numPr>
           <w:ilvl w:val="0"/>
-          <w:numId w:val="1023"/>
+          <w:numId w:val="1024"/>
         </w:numPr>
       </w:pPr>
       <w:r>
@@ -4303,7 +4859,7 @@
         <w:pStyle w:val="Compact"/>
         <w:numPr>
           <w:ilvl w:val="0"/>
-          <w:numId w:val="1023"/>
+          <w:numId w:val="1024"/>
         </w:numPr>
       </w:pPr>
       <w:r>
@@ -4341,7 +4897,7 @@
         <w:pStyle w:val="Compact"/>
         <w:numPr>
           <w:ilvl w:val="0"/>
-          <w:numId w:val="1023"/>
+          <w:numId w:val="1024"/>
         </w:numPr>
       </w:pPr>
       <w:r>
@@ -4363,7 +4919,7 @@
         <w:pStyle w:val="Compact"/>
         <w:numPr>
           <w:ilvl w:val="0"/>
-          <w:numId w:val="1023"/>
+          <w:numId w:val="1024"/>
         </w:numPr>
       </w:pPr>
       <w:r>
@@ -4385,7 +4941,7 @@
         <w:pStyle w:val="Compact"/>
         <w:numPr>
           <w:ilvl w:val="0"/>
-          <w:numId w:val="1023"/>
+          <w:numId w:val="1024"/>
         </w:numPr>
       </w:pPr>
       <w:r>
@@ -4807,7 +5363,7 @@
         <w:pStyle w:val="Compact"/>
         <w:numPr>
           <w:ilvl w:val="0"/>
-          <w:numId w:val="1024"/>
+          <w:numId w:val="1025"/>
         </w:numPr>
       </w:pPr>
       <w:r>
@@ -4835,7 +5391,7 @@
         <w:pStyle w:val="Compact"/>
         <w:numPr>
           <w:ilvl w:val="0"/>
-          <w:numId w:val="1024"/>
+          <w:numId w:val="1025"/>
         </w:numPr>
       </w:pPr>
       <w:r>
@@ -4860,7 +5416,7 @@
         <w:pStyle w:val="Compact"/>
         <w:numPr>
           <w:ilvl w:val="0"/>
-          <w:numId w:val="1024"/>
+          <w:numId w:val="1025"/>
         </w:numPr>
       </w:pPr>
       <w:r>
@@ -5066,7 +5622,7 @@
         <w:pStyle w:val="Compact"/>
         <w:numPr>
           <w:ilvl w:val="0"/>
-          <w:numId w:val="1025"/>
+          <w:numId w:val="1026"/>
         </w:numPr>
       </w:pPr>
       <w:r>
@@ -5088,7 +5644,7 @@
         <w:pStyle w:val="Compact"/>
         <w:numPr>
           <w:ilvl w:val="0"/>
-          <w:numId w:val="1025"/>
+          <w:numId w:val="1026"/>
         </w:numPr>
       </w:pPr>
       <w:r>
@@ -5113,7 +5669,7 @@
         <w:pStyle w:val="Compact"/>
         <w:numPr>
           <w:ilvl w:val="0"/>
-          <w:numId w:val="1025"/>
+          <w:numId w:val="1026"/>
         </w:numPr>
       </w:pPr>
       <w:r>
@@ -5164,7 +5720,7 @@
         <w:pStyle w:val="Compact"/>
         <w:numPr>
           <w:ilvl w:val="0"/>
-          <w:numId w:val="1025"/>
+          <w:numId w:val="1026"/>
         </w:numPr>
       </w:pPr>
       <w:r>
@@ -5270,7 +5826,7 @@
         <w:pStyle w:val="Compact"/>
         <w:numPr>
           <w:ilvl w:val="0"/>
-          <w:numId w:val="1026"/>
+          <w:numId w:val="1027"/>
         </w:numPr>
       </w:pPr>
       <w:r>
@@ -5282,7 +5838,7 @@
         <w:pStyle w:val="Compact"/>
         <w:numPr>
           <w:ilvl w:val="0"/>
-          <w:numId w:val="1026"/>
+          <w:numId w:val="1027"/>
         </w:numPr>
       </w:pPr>
       <w:r>
@@ -5310,7 +5866,7 @@
         <w:pStyle w:val="Compact"/>
         <w:numPr>
           <w:ilvl w:val="0"/>
-          <w:numId w:val="1026"/>
+          <w:numId w:val="1027"/>
         </w:numPr>
       </w:pPr>
       <w:r>
@@ -5322,7 +5878,7 @@
         <w:pStyle w:val="Compact"/>
         <w:numPr>
           <w:ilvl w:val="0"/>
-          <w:numId w:val="1026"/>
+          <w:numId w:val="1027"/>
         </w:numPr>
       </w:pPr>
       <w:r>
@@ -5334,7 +5890,7 @@
         <w:pStyle w:val="Compact"/>
         <w:numPr>
           <w:ilvl w:val="0"/>
-          <w:numId w:val="1026"/>
+          <w:numId w:val="1027"/>
         </w:numPr>
       </w:pPr>
       <w:r>
@@ -5364,7 +5920,7 @@
         <w:pStyle w:val="Compact"/>
         <w:numPr>
           <w:ilvl w:val="0"/>
-          <w:numId w:val="1027"/>
+          <w:numId w:val="1028"/>
         </w:numPr>
       </w:pPr>
       <w:r>
@@ -5392,7 +5948,7 @@
         <w:pStyle w:val="Compact"/>
         <w:numPr>
           <w:ilvl w:val="0"/>
-          <w:numId w:val="1027"/>
+          <w:numId w:val="1028"/>
         </w:numPr>
       </w:pPr>
       <w:r>
@@ -5420,7 +5976,7 @@
         <w:pStyle w:val="Compact"/>
         <w:numPr>
           <w:ilvl w:val="0"/>
-          <w:numId w:val="1027"/>
+          <w:numId w:val="1028"/>
         </w:numPr>
       </w:pPr>
       <w:r>
@@ -5462,7 +6018,7 @@
         <w:pStyle w:val="Compact"/>
         <w:numPr>
           <w:ilvl w:val="0"/>
-          <w:numId w:val="1028"/>
+          <w:numId w:val="1029"/>
         </w:numPr>
       </w:pPr>
       <w:r>
@@ -5484,7 +6040,7 @@
         <w:pStyle w:val="Compact"/>
         <w:numPr>
           <w:ilvl w:val="0"/>
-          <w:numId w:val="1028"/>
+          <w:numId w:val="1029"/>
         </w:numPr>
       </w:pPr>
       <w:r>
@@ -5522,7 +6078,7 @@
         <w:pStyle w:val="Compact"/>
         <w:numPr>
           <w:ilvl w:val="0"/>
-          <w:numId w:val="1028"/>
+          <w:numId w:val="1029"/>
         </w:numPr>
       </w:pPr>
       <w:r>
@@ -5561,7 +6117,7 @@
         <w:pStyle w:val="Compact"/>
         <w:numPr>
           <w:ilvl w:val="0"/>
-          <w:numId w:val="1029"/>
+          <w:numId w:val="1030"/>
         </w:numPr>
       </w:pPr>
       <w:r>
@@ -5586,7 +6142,7 @@
         <w:pStyle w:val="Compact"/>
         <w:numPr>
           <w:ilvl w:val="0"/>
-          <w:numId w:val="1029"/>
+          <w:numId w:val="1030"/>
         </w:numPr>
       </w:pPr>
       <w:r>
@@ -5611,7 +6167,7 @@
         <w:pStyle w:val="Compact"/>
         <w:numPr>
           <w:ilvl w:val="0"/>
-          <w:numId w:val="1029"/>
+          <w:numId w:val="1030"/>
         </w:numPr>
       </w:pPr>
       <w:r>
@@ -5636,7 +6192,7 @@
         <w:pStyle w:val="Compact"/>
         <w:numPr>
           <w:ilvl w:val="0"/>
-          <w:numId w:val="1029"/>
+          <w:numId w:val="1030"/>
         </w:numPr>
       </w:pPr>
       <w:r>
@@ -5661,7 +6217,7 @@
         <w:pStyle w:val="Compact"/>
         <w:numPr>
           <w:ilvl w:val="0"/>
-          <w:numId w:val="1029"/>
+          <w:numId w:val="1030"/>
         </w:numPr>
       </w:pPr>
       <w:r>
@@ -5686,7 +6242,7 @@
         <w:pStyle w:val="Compact"/>
         <w:numPr>
           <w:ilvl w:val="0"/>
-          <w:numId w:val="1029"/>
+          <w:numId w:val="1030"/>
         </w:numPr>
       </w:pPr>
       <w:r>
@@ -5711,7 +6267,7 @@
         <w:pStyle w:val="Compact"/>
         <w:numPr>
           <w:ilvl w:val="0"/>
-          <w:numId w:val="1029"/>
+          <w:numId w:val="1030"/>
         </w:numPr>
       </w:pPr>
       <w:r>
@@ -5736,7 +6292,7 @@
         <w:pStyle w:val="Compact"/>
         <w:numPr>
           <w:ilvl w:val="0"/>
-          <w:numId w:val="1029"/>
+          <w:numId w:val="1030"/>
         </w:numPr>
       </w:pPr>
       <w:r>
@@ -5761,7 +6317,7 @@
         <w:pStyle w:val="Compact"/>
         <w:numPr>
           <w:ilvl w:val="0"/>
-          <w:numId w:val="1029"/>
+          <w:numId w:val="1030"/>
         </w:numPr>
       </w:pPr>
       <w:r>
@@ -5786,7 +6342,7 @@
         <w:pStyle w:val="Compact"/>
         <w:numPr>
           <w:ilvl w:val="0"/>
-          <w:numId w:val="1029"/>
+          <w:numId w:val="1030"/>
         </w:numPr>
       </w:pPr>
       <w:r>
@@ -5811,7 +6367,7 @@
         <w:pStyle w:val="Compact"/>
         <w:numPr>
           <w:ilvl w:val="0"/>
-          <w:numId w:val="1029"/>
+          <w:numId w:val="1030"/>
         </w:numPr>
       </w:pPr>
       <w:r>
@@ -5836,7 +6392,7 @@
         <w:pStyle w:val="Compact"/>
         <w:numPr>
           <w:ilvl w:val="0"/>
-          <w:numId w:val="1029"/>
+          <w:numId w:val="1030"/>
         </w:numPr>
       </w:pPr>
       <w:r>
@@ -5861,7 +6417,7 @@
         <w:pStyle w:val="Compact"/>
         <w:numPr>
           <w:ilvl w:val="0"/>
-          <w:numId w:val="1029"/>
+          <w:numId w:val="1030"/>
         </w:numPr>
       </w:pPr>
       <w:r>
@@ -5886,7 +6442,7 @@
         <w:pStyle w:val="Compact"/>
         <w:numPr>
           <w:ilvl w:val="0"/>
-          <w:numId w:val="1029"/>
+          <w:numId w:val="1030"/>
         </w:numPr>
       </w:pPr>
       <w:r>
@@ -5911,7 +6467,7 @@
         <w:pStyle w:val="Compact"/>
         <w:numPr>
           <w:ilvl w:val="0"/>
-          <w:numId w:val="1029"/>
+          <w:numId w:val="1030"/>
         </w:numPr>
       </w:pPr>
       <w:r>
@@ -5936,7 +6492,7 @@
         <w:pStyle w:val="Compact"/>
         <w:numPr>
           <w:ilvl w:val="0"/>
-          <w:numId w:val="1029"/>
+          <w:numId w:val="1030"/>
         </w:numPr>
       </w:pPr>
       <w:r>
@@ -5961,7 +6517,7 @@
         <w:pStyle w:val="Compact"/>
         <w:numPr>
           <w:ilvl w:val="0"/>
-          <w:numId w:val="1029"/>
+          <w:numId w:val="1030"/>
         </w:numPr>
       </w:pPr>
       <w:r>
@@ -5989,7 +6545,7 @@
         <w:pStyle w:val="Compact"/>
         <w:numPr>
           <w:ilvl w:val="0"/>
-          <w:numId w:val="1029"/>
+          <w:numId w:val="1030"/>
         </w:numPr>
       </w:pPr>
       <w:r>
@@ -6014,7 +6570,7 @@
         <w:pStyle w:val="Compact"/>
         <w:numPr>
           <w:ilvl w:val="0"/>
-          <w:numId w:val="1029"/>
+          <w:numId w:val="1030"/>
         </w:numPr>
       </w:pPr>
       <w:r>
@@ -6039,7 +6595,7 @@
         <w:pStyle w:val="Compact"/>
         <w:numPr>
           <w:ilvl w:val="0"/>
-          <w:numId w:val="1029"/>
+          <w:numId w:val="1030"/>
         </w:numPr>
       </w:pPr>
       <w:r>
@@ -6064,7 +6620,7 @@
         <w:pStyle w:val="Compact"/>
         <w:numPr>
           <w:ilvl w:val="0"/>
-          <w:numId w:val="1029"/>
+          <w:numId w:val="1030"/>
         </w:numPr>
       </w:pPr>
       <w:r>
@@ -6089,7 +6645,7 @@
         <w:pStyle w:val="Compact"/>
         <w:numPr>
           <w:ilvl w:val="0"/>
-          <w:numId w:val="1029"/>
+          <w:numId w:val="1030"/>
         </w:numPr>
       </w:pPr>
       <w:r>
@@ -6114,7 +6670,7 @@
         <w:pStyle w:val="Compact"/>
         <w:numPr>
           <w:ilvl w:val="0"/>
-          <w:numId w:val="1029"/>
+          <w:numId w:val="1030"/>
         </w:numPr>
       </w:pPr>
       <w:r>
@@ -6139,7 +6695,7 @@
         <w:pStyle w:val="Compact"/>
         <w:numPr>
           <w:ilvl w:val="0"/>
-          <w:numId w:val="1029"/>
+          <w:numId w:val="1030"/>
         </w:numPr>
       </w:pPr>
       <w:r>
@@ -6164,7 +6720,7 @@
         <w:pStyle w:val="Compact"/>
         <w:numPr>
           <w:ilvl w:val="0"/>
-          <w:numId w:val="1029"/>
+          <w:numId w:val="1030"/>
         </w:numPr>
       </w:pPr>
       <w:r>
@@ -6189,7 +6745,7 @@
         <w:pStyle w:val="Compact"/>
         <w:numPr>
           <w:ilvl w:val="0"/>
-          <w:numId w:val="1029"/>
+          <w:numId w:val="1030"/>
         </w:numPr>
       </w:pPr>
       <w:r>
@@ -6556,34 +7112,7 @@
     <w:abstractNumId w:val="991"/>
   </w:num>
   <w:num w:numId="1006">
-    <w:abstractNumId w:val="99411"/>
-    <w:lvlOverride w:ilvl="0">
-      <w:startOverride w:val="1"/>
-    </w:lvlOverride>
-    <w:lvlOverride w:ilvl="1">
-      <w:startOverride w:val="1"/>
-    </w:lvlOverride>
-    <w:lvlOverride w:ilvl="2">
-      <w:startOverride w:val="1"/>
-    </w:lvlOverride>
-    <w:lvlOverride w:ilvl="3">
-      <w:startOverride w:val="1"/>
-    </w:lvlOverride>
-    <w:lvlOverride w:ilvl="4">
-      <w:startOverride w:val="1"/>
-    </w:lvlOverride>
-    <w:lvlOverride w:ilvl="5">
-      <w:startOverride w:val="1"/>
-    </w:lvlOverride>
-    <w:lvlOverride w:ilvl="6">
-      <w:startOverride w:val="1"/>
-    </w:lvlOverride>
-    <w:lvlOverride w:ilvl="7">
-      <w:startOverride w:val="1"/>
-    </w:lvlOverride>
-    <w:lvlOverride w:ilvl="8">
-      <w:startOverride w:val="1"/>
-    </w:lvlOverride>
+    <w:abstractNumId w:val="991"/>
   </w:num>
   <w:num w:numId="1007">
     <w:abstractNumId w:val="99411"/>
@@ -6616,7 +7145,34 @@
     </w:lvlOverride>
   </w:num>
   <w:num w:numId="1008">
-    <w:abstractNumId w:val="991"/>
+    <w:abstractNumId w:val="99411"/>
+    <w:lvlOverride w:ilvl="0">
+      <w:startOverride w:val="1"/>
+    </w:lvlOverride>
+    <w:lvlOverride w:ilvl="1">
+      <w:startOverride w:val="1"/>
+    </w:lvlOverride>
+    <w:lvlOverride w:ilvl="2">
+      <w:startOverride w:val="1"/>
+    </w:lvlOverride>
+    <w:lvlOverride w:ilvl="3">
+      <w:startOverride w:val="1"/>
+    </w:lvlOverride>
+    <w:lvlOverride w:ilvl="4">
+      <w:startOverride w:val="1"/>
+    </w:lvlOverride>
+    <w:lvlOverride w:ilvl="5">
+      <w:startOverride w:val="1"/>
+    </w:lvlOverride>
+    <w:lvlOverride w:ilvl="6">
+      <w:startOverride w:val="1"/>
+    </w:lvlOverride>
+    <w:lvlOverride w:ilvl="7">
+      <w:startOverride w:val="1"/>
+    </w:lvlOverride>
+    <w:lvlOverride w:ilvl="8">
+      <w:startOverride w:val="1"/>
+    </w:lvlOverride>
   </w:num>
   <w:num w:numId="1009">
     <w:abstractNumId w:val="991"/>
@@ -6658,6 +7214,9 @@
     <w:abstractNumId w:val="991"/>
   </w:num>
   <w:num w:numId="1022">
+    <w:abstractNumId w:val="991"/>
+  </w:num>
+  <w:num w:numId="1023">
     <w:abstractNumId w:val="99411"/>
     <w:lvlOverride w:ilvl="0">
       <w:startOverride w:val="1"/>
@@ -6687,9 +7246,6 @@
       <w:startOverride w:val="1"/>
     </w:lvlOverride>
   </w:num>
-  <w:num w:numId="1023">
-    <w:abstractNumId w:val="991"/>
-  </w:num>
   <w:num w:numId="1024">
     <w:abstractNumId w:val="991"/>
   </w:num>
@@ -6697,6 +7253,9 @@
     <w:abstractNumId w:val="991"/>
   </w:num>
   <w:num w:numId="1026">
+    <w:abstractNumId w:val="991"/>
+  </w:num>
+  <w:num w:numId="1027">
     <w:abstractNumId w:val="99411"/>
     <w:lvlOverride w:ilvl="0">
       <w:startOverride w:val="1"/>
@@ -6726,13 +7285,13 @@
       <w:startOverride w:val="1"/>
     </w:lvlOverride>
   </w:num>
-  <w:num w:numId="1027">
-    <w:abstractNumId w:val="991"/>
-  </w:num>
   <w:num w:numId="1028">
     <w:abstractNumId w:val="991"/>
   </w:num>
   <w:num w:numId="1029">
+    <w:abstractNumId w:val="991"/>
+  </w:num>
+  <w:num w:numId="1030">
     <w:abstractNumId w:val="991"/>
   </w:num>
 </w:numbering>

--- a/docs/Egxeiridio_Ekpaideutikoi.docx
+++ b/docs/Egxeiridio_Ekpaideutikoi.docx
@@ -969,29 +969,97 @@
           <w:b/>
           <w:bCs/>
         </w:rPr>
-        <w:t xml:space="preserve">Αποκλεισμοί μόνο πριν ανοίξουν οι δηλώσεις:</w:t>
-      </w:r>
-      <w:r>
-        <w:t xml:space="preserve"> </w:t>
-      </w:r>
-      <w:r>
-        <w:t xml:space="preserve">όταν οι γονείς δηλώνουν, μπορείτε να</w:t>
-      </w:r>
-      <w:r>
-        <w:t xml:space="preserve"> </w:t>
-      </w:r>
-      <w:r>
-        <w:rPr>
-          <w:b/>
-          <w:bCs/>
-        </w:rPr>
-        <w:t xml:space="preserve">αφαιρέσετε</w:t>
-      </w:r>
-      <w:r>
-        <w:t xml:space="preserve"> </w:t>
-      </w:r>
-      <w:r>
-        <w:t xml:space="preserve">αποκλεισμούς (⛔ → ○ ή ⭐), όχι να προσθέσετε, γιατί οι γονείς έχουν ήδη δει τη φόρμα τους. Αν αφαιρέσετε αποκλεισμό από μαθητή που έχει ήδη δήλωση, ο όμιλος μετράει μόνο αν ο γονέας ξαναμπεί και αποθηκεύσει τη δήλωση (η πλατφόρμα του τον δείχνει στο τέλος της σειράς).</w:t>
+        <w:t xml:space="preserve">Αποκλεισμοί ενώ οι γονείς δηλώνουν:</w:t>
+      </w:r>
+      <w:r>
+        <w:t xml:space="preserve"> </w:t>
+      </w:r>
+      <w:r>
+        <w:t xml:space="preserve">μπορείτε να προσθέσετε ή να αφαιρέσετε αποκλεισμούς μέχρι την προθεσμία.</w:t>
+      </w:r>
+    </w:p>
+    <w:p>
+      <w:pPr>
+        <w:pStyle w:val="Compact"/>
+        <w:numPr>
+          <w:ilvl w:val="0"/>
+          <w:numId w:val="1005"/>
+        </w:numPr>
+      </w:pPr>
+      <w:r>
+        <w:t xml:space="preserve">Αν</w:t>
+      </w:r>
+      <w:r>
+        <w:t xml:space="preserve"> </w:t>
+      </w:r>
+      <w:r>
+        <w:rPr>
+          <w:b/>
+          <w:bCs/>
+        </w:rPr>
+        <w:t xml:space="preserve">αποκλείσετε</w:t>
+      </w:r>
+      <w:r>
+        <w:t xml:space="preserve"> </w:t>
+      </w:r>
+      <w:r>
+        <w:t xml:space="preserve">μαθητή που έχει ήδη δηλώσει τον όμιλο, ο όμιλος</w:t>
+      </w:r>
+      <w:r>
+        <w:t xml:space="preserve"> </w:t>
+      </w:r>
+      <w:r>
+        <w:rPr>
+          <w:b/>
+          <w:bCs/>
+        </w:rPr>
+        <w:t xml:space="preserve">παραλείπεται</w:t>
+      </w:r>
+      <w:r>
+        <w:t xml:space="preserve"> </w:t>
+      </w:r>
+      <w:r>
+        <w:t xml:space="preserve">από τη δήλωσή του στην κατανομή· η σειρά των υπόλοιπων ομίλων μένει ίδια. Ο γονέας βλέπει σχετικό μήνυμα όταν συνδεθεί.</w:t>
+      </w:r>
+    </w:p>
+    <w:p>
+      <w:pPr>
+        <w:pStyle w:val="Compact"/>
+        <w:numPr>
+          <w:ilvl w:val="0"/>
+          <w:numId w:val="1005"/>
+        </w:numPr>
+      </w:pPr>
+      <w:r>
+        <w:t xml:space="preserve">Αν</w:t>
+      </w:r>
+      <w:r>
+        <w:t xml:space="preserve"> </w:t>
+      </w:r>
+      <w:r>
+        <w:rPr>
+          <w:b/>
+          <w:bCs/>
+        </w:rPr>
+        <w:t xml:space="preserve">άρετε</w:t>
+      </w:r>
+      <w:r>
+        <w:t xml:space="preserve"> </w:t>
+      </w:r>
+      <w:r>
+        <w:t xml:space="preserve">έναν αποκλεισμό από μαθητή που έχει ήδη δήλωση, ο όμιλος μετράει μόνο αν ο γονέας ξαναμπεί και αποθηκεύσει τη δήλωση (η πλατφόρμα του τον δείχνει στο τέλος της σειράς).</w:t>
+      </w:r>
+    </w:p>
+    <w:p>
+      <w:pPr>
+        <w:pStyle w:val="Compact"/>
+        <w:numPr>
+          <w:ilvl w:val="0"/>
+          <w:numId w:val="1005"/>
+        </w:numPr>
+      </w:pPr>
+      <w:r>
+        <w:t xml:space="preserve">Μετά την αποθήκευση, η πλατφόρμα σας λέει πόσοι μαθητές με δήλωση επηρεάστηκαν.</w:t>
       </w:r>
     </w:p>
     <w:p>
@@ -1016,7 +1084,7 @@
         <w:pStyle w:val="Compact"/>
         <w:numPr>
           <w:ilvl w:val="0"/>
-          <w:numId w:val="1005"/>
+          <w:numId w:val="1006"/>
         </w:numPr>
       </w:pPr>
       <w:r>
@@ -1057,7 +1125,7 @@
         <w:pStyle w:val="Compact"/>
         <w:numPr>
           <w:ilvl w:val="0"/>
-          <w:numId w:val="1005"/>
+          <w:numId w:val="1006"/>
         </w:numPr>
       </w:pPr>
       <w:r>
@@ -1085,7 +1153,7 @@
         <w:pStyle w:val="Compact"/>
         <w:numPr>
           <w:ilvl w:val="0"/>
-          <w:numId w:val="1005"/>
+          <w:numId w:val="1006"/>
         </w:numPr>
       </w:pPr>
       <w:r>
@@ -1113,7 +1181,7 @@
         <w:pStyle w:val="Compact"/>
         <w:numPr>
           <w:ilvl w:val="0"/>
-          <w:numId w:val="1005"/>
+          <w:numId w:val="1006"/>
         </w:numPr>
       </w:pPr>
       <w:r>
@@ -1138,7 +1206,7 @@
         <w:pStyle w:val="Compact"/>
         <w:numPr>
           <w:ilvl w:val="0"/>
-          <w:numId w:val="1005"/>
+          <w:numId w:val="1006"/>
         </w:numPr>
       </w:pPr>
       <w:r>
@@ -1166,7 +1234,7 @@
         <w:pStyle w:val="Compact"/>
         <w:numPr>
           <w:ilvl w:val="0"/>
-          <w:numId w:val="1005"/>
+          <w:numId w:val="1006"/>
         </w:numPr>
       </w:pPr>
       <w:r>
@@ -1277,7 +1345,7 @@
         <w:pStyle w:val="Compact"/>
         <w:numPr>
           <w:ilvl w:val="0"/>
-          <w:numId w:val="1006"/>
+          <w:numId w:val="1007"/>
         </w:numPr>
       </w:pPr>
       <w:r>
@@ -1305,7 +1373,7 @@
         <w:pStyle w:val="Compact"/>
         <w:numPr>
           <w:ilvl w:val="0"/>
-          <w:numId w:val="1006"/>
+          <w:numId w:val="1007"/>
         </w:numPr>
       </w:pPr>
       <w:r>
@@ -1857,7 +1925,7 @@
         <w:pStyle w:val="Compact"/>
         <w:numPr>
           <w:ilvl w:val="0"/>
-          <w:numId w:val="1007"/>
+          <w:numId w:val="1008"/>
         </w:numPr>
       </w:pPr>
       <w:r>
@@ -1885,7 +1953,7 @@
         <w:pStyle w:val="Compact"/>
         <w:numPr>
           <w:ilvl w:val="0"/>
-          <w:numId w:val="1007"/>
+          <w:numId w:val="1008"/>
         </w:numPr>
       </w:pPr>
       <w:r>
@@ -1913,7 +1981,7 @@
         <w:pStyle w:val="Compact"/>
         <w:numPr>
           <w:ilvl w:val="0"/>
-          <w:numId w:val="1007"/>
+          <w:numId w:val="1008"/>
         </w:numPr>
       </w:pPr>
       <w:r>
@@ -2054,7 +2122,7 @@
         <w:pStyle w:val="Compact"/>
         <w:numPr>
           <w:ilvl w:val="0"/>
-          <w:numId w:val="1008"/>
+          <w:numId w:val="1009"/>
         </w:numPr>
       </w:pPr>
       <w:r>
@@ -2076,7 +2144,7 @@
         <w:pStyle w:val="Compact"/>
         <w:numPr>
           <w:ilvl w:val="0"/>
-          <w:numId w:val="1008"/>
+          <w:numId w:val="1009"/>
         </w:numPr>
       </w:pPr>
       <w:r>
@@ -2098,7 +2166,7 @@
         <w:pStyle w:val="Compact"/>
         <w:numPr>
           <w:ilvl w:val="0"/>
-          <w:numId w:val="1008"/>
+          <w:numId w:val="1009"/>
         </w:numPr>
       </w:pPr>
       <w:r>
@@ -2478,7 +2546,7 @@
         <w:pStyle w:val="Compact"/>
         <w:numPr>
           <w:ilvl w:val="0"/>
-          <w:numId w:val="1009"/>
+          <w:numId w:val="1010"/>
         </w:numPr>
       </w:pPr>
       <w:r>
@@ -2500,7 +2568,7 @@
         <w:pStyle w:val="Compact"/>
         <w:numPr>
           <w:ilvl w:val="0"/>
-          <w:numId w:val="1009"/>
+          <w:numId w:val="1010"/>
         </w:numPr>
       </w:pPr>
       <w:r>
@@ -2522,7 +2590,7 @@
         <w:pStyle w:val="Compact"/>
         <w:numPr>
           <w:ilvl w:val="0"/>
-          <w:numId w:val="1009"/>
+          <w:numId w:val="1010"/>
         </w:numPr>
       </w:pPr>
       <w:r>
@@ -3046,7 +3114,7 @@
         <w:pStyle w:val="Compact"/>
         <w:numPr>
           <w:ilvl w:val="0"/>
-          <w:numId w:val="1010"/>
+          <w:numId w:val="1011"/>
         </w:numPr>
       </w:pPr>
       <w:r>
@@ -3071,7 +3139,7 @@
         <w:pStyle w:val="Compact"/>
         <w:numPr>
           <w:ilvl w:val="0"/>
-          <w:numId w:val="1010"/>
+          <w:numId w:val="1011"/>
         </w:numPr>
       </w:pPr>
       <w:r>
@@ -3114,7 +3182,7 @@
         <w:pStyle w:val="Compact"/>
         <w:numPr>
           <w:ilvl w:val="0"/>
-          <w:numId w:val="1011"/>
+          <w:numId w:val="1012"/>
         </w:numPr>
       </w:pPr>
       <w:r>
@@ -3149,7 +3217,7 @@
         <w:pStyle w:val="Compact"/>
         <w:numPr>
           <w:ilvl w:val="0"/>
-          <w:numId w:val="1011"/>
+          <w:numId w:val="1012"/>
         </w:numPr>
       </w:pPr>
       <w:r>
@@ -3192,7 +3260,7 @@
         <w:pStyle w:val="Compact"/>
         <w:numPr>
           <w:ilvl w:val="0"/>
-          <w:numId w:val="1012"/>
+          <w:numId w:val="1013"/>
         </w:numPr>
       </w:pPr>
       <w:r>
@@ -3232,7 +3300,7 @@
         <w:pStyle w:val="Compact"/>
         <w:numPr>
           <w:ilvl w:val="0"/>
-          <w:numId w:val="1013"/>
+          <w:numId w:val="1014"/>
         </w:numPr>
       </w:pPr>
       <w:r>
@@ -3269,7 +3337,7 @@
         <w:pStyle w:val="Compact"/>
         <w:numPr>
           <w:ilvl w:val="0"/>
-          <w:numId w:val="1014"/>
+          <w:numId w:val="1015"/>
         </w:numPr>
       </w:pPr>
       <w:r>
@@ -3539,7 +3607,7 @@
         <w:pStyle w:val="Compact"/>
         <w:numPr>
           <w:ilvl w:val="0"/>
-          <w:numId w:val="1015"/>
+          <w:numId w:val="1016"/>
         </w:numPr>
       </w:pPr>
       <w:r>
@@ -3577,7 +3645,7 @@
         <w:pStyle w:val="Compact"/>
         <w:numPr>
           <w:ilvl w:val="0"/>
-          <w:numId w:val="1015"/>
+          <w:numId w:val="1016"/>
         </w:numPr>
       </w:pPr>
       <w:r>
@@ -3599,7 +3667,7 @@
         <w:pStyle w:val="Compact"/>
         <w:numPr>
           <w:ilvl w:val="0"/>
-          <w:numId w:val="1015"/>
+          <w:numId w:val="1016"/>
         </w:numPr>
       </w:pPr>
       <w:r>
@@ -3621,7 +3689,7 @@
         <w:pStyle w:val="Compact"/>
         <w:numPr>
           <w:ilvl w:val="0"/>
-          <w:numId w:val="1015"/>
+          <w:numId w:val="1016"/>
         </w:numPr>
       </w:pPr>
       <w:r>
@@ -3643,7 +3711,7 @@
         <w:pStyle w:val="Compact"/>
         <w:numPr>
           <w:ilvl w:val="0"/>
-          <w:numId w:val="1015"/>
+          <w:numId w:val="1016"/>
         </w:numPr>
       </w:pPr>
       <w:r>
@@ -3675,7 +3743,7 @@
         <w:pStyle w:val="Compact"/>
         <w:numPr>
           <w:ilvl w:val="0"/>
-          <w:numId w:val="1016"/>
+          <w:numId w:val="1017"/>
         </w:numPr>
       </w:pPr>
       <w:r>
@@ -3700,7 +3768,7 @@
         <w:pStyle w:val="Compact"/>
         <w:numPr>
           <w:ilvl w:val="0"/>
-          <w:numId w:val="1016"/>
+          <w:numId w:val="1017"/>
         </w:numPr>
       </w:pPr>
       <w:r>
@@ -3759,7 +3827,7 @@
         <w:pStyle w:val="Compact"/>
         <w:numPr>
           <w:ilvl w:val="0"/>
-          <w:numId w:val="1017"/>
+          <w:numId w:val="1018"/>
         </w:numPr>
       </w:pPr>
       <w:r>
@@ -3787,7 +3855,7 @@
         <w:pStyle w:val="Compact"/>
         <w:numPr>
           <w:ilvl w:val="0"/>
-          <w:numId w:val="1017"/>
+          <w:numId w:val="1018"/>
         </w:numPr>
       </w:pPr>
       <w:r>
@@ -3799,7 +3867,7 @@
         <w:pStyle w:val="Compact"/>
         <w:numPr>
           <w:ilvl w:val="0"/>
-          <w:numId w:val="1017"/>
+          <w:numId w:val="1018"/>
         </w:numPr>
       </w:pPr>
       <w:r>
@@ -3887,7 +3955,7 @@
         <w:pStyle w:val="Compact"/>
         <w:numPr>
           <w:ilvl w:val="0"/>
-          <w:numId w:val="1018"/>
+          <w:numId w:val="1019"/>
         </w:numPr>
       </w:pPr>
       <w:r>
@@ -3915,7 +3983,7 @@
         <w:pStyle w:val="Compact"/>
         <w:numPr>
           <w:ilvl w:val="0"/>
-          <w:numId w:val="1018"/>
+          <w:numId w:val="1019"/>
         </w:numPr>
       </w:pPr>
       <w:r>
@@ -3943,7 +4011,7 @@
         <w:pStyle w:val="Compact"/>
         <w:numPr>
           <w:ilvl w:val="0"/>
-          <w:numId w:val="1018"/>
+          <w:numId w:val="1019"/>
         </w:numPr>
       </w:pPr>
       <w:r>
@@ -3973,7 +4041,7 @@
         <w:pStyle w:val="Compact"/>
         <w:numPr>
           <w:ilvl w:val="0"/>
-          <w:numId w:val="1019"/>
+          <w:numId w:val="1020"/>
         </w:numPr>
       </w:pPr>
       <w:r>
@@ -4014,7 +4082,7 @@
         <w:pStyle w:val="Compact"/>
         <w:numPr>
           <w:ilvl w:val="0"/>
-          <w:numId w:val="1019"/>
+          <w:numId w:val="1020"/>
         </w:numPr>
       </w:pPr>
       <w:r>
@@ -4026,7 +4094,7 @@
         <w:pStyle w:val="Compact"/>
         <w:numPr>
           <w:ilvl w:val="0"/>
-          <w:numId w:val="1019"/>
+          <w:numId w:val="1020"/>
         </w:numPr>
       </w:pPr>
       <w:r>
@@ -4038,7 +4106,7 @@
         <w:pStyle w:val="Compact"/>
         <w:numPr>
           <w:ilvl w:val="0"/>
-          <w:numId w:val="1019"/>
+          <w:numId w:val="1020"/>
         </w:numPr>
       </w:pPr>
       <w:r>
@@ -4101,7 +4169,7 @@
         <w:pStyle w:val="Compact"/>
         <w:numPr>
           <w:ilvl w:val="0"/>
-          <w:numId w:val="1020"/>
+          <w:numId w:val="1021"/>
         </w:numPr>
       </w:pPr>
       <w:r>
@@ -4126,7 +4194,7 @@
         <w:pStyle w:val="Compact"/>
         <w:numPr>
           <w:ilvl w:val="0"/>
-          <w:numId w:val="1020"/>
+          <w:numId w:val="1021"/>
         </w:numPr>
       </w:pPr>
       <w:r>
@@ -4421,7 +4489,7 @@
         <w:pStyle w:val="Compact"/>
         <w:numPr>
           <w:ilvl w:val="0"/>
-          <w:numId w:val="1021"/>
+          <w:numId w:val="1022"/>
         </w:numPr>
       </w:pPr>
       <w:r>
@@ -4469,7 +4537,7 @@
         <w:pStyle w:val="Compact"/>
         <w:numPr>
           <w:ilvl w:val="0"/>
-          <w:numId w:val="1021"/>
+          <w:numId w:val="1022"/>
         </w:numPr>
       </w:pPr>
       <w:r>
@@ -4497,7 +4565,7 @@
         <w:pStyle w:val="Compact"/>
         <w:numPr>
           <w:ilvl w:val="0"/>
-          <w:numId w:val="1021"/>
+          <w:numId w:val="1022"/>
         </w:numPr>
       </w:pPr>
       <w:r>
@@ -4525,7 +4593,7 @@
         <w:pStyle w:val="Compact"/>
         <w:numPr>
           <w:ilvl w:val="0"/>
-          <w:numId w:val="1021"/>
+          <w:numId w:val="1022"/>
         </w:numPr>
       </w:pPr>
       <w:r>
@@ -4580,7 +4648,7 @@
         <w:pStyle w:val="Compact"/>
         <w:numPr>
           <w:ilvl w:val="0"/>
-          <w:numId w:val="1022"/>
+          <w:numId w:val="1023"/>
         </w:numPr>
       </w:pPr>
       <w:r>
@@ -4602,7 +4670,7 @@
         <w:pStyle w:val="Compact"/>
         <w:numPr>
           <w:ilvl w:val="0"/>
-          <w:numId w:val="1022"/>
+          <w:numId w:val="1023"/>
         </w:numPr>
       </w:pPr>
       <w:r>
@@ -4624,7 +4692,7 @@
         <w:pStyle w:val="Compact"/>
         <w:numPr>
           <w:ilvl w:val="0"/>
-          <w:numId w:val="1022"/>
+          <w:numId w:val="1023"/>
         </w:numPr>
       </w:pPr>
       <w:r>
@@ -4741,7 +4809,7 @@
         <w:pStyle w:val="Compact"/>
         <w:numPr>
           <w:ilvl w:val="0"/>
-          <w:numId w:val="1023"/>
+          <w:numId w:val="1024"/>
         </w:numPr>
       </w:pPr>
       <w:r>
@@ -4779,7 +4847,7 @@
         <w:pStyle w:val="Compact"/>
         <w:numPr>
           <w:ilvl w:val="0"/>
-          <w:numId w:val="1023"/>
+          <w:numId w:val="1024"/>
         </w:numPr>
       </w:pPr>
       <w:r>
@@ -4817,7 +4885,7 @@
         <w:pStyle w:val="Compact"/>
         <w:numPr>
           <w:ilvl w:val="0"/>
-          <w:numId w:val="1023"/>
+          <w:numId w:val="1024"/>
         </w:numPr>
       </w:pPr>
       <w:r>
@@ -4837,7 +4905,7 @@
         <w:pStyle w:val="Compact"/>
         <w:numPr>
           <w:ilvl w:val="0"/>
-          <w:numId w:val="1024"/>
+          <w:numId w:val="1025"/>
         </w:numPr>
       </w:pPr>
       <w:r>
@@ -4859,7 +4927,7 @@
         <w:pStyle w:val="Compact"/>
         <w:numPr>
           <w:ilvl w:val="0"/>
-          <w:numId w:val="1024"/>
+          <w:numId w:val="1025"/>
         </w:numPr>
       </w:pPr>
       <w:r>
@@ -4897,7 +4965,7 @@
         <w:pStyle w:val="Compact"/>
         <w:numPr>
           <w:ilvl w:val="0"/>
-          <w:numId w:val="1024"/>
+          <w:numId w:val="1025"/>
         </w:numPr>
       </w:pPr>
       <w:r>
@@ -4919,7 +4987,7 @@
         <w:pStyle w:val="Compact"/>
         <w:numPr>
           <w:ilvl w:val="0"/>
-          <w:numId w:val="1024"/>
+          <w:numId w:val="1025"/>
         </w:numPr>
       </w:pPr>
       <w:r>
@@ -4941,7 +5009,7 @@
         <w:pStyle w:val="Compact"/>
         <w:numPr>
           <w:ilvl w:val="0"/>
-          <w:numId w:val="1024"/>
+          <w:numId w:val="1025"/>
         </w:numPr>
       </w:pPr>
       <w:r>
@@ -5363,7 +5431,7 @@
         <w:pStyle w:val="Compact"/>
         <w:numPr>
           <w:ilvl w:val="0"/>
-          <w:numId w:val="1025"/>
+          <w:numId w:val="1026"/>
         </w:numPr>
       </w:pPr>
       <w:r>
@@ -5391,7 +5459,7 @@
         <w:pStyle w:val="Compact"/>
         <w:numPr>
           <w:ilvl w:val="0"/>
-          <w:numId w:val="1025"/>
+          <w:numId w:val="1026"/>
         </w:numPr>
       </w:pPr>
       <w:r>
@@ -5416,7 +5484,7 @@
         <w:pStyle w:val="Compact"/>
         <w:numPr>
           <w:ilvl w:val="0"/>
-          <w:numId w:val="1025"/>
+          <w:numId w:val="1026"/>
         </w:numPr>
       </w:pPr>
       <w:r>
@@ -5622,7 +5690,7 @@
         <w:pStyle w:val="Compact"/>
         <w:numPr>
           <w:ilvl w:val="0"/>
-          <w:numId w:val="1026"/>
+          <w:numId w:val="1027"/>
         </w:numPr>
       </w:pPr>
       <w:r>
@@ -5644,7 +5712,7 @@
         <w:pStyle w:val="Compact"/>
         <w:numPr>
           <w:ilvl w:val="0"/>
-          <w:numId w:val="1026"/>
+          <w:numId w:val="1027"/>
         </w:numPr>
       </w:pPr>
       <w:r>
@@ -5669,7 +5737,7 @@
         <w:pStyle w:val="Compact"/>
         <w:numPr>
           <w:ilvl w:val="0"/>
-          <w:numId w:val="1026"/>
+          <w:numId w:val="1027"/>
         </w:numPr>
       </w:pPr>
       <w:r>
@@ -5720,7 +5788,7 @@
         <w:pStyle w:val="Compact"/>
         <w:numPr>
           <w:ilvl w:val="0"/>
-          <w:numId w:val="1026"/>
+          <w:numId w:val="1027"/>
         </w:numPr>
       </w:pPr>
       <w:r>
@@ -5826,7 +5894,7 @@
         <w:pStyle w:val="Compact"/>
         <w:numPr>
           <w:ilvl w:val="0"/>
-          <w:numId w:val="1027"/>
+          <w:numId w:val="1028"/>
         </w:numPr>
       </w:pPr>
       <w:r>
@@ -5838,7 +5906,7 @@
         <w:pStyle w:val="Compact"/>
         <w:numPr>
           <w:ilvl w:val="0"/>
-          <w:numId w:val="1027"/>
+          <w:numId w:val="1028"/>
         </w:numPr>
       </w:pPr>
       <w:r>
@@ -5866,7 +5934,7 @@
         <w:pStyle w:val="Compact"/>
         <w:numPr>
           <w:ilvl w:val="0"/>
-          <w:numId w:val="1027"/>
+          <w:numId w:val="1028"/>
         </w:numPr>
       </w:pPr>
       <w:r>
@@ -5878,7 +5946,7 @@
         <w:pStyle w:val="Compact"/>
         <w:numPr>
           <w:ilvl w:val="0"/>
-          <w:numId w:val="1027"/>
+          <w:numId w:val="1028"/>
         </w:numPr>
       </w:pPr>
       <w:r>
@@ -5890,7 +5958,7 @@
         <w:pStyle w:val="Compact"/>
         <w:numPr>
           <w:ilvl w:val="0"/>
-          <w:numId w:val="1027"/>
+          <w:numId w:val="1028"/>
         </w:numPr>
       </w:pPr>
       <w:r>
@@ -5920,7 +5988,7 @@
         <w:pStyle w:val="Compact"/>
         <w:numPr>
           <w:ilvl w:val="0"/>
-          <w:numId w:val="1028"/>
+          <w:numId w:val="1029"/>
         </w:numPr>
       </w:pPr>
       <w:r>
@@ -5948,7 +6016,7 @@
         <w:pStyle w:val="Compact"/>
         <w:numPr>
           <w:ilvl w:val="0"/>
-          <w:numId w:val="1028"/>
+          <w:numId w:val="1029"/>
         </w:numPr>
       </w:pPr>
       <w:r>
@@ -5976,7 +6044,7 @@
         <w:pStyle w:val="Compact"/>
         <w:numPr>
           <w:ilvl w:val="0"/>
-          <w:numId w:val="1028"/>
+          <w:numId w:val="1029"/>
         </w:numPr>
       </w:pPr>
       <w:r>
@@ -6018,7 +6086,7 @@
         <w:pStyle w:val="Compact"/>
         <w:numPr>
           <w:ilvl w:val="0"/>
-          <w:numId w:val="1029"/>
+          <w:numId w:val="1030"/>
         </w:numPr>
       </w:pPr>
       <w:r>
@@ -6040,7 +6108,7 @@
         <w:pStyle w:val="Compact"/>
         <w:numPr>
           <w:ilvl w:val="0"/>
-          <w:numId w:val="1029"/>
+          <w:numId w:val="1030"/>
         </w:numPr>
       </w:pPr>
       <w:r>
@@ -6078,7 +6146,7 @@
         <w:pStyle w:val="Compact"/>
         <w:numPr>
           <w:ilvl w:val="0"/>
-          <w:numId w:val="1029"/>
+          <w:numId w:val="1030"/>
         </w:numPr>
       </w:pPr>
       <w:r>
@@ -6117,7 +6185,7 @@
         <w:pStyle w:val="Compact"/>
         <w:numPr>
           <w:ilvl w:val="0"/>
-          <w:numId w:val="1030"/>
+          <w:numId w:val="1031"/>
         </w:numPr>
       </w:pPr>
       <w:r>
@@ -6142,7 +6210,7 @@
         <w:pStyle w:val="Compact"/>
         <w:numPr>
           <w:ilvl w:val="0"/>
-          <w:numId w:val="1030"/>
+          <w:numId w:val="1031"/>
         </w:numPr>
       </w:pPr>
       <w:r>
@@ -6167,7 +6235,7 @@
         <w:pStyle w:val="Compact"/>
         <w:numPr>
           <w:ilvl w:val="0"/>
-          <w:numId w:val="1030"/>
+          <w:numId w:val="1031"/>
         </w:numPr>
       </w:pPr>
       <w:r>
@@ -6192,7 +6260,7 @@
         <w:pStyle w:val="Compact"/>
         <w:numPr>
           <w:ilvl w:val="0"/>
-          <w:numId w:val="1030"/>
+          <w:numId w:val="1031"/>
         </w:numPr>
       </w:pPr>
       <w:r>
@@ -6217,7 +6285,7 @@
         <w:pStyle w:val="Compact"/>
         <w:numPr>
           <w:ilvl w:val="0"/>
-          <w:numId w:val="1030"/>
+          <w:numId w:val="1031"/>
         </w:numPr>
       </w:pPr>
       <w:r>
@@ -6242,7 +6310,7 @@
         <w:pStyle w:val="Compact"/>
         <w:numPr>
           <w:ilvl w:val="0"/>
-          <w:numId w:val="1030"/>
+          <w:numId w:val="1031"/>
         </w:numPr>
       </w:pPr>
       <w:r>
@@ -6267,7 +6335,7 @@
         <w:pStyle w:val="Compact"/>
         <w:numPr>
           <w:ilvl w:val="0"/>
-          <w:numId w:val="1030"/>
+          <w:numId w:val="1031"/>
         </w:numPr>
       </w:pPr>
       <w:r>
@@ -6292,7 +6360,7 @@
         <w:pStyle w:val="Compact"/>
         <w:numPr>
           <w:ilvl w:val="0"/>
-          <w:numId w:val="1030"/>
+          <w:numId w:val="1031"/>
         </w:numPr>
       </w:pPr>
       <w:r>
@@ -6317,7 +6385,7 @@
         <w:pStyle w:val="Compact"/>
         <w:numPr>
           <w:ilvl w:val="0"/>
-          <w:numId w:val="1030"/>
+          <w:numId w:val="1031"/>
         </w:numPr>
       </w:pPr>
       <w:r>
@@ -6342,7 +6410,7 @@
         <w:pStyle w:val="Compact"/>
         <w:numPr>
           <w:ilvl w:val="0"/>
-          <w:numId w:val="1030"/>
+          <w:numId w:val="1031"/>
         </w:numPr>
       </w:pPr>
       <w:r>
@@ -6367,7 +6435,7 @@
         <w:pStyle w:val="Compact"/>
         <w:numPr>
           <w:ilvl w:val="0"/>
-          <w:numId w:val="1030"/>
+          <w:numId w:val="1031"/>
         </w:numPr>
       </w:pPr>
       <w:r>
@@ -6392,7 +6460,7 @@
         <w:pStyle w:val="Compact"/>
         <w:numPr>
           <w:ilvl w:val="0"/>
-          <w:numId w:val="1030"/>
+          <w:numId w:val="1031"/>
         </w:numPr>
       </w:pPr>
       <w:r>
@@ -6417,7 +6485,7 @@
         <w:pStyle w:val="Compact"/>
         <w:numPr>
           <w:ilvl w:val="0"/>
-          <w:numId w:val="1030"/>
+          <w:numId w:val="1031"/>
         </w:numPr>
       </w:pPr>
       <w:r>
@@ -6442,7 +6510,7 @@
         <w:pStyle w:val="Compact"/>
         <w:numPr>
           <w:ilvl w:val="0"/>
-          <w:numId w:val="1030"/>
+          <w:numId w:val="1031"/>
         </w:numPr>
       </w:pPr>
       <w:r>
@@ -6467,7 +6535,7 @@
         <w:pStyle w:val="Compact"/>
         <w:numPr>
           <w:ilvl w:val="0"/>
-          <w:numId w:val="1030"/>
+          <w:numId w:val="1031"/>
         </w:numPr>
       </w:pPr>
       <w:r>
@@ -6492,7 +6560,7 @@
         <w:pStyle w:val="Compact"/>
         <w:numPr>
           <w:ilvl w:val="0"/>
-          <w:numId w:val="1030"/>
+          <w:numId w:val="1031"/>
         </w:numPr>
       </w:pPr>
       <w:r>
@@ -6517,7 +6585,7 @@
         <w:pStyle w:val="Compact"/>
         <w:numPr>
           <w:ilvl w:val="0"/>
-          <w:numId w:val="1030"/>
+          <w:numId w:val="1031"/>
         </w:numPr>
       </w:pPr>
       <w:r>
@@ -6545,7 +6613,7 @@
         <w:pStyle w:val="Compact"/>
         <w:numPr>
           <w:ilvl w:val="0"/>
-          <w:numId w:val="1030"/>
+          <w:numId w:val="1031"/>
         </w:numPr>
       </w:pPr>
       <w:r>
@@ -6570,7 +6638,7 @@
         <w:pStyle w:val="Compact"/>
         <w:numPr>
           <w:ilvl w:val="0"/>
-          <w:numId w:val="1030"/>
+          <w:numId w:val="1031"/>
         </w:numPr>
       </w:pPr>
       <w:r>
@@ -6595,7 +6663,7 @@
         <w:pStyle w:val="Compact"/>
         <w:numPr>
           <w:ilvl w:val="0"/>
-          <w:numId w:val="1030"/>
+          <w:numId w:val="1031"/>
         </w:numPr>
       </w:pPr>
       <w:r>
@@ -6620,7 +6688,7 @@
         <w:pStyle w:val="Compact"/>
         <w:numPr>
           <w:ilvl w:val="0"/>
-          <w:numId w:val="1030"/>
+          <w:numId w:val="1031"/>
         </w:numPr>
       </w:pPr>
       <w:r>
@@ -6645,7 +6713,7 @@
         <w:pStyle w:val="Compact"/>
         <w:numPr>
           <w:ilvl w:val="0"/>
-          <w:numId w:val="1030"/>
+          <w:numId w:val="1031"/>
         </w:numPr>
       </w:pPr>
       <w:r>
@@ -6670,7 +6738,7 @@
         <w:pStyle w:val="Compact"/>
         <w:numPr>
           <w:ilvl w:val="0"/>
-          <w:numId w:val="1030"/>
+          <w:numId w:val="1031"/>
         </w:numPr>
       </w:pPr>
       <w:r>
@@ -6695,7 +6763,7 @@
         <w:pStyle w:val="Compact"/>
         <w:numPr>
           <w:ilvl w:val="0"/>
-          <w:numId w:val="1030"/>
+          <w:numId w:val="1031"/>
         </w:numPr>
       </w:pPr>
       <w:r>
@@ -6720,7 +6788,7 @@
         <w:pStyle w:val="Compact"/>
         <w:numPr>
           <w:ilvl w:val="0"/>
-          <w:numId w:val="1030"/>
+          <w:numId w:val="1031"/>
         </w:numPr>
       </w:pPr>
       <w:r>
@@ -6745,7 +6813,7 @@
         <w:pStyle w:val="Compact"/>
         <w:numPr>
           <w:ilvl w:val="0"/>
-          <w:numId w:val="1030"/>
+          <w:numId w:val="1031"/>
         </w:numPr>
       </w:pPr>
       <w:r>
@@ -7115,34 +7183,7 @@
     <w:abstractNumId w:val="991"/>
   </w:num>
   <w:num w:numId="1007">
-    <w:abstractNumId w:val="99411"/>
-    <w:lvlOverride w:ilvl="0">
-      <w:startOverride w:val="1"/>
-    </w:lvlOverride>
-    <w:lvlOverride w:ilvl="1">
-      <w:startOverride w:val="1"/>
-    </w:lvlOverride>
-    <w:lvlOverride w:ilvl="2">
-      <w:startOverride w:val="1"/>
-    </w:lvlOverride>
-    <w:lvlOverride w:ilvl="3">
-      <w:startOverride w:val="1"/>
-    </w:lvlOverride>
-    <w:lvlOverride w:ilvl="4">
-      <w:startOverride w:val="1"/>
-    </w:lvlOverride>
-    <w:lvlOverride w:ilvl="5">
-      <w:startOverride w:val="1"/>
-    </w:lvlOverride>
-    <w:lvlOverride w:ilvl="6">
-      <w:startOverride w:val="1"/>
-    </w:lvlOverride>
-    <w:lvlOverride w:ilvl="7">
-      <w:startOverride w:val="1"/>
-    </w:lvlOverride>
-    <w:lvlOverride w:ilvl="8">
-      <w:startOverride w:val="1"/>
-    </w:lvlOverride>
+    <w:abstractNumId w:val="991"/>
   </w:num>
   <w:num w:numId="1008">
     <w:abstractNumId w:val="99411"/>
@@ -7175,7 +7216,34 @@
     </w:lvlOverride>
   </w:num>
   <w:num w:numId="1009">
-    <w:abstractNumId w:val="991"/>
+    <w:abstractNumId w:val="99411"/>
+    <w:lvlOverride w:ilvl="0">
+      <w:startOverride w:val="1"/>
+    </w:lvlOverride>
+    <w:lvlOverride w:ilvl="1">
+      <w:startOverride w:val="1"/>
+    </w:lvlOverride>
+    <w:lvlOverride w:ilvl="2">
+      <w:startOverride w:val="1"/>
+    </w:lvlOverride>
+    <w:lvlOverride w:ilvl="3">
+      <w:startOverride w:val="1"/>
+    </w:lvlOverride>
+    <w:lvlOverride w:ilvl="4">
+      <w:startOverride w:val="1"/>
+    </w:lvlOverride>
+    <w:lvlOverride w:ilvl="5">
+      <w:startOverride w:val="1"/>
+    </w:lvlOverride>
+    <w:lvlOverride w:ilvl="6">
+      <w:startOverride w:val="1"/>
+    </w:lvlOverride>
+    <w:lvlOverride w:ilvl="7">
+      <w:startOverride w:val="1"/>
+    </w:lvlOverride>
+    <w:lvlOverride w:ilvl="8">
+      <w:startOverride w:val="1"/>
+    </w:lvlOverride>
   </w:num>
   <w:num w:numId="1010">
     <w:abstractNumId w:val="991"/>
@@ -7217,6 +7285,9 @@
     <w:abstractNumId w:val="991"/>
   </w:num>
   <w:num w:numId="1023">
+    <w:abstractNumId w:val="991"/>
+  </w:num>
+  <w:num w:numId="1024">
     <w:abstractNumId w:val="99411"/>
     <w:lvlOverride w:ilvl="0">
       <w:startOverride w:val="1"/>
@@ -7246,9 +7317,6 @@
       <w:startOverride w:val="1"/>
     </w:lvlOverride>
   </w:num>
-  <w:num w:numId="1024">
-    <w:abstractNumId w:val="991"/>
-  </w:num>
   <w:num w:numId="1025">
     <w:abstractNumId w:val="991"/>
   </w:num>
@@ -7256,6 +7324,9 @@
     <w:abstractNumId w:val="991"/>
   </w:num>
   <w:num w:numId="1027">
+    <w:abstractNumId w:val="991"/>
+  </w:num>
+  <w:num w:numId="1028">
     <w:abstractNumId w:val="99411"/>
     <w:lvlOverride w:ilvl="0">
       <w:startOverride w:val="1"/>
@@ -7285,13 +7356,13 @@
       <w:startOverride w:val="1"/>
     </w:lvlOverride>
   </w:num>
-  <w:num w:numId="1028">
-    <w:abstractNumId w:val="991"/>
-  </w:num>
   <w:num w:numId="1029">
     <w:abstractNumId w:val="991"/>
   </w:num>
   <w:num w:numId="1030">
+    <w:abstractNumId w:val="991"/>
+  </w:num>
+  <w:num w:numId="1031">
     <w:abstractNumId w:val="991"/>
   </w:num>
 </w:numbering>

--- a/docs/Egxeiridio_Ekpaideutikoi.docx
+++ b/docs/Egxeiridio_Ekpaideutikoi.docx
@@ -605,68 +605,33 @@
         </w:numPr>
       </w:pPr>
       <w:r>
-        <w:t xml:space="preserve">Για να βρείτε γρήγορα μαθητές:</w:t>
-      </w:r>
-      <w:r>
-        <w:t xml:space="preserve"> </w:t>
-      </w:r>
-      <w:r>
-        <w:rPr>
-          <w:b/>
-          <w:bCs/>
-        </w:rPr>
-        <w:t xml:space="preserve">αναζήτηση</w:t>
-      </w:r>
-      <w:r>
-        <w:t xml:space="preserve"> </w:t>
-      </w:r>
-      <w:r>
-        <w:t xml:space="preserve">με όνομα ή ΑΜ, φίλτρο</w:t>
-      </w:r>
-      <w:r>
-        <w:t xml:space="preserve"> </w:t>
-      </w:r>
-      <w:r>
-        <w:rPr>
-          <w:b/>
-          <w:bCs/>
-        </w:rPr>
-        <w:t xml:space="preserve">τάξης</w:t>
-      </w:r>
-      <w:r>
-        <w:t xml:space="preserve">, φίλτρο</w:t>
-      </w:r>
-      <w:r>
-        <w:t xml:space="preserve"> </w:t>
-      </w:r>
-      <w:r>
-        <w:rPr>
-          <w:b/>
-          <w:bCs/>
-        </w:rPr>
-        <w:t xml:space="preserve">τμήματος</w:t>
-      </w:r>
-      <w:r>
-        <w:t xml:space="preserve"> </w:t>
-      </w:r>
-      <w:r>
-        <w:t xml:space="preserve">(αν το σχολείο έχει ανεβάσει τα τμήματα) και φίλτρο</w:t>
-      </w:r>
-      <w:r>
-        <w:t xml:space="preserve"> </w:t>
-      </w:r>
-      <w:r>
-        <w:rPr>
-          <w:b/>
-          <w:bCs/>
-        </w:rPr>
-        <w:t xml:space="preserve">κατάστασης</w:t>
-      </w:r>
-      <w:r>
-        <w:t xml:space="preserve"> </w:t>
-      </w:r>
-      <w:r>
-        <w:t xml:space="preserve">(π.χ. «⭐ Προτίμηση» για να δείτε όσους έχετε ήδη επιλέξει).</w:t>
+        <w:t xml:space="preserve">Οι</w:t>
+      </w:r>
+      <w:r>
+        <w:t xml:space="preserve"> </w:t>
+      </w:r>
+      <w:r>
+        <w:rPr>
+          <w:b/>
+          <w:bCs/>
+        </w:rPr>
+        <w:t xml:space="preserve">μετρητές</w:t>
+      </w:r>
+      <w:r>
+        <w:t xml:space="preserve"> </w:t>
+      </w:r>
+      <w:r>
+        <w:t xml:space="preserve">πάνω από τη λίστα (</w:t>
+      </w:r>
+      <w:r>
+        <w:rPr>
+          <w:b/>
+          <w:bCs/>
+        </w:rPr>
+        <w:t xml:space="preserve">Όλοι · ⭐ · ○ · ⛔</w:t>
+      </w:r>
+      <w:r>
+        <w:t xml:space="preserve">) δείχνουν πόσους έχετε σε κάθε κατάσταση. Πατώντας έναν βλέπετε μόνο αυτούς (π.χ. «⭐» για όσους έχετε ήδη επιλέξει)· ξαναπατώντας τον, βλέπετε πάλι όλους.</w:t>
       </w:r>
     </w:p>
     <w:p>
@@ -678,14 +643,55 @@
         </w:numPr>
       </w:pPr>
       <w:r>
-        <w:rPr>
-          <w:b/>
-          <w:bCs/>
-        </w:rPr>
-        <w:t xml:space="preserve">«Σε όσους εμφανίζονται: ⭐ / ○ / ⛔»</w:t>
-      </w:r>
-      <w:r>
-        <w:t xml:space="preserve">: αλλάζει μαζί όσους δείχνουν τα φίλτρα (π.χ. φίλτρο «Τμήμα Β2» → ⛔ σε όλο το τμήμα).</w:t>
+        <w:t xml:space="preserve">Για να βρείτε γρήγορα μαθητές:</w:t>
+      </w:r>
+      <w:r>
+        <w:t xml:space="preserve"> </w:t>
+      </w:r>
+      <w:r>
+        <w:rPr>
+          <w:b/>
+          <w:bCs/>
+        </w:rPr>
+        <w:t xml:space="preserve">αναζήτηση</w:t>
+      </w:r>
+      <w:r>
+        <w:t xml:space="preserve"> </w:t>
+      </w:r>
+      <w:r>
+        <w:t xml:space="preserve">με όνομα ή ΑΜ, φίλτρο</w:t>
+      </w:r>
+      <w:r>
+        <w:t xml:space="preserve"> </w:t>
+      </w:r>
+      <w:r>
+        <w:rPr>
+          <w:b/>
+          <w:bCs/>
+        </w:rPr>
+        <w:t xml:space="preserve">τάξης</w:t>
+      </w:r>
+      <w:r>
+        <w:t xml:space="preserve"> </w:t>
+      </w:r>
+      <w:r>
+        <w:t xml:space="preserve">και φίλτρο</w:t>
+      </w:r>
+      <w:r>
+        <w:t xml:space="preserve"> </w:t>
+      </w:r>
+      <w:r>
+        <w:rPr>
+          <w:b/>
+          <w:bCs/>
+        </w:rPr>
+        <w:t xml:space="preserve">τμήματος</w:t>
+      </w:r>
+      <w:r>
+        <w:t xml:space="preserve"> </w:t>
+      </w:r>
+      <w:r>
+        <w:t xml:space="preserve">(αν το σχολείο έχει ανεβάσει τα τμήματα).</w:t>
       </w:r>
     </w:p>
     <w:p>
@@ -697,6 +703,34 @@
         </w:numPr>
       </w:pPr>
       <w:r>
+        <w:t xml:space="preserve">Όταν τα φίλτρα δείχνουν μέρος των μαθητών, εμφανίζεται το πλαίσιο</w:t>
+      </w:r>
+      <w:r>
+        <w:t xml:space="preserve"> </w:t>
+      </w:r>
+      <w:r>
+        <w:rPr>
+          <w:b/>
+          <w:bCs/>
+        </w:rPr>
+        <w:t xml:space="preserve">«Αλλαγή σε όλους τους … που φαίνονται: ⭐ / ○ / ⛔»</w:t>
+      </w:r>
+      <w:r>
+        <w:t xml:space="preserve"> </w:t>
+      </w:r>
+      <w:r>
+        <w:t xml:space="preserve">(π.χ. φίλτρο «Τμήμα Β2» → ⛔ σε όλο το τμήμα). Πριν αλλάξει κάτι, ρωτά.</w:t>
+      </w:r>
+    </w:p>
+    <w:p>
+      <w:pPr>
+        <w:pStyle w:val="Compact"/>
+        <w:numPr>
+          <w:ilvl w:val="1"/>
+          <w:numId w:val="1003"/>
+        </w:numPr>
+      </w:pPr>
+      <w:r>
         <w:t xml:space="preserve">Η</w:t>
       </w:r>
       <w:r>
@@ -722,20 +756,39 @@
         </w:numPr>
       </w:pPr>
       <w:r>
-        <w:t xml:space="preserve">Διαλέξτε</w:t>
-      </w:r>
-      <w:r>
-        <w:t xml:space="preserve"> </w:t>
-      </w:r>
-      <w:r>
-        <w:rPr>
-          <w:b/>
-          <w:bCs/>
-        </w:rPr>
-        <w:t xml:space="preserve">τύπο λίστας</w:t>
-      </w:r>
-      <w:r>
-        <w:t xml:space="preserve">:</w:t>
+        <w:t xml:space="preserve">Ο</w:t>
+      </w:r>
+      <w:r>
+        <w:t xml:space="preserve"> </w:t>
+      </w:r>
+      <w:r>
+        <w:rPr>
+          <w:b/>
+          <w:bCs/>
+        </w:rPr>
+        <w:t xml:space="preserve">τύπος της λίστας</w:t>
+      </w:r>
+      <w:r>
+        <w:t xml:space="preserve"> </w:t>
+      </w:r>
+      <w:r>
+        <w:t xml:space="preserve">φαίνεται πάνω από τους μετρητές και βγαίνει</w:t>
+      </w:r>
+      <w:r>
+        <w:t xml:space="preserve"> </w:t>
+      </w:r>
+      <w:r>
+        <w:rPr>
+          <w:b/>
+          <w:bCs/>
+        </w:rPr>
+        <w:t xml:space="preserve">μόνος του</w:t>
+      </w:r>
+      <w:r>
+        <w:t xml:space="preserve"> </w:t>
+      </w:r>
+      <w:r>
+        <w:t xml:space="preserve">από τις επιλογές σας:</w:t>
       </w:r>
     </w:p>
     <w:p>
@@ -757,7 +810,7 @@
         <w:t xml:space="preserve"> </w:t>
       </w:r>
       <w:r>
-        <w:t xml:space="preserve">(η συνηθισμένη): οι ⭐ προηγούνται, οι ○ κρίνονται με την κλήρωση, οι ⛔ δεν μπαίνουν.</w:t>
+        <w:t xml:space="preserve">(η συνηθισμένη): υπάρχει έστω ένας ○. Οι ⭐ προηγούνται, οι ○ κρίνονται με την κλήρωση, οι ⛔ δεν μπαίνουν.</w:t>
       </w:r>
     </w:p>
     <w:p>
@@ -773,10 +826,10 @@
           <w:b/>
           <w:bCs/>
         </w:rPr>
-        <w:t xml:space="preserve">Κλειστή</w:t>
-      </w:r>
-      <w:r>
-        <w:t xml:space="preserve">: ο όμιλος δέχεται</w:t>
+        <w:t xml:space="preserve">🔒 Κλειστή</w:t>
+      </w:r>
+      <w:r>
+        <w:t xml:space="preserve">: δεν έμεινε κανένας ○. Ο όμιλος δέχεται</w:t>
       </w:r>
       <w:r>
         <w:t xml:space="preserve"> </w:t>
@@ -792,7 +845,7 @@
         <w:t xml:space="preserve"> </w:t>
       </w:r>
       <w:r>
-        <w:t xml:space="preserve">τους ⭐· όλοι οι άλλοι είναι ⛔. Αν δεν τον δηλώσουν όλοι, μένουν κενές θέσεις.</w:t>
+        <w:t xml:space="preserve">τους ⭐· αν δεν τον δηλώσουν όλοι, μένουν κενές θέσεις. Αποκλείει και μαθητές που θα προστεθούν αργότερα στον κατάλογο του σχολείου.</w:t>
       </w:r>
     </w:p>
     <w:p>
@@ -804,39 +857,7 @@
         </w:numPr>
       </w:pPr>
       <w:r>
-        <w:t xml:space="preserve">Συντομεύσεις:</w:t>
-      </w:r>
-      <w:r>
-        <w:t xml:space="preserve"> </w:t>
-      </w:r>
-      <w:r>
-        <w:rPr>
-          <w:b/>
-          <w:bCs/>
-        </w:rPr>
-        <w:t xml:space="preserve">«Μόνο οι ⭐: όλοι οι υπόλοιποι → ⛔»</w:t>
-      </w:r>
-      <w:r>
-        <w:t xml:space="preserve"> </w:t>
-      </w:r>
-      <w:r>
-        <w:t xml:space="preserve">κάνει την ανοιχτή λίστα κλειστή με ένα κλικ.</w:t>
-      </w:r>
-      <w:r>
-        <w:t xml:space="preserve"> </w:t>
-      </w:r>
-      <w:r>
-        <w:rPr>
-          <w:b/>
-          <w:bCs/>
-        </w:rPr>
-        <w:t xml:space="preserve">«Όλοι οι μη αποκλεισμένοι → ⭐»</w:t>
-      </w:r>
-      <w:r>
-        <w:t xml:space="preserve"> </w:t>
-      </w:r>
-      <w:r>
-        <w:t xml:space="preserve">κάνει το αντίστροφο (εμφανίζεται όταν χωρούν στις θέσεις). Όταν μια κλειστή λίστα γίνεται ανοιχτή, η πλατφόρμα ρωτά αν οι υπόλοιποι θα μείνουν ⛔ ή θα γίνουν ○.</w:t>
+        <w:t xml:space="preserve">Για να ανοίξει ξανά μια κλειστή λίστα, αρκεί να πατήσετε ○ σε έναν μαθητή.</w:t>
       </w:r>
     </w:p>
     <w:p>
@@ -848,7 +869,67 @@
         </w:numPr>
       </w:pPr>
       <w:r>
-        <w:t xml:space="preserve">Πάνω από τη λίστα, μια σύνοψη λέει τι σημαίνουν οι επιλογές σας (π.χ. «Κλειστή λίστα: ο όμιλος δέχεται μόνο αυτούς τους 12… Θα μείνουν τουλάχιστον 3 κενές θέσεις»).</w:t>
+        <w:t xml:space="preserve">Συντομεύσεις:</w:t>
+      </w:r>
+      <w:r>
+        <w:t xml:space="preserve"> </w:t>
+      </w:r>
+      <w:r>
+        <w:rPr>
+          <w:b/>
+          <w:bCs/>
+        </w:rPr>
+        <w:t xml:space="preserve">«Μόνο οι ⭐ — οι άλλοι ⛔»</w:t>
+      </w:r>
+      <w:r>
+        <w:t xml:space="preserve"> </w:t>
+      </w:r>
+      <w:r>
+        <w:t xml:space="preserve">κάνει τη λίστα κλειστή με ένα κλικ.</w:t>
+      </w:r>
+      <w:r>
+        <w:t xml:space="preserve"> </w:t>
+      </w:r>
+      <w:r>
+        <w:rPr>
+          <w:b/>
+          <w:bCs/>
+        </w:rPr>
+        <w:t xml:space="preserve">«Όλοι οι μη αποκλεισμένοι → ⭐»</w:t>
+      </w:r>
+      <w:r>
+        <w:t xml:space="preserve"> </w:t>
+      </w:r>
+      <w:r>
+        <w:t xml:space="preserve">κάνει το αντίστροφο (εμφανίζεται όταν χωρούν στις θέσεις).</w:t>
+      </w:r>
+      <w:r>
+        <w:t xml:space="preserve"> </w:t>
+      </w:r>
+      <w:r>
+        <w:rPr>
+          <w:b/>
+          <w:bCs/>
+        </w:rPr>
+        <w:t xml:space="preserve">«Καθαρισμός: όλοι ○»</w:t>
+      </w:r>
+      <w:r>
+        <w:t xml:space="preserve"> </w:t>
+      </w:r>
+      <w:r>
+        <w:t xml:space="preserve">σβήνει όλες τις επιλογές (ρωτά πρώτα).</w:t>
+      </w:r>
+    </w:p>
+    <w:p>
+      <w:pPr>
+        <w:pStyle w:val="Compact"/>
+        <w:numPr>
+          <w:ilvl w:val="1"/>
+          <w:numId w:val="1004"/>
+        </w:numPr>
+      </w:pPr>
+      <w:r>
+        <w:t xml:space="preserve">Η ίδια γραμμή λέει αν θα μείνουν κενές θέσεις.</w:t>
       </w:r>
     </w:p>
     <w:p>
@@ -892,7 +973,20 @@
         <w:t xml:space="preserve"> </w:t>
       </w:r>
       <w:r>
-        <w:t xml:space="preserve">όμιλο ξεχωριστά. Όσο δεν έχετε αποθηκεύσει, δίπλα στο κουμπί γράφει «Μη αποθηκευμένες αλλαγές».</w:t>
+        <w:t xml:space="preserve">όμιλο ξεχωριστά. Η γραμμή με τον τύπο, τους μετρητές και το «Αποθήκευση» μένει στην οθόνη καθώς κυλάτε τη λίστα. Όσο δεν έχετε αποθηκεύσει, γράφει «Μη αποθηκευμένες αλλαγές» και εμφανίζεται το</w:t>
+      </w:r>
+      <w:r>
+        <w:t xml:space="preserve"> </w:t>
+      </w:r>
+      <w:r>
+        <w:rPr>
+          <w:b/>
+          <w:bCs/>
+        </w:rPr>
+        <w:t xml:space="preserve">«Αναίρεση αλλαγών»</w:t>
+      </w:r>
+      <w:r>
+        <w:t xml:space="preserve">, που γυρίζει στην τελευταία αποθήκευση.</w:t>
       </w:r>
     </w:p>
     <w:p>

--- a/docs/Egxeiridio_Ekpaideutikoi.docx
+++ b/docs/Egxeiridio_Ekpaideutikoi.docx
@@ -621,6 +621,22 @@
         <w:t xml:space="preserve"> </w:t>
       </w:r>
       <w:r>
+        <w:t xml:space="preserve">στη γραμμή</w:t>
+      </w:r>
+      <w:r>
+        <w:t xml:space="preserve"> </w:t>
+      </w:r>
+      <w:r>
+        <w:rPr>
+          <w:b/>
+          <w:bCs/>
+        </w:rPr>
+        <w:t xml:space="preserve">«Προβολή»</w:t>
+      </w:r>
+      <w:r>
+        <w:t xml:space="preserve"> </w:t>
+      </w:r>
+      <w:r>
         <w:t xml:space="preserve">πάνω από τη λίστα (</w:t>
       </w:r>
       <w:r>
@@ -703,23 +719,30 @@
         </w:numPr>
       </w:pPr>
       <w:r>
-        <w:t xml:space="preserve">Όταν τα φίλτρα δείχνουν μέρος των μαθητών, εμφανίζεται το πλαίσιο</w:t>
-      </w:r>
-      <w:r>
-        <w:t xml:space="preserve"> </w:t>
-      </w:r>
-      <w:r>
-        <w:rPr>
-          <w:b/>
-          <w:bCs/>
-        </w:rPr>
-        <w:t xml:space="preserve">«Αλλαγή σε όλους τους … που φαίνονται: ⭐ / ○ / ⛔»</w:t>
-      </w:r>
-      <w:r>
-        <w:t xml:space="preserve"> </w:t>
-      </w:r>
-      <w:r>
-        <w:t xml:space="preserve">(π.χ. φίλτρο «Τμήμα Β2» → ⛔ σε όλο το τμήμα). Πριν αλλάξει κάτι, ρωτά.</w:t>
+        <w:rPr>
+          <w:b/>
+          <w:bCs/>
+        </w:rPr>
+        <w:t xml:space="preserve">Μαζική αλλαγή:</w:t>
+      </w:r>
+      <w:r>
+        <w:t xml:space="preserve"> </w:t>
+      </w:r>
+      <w:r>
+        <w:t xml:space="preserve">όταν τα φίλτρα δείχνουν μέρος των μαθητών, εμφανίζεται το πλαίσιο</w:t>
+      </w:r>
+      <w:r>
+        <w:t xml:space="preserve"> </w:t>
+      </w:r>
+      <w:r>
+        <w:rPr>
+          <w:b/>
+          <w:bCs/>
+        </w:rPr>
+        <w:t xml:space="preserve">«Μαζική αλλαγή: οι … μαθητές που βλέπετε τώρα γίνονται ⭐ / ○ / ⛔»</w:t>
+      </w:r>
+      <w:r>
+        <w:t xml:space="preserve">. Αλλάζει με ένα κλικ όλους όσους βλέπετε, π.χ. φίλτρο «Τμήμα Β2» → ⛔ σε όλο το τμήμα. Πριν αλλάξει κάτι, ρωτά.</w:t>
       </w:r>
     </w:p>
     <w:p>

--- a/docs/Egxeiridio_Ekpaideutikoi.docx
+++ b/docs/Egxeiridio_Ekpaideutikoi.docx
@@ -6217,7 +6217,65 @@
         <w:t xml:space="preserve"> </w:t>
       </w:r>
       <w:r>
-        <w:t xml:space="preserve">κάθε αίτηση, προσωρινή αποδοχή, απόρριψη, εκτόπιση, μεταφορά πολυήμερου ομίλου και αφαίρεση λόγω σύγκρουσης καταγράφεται ανά γύρο. Από αυτό παράγεται η αναφορά κάθε μαθητή που βλέπει ο γονέας.</w:t>
+        <w:t xml:space="preserve">κάθε αίτηση, προσωρινή αποδοχή, απόρριψη, εκτόπιση, μεταφορά πολυήμερου ομίλου και αφαίρεση λόγω σύγκρουσης καταγράφεται ανά γύρο, με τον αριθμό κλήρωσης του μαθητή και την προτεραιότητά του στον όμιλο. Από αυτό παράγεται η αναφορά κάθε μαθητή που βλέπει ο γονέας.</w:t>
+      </w:r>
+    </w:p>
+    <w:p>
+      <w:pPr>
+        <w:pStyle w:val="Compact"/>
+        <w:numPr>
+          <w:ilvl w:val="0"/>
+          <w:numId w:val="1030"/>
+        </w:numPr>
+      </w:pPr>
+      <w:r>
+        <w:rPr>
+          <w:b/>
+          <w:bCs/>
+        </w:rPr>
+        <w:t xml:space="preserve">Επαλήθευση με το χέρι:</w:t>
+      </w:r>
+      <w:r>
+        <w:t xml:space="preserve"> </w:t>
+      </w:r>
+      <w:r>
+        <w:t xml:space="preserve">ο διαχειριστής κατεβάζει το αρχείο «Επαλήθευση κατανομής» (Excel). Η ευστάθεια ελέγχεται χωρίς να ξαναπαιχτούν οι γύροι:</w:t>
+      </w:r>
+    </w:p>
+    <w:p>
+      <w:pPr>
+        <w:pStyle w:val="Compact"/>
+        <w:numPr>
+          <w:ilvl w:val="1"/>
+          <w:numId w:val="1031"/>
+        </w:numPr>
+      </w:pPr>
+      <w:r>
+        <w:t xml:space="preserve">για κάθε όμιλο, η «βάση» (ο τελευταίος που μπήκε) έχει καλύτερη προτεραιότητα από τον πρώτο που έμεινε έξω·</w:t>
+      </w:r>
+    </w:p>
+    <w:p>
+      <w:pPr>
+        <w:pStyle w:val="Compact"/>
+        <w:numPr>
+          <w:ilvl w:val="1"/>
+          <w:numId w:val="1031"/>
+        </w:numPr>
+      </w:pPr>
+      <w:r>
+        <w:t xml:space="preserve">για κάθε μαθητή, κάθε όμιλος που έβαλε πιο ψηλά από αυτόν που πήρε ήταν γεμάτος με μαθητές καλύτερης προτεραιότητας.</w:t>
+      </w:r>
+    </w:p>
+    <w:p>
+      <w:pPr>
+        <w:pStyle w:val="Compact"/>
+        <w:numPr>
+          <w:ilvl w:val="1"/>
+          <w:numId w:val="1031"/>
+        </w:numPr>
+      </w:pPr>
+      <w:r>
+        <w:t xml:space="preserve">Το αρχείο δείχνει και τους γύρους, ανά όμιλο και ανά μαθητή, για όποιον θέλει να ξαναπαίξει την κατανομή με χαρτί και μολύβι. Οι ίδιοι έλεγχοι γίνονται και αυτόματα, ανεξάρτητα από τον κώδικα της κατανομής.</w:t>
       </w:r>
     </w:p>
     <w:p>
@@ -6302,7 +6360,7 @@
         <w:pStyle w:val="Compact"/>
         <w:numPr>
           <w:ilvl w:val="0"/>
-          <w:numId w:val="1031"/>
+          <w:numId w:val="1032"/>
         </w:numPr>
       </w:pPr>
       <w:r>
@@ -6327,7 +6385,7 @@
         <w:pStyle w:val="Compact"/>
         <w:numPr>
           <w:ilvl w:val="0"/>
-          <w:numId w:val="1031"/>
+          <w:numId w:val="1032"/>
         </w:numPr>
       </w:pPr>
       <w:r>
@@ -6352,7 +6410,7 @@
         <w:pStyle w:val="Compact"/>
         <w:numPr>
           <w:ilvl w:val="0"/>
-          <w:numId w:val="1031"/>
+          <w:numId w:val="1032"/>
         </w:numPr>
       </w:pPr>
       <w:r>
@@ -6377,7 +6435,7 @@
         <w:pStyle w:val="Compact"/>
         <w:numPr>
           <w:ilvl w:val="0"/>
-          <w:numId w:val="1031"/>
+          <w:numId w:val="1032"/>
         </w:numPr>
       </w:pPr>
       <w:r>
@@ -6402,7 +6460,7 @@
         <w:pStyle w:val="Compact"/>
         <w:numPr>
           <w:ilvl w:val="0"/>
-          <w:numId w:val="1031"/>
+          <w:numId w:val="1032"/>
         </w:numPr>
       </w:pPr>
       <w:r>
@@ -6427,7 +6485,7 @@
         <w:pStyle w:val="Compact"/>
         <w:numPr>
           <w:ilvl w:val="0"/>
-          <w:numId w:val="1031"/>
+          <w:numId w:val="1032"/>
         </w:numPr>
       </w:pPr>
       <w:r>
@@ -6452,7 +6510,7 @@
         <w:pStyle w:val="Compact"/>
         <w:numPr>
           <w:ilvl w:val="0"/>
-          <w:numId w:val="1031"/>
+          <w:numId w:val="1032"/>
         </w:numPr>
       </w:pPr>
       <w:r>
@@ -6477,7 +6535,7 @@
         <w:pStyle w:val="Compact"/>
         <w:numPr>
           <w:ilvl w:val="0"/>
-          <w:numId w:val="1031"/>
+          <w:numId w:val="1032"/>
         </w:numPr>
       </w:pPr>
       <w:r>
@@ -6502,7 +6560,7 @@
         <w:pStyle w:val="Compact"/>
         <w:numPr>
           <w:ilvl w:val="0"/>
-          <w:numId w:val="1031"/>
+          <w:numId w:val="1032"/>
         </w:numPr>
       </w:pPr>
       <w:r>
@@ -6527,7 +6585,7 @@
         <w:pStyle w:val="Compact"/>
         <w:numPr>
           <w:ilvl w:val="0"/>
-          <w:numId w:val="1031"/>
+          <w:numId w:val="1032"/>
         </w:numPr>
       </w:pPr>
       <w:r>
@@ -6552,7 +6610,7 @@
         <w:pStyle w:val="Compact"/>
         <w:numPr>
           <w:ilvl w:val="0"/>
-          <w:numId w:val="1031"/>
+          <w:numId w:val="1032"/>
         </w:numPr>
       </w:pPr>
       <w:r>
@@ -6577,7 +6635,7 @@
         <w:pStyle w:val="Compact"/>
         <w:numPr>
           <w:ilvl w:val="0"/>
-          <w:numId w:val="1031"/>
+          <w:numId w:val="1032"/>
         </w:numPr>
       </w:pPr>
       <w:r>
@@ -6602,7 +6660,7 @@
         <w:pStyle w:val="Compact"/>
         <w:numPr>
           <w:ilvl w:val="0"/>
-          <w:numId w:val="1031"/>
+          <w:numId w:val="1032"/>
         </w:numPr>
       </w:pPr>
       <w:r>
@@ -6627,7 +6685,7 @@
         <w:pStyle w:val="Compact"/>
         <w:numPr>
           <w:ilvl w:val="0"/>
-          <w:numId w:val="1031"/>
+          <w:numId w:val="1032"/>
         </w:numPr>
       </w:pPr>
       <w:r>
@@ -6652,7 +6710,7 @@
         <w:pStyle w:val="Compact"/>
         <w:numPr>
           <w:ilvl w:val="0"/>
-          <w:numId w:val="1031"/>
+          <w:numId w:val="1032"/>
         </w:numPr>
       </w:pPr>
       <w:r>
@@ -6677,7 +6735,7 @@
         <w:pStyle w:val="Compact"/>
         <w:numPr>
           <w:ilvl w:val="0"/>
-          <w:numId w:val="1031"/>
+          <w:numId w:val="1032"/>
         </w:numPr>
       </w:pPr>
       <w:r>
@@ -6702,7 +6760,7 @@
         <w:pStyle w:val="Compact"/>
         <w:numPr>
           <w:ilvl w:val="0"/>
-          <w:numId w:val="1031"/>
+          <w:numId w:val="1032"/>
         </w:numPr>
       </w:pPr>
       <w:r>
@@ -6730,7 +6788,7 @@
         <w:pStyle w:val="Compact"/>
         <w:numPr>
           <w:ilvl w:val="0"/>
-          <w:numId w:val="1031"/>
+          <w:numId w:val="1032"/>
         </w:numPr>
       </w:pPr>
       <w:r>
@@ -6755,7 +6813,7 @@
         <w:pStyle w:val="Compact"/>
         <w:numPr>
           <w:ilvl w:val="0"/>
-          <w:numId w:val="1031"/>
+          <w:numId w:val="1032"/>
         </w:numPr>
       </w:pPr>
       <w:r>
@@ -6780,7 +6838,7 @@
         <w:pStyle w:val="Compact"/>
         <w:numPr>
           <w:ilvl w:val="0"/>
-          <w:numId w:val="1031"/>
+          <w:numId w:val="1032"/>
         </w:numPr>
       </w:pPr>
       <w:r>
@@ -6805,7 +6863,7 @@
         <w:pStyle w:val="Compact"/>
         <w:numPr>
           <w:ilvl w:val="0"/>
-          <w:numId w:val="1031"/>
+          <w:numId w:val="1032"/>
         </w:numPr>
       </w:pPr>
       <w:r>
@@ -6830,7 +6888,7 @@
         <w:pStyle w:val="Compact"/>
         <w:numPr>
           <w:ilvl w:val="0"/>
-          <w:numId w:val="1031"/>
+          <w:numId w:val="1032"/>
         </w:numPr>
       </w:pPr>
       <w:r>
@@ -6855,7 +6913,7 @@
         <w:pStyle w:val="Compact"/>
         <w:numPr>
           <w:ilvl w:val="0"/>
-          <w:numId w:val="1031"/>
+          <w:numId w:val="1032"/>
         </w:numPr>
       </w:pPr>
       <w:r>
@@ -6880,7 +6938,7 @@
         <w:pStyle w:val="Compact"/>
         <w:numPr>
           <w:ilvl w:val="0"/>
-          <w:numId w:val="1031"/>
+          <w:numId w:val="1032"/>
         </w:numPr>
       </w:pPr>
       <w:r>
@@ -6905,7 +6963,7 @@
         <w:pStyle w:val="Compact"/>
         <w:numPr>
           <w:ilvl w:val="0"/>
-          <w:numId w:val="1031"/>
+          <w:numId w:val="1032"/>
         </w:numPr>
       </w:pPr>
       <w:r>
@@ -6930,7 +6988,7 @@
         <w:pStyle w:val="Compact"/>
         <w:numPr>
           <w:ilvl w:val="0"/>
-          <w:numId w:val="1031"/>
+          <w:numId w:val="1032"/>
         </w:numPr>
       </w:pPr>
       <w:r>
@@ -7480,6 +7538,9 @@
     <w:abstractNumId w:val="991"/>
   </w:num>
   <w:num w:numId="1031">
+    <w:abstractNumId w:val="991"/>
+  </w:num>
+  <w:num w:numId="1032">
     <w:abstractNumId w:val="991"/>
   </w:num>
 </w:numbering>

--- a/docs/Egxeiridio_Ekpaideutikoi.docx
+++ b/docs/Egxeiridio_Ekpaideutikoi.docx
@@ -768,6 +768,34 @@
       </w:r>
       <w:r>
         <w:t xml:space="preserve">: αφού οι ⭐ δεν ξεπερνούν τις θέσεις, όσοι από αυτούς δηλώσουν τον όμιλο χωρούν όλοι.</w:t>
+      </w:r>
+    </w:p>
+    <w:p>
+      <w:pPr>
+        <w:pStyle w:val="Compact"/>
+        <w:numPr>
+          <w:ilvl w:val="1"/>
+          <w:numId w:val="1003"/>
+        </w:numPr>
+      </w:pPr>
+      <w:r>
+        <w:t xml:space="preserve">Αν ο υπεύθυνος μειώσει αργότερα τις θέσεις κάτω από τους ⭐ σας, οι ⭐</w:t>
+      </w:r>
+      <w:r>
+        <w:t xml:space="preserve"> </w:t>
+      </w:r>
+      <w:r>
+        <w:rPr>
+          <w:b/>
+          <w:bCs/>
+        </w:rPr>
+        <w:t xml:space="preserve">μηδενίζονται</w:t>
+      </w:r>
+      <w:r>
+        <w:t xml:space="preserve"> </w:t>
+      </w:r>
+      <w:r>
+        <w:t xml:space="preserve">και η κάρτα του ομίλου γράφει μήνυμα μέχρι να ορίσετε ξανά τη λίστα και να την αποθηκεύσετε. Οι ⛔ μένουν. Αν η λίστα ήταν κλειστή, όσοι ήταν ⭐ γίνονται ○ (κλήρωση) και όλοι οι άλλοι ⛔.</w:t>
       </w:r>
     </w:p>
     <w:p>

--- a/docs/Egxeiridio_Ekpaideutikoi.docx
+++ b/docs/Egxeiridio_Ekpaideutikoi.docx
@@ -1034,10 +1034,10 @@
           <w:b/>
           <w:bCs/>
         </w:rPr>
-        <w:t xml:space="preserve">«Αναίρεση αλλαγών»</w:t>
-      </w:r>
-      <w:r>
-        <w:t xml:space="preserve">, που γυρίζει στην τελευταία αποθήκευση.</w:t>
+        <w:t xml:space="preserve">«Ακύρωση αλλαγών»</w:t>
+      </w:r>
+      <w:r>
+        <w:t xml:space="preserve">, που γυρίζει στην τελευταία αποθήκευση. Αν πατήσετε «Αποσύνδεση εκπαιδευτικού» ή κλείσετε τη σελίδα χωρίς αποθήκευση, η πλατφόρμα ρωτά πρώτα.</w:t>
       </w:r>
     </w:p>
     <w:p>

--- a/docs/Egxeiridio_Ekpaideutikoi.docx
+++ b/docs/Egxeiridio_Ekpaideutikoi.docx
@@ -425,7 +425,28 @@
         <w:pStyle w:val="FirstParagraph"/>
       </w:pPr>
       <w:r>
-        <w:t xml:space="preserve">Για κάθε όμιλό σας εμφανίζεται μια κάρτα με τις ημέρες, τις τάξεις και τις θέσεις του, και από κάτω οι μαθητές των τάξεων του ομίλου. Κάθε μαθητής έχει τρία κουμπιά:</w:t>
+        <w:t xml:space="preserve">Για κάθε όμιλό σας εμφανίζεται μια κάρτα με τις ημέρες, τις τάξεις και τις θέσεις του, και από κάτω οι μαθητές των τάξεων του ομίλου. Αν έχετε περισσότερους από έναν ομίλους, πάνω από την κάρτα υπάρχει μία</w:t>
+      </w:r>
+      <w:r>
+        <w:t xml:space="preserve"> </w:t>
+      </w:r>
+      <w:r>
+        <w:rPr>
+          <w:b/>
+          <w:bCs/>
+        </w:rPr>
+        <w:t xml:space="preserve">καρτέλα για κάθε όμιλο</w:t>
+      </w:r>
+      <w:r>
+        <w:t xml:space="preserve">: πατήστε το όνομα του ομίλου για να δείτε τη λίστα του. Όμιλος με αλλαγές που δεν έχετε αποθηκεύσει έχει « ●» στην καρτέλα του· οι αλλαγές δεν χάνονται όταν πηγαίνετε σε άλλη καρτέλα.</w:t>
+      </w:r>
+    </w:p>
+    <w:p>
+      <w:pPr>
+        <w:pStyle w:val="BodyText"/>
+      </w:pPr>
+      <w:r>
+        <w:t xml:space="preserve">Κάθε μαθητής έχει τρία κουμπιά:</w:t>
       </w:r>
     </w:p>
     <w:tbl>

--- a/docs/Egxeiridio_Ekpaideutikoi.docx
+++ b/docs/Egxeiridio_Ekpaideutikoi.docx
@@ -626,49 +626,81 @@
         </w:numPr>
       </w:pPr>
       <w:r>
-        <w:t xml:space="preserve">Οι</w:t>
-      </w:r>
-      <w:r>
-        <w:t xml:space="preserve"> </w:t>
-      </w:r>
-      <w:r>
-        <w:rPr>
-          <w:b/>
-          <w:bCs/>
-        </w:rPr>
-        <w:t xml:space="preserve">μετρητές</w:t>
-      </w:r>
-      <w:r>
-        <w:t xml:space="preserve"> </w:t>
-      </w:r>
-      <w:r>
-        <w:t xml:space="preserve">στη γραμμή</w:t>
-      </w:r>
-      <w:r>
-        <w:t xml:space="preserve"> </w:t>
-      </w:r>
-      <w:r>
-        <w:rPr>
-          <w:b/>
-          <w:bCs/>
-        </w:rPr>
-        <w:t xml:space="preserve">«Προβολή»</w:t>
-      </w:r>
-      <w:r>
-        <w:t xml:space="preserve"> </w:t>
-      </w:r>
-      <w:r>
-        <w:t xml:space="preserve">πάνω από τη λίστα (</w:t>
-      </w:r>
-      <w:r>
-        <w:rPr>
-          <w:b/>
-          <w:bCs/>
-        </w:rPr>
-        <w:t xml:space="preserve">Όλοι · ⭐ · ○ · ⛔</w:t>
-      </w:r>
-      <w:r>
-        <w:t xml:space="preserve">) δείχνουν πόσους έχετε σε κάθε κατάσταση. Πατώντας έναν βλέπετε μόνο αυτούς (π.χ. «⭐» για όσους έχετε ήδη επιλέξει)· ξαναπατώντας τον, βλέπετε πάλι όλους.</w:t>
+        <w:t xml:space="preserve">Η οθόνη έχει</w:t>
+      </w:r>
+      <w:r>
+        <w:t xml:space="preserve"> </w:t>
+      </w:r>
+      <w:r>
+        <w:rPr>
+          <w:b/>
+          <w:bCs/>
+        </w:rPr>
+        <w:t xml:space="preserve">δύο είδη κουμπιών</w:t>
+      </w:r>
+      <w:r>
+        <w:t xml:space="preserve">: τα</w:t>
+      </w:r>
+      <w:r>
+        <w:t xml:space="preserve"> </w:t>
+      </w:r>
+      <w:r>
+        <w:rPr>
+          <w:b/>
+          <w:bCs/>
+        </w:rPr>
+        <w:t xml:space="preserve">φίλτρα</w:t>
+      </w:r>
+      <w:r>
+        <w:t xml:space="preserve"> </w:t>
+      </w:r>
+      <w:r>
+        <w:t xml:space="preserve">(γκρι, με χωνί, στρογγυλά) αλλάζουν</w:t>
+      </w:r>
+      <w:r>
+        <w:t xml:space="preserve"> </w:t>
+      </w:r>
+      <w:r>
+        <w:rPr>
+          <w:b/>
+          <w:bCs/>
+        </w:rPr>
+        <w:t xml:space="preserve">μόνο ποιους βλέπετε</w:t>
+      </w:r>
+      <w:r>
+        <w:t xml:space="preserve">· οι</w:t>
+      </w:r>
+      <w:r>
+        <w:t xml:space="preserve"> </w:t>
+      </w:r>
+      <w:r>
+        <w:rPr>
+          <w:b/>
+          <w:bCs/>
+        </w:rPr>
+        <w:t xml:space="preserve">αλλαγές</w:t>
+      </w:r>
+      <w:r>
+        <w:t xml:space="preserve"> </w:t>
+      </w:r>
+      <w:r>
+        <w:t xml:space="preserve">(κίτρινο πλαίσιο με ✎, τετράγωνα κουμπιά)</w:t>
+      </w:r>
+      <w:r>
+        <w:t xml:space="preserve"> </w:t>
+      </w:r>
+      <w:r>
+        <w:rPr>
+          <w:b/>
+          <w:bCs/>
+        </w:rPr>
+        <w:t xml:space="preserve">αλλάζουν τη λίστα</w:t>
+      </w:r>
+      <w:r>
+        <w:t xml:space="preserve"> </w:t>
+      </w:r>
+      <w:r>
+        <w:t xml:space="preserve">και ισχύουν με «Αποθήκευση».</w:t>
       </w:r>
     </w:p>
     <w:p>
@@ -680,55 +712,49 @@
         </w:numPr>
       </w:pPr>
       <w:r>
-        <w:t xml:space="preserve">Για να βρείτε γρήγορα μαθητές:</w:t>
-      </w:r>
-      <w:r>
-        <w:t xml:space="preserve"> </w:t>
-      </w:r>
-      <w:r>
-        <w:rPr>
-          <w:b/>
-          <w:bCs/>
-        </w:rPr>
-        <w:t xml:space="preserve">αναζήτηση</w:t>
-      </w:r>
-      <w:r>
-        <w:t xml:space="preserve"> </w:t>
-      </w:r>
-      <w:r>
-        <w:t xml:space="preserve">με όνομα ή ΑΜ, φίλτρο</w:t>
-      </w:r>
-      <w:r>
-        <w:t xml:space="preserve"> </w:t>
-      </w:r>
-      <w:r>
-        <w:rPr>
-          <w:b/>
-          <w:bCs/>
-        </w:rPr>
-        <w:t xml:space="preserve">τάξης</w:t>
-      </w:r>
-      <w:r>
-        <w:t xml:space="preserve"> </w:t>
-      </w:r>
-      <w:r>
-        <w:t xml:space="preserve">και φίλτρο</w:t>
-      </w:r>
-      <w:r>
-        <w:t xml:space="preserve"> </w:t>
-      </w:r>
-      <w:r>
-        <w:rPr>
-          <w:b/>
-          <w:bCs/>
-        </w:rPr>
-        <w:t xml:space="preserve">τμήματος</w:t>
-      </w:r>
-      <w:r>
-        <w:t xml:space="preserve"> </w:t>
-      </w:r>
-      <w:r>
-        <w:t xml:space="preserve">(αν το σχολείο έχει ανεβάσει τα τμήματα).</w:t>
+        <w:t xml:space="preserve">Οι</w:t>
+      </w:r>
+      <w:r>
+        <w:t xml:space="preserve"> </w:t>
+      </w:r>
+      <w:r>
+        <w:rPr>
+          <w:b/>
+          <w:bCs/>
+        </w:rPr>
+        <w:t xml:space="preserve">μετρητές</w:t>
+      </w:r>
+      <w:r>
+        <w:t xml:space="preserve"> </w:t>
+      </w:r>
+      <w:r>
+        <w:t xml:space="preserve">στη γραμμή</w:t>
+      </w:r>
+      <w:r>
+        <w:t xml:space="preserve"> </w:t>
+      </w:r>
+      <w:r>
+        <w:rPr>
+          <w:b/>
+          <w:bCs/>
+        </w:rPr>
+        <w:t xml:space="preserve">«Προβολή»</w:t>
+      </w:r>
+      <w:r>
+        <w:t xml:space="preserve"> </w:t>
+      </w:r>
+      <w:r>
+        <w:t xml:space="preserve">πάνω από τη λίστα (</w:t>
+      </w:r>
+      <w:r>
+        <w:rPr>
+          <w:b/>
+          <w:bCs/>
+        </w:rPr>
+        <w:t xml:space="preserve">Όλοι · ⭐ · ○ · ⛔</w:t>
+      </w:r>
+      <w:r>
+        <w:t xml:space="preserve">) δείχνουν πόσους έχετε σε κάθε κατάσταση. Πατώντας έναν βλέπετε μόνο αυτούς (π.χ. «⭐» για όσους έχετε ήδη επιλέξει)· ξαναπατώντας τον, βλέπετε πάλι όλους.</w:t>
       </w:r>
     </w:p>
     <w:p>
@@ -740,30 +766,55 @@
         </w:numPr>
       </w:pPr>
       <w:r>
-        <w:rPr>
-          <w:b/>
-          <w:bCs/>
-        </w:rPr>
-        <w:t xml:space="preserve">Μαζική αλλαγή:</w:t>
-      </w:r>
-      <w:r>
-        <w:t xml:space="preserve"> </w:t>
-      </w:r>
-      <w:r>
-        <w:t xml:space="preserve">όταν τα φίλτρα δείχνουν μέρος των μαθητών, εμφανίζεται το πλαίσιο</w:t>
-      </w:r>
-      <w:r>
-        <w:t xml:space="preserve"> </w:t>
-      </w:r>
-      <w:r>
-        <w:rPr>
-          <w:b/>
-          <w:bCs/>
-        </w:rPr>
-        <w:t xml:space="preserve">«Μαζική αλλαγή: οι … μαθητές που βλέπετε τώρα γίνονται ⭐ / ○ / ⛔»</w:t>
-      </w:r>
-      <w:r>
-        <w:t xml:space="preserve">. Αλλάζει με ένα κλικ όλους όσους βλέπετε, π.χ. φίλτρο «Τμήμα Β2» → ⛔ σε όλο το τμήμα. Πριν αλλάξει κάτι, ρωτά.</w:t>
+        <w:t xml:space="preserve">Για να βρείτε γρήγορα μαθητές:</w:t>
+      </w:r>
+      <w:r>
+        <w:t xml:space="preserve"> </w:t>
+      </w:r>
+      <w:r>
+        <w:rPr>
+          <w:b/>
+          <w:bCs/>
+        </w:rPr>
+        <w:t xml:space="preserve">αναζήτηση</w:t>
+      </w:r>
+      <w:r>
+        <w:t xml:space="preserve"> </w:t>
+      </w:r>
+      <w:r>
+        <w:t xml:space="preserve">με όνομα ή ΑΜ, φίλτρο</w:t>
+      </w:r>
+      <w:r>
+        <w:t xml:space="preserve"> </w:t>
+      </w:r>
+      <w:r>
+        <w:rPr>
+          <w:b/>
+          <w:bCs/>
+        </w:rPr>
+        <w:t xml:space="preserve">τάξης</w:t>
+      </w:r>
+      <w:r>
+        <w:t xml:space="preserve"> </w:t>
+      </w:r>
+      <w:r>
+        <w:t xml:space="preserve">και φίλτρο</w:t>
+      </w:r>
+      <w:r>
+        <w:t xml:space="preserve"> </w:t>
+      </w:r>
+      <w:r>
+        <w:rPr>
+          <w:b/>
+          <w:bCs/>
+        </w:rPr>
+        <w:t xml:space="preserve">τμήματος</w:t>
+      </w:r>
+      <w:r>
+        <w:t xml:space="preserve"> </w:t>
+      </w:r>
+      <w:r>
+        <w:t xml:space="preserve">(αν το σχολείο έχει ανεβάσει τα τμήματα).</w:t>
       </w:r>
     </w:p>
     <w:p>
@@ -775,20 +826,30 @@
         </w:numPr>
       </w:pPr>
       <w:r>
-        <w:t xml:space="preserve">Η</w:t>
-      </w:r>
-      <w:r>
-        <w:t xml:space="preserve"> </w:t>
-      </w:r>
-      <w:r>
-        <w:rPr>
-          <w:b/>
-          <w:bCs/>
-        </w:rPr>
-        <w:t xml:space="preserve">σειρά δεν έχει σημασία</w:t>
-      </w:r>
-      <w:r>
-        <w:t xml:space="preserve">: αφού οι ⭐ δεν ξεπερνούν τις θέσεις, όσοι από αυτούς δηλώσουν τον όμιλο χωρούν όλοι.</w:t>
+        <w:rPr>
+          <w:b/>
+          <w:bCs/>
+        </w:rPr>
+        <w:t xml:space="preserve">Αλλαγή για όσους βλέπετε:</w:t>
+      </w:r>
+      <w:r>
+        <w:t xml:space="preserve"> </w:t>
+      </w:r>
+      <w:r>
+        <w:t xml:space="preserve">όταν τα φίλτρα δείχνουν μέρος των μαθητών, το κίτρινο πλαίσιο γράφει</w:t>
+      </w:r>
+      <w:r>
+        <w:t xml:space="preserve"> </w:t>
+      </w:r>
+      <w:r>
+        <w:rPr>
+          <w:b/>
+          <w:bCs/>
+        </w:rPr>
+        <w:t xml:space="preserve">«Αλλαγή μόνο για τους … μαθητές που βλέπετε τώρα»</w:t>
+      </w:r>
+      <w:r>
+        <w:t xml:space="preserve">, με τα κουμπιά ⭐ / ○ / ⛔. Αλλάζει με ένα κλικ όλους όσους βλέπετε, π.χ. φίλτρο «Τμήμα Β2» → ⛔ σε όλο το τμήμα. Πριν αλλάξει κάτι, ρωτά.</w:t>
       </w:r>
     </w:p>
     <w:p>
@@ -800,6 +861,31 @@
         </w:numPr>
       </w:pPr>
       <w:r>
+        <w:t xml:space="preserve">Η</w:t>
+      </w:r>
+      <w:r>
+        <w:t xml:space="preserve"> </w:t>
+      </w:r>
+      <w:r>
+        <w:rPr>
+          <w:b/>
+          <w:bCs/>
+        </w:rPr>
+        <w:t xml:space="preserve">σειρά δεν έχει σημασία</w:t>
+      </w:r>
+      <w:r>
+        <w:t xml:space="preserve">: αφού οι ⭐ δεν ξεπερνούν τις θέσεις, όσοι από αυτούς δηλώσουν τον όμιλο χωρούν όλοι.</w:t>
+      </w:r>
+    </w:p>
+    <w:p>
+      <w:pPr>
+        <w:pStyle w:val="Compact"/>
+        <w:numPr>
+          <w:ilvl w:val="1"/>
+          <w:numId w:val="1003"/>
+        </w:numPr>
+      </w:pPr>
+      <w:r>
         <w:t xml:space="preserve">Αν ο υπεύθυνος μειώσει αργότερα τις θέσεις κάτω από τους ⭐ σας, οι ⭐</w:t>
       </w:r>
       <w:r>
@@ -941,33 +1027,49 @@
         </w:numPr>
       </w:pPr>
       <w:r>
-        <w:t xml:space="preserve">Συντομεύσεις:</w:t>
-      </w:r>
-      <w:r>
-        <w:t xml:space="preserve"> </w:t>
-      </w:r>
-      <w:r>
-        <w:rPr>
-          <w:b/>
-          <w:bCs/>
-        </w:rPr>
-        <w:t xml:space="preserve">«Μόνο οι ⭐ — οι άλλοι ⛔»</w:t>
-      </w:r>
-      <w:r>
-        <w:t xml:space="preserve"> </w:t>
-      </w:r>
-      <w:r>
-        <w:t xml:space="preserve">κάνει τη λίστα κλειστή με ένα κλικ.</w:t>
-      </w:r>
-      <w:r>
-        <w:t xml:space="preserve"> </w:t>
-      </w:r>
-      <w:r>
-        <w:rPr>
-          <w:b/>
-          <w:bCs/>
-        </w:rPr>
-        <w:t xml:space="preserve">«Όλοι οι μη αποκλεισμένοι → ⭐»</w:t>
+        <w:t xml:space="preserve">Συντομεύσεις στο κίτρινο πλαίσιο</w:t>
+      </w:r>
+      <w:r>
+        <w:t xml:space="preserve"> </w:t>
+      </w:r>
+      <w:r>
+        <w:rPr>
+          <w:b/>
+          <w:bCs/>
+        </w:rPr>
+        <w:t xml:space="preserve">«Αλλαγή σε όλη τη λίστα»</w:t>
+      </w:r>
+      <w:r>
+        <w:t xml:space="preserve"> </w:t>
+      </w:r>
+      <w:r>
+        <w:t xml:space="preserve">(χωρίς φίλτρο):</w:t>
+      </w:r>
+      <w:r>
+        <w:t xml:space="preserve"> </w:t>
+      </w:r>
+      <w:r>
+        <w:rPr>
+          <w:b/>
+          <w:bCs/>
+        </w:rPr>
+        <w:t xml:space="preserve">«🔒 Κλειστή λίστα: μόνο οι ⭐»</w:t>
+      </w:r>
+      <w:r>
+        <w:t xml:space="preserve"> </w:t>
+      </w:r>
+      <w:r>
+        <w:t xml:space="preserve">κάνει τη λίστα κλειστή με ένα κλικ, αφού ρωτήσει. Εμφανίζεται και όταν βλέπετε μόνο τους ⭐ (μετρητής «⭐»), όχι όμως με αναζήτηση ή άλλο φίλτρο.</w:t>
+      </w:r>
+      <w:r>
+        <w:t xml:space="preserve"> </w:t>
+      </w:r>
+      <w:r>
+        <w:rPr>
+          <w:b/>
+          <w:bCs/>
+        </w:rPr>
+        <w:t xml:space="preserve">«⭐ σε όλους τους μη αποκλεισμένους»</w:t>
       </w:r>
       <w:r>
         <w:t xml:space="preserve"> </w:t>
@@ -983,7 +1085,7 @@
           <w:b/>
           <w:bCs/>
         </w:rPr>
-        <w:t xml:space="preserve">«Καθαρισμός: όλοι ○»</w:t>
+        <w:t xml:space="preserve">«○ Καθαρισμός: όλοι ουδέτεροι»</w:t>
       </w:r>
       <w:r>
         <w:t xml:space="preserve"> </w:t>
@@ -1045,7 +1147,7 @@
         <w:t xml:space="preserve"> </w:t>
       </w:r>
       <w:r>
-        <w:t xml:space="preserve">όμιλο ξεχωριστά. Η γραμμή με τον τύπο, τους μετρητές και το «Αποθήκευση» μένει στην οθόνη καθώς κυλάτε τη λίστα. Όσο δεν έχετε αποθηκεύσει, γράφει «Μη αποθηκευμένες αλλαγές» και εμφανίζεται το</w:t>
+        <w:t xml:space="preserve">όμιλο ξεχωριστά. Αν η λίστα γίνεται κλειστή ή βάλατε νέους ⛔, η πλατφόρμα ρωτά πρώτα, δείχνοντας πόσοι μαθητές δεν θα βλέπουν τον όμιλο. Η γραμμή με τον τύπο, τους μετρητές και το «Αποθήκευση» μένει στην οθόνη καθώς κυλάτε τη λίστα. Όσο δεν έχετε αποθηκεύσει, γράφει «Μη αποθηκευμένες αλλαγές» και εμφανίζεται το</w:t>
       </w:r>
       <w:r>
         <w:t xml:space="preserve"> </w:t>
@@ -1449,7 +1551,121 @@
         <w:pStyle w:val="FirstParagraph"/>
       </w:pPr>
       <w:r>
-        <w:t xml:space="preserve">Η πλατφόρμα δεν δείχνει τα αποτελέσματα στους εκπαιδευτικούς. Τη</w:t>
+        <w:t xml:space="preserve">Όταν ο υπεύθυνος</w:t>
+      </w:r>
+      <w:r>
+        <w:t xml:space="preserve"> </w:t>
+      </w:r>
+      <w:r>
+        <w:rPr>
+          <w:b/>
+          <w:bCs/>
+        </w:rPr>
+        <w:t xml:space="preserve">ανακοινώσει</w:t>
+      </w:r>
+      <w:r>
+        <w:t xml:space="preserve"> </w:t>
+      </w:r>
+      <w:r>
+        <w:t xml:space="preserve">την κατανομή, συνδεθείτε ξανά: στην κάρτα κάθε ομίλου σας εμφανίζεται</w:t>
+      </w:r>
+      <w:r>
+        <w:t xml:space="preserve"> </w:t>
+      </w:r>
+      <w:r>
+        <w:rPr>
+          <w:b/>
+          <w:bCs/>
+        </w:rPr>
+        <w:t xml:space="preserve">«Η κατανομή του ομίλου»</w:t>
+      </w:r>
+      <w:r>
+        <w:t xml:space="preserve">.</w:t>
+      </w:r>
+    </w:p>
+    <w:p>
+      <w:pPr>
+        <w:pStyle w:val="Compact"/>
+        <w:numPr>
+          <w:ilvl w:val="0"/>
+          <w:numId w:val="1007"/>
+        </w:numPr>
+      </w:pPr>
+      <w:r>
+        <w:t xml:space="preserve">Πόσοι τον ζήτησαν, για πόσες θέσεις, πόσοι μπήκαν και πόσοι δεν χώρεσαν.</w:t>
+      </w:r>
+    </w:p>
+    <w:p>
+      <w:pPr>
+        <w:pStyle w:val="Compact"/>
+        <w:numPr>
+          <w:ilvl w:val="0"/>
+          <w:numId w:val="1007"/>
+        </w:numPr>
+      </w:pPr>
+      <w:r>
+        <w:t xml:space="preserve">Ποιοι μαθητές μπήκαν και</w:t>
+      </w:r>
+      <w:r>
+        <w:t xml:space="preserve"> </w:t>
+      </w:r>
+      <w:r>
+        <w:rPr>
+          <w:b/>
+          <w:bCs/>
+        </w:rPr>
+        <w:t xml:space="preserve">πώς</w:t>
+      </w:r>
+      <w:r>
+        <w:t xml:space="preserve">: ⭐ από τη λίστα σας, τάξη με υποχρεωτική ένταξη, κλήρωση (με τον αριθμό κλήρωσης· μικρότερος προηγείται) ή «Υπήρχε θέση», όταν ο όμιλος δεν γέμισε.</w:t>
+      </w:r>
+    </w:p>
+    <w:p>
+      <w:pPr>
+        <w:pStyle w:val="Compact"/>
+        <w:numPr>
+          <w:ilvl w:val="0"/>
+          <w:numId w:val="1007"/>
+        </w:numPr>
+      </w:pPr>
+      <w:r>
+        <w:t xml:space="preserve">Για όσους</w:t>
+      </w:r>
+      <w:r>
+        <w:t xml:space="preserve"> </w:t>
+      </w:r>
+      <w:r>
+        <w:rPr>
+          <w:b/>
+          <w:bCs/>
+        </w:rPr>
+        <w:t xml:space="preserve">δεν</w:t>
+      </w:r>
+      <w:r>
+        <w:t xml:space="preserve"> </w:t>
+      </w:r>
+      <w:r>
+        <w:t xml:space="preserve">μπήκαν βλέπετε μόνο τον αριθμό τους. Οι δηλώσεις των γονέων (η σειρά των ομίλων τους) δεν εμφανίζονται.</w:t>
+      </w:r>
+    </w:p>
+    <w:p>
+      <w:pPr>
+        <w:pStyle w:val="Compact"/>
+        <w:numPr>
+          <w:ilvl w:val="0"/>
+          <w:numId w:val="1007"/>
+        </w:numPr>
+      </w:pPr>
+      <w:r>
+        <w:t xml:space="preserve">Η λίστα σας μένει κλειδωμένη, στο «Η λίστα σας (κλειδωμένη)» κάτω από τον πίνακα.</w:t>
+      </w:r>
+    </w:p>
+    <w:p>
+      <w:pPr>
+        <w:pStyle w:val="FirstParagraph"/>
+      </w:pPr>
+      <w:r>
+        <w:t xml:space="preserve">Τη</w:t>
       </w:r>
       <w:r>
         <w:t xml:space="preserve"> </w:t>
@@ -1465,7 +1681,7 @@
         <w:t xml:space="preserve"> </w:t>
       </w:r>
       <w:r>
-        <w:t xml:space="preserve">του ομίλου σας (ανά ημέρα) θα σας τη δώσει ο υπεύθυνος των ομίλων — η πλατφόρμα την εξάγει σε Excel.</w:t>
+        <w:t xml:space="preserve">ανά ημέρα, σε Excel, μπορεί επίσης να σας τη δώσει ο υπεύθυνος των ομίλων.</w:t>
       </w:r>
     </w:p>
     <w:p>
@@ -1511,7 +1727,7 @@
         <w:pStyle w:val="Compact"/>
         <w:numPr>
           <w:ilvl w:val="0"/>
-          <w:numId w:val="1007"/>
+          <w:numId w:val="1008"/>
         </w:numPr>
       </w:pPr>
       <w:r>
@@ -1539,7 +1755,7 @@
         <w:pStyle w:val="Compact"/>
         <w:numPr>
           <w:ilvl w:val="0"/>
-          <w:numId w:val="1007"/>
+          <w:numId w:val="1008"/>
         </w:numPr>
       </w:pPr>
       <w:r>
@@ -2091,7 +2307,7 @@
         <w:pStyle w:val="Compact"/>
         <w:numPr>
           <w:ilvl w:val="0"/>
-          <w:numId w:val="1008"/>
+          <w:numId w:val="1009"/>
         </w:numPr>
       </w:pPr>
       <w:r>
@@ -2119,7 +2335,7 @@
         <w:pStyle w:val="Compact"/>
         <w:numPr>
           <w:ilvl w:val="0"/>
-          <w:numId w:val="1008"/>
+          <w:numId w:val="1009"/>
         </w:numPr>
       </w:pPr>
       <w:r>
@@ -2147,7 +2363,7 @@
         <w:pStyle w:val="Compact"/>
         <w:numPr>
           <w:ilvl w:val="0"/>
-          <w:numId w:val="1008"/>
+          <w:numId w:val="1009"/>
         </w:numPr>
       </w:pPr>
       <w:r>
@@ -2288,7 +2504,7 @@
         <w:pStyle w:val="Compact"/>
         <w:numPr>
           <w:ilvl w:val="0"/>
-          <w:numId w:val="1009"/>
+          <w:numId w:val="1010"/>
         </w:numPr>
       </w:pPr>
       <w:r>
@@ -2310,7 +2526,7 @@
         <w:pStyle w:val="Compact"/>
         <w:numPr>
           <w:ilvl w:val="0"/>
-          <w:numId w:val="1009"/>
+          <w:numId w:val="1010"/>
         </w:numPr>
       </w:pPr>
       <w:r>
@@ -2332,7 +2548,7 @@
         <w:pStyle w:val="Compact"/>
         <w:numPr>
           <w:ilvl w:val="0"/>
-          <w:numId w:val="1009"/>
+          <w:numId w:val="1010"/>
         </w:numPr>
       </w:pPr>
       <w:r>
@@ -2712,7 +2928,7 @@
         <w:pStyle w:val="Compact"/>
         <w:numPr>
           <w:ilvl w:val="0"/>
-          <w:numId w:val="1010"/>
+          <w:numId w:val="1011"/>
         </w:numPr>
       </w:pPr>
       <w:r>
@@ -2734,7 +2950,7 @@
         <w:pStyle w:val="Compact"/>
         <w:numPr>
           <w:ilvl w:val="0"/>
-          <w:numId w:val="1010"/>
+          <w:numId w:val="1011"/>
         </w:numPr>
       </w:pPr>
       <w:r>
@@ -2756,7 +2972,7 @@
         <w:pStyle w:val="Compact"/>
         <w:numPr>
           <w:ilvl w:val="0"/>
-          <w:numId w:val="1010"/>
+          <w:numId w:val="1011"/>
         </w:numPr>
       </w:pPr>
       <w:r>
@@ -3280,7 +3496,7 @@
         <w:pStyle w:val="Compact"/>
         <w:numPr>
           <w:ilvl w:val="0"/>
-          <w:numId w:val="1011"/>
+          <w:numId w:val="1012"/>
         </w:numPr>
       </w:pPr>
       <w:r>
@@ -3305,7 +3521,7 @@
         <w:pStyle w:val="Compact"/>
         <w:numPr>
           <w:ilvl w:val="0"/>
-          <w:numId w:val="1011"/>
+          <w:numId w:val="1012"/>
         </w:numPr>
       </w:pPr>
       <w:r>
@@ -3348,7 +3564,7 @@
         <w:pStyle w:val="Compact"/>
         <w:numPr>
           <w:ilvl w:val="0"/>
-          <w:numId w:val="1012"/>
+          <w:numId w:val="1013"/>
         </w:numPr>
       </w:pPr>
       <w:r>
@@ -3383,7 +3599,7 @@
         <w:pStyle w:val="Compact"/>
         <w:numPr>
           <w:ilvl w:val="0"/>
-          <w:numId w:val="1012"/>
+          <w:numId w:val="1013"/>
         </w:numPr>
       </w:pPr>
       <w:r>
@@ -3426,7 +3642,7 @@
         <w:pStyle w:val="Compact"/>
         <w:numPr>
           <w:ilvl w:val="0"/>
-          <w:numId w:val="1013"/>
+          <w:numId w:val="1014"/>
         </w:numPr>
       </w:pPr>
       <w:r>
@@ -3466,7 +3682,7 @@
         <w:pStyle w:val="Compact"/>
         <w:numPr>
           <w:ilvl w:val="0"/>
-          <w:numId w:val="1014"/>
+          <w:numId w:val="1015"/>
         </w:numPr>
       </w:pPr>
       <w:r>
@@ -3503,7 +3719,7 @@
         <w:pStyle w:val="Compact"/>
         <w:numPr>
           <w:ilvl w:val="0"/>
-          <w:numId w:val="1015"/>
+          <w:numId w:val="1016"/>
         </w:numPr>
       </w:pPr>
       <w:r>
@@ -3773,7 +3989,7 @@
         <w:pStyle w:val="Compact"/>
         <w:numPr>
           <w:ilvl w:val="0"/>
-          <w:numId w:val="1016"/>
+          <w:numId w:val="1017"/>
         </w:numPr>
       </w:pPr>
       <w:r>
@@ -3811,7 +4027,7 @@
         <w:pStyle w:val="Compact"/>
         <w:numPr>
           <w:ilvl w:val="0"/>
-          <w:numId w:val="1016"/>
+          <w:numId w:val="1017"/>
         </w:numPr>
       </w:pPr>
       <w:r>
@@ -3833,7 +4049,7 @@
         <w:pStyle w:val="Compact"/>
         <w:numPr>
           <w:ilvl w:val="0"/>
-          <w:numId w:val="1016"/>
+          <w:numId w:val="1017"/>
         </w:numPr>
       </w:pPr>
       <w:r>
@@ -3855,7 +4071,7 @@
         <w:pStyle w:val="Compact"/>
         <w:numPr>
           <w:ilvl w:val="0"/>
-          <w:numId w:val="1016"/>
+          <w:numId w:val="1017"/>
         </w:numPr>
       </w:pPr>
       <w:r>
@@ -3877,7 +4093,7 @@
         <w:pStyle w:val="Compact"/>
         <w:numPr>
           <w:ilvl w:val="0"/>
-          <w:numId w:val="1016"/>
+          <w:numId w:val="1017"/>
         </w:numPr>
       </w:pPr>
       <w:r>
@@ -3909,7 +4125,7 @@
         <w:pStyle w:val="Compact"/>
         <w:numPr>
           <w:ilvl w:val="0"/>
-          <w:numId w:val="1017"/>
+          <w:numId w:val="1018"/>
         </w:numPr>
       </w:pPr>
       <w:r>
@@ -3934,7 +4150,7 @@
         <w:pStyle w:val="Compact"/>
         <w:numPr>
           <w:ilvl w:val="0"/>
-          <w:numId w:val="1017"/>
+          <w:numId w:val="1018"/>
         </w:numPr>
       </w:pPr>
       <w:r>
@@ -3993,7 +4209,7 @@
         <w:pStyle w:val="Compact"/>
         <w:numPr>
           <w:ilvl w:val="0"/>
-          <w:numId w:val="1018"/>
+          <w:numId w:val="1019"/>
         </w:numPr>
       </w:pPr>
       <w:r>
@@ -4021,7 +4237,7 @@
         <w:pStyle w:val="Compact"/>
         <w:numPr>
           <w:ilvl w:val="0"/>
-          <w:numId w:val="1018"/>
+          <w:numId w:val="1019"/>
         </w:numPr>
       </w:pPr>
       <w:r>
@@ -4033,7 +4249,7 @@
         <w:pStyle w:val="Compact"/>
         <w:numPr>
           <w:ilvl w:val="0"/>
-          <w:numId w:val="1018"/>
+          <w:numId w:val="1019"/>
         </w:numPr>
       </w:pPr>
       <w:r>
@@ -4121,7 +4337,7 @@
         <w:pStyle w:val="Compact"/>
         <w:numPr>
           <w:ilvl w:val="0"/>
-          <w:numId w:val="1019"/>
+          <w:numId w:val="1020"/>
         </w:numPr>
       </w:pPr>
       <w:r>
@@ -4149,7 +4365,7 @@
         <w:pStyle w:val="Compact"/>
         <w:numPr>
           <w:ilvl w:val="0"/>
-          <w:numId w:val="1019"/>
+          <w:numId w:val="1020"/>
         </w:numPr>
       </w:pPr>
       <w:r>
@@ -4177,7 +4393,7 @@
         <w:pStyle w:val="Compact"/>
         <w:numPr>
           <w:ilvl w:val="0"/>
-          <w:numId w:val="1019"/>
+          <w:numId w:val="1020"/>
         </w:numPr>
       </w:pPr>
       <w:r>
@@ -4207,7 +4423,7 @@
         <w:pStyle w:val="Compact"/>
         <w:numPr>
           <w:ilvl w:val="0"/>
-          <w:numId w:val="1020"/>
+          <w:numId w:val="1021"/>
         </w:numPr>
       </w:pPr>
       <w:r>
@@ -4248,7 +4464,7 @@
         <w:pStyle w:val="Compact"/>
         <w:numPr>
           <w:ilvl w:val="0"/>
-          <w:numId w:val="1020"/>
+          <w:numId w:val="1021"/>
         </w:numPr>
       </w:pPr>
       <w:r>
@@ -4260,7 +4476,7 @@
         <w:pStyle w:val="Compact"/>
         <w:numPr>
           <w:ilvl w:val="0"/>
-          <w:numId w:val="1020"/>
+          <w:numId w:val="1021"/>
         </w:numPr>
       </w:pPr>
       <w:r>
@@ -4272,7 +4488,7 @@
         <w:pStyle w:val="Compact"/>
         <w:numPr>
           <w:ilvl w:val="0"/>
-          <w:numId w:val="1020"/>
+          <w:numId w:val="1021"/>
         </w:numPr>
       </w:pPr>
       <w:r>
@@ -4335,7 +4551,7 @@
         <w:pStyle w:val="Compact"/>
         <w:numPr>
           <w:ilvl w:val="0"/>
-          <w:numId w:val="1021"/>
+          <w:numId w:val="1022"/>
         </w:numPr>
       </w:pPr>
       <w:r>
@@ -4360,7 +4576,7 @@
         <w:pStyle w:val="Compact"/>
         <w:numPr>
           <w:ilvl w:val="0"/>
-          <w:numId w:val="1021"/>
+          <w:numId w:val="1022"/>
         </w:numPr>
       </w:pPr>
       <w:r>
@@ -4655,7 +4871,7 @@
         <w:pStyle w:val="Compact"/>
         <w:numPr>
           <w:ilvl w:val="0"/>
-          <w:numId w:val="1022"/>
+          <w:numId w:val="1023"/>
         </w:numPr>
       </w:pPr>
       <w:r>
@@ -4703,7 +4919,7 @@
         <w:pStyle w:val="Compact"/>
         <w:numPr>
           <w:ilvl w:val="0"/>
-          <w:numId w:val="1022"/>
+          <w:numId w:val="1023"/>
         </w:numPr>
       </w:pPr>
       <w:r>
@@ -4731,7 +4947,7 @@
         <w:pStyle w:val="Compact"/>
         <w:numPr>
           <w:ilvl w:val="0"/>
-          <w:numId w:val="1022"/>
+          <w:numId w:val="1023"/>
         </w:numPr>
       </w:pPr>
       <w:r>
@@ -4759,7 +4975,7 @@
         <w:pStyle w:val="Compact"/>
         <w:numPr>
           <w:ilvl w:val="0"/>
-          <w:numId w:val="1022"/>
+          <w:numId w:val="1023"/>
         </w:numPr>
       </w:pPr>
       <w:r>
@@ -4814,7 +5030,7 @@
         <w:pStyle w:val="Compact"/>
         <w:numPr>
           <w:ilvl w:val="0"/>
-          <w:numId w:val="1023"/>
+          <w:numId w:val="1024"/>
         </w:numPr>
       </w:pPr>
       <w:r>
@@ -4836,7 +5052,7 @@
         <w:pStyle w:val="Compact"/>
         <w:numPr>
           <w:ilvl w:val="0"/>
-          <w:numId w:val="1023"/>
+          <w:numId w:val="1024"/>
         </w:numPr>
       </w:pPr>
       <w:r>
@@ -4858,7 +5074,7 @@
         <w:pStyle w:val="Compact"/>
         <w:numPr>
           <w:ilvl w:val="0"/>
-          <w:numId w:val="1023"/>
+          <w:numId w:val="1024"/>
         </w:numPr>
       </w:pPr>
       <w:r>
@@ -4975,7 +5191,7 @@
         <w:pStyle w:val="Compact"/>
         <w:numPr>
           <w:ilvl w:val="0"/>
-          <w:numId w:val="1024"/>
+          <w:numId w:val="1025"/>
         </w:numPr>
       </w:pPr>
       <w:r>
@@ -5013,7 +5229,7 @@
         <w:pStyle w:val="Compact"/>
         <w:numPr>
           <w:ilvl w:val="0"/>
-          <w:numId w:val="1024"/>
+          <w:numId w:val="1025"/>
         </w:numPr>
       </w:pPr>
       <w:r>
@@ -5051,7 +5267,7 @@
         <w:pStyle w:val="Compact"/>
         <w:numPr>
           <w:ilvl w:val="0"/>
-          <w:numId w:val="1024"/>
+          <w:numId w:val="1025"/>
         </w:numPr>
       </w:pPr>
       <w:r>
@@ -5071,7 +5287,7 @@
         <w:pStyle w:val="Compact"/>
         <w:numPr>
           <w:ilvl w:val="0"/>
-          <w:numId w:val="1025"/>
+          <w:numId w:val="1026"/>
         </w:numPr>
       </w:pPr>
       <w:r>
@@ -5093,7 +5309,7 @@
         <w:pStyle w:val="Compact"/>
         <w:numPr>
           <w:ilvl w:val="0"/>
-          <w:numId w:val="1025"/>
+          <w:numId w:val="1026"/>
         </w:numPr>
       </w:pPr>
       <w:r>
@@ -5131,7 +5347,7 @@
         <w:pStyle w:val="Compact"/>
         <w:numPr>
           <w:ilvl w:val="0"/>
-          <w:numId w:val="1025"/>
+          <w:numId w:val="1026"/>
         </w:numPr>
       </w:pPr>
       <w:r>
@@ -5153,7 +5369,7 @@
         <w:pStyle w:val="Compact"/>
         <w:numPr>
           <w:ilvl w:val="0"/>
-          <w:numId w:val="1025"/>
+          <w:numId w:val="1026"/>
         </w:numPr>
       </w:pPr>
       <w:r>
@@ -5175,7 +5391,7 @@
         <w:pStyle w:val="Compact"/>
         <w:numPr>
           <w:ilvl w:val="0"/>
-          <w:numId w:val="1025"/>
+          <w:numId w:val="1026"/>
         </w:numPr>
       </w:pPr>
       <w:r>
@@ -5597,7 +5813,7 @@
         <w:pStyle w:val="Compact"/>
         <w:numPr>
           <w:ilvl w:val="0"/>
-          <w:numId w:val="1026"/>
+          <w:numId w:val="1027"/>
         </w:numPr>
       </w:pPr>
       <w:r>
@@ -5625,7 +5841,7 @@
         <w:pStyle w:val="Compact"/>
         <w:numPr>
           <w:ilvl w:val="0"/>
-          <w:numId w:val="1026"/>
+          <w:numId w:val="1027"/>
         </w:numPr>
       </w:pPr>
       <w:r>
@@ -5650,7 +5866,7 @@
         <w:pStyle w:val="Compact"/>
         <w:numPr>
           <w:ilvl w:val="0"/>
-          <w:numId w:val="1026"/>
+          <w:numId w:val="1027"/>
         </w:numPr>
       </w:pPr>
       <w:r>
@@ -5856,7 +6072,7 @@
         <w:pStyle w:val="Compact"/>
         <w:numPr>
           <w:ilvl w:val="0"/>
-          <w:numId w:val="1027"/>
+          <w:numId w:val="1028"/>
         </w:numPr>
       </w:pPr>
       <w:r>
@@ -5878,7 +6094,7 @@
         <w:pStyle w:val="Compact"/>
         <w:numPr>
           <w:ilvl w:val="0"/>
-          <w:numId w:val="1027"/>
+          <w:numId w:val="1028"/>
         </w:numPr>
       </w:pPr>
       <w:r>
@@ -5903,7 +6119,7 @@
         <w:pStyle w:val="Compact"/>
         <w:numPr>
           <w:ilvl w:val="0"/>
-          <w:numId w:val="1027"/>
+          <w:numId w:val="1028"/>
         </w:numPr>
       </w:pPr>
       <w:r>
@@ -5954,7 +6170,7 @@
         <w:pStyle w:val="Compact"/>
         <w:numPr>
           <w:ilvl w:val="0"/>
-          <w:numId w:val="1027"/>
+          <w:numId w:val="1028"/>
         </w:numPr>
       </w:pPr>
       <w:r>
@@ -6060,7 +6276,7 @@
         <w:pStyle w:val="Compact"/>
         <w:numPr>
           <w:ilvl w:val="0"/>
-          <w:numId w:val="1028"/>
+          <w:numId w:val="1029"/>
         </w:numPr>
       </w:pPr>
       <w:r>
@@ -6072,7 +6288,7 @@
         <w:pStyle w:val="Compact"/>
         <w:numPr>
           <w:ilvl w:val="0"/>
-          <w:numId w:val="1028"/>
+          <w:numId w:val="1029"/>
         </w:numPr>
       </w:pPr>
       <w:r>
@@ -6100,7 +6316,7 @@
         <w:pStyle w:val="Compact"/>
         <w:numPr>
           <w:ilvl w:val="0"/>
-          <w:numId w:val="1028"/>
+          <w:numId w:val="1029"/>
         </w:numPr>
       </w:pPr>
       <w:r>
@@ -6112,7 +6328,7 @@
         <w:pStyle w:val="Compact"/>
         <w:numPr>
           <w:ilvl w:val="0"/>
-          <w:numId w:val="1028"/>
+          <w:numId w:val="1029"/>
         </w:numPr>
       </w:pPr>
       <w:r>
@@ -6124,7 +6340,7 @@
         <w:pStyle w:val="Compact"/>
         <w:numPr>
           <w:ilvl w:val="0"/>
-          <w:numId w:val="1028"/>
+          <w:numId w:val="1029"/>
         </w:numPr>
       </w:pPr>
       <w:r>
@@ -6154,7 +6370,7 @@
         <w:pStyle w:val="Compact"/>
         <w:numPr>
           <w:ilvl w:val="0"/>
-          <w:numId w:val="1029"/>
+          <w:numId w:val="1030"/>
         </w:numPr>
       </w:pPr>
       <w:r>
@@ -6182,7 +6398,7 @@
         <w:pStyle w:val="Compact"/>
         <w:numPr>
           <w:ilvl w:val="0"/>
-          <w:numId w:val="1029"/>
+          <w:numId w:val="1030"/>
         </w:numPr>
       </w:pPr>
       <w:r>
@@ -6210,7 +6426,7 @@
         <w:pStyle w:val="Compact"/>
         <w:numPr>
           <w:ilvl w:val="0"/>
-          <w:numId w:val="1029"/>
+          <w:numId w:val="1030"/>
         </w:numPr>
       </w:pPr>
       <w:r>
@@ -6252,7 +6468,7 @@
         <w:pStyle w:val="Compact"/>
         <w:numPr>
           <w:ilvl w:val="0"/>
-          <w:numId w:val="1030"/>
+          <w:numId w:val="1031"/>
         </w:numPr>
       </w:pPr>
       <w:r>
@@ -6274,7 +6490,7 @@
         <w:pStyle w:val="Compact"/>
         <w:numPr>
           <w:ilvl w:val="0"/>
-          <w:numId w:val="1030"/>
+          <w:numId w:val="1031"/>
         </w:numPr>
       </w:pPr>
       <w:r>
@@ -6296,81 +6512,81 @@
         <w:pStyle w:val="Compact"/>
         <w:numPr>
           <w:ilvl w:val="1"/>
+          <w:numId w:val="1032"/>
+        </w:numPr>
+      </w:pPr>
+      <w:r>
+        <w:t xml:space="preserve">για κάθε όμιλο, η «βάση» (ο τελευταίος που μπήκε) έχει καλύτερη προτεραιότητα από τον πρώτο που έμεινε έξω·</w:t>
+      </w:r>
+    </w:p>
+    <w:p>
+      <w:pPr>
+        <w:pStyle w:val="Compact"/>
+        <w:numPr>
+          <w:ilvl w:val="1"/>
+          <w:numId w:val="1032"/>
+        </w:numPr>
+      </w:pPr>
+      <w:r>
+        <w:t xml:space="preserve">για κάθε μαθητή, κάθε όμιλος που έβαλε πιο ψηλά από αυτόν που πήρε ήταν γεμάτος με μαθητές καλύτερης προτεραιότητας.</w:t>
+      </w:r>
+    </w:p>
+    <w:p>
+      <w:pPr>
+        <w:pStyle w:val="Compact"/>
+        <w:numPr>
+          <w:ilvl w:val="1"/>
+          <w:numId w:val="1032"/>
+        </w:numPr>
+      </w:pPr>
+      <w:r>
+        <w:t xml:space="preserve">Το αρχείο δείχνει και τους γύρους, ανά όμιλο και ανά μαθητή, για όποιον θέλει να ξαναπαίξει την κατανομή με χαρτί και μολύβι. Οι ίδιοι έλεγχοι γίνονται και αυτόματα, ανεξάρτητα από τον κώδικα της κατανομής.</w:t>
+      </w:r>
+    </w:p>
+    <w:p>
+      <w:pPr>
+        <w:pStyle w:val="Compact"/>
+        <w:numPr>
+          <w:ilvl w:val="0"/>
           <w:numId w:val="1031"/>
         </w:numPr>
       </w:pPr>
       <w:r>
-        <w:t xml:space="preserve">για κάθε όμιλο, η «βάση» (ο τελευταίος που μπήκε) έχει καλύτερη προτεραιότητα από τον πρώτο που έμεινε έξω·</w:t>
-      </w:r>
-    </w:p>
-    <w:p>
-      <w:pPr>
-        <w:pStyle w:val="Compact"/>
-        <w:numPr>
-          <w:ilvl w:val="1"/>
+        <w:rPr>
+          <w:b/>
+          <w:bCs/>
+        </w:rPr>
+        <w:t xml:space="preserve">Ανεξάρτητη υλοποίηση:</w:t>
+      </w:r>
+      <w:r>
+        <w:t xml:space="preserve"> </w:t>
+      </w:r>
+      <w:r>
+        <w:t xml:space="preserve">ο ίδιος αλγόριθμος υπάρχει σε JavaScript (πλατφόρμα) και σε R (offline). Σε κάθε αλλαγή του κώδικα οι δύο υλοποιήσεις τρέχουν σε τυχαία σενάρια και πρέπει να δίνουν</w:t>
+      </w:r>
+      <w:r>
+        <w:t xml:space="preserve"> </w:t>
+      </w:r>
+      <w:r>
+        <w:rPr>
+          <w:b/>
+          <w:bCs/>
+        </w:rPr>
+        <w:t xml:space="preserve">ταυτόσημα</w:t>
+      </w:r>
+      <w:r>
+        <w:t xml:space="preserve"> </w:t>
+      </w:r>
+      <w:r>
+        <w:t xml:space="preserve">αποτελέσματα και ταυτόσημη κλήρωση.</w:t>
+      </w:r>
+    </w:p>
+    <w:p>
+      <w:pPr>
+        <w:pStyle w:val="Compact"/>
+        <w:numPr>
+          <w:ilvl w:val="0"/>
           <w:numId w:val="1031"/>
-        </w:numPr>
-      </w:pPr>
-      <w:r>
-        <w:t xml:space="preserve">για κάθε μαθητή, κάθε όμιλος που έβαλε πιο ψηλά από αυτόν που πήρε ήταν γεμάτος με μαθητές καλύτερης προτεραιότητας.</w:t>
-      </w:r>
-    </w:p>
-    <w:p>
-      <w:pPr>
-        <w:pStyle w:val="Compact"/>
-        <w:numPr>
-          <w:ilvl w:val="1"/>
-          <w:numId w:val="1031"/>
-        </w:numPr>
-      </w:pPr>
-      <w:r>
-        <w:t xml:space="preserve">Το αρχείο δείχνει και τους γύρους, ανά όμιλο και ανά μαθητή, για όποιον θέλει να ξαναπαίξει την κατανομή με χαρτί και μολύβι. Οι ίδιοι έλεγχοι γίνονται και αυτόματα, ανεξάρτητα από τον κώδικα της κατανομής.</w:t>
-      </w:r>
-    </w:p>
-    <w:p>
-      <w:pPr>
-        <w:pStyle w:val="Compact"/>
-        <w:numPr>
-          <w:ilvl w:val="0"/>
-          <w:numId w:val="1030"/>
-        </w:numPr>
-      </w:pPr>
-      <w:r>
-        <w:rPr>
-          <w:b/>
-          <w:bCs/>
-        </w:rPr>
-        <w:t xml:space="preserve">Ανεξάρτητη υλοποίηση:</w:t>
-      </w:r>
-      <w:r>
-        <w:t xml:space="preserve"> </w:t>
-      </w:r>
-      <w:r>
-        <w:t xml:space="preserve">ο ίδιος αλγόριθμος υπάρχει σε JavaScript (πλατφόρμα) και σε R (offline). Σε κάθε αλλαγή του κώδικα οι δύο υλοποιήσεις τρέχουν σε τυχαία σενάρια και πρέπει να δίνουν</w:t>
-      </w:r>
-      <w:r>
-        <w:t xml:space="preserve"> </w:t>
-      </w:r>
-      <w:r>
-        <w:rPr>
-          <w:b/>
-          <w:bCs/>
-        </w:rPr>
-        <w:t xml:space="preserve">ταυτόσημα</w:t>
-      </w:r>
-      <w:r>
-        <w:t xml:space="preserve"> </w:t>
-      </w:r>
-      <w:r>
-        <w:t xml:space="preserve">αποτελέσματα και ταυτόσημη κλήρωση.</w:t>
-      </w:r>
-    </w:p>
-    <w:p>
-      <w:pPr>
-        <w:pStyle w:val="Compact"/>
-        <w:numPr>
-          <w:ilvl w:val="0"/>
-          <w:numId w:val="1030"/>
         </w:numPr>
       </w:pPr>
       <w:r>
@@ -6409,7 +6625,7 @@
         <w:pStyle w:val="Compact"/>
         <w:numPr>
           <w:ilvl w:val="0"/>
-          <w:numId w:val="1032"/>
+          <w:numId w:val="1033"/>
         </w:numPr>
       </w:pPr>
       <w:r>
@@ -6434,7 +6650,7 @@
         <w:pStyle w:val="Compact"/>
         <w:numPr>
           <w:ilvl w:val="0"/>
-          <w:numId w:val="1032"/>
+          <w:numId w:val="1033"/>
         </w:numPr>
       </w:pPr>
       <w:r>
@@ -6459,7 +6675,7 @@
         <w:pStyle w:val="Compact"/>
         <w:numPr>
           <w:ilvl w:val="0"/>
-          <w:numId w:val="1032"/>
+          <w:numId w:val="1033"/>
         </w:numPr>
       </w:pPr>
       <w:r>
@@ -6484,7 +6700,7 @@
         <w:pStyle w:val="Compact"/>
         <w:numPr>
           <w:ilvl w:val="0"/>
-          <w:numId w:val="1032"/>
+          <w:numId w:val="1033"/>
         </w:numPr>
       </w:pPr>
       <w:r>
@@ -6509,7 +6725,7 @@
         <w:pStyle w:val="Compact"/>
         <w:numPr>
           <w:ilvl w:val="0"/>
-          <w:numId w:val="1032"/>
+          <w:numId w:val="1033"/>
         </w:numPr>
       </w:pPr>
       <w:r>
@@ -6534,7 +6750,7 @@
         <w:pStyle w:val="Compact"/>
         <w:numPr>
           <w:ilvl w:val="0"/>
-          <w:numId w:val="1032"/>
+          <w:numId w:val="1033"/>
         </w:numPr>
       </w:pPr>
       <w:r>
@@ -6559,7 +6775,7 @@
         <w:pStyle w:val="Compact"/>
         <w:numPr>
           <w:ilvl w:val="0"/>
-          <w:numId w:val="1032"/>
+          <w:numId w:val="1033"/>
         </w:numPr>
       </w:pPr>
       <w:r>
@@ -6584,7 +6800,7 @@
         <w:pStyle w:val="Compact"/>
         <w:numPr>
           <w:ilvl w:val="0"/>
-          <w:numId w:val="1032"/>
+          <w:numId w:val="1033"/>
         </w:numPr>
       </w:pPr>
       <w:r>
@@ -6609,7 +6825,7 @@
         <w:pStyle w:val="Compact"/>
         <w:numPr>
           <w:ilvl w:val="0"/>
-          <w:numId w:val="1032"/>
+          <w:numId w:val="1033"/>
         </w:numPr>
       </w:pPr>
       <w:r>
@@ -6634,7 +6850,7 @@
         <w:pStyle w:val="Compact"/>
         <w:numPr>
           <w:ilvl w:val="0"/>
-          <w:numId w:val="1032"/>
+          <w:numId w:val="1033"/>
         </w:numPr>
       </w:pPr>
       <w:r>
@@ -6659,7 +6875,7 @@
         <w:pStyle w:val="Compact"/>
         <w:numPr>
           <w:ilvl w:val="0"/>
-          <w:numId w:val="1032"/>
+          <w:numId w:val="1033"/>
         </w:numPr>
       </w:pPr>
       <w:r>
@@ -6684,7 +6900,7 @@
         <w:pStyle w:val="Compact"/>
         <w:numPr>
           <w:ilvl w:val="0"/>
-          <w:numId w:val="1032"/>
+          <w:numId w:val="1033"/>
         </w:numPr>
       </w:pPr>
       <w:r>
@@ -6709,7 +6925,7 @@
         <w:pStyle w:val="Compact"/>
         <w:numPr>
           <w:ilvl w:val="0"/>
-          <w:numId w:val="1032"/>
+          <w:numId w:val="1033"/>
         </w:numPr>
       </w:pPr>
       <w:r>
@@ -6734,7 +6950,7 @@
         <w:pStyle w:val="Compact"/>
         <w:numPr>
           <w:ilvl w:val="0"/>
-          <w:numId w:val="1032"/>
+          <w:numId w:val="1033"/>
         </w:numPr>
       </w:pPr>
       <w:r>
@@ -6759,7 +6975,7 @@
         <w:pStyle w:val="Compact"/>
         <w:numPr>
           <w:ilvl w:val="0"/>
-          <w:numId w:val="1032"/>
+          <w:numId w:val="1033"/>
         </w:numPr>
       </w:pPr>
       <w:r>
@@ -6784,7 +7000,7 @@
         <w:pStyle w:val="Compact"/>
         <w:numPr>
           <w:ilvl w:val="0"/>
-          <w:numId w:val="1032"/>
+          <w:numId w:val="1033"/>
         </w:numPr>
       </w:pPr>
       <w:r>
@@ -6809,7 +7025,7 @@
         <w:pStyle w:val="Compact"/>
         <w:numPr>
           <w:ilvl w:val="0"/>
-          <w:numId w:val="1032"/>
+          <w:numId w:val="1033"/>
         </w:numPr>
       </w:pPr>
       <w:r>
@@ -6837,7 +7053,7 @@
         <w:pStyle w:val="Compact"/>
         <w:numPr>
           <w:ilvl w:val="0"/>
-          <w:numId w:val="1032"/>
+          <w:numId w:val="1033"/>
         </w:numPr>
       </w:pPr>
       <w:r>
@@ -6862,7 +7078,7 @@
         <w:pStyle w:val="Compact"/>
         <w:numPr>
           <w:ilvl w:val="0"/>
-          <w:numId w:val="1032"/>
+          <w:numId w:val="1033"/>
         </w:numPr>
       </w:pPr>
       <w:r>
@@ -6887,7 +7103,7 @@
         <w:pStyle w:val="Compact"/>
         <w:numPr>
           <w:ilvl w:val="0"/>
-          <w:numId w:val="1032"/>
+          <w:numId w:val="1033"/>
         </w:numPr>
       </w:pPr>
       <w:r>
@@ -6912,7 +7128,7 @@
         <w:pStyle w:val="Compact"/>
         <w:numPr>
           <w:ilvl w:val="0"/>
-          <w:numId w:val="1032"/>
+          <w:numId w:val="1033"/>
         </w:numPr>
       </w:pPr>
       <w:r>
@@ -6937,7 +7153,7 @@
         <w:pStyle w:val="Compact"/>
         <w:numPr>
           <w:ilvl w:val="0"/>
-          <w:numId w:val="1032"/>
+          <w:numId w:val="1033"/>
         </w:numPr>
       </w:pPr>
       <w:r>
@@ -6962,7 +7178,7 @@
         <w:pStyle w:val="Compact"/>
         <w:numPr>
           <w:ilvl w:val="0"/>
-          <w:numId w:val="1032"/>
+          <w:numId w:val="1033"/>
         </w:numPr>
       </w:pPr>
       <w:r>
@@ -6987,7 +7203,7 @@
         <w:pStyle w:val="Compact"/>
         <w:numPr>
           <w:ilvl w:val="0"/>
-          <w:numId w:val="1032"/>
+          <w:numId w:val="1033"/>
         </w:numPr>
       </w:pPr>
       <w:r>
@@ -7012,7 +7228,7 @@
         <w:pStyle w:val="Compact"/>
         <w:numPr>
           <w:ilvl w:val="0"/>
-          <w:numId w:val="1032"/>
+          <w:numId w:val="1033"/>
         </w:numPr>
       </w:pPr>
       <w:r>
@@ -7037,7 +7253,7 @@
         <w:pStyle w:val="Compact"/>
         <w:numPr>
           <w:ilvl w:val="0"/>
-          <w:numId w:val="1032"/>
+          <w:numId w:val="1033"/>
         </w:numPr>
       </w:pPr>
       <w:r>
@@ -7410,34 +7626,7 @@
     <w:abstractNumId w:val="991"/>
   </w:num>
   <w:num w:numId="1008">
-    <w:abstractNumId w:val="99411"/>
-    <w:lvlOverride w:ilvl="0">
-      <w:startOverride w:val="1"/>
-    </w:lvlOverride>
-    <w:lvlOverride w:ilvl="1">
-      <w:startOverride w:val="1"/>
-    </w:lvlOverride>
-    <w:lvlOverride w:ilvl="2">
-      <w:startOverride w:val="1"/>
-    </w:lvlOverride>
-    <w:lvlOverride w:ilvl="3">
-      <w:startOverride w:val="1"/>
-    </w:lvlOverride>
-    <w:lvlOverride w:ilvl="4">
-      <w:startOverride w:val="1"/>
-    </w:lvlOverride>
-    <w:lvlOverride w:ilvl="5">
-      <w:startOverride w:val="1"/>
-    </w:lvlOverride>
-    <w:lvlOverride w:ilvl="6">
-      <w:startOverride w:val="1"/>
-    </w:lvlOverride>
-    <w:lvlOverride w:ilvl="7">
-      <w:startOverride w:val="1"/>
-    </w:lvlOverride>
-    <w:lvlOverride w:ilvl="8">
-      <w:startOverride w:val="1"/>
-    </w:lvlOverride>
+    <w:abstractNumId w:val="991"/>
   </w:num>
   <w:num w:numId="1009">
     <w:abstractNumId w:val="99411"/>
@@ -7470,7 +7659,34 @@
     </w:lvlOverride>
   </w:num>
   <w:num w:numId="1010">
-    <w:abstractNumId w:val="991"/>
+    <w:abstractNumId w:val="99411"/>
+    <w:lvlOverride w:ilvl="0">
+      <w:startOverride w:val="1"/>
+    </w:lvlOverride>
+    <w:lvlOverride w:ilvl="1">
+      <w:startOverride w:val="1"/>
+    </w:lvlOverride>
+    <w:lvlOverride w:ilvl="2">
+      <w:startOverride w:val="1"/>
+    </w:lvlOverride>
+    <w:lvlOverride w:ilvl="3">
+      <w:startOverride w:val="1"/>
+    </w:lvlOverride>
+    <w:lvlOverride w:ilvl="4">
+      <w:startOverride w:val="1"/>
+    </w:lvlOverride>
+    <w:lvlOverride w:ilvl="5">
+      <w:startOverride w:val="1"/>
+    </w:lvlOverride>
+    <w:lvlOverride w:ilvl="6">
+      <w:startOverride w:val="1"/>
+    </w:lvlOverride>
+    <w:lvlOverride w:ilvl="7">
+      <w:startOverride w:val="1"/>
+    </w:lvlOverride>
+    <w:lvlOverride w:ilvl="8">
+      <w:startOverride w:val="1"/>
+    </w:lvlOverride>
   </w:num>
   <w:num w:numId="1011">
     <w:abstractNumId w:val="991"/>
@@ -7512,6 +7728,9 @@
     <w:abstractNumId w:val="991"/>
   </w:num>
   <w:num w:numId="1024">
+    <w:abstractNumId w:val="991"/>
+  </w:num>
+  <w:num w:numId="1025">
     <w:abstractNumId w:val="99411"/>
     <w:lvlOverride w:ilvl="0">
       <w:startOverride w:val="1"/>
@@ -7541,9 +7760,6 @@
       <w:startOverride w:val="1"/>
     </w:lvlOverride>
   </w:num>
-  <w:num w:numId="1025">
-    <w:abstractNumId w:val="991"/>
-  </w:num>
   <w:num w:numId="1026">
     <w:abstractNumId w:val="991"/>
   </w:num>
@@ -7551,6 +7767,9 @@
     <w:abstractNumId w:val="991"/>
   </w:num>
   <w:num w:numId="1028">
+    <w:abstractNumId w:val="991"/>
+  </w:num>
+  <w:num w:numId="1029">
     <w:abstractNumId w:val="99411"/>
     <w:lvlOverride w:ilvl="0">
       <w:startOverride w:val="1"/>
@@ -7580,9 +7799,6 @@
       <w:startOverride w:val="1"/>
     </w:lvlOverride>
   </w:num>
-  <w:num w:numId="1029">
-    <w:abstractNumId w:val="991"/>
-  </w:num>
   <w:num w:numId="1030">
     <w:abstractNumId w:val="991"/>
   </w:num>
@@ -7590,6 +7806,9 @@
     <w:abstractNumId w:val="991"/>
   </w:num>
   <w:num w:numId="1032">
+    <w:abstractNumId w:val="991"/>
+  </w:num>
+  <w:num w:numId="1033">
     <w:abstractNumId w:val="991"/>
   </w:num>
 </w:numbering>

--- a/docs/Egxeiridio_Ekpaideutikoi.docx
+++ b/docs/Egxeiridio_Ekpaideutikoi.docx
@@ -1617,7 +1617,7 @@
         <w:t xml:space="preserve">πώς</w:t>
       </w:r>
       <w:r>
-        <w:t xml:space="preserve">: ⭐ από τη λίστα σας, τάξη με υποχρεωτική ένταξη, κλήρωση (με τον αριθμό κλήρωσης· μικρότερος προηγείται) ή «Υπήρχε θέση», όταν ο όμιλος δεν γέμισε.</w:t>
+        <w:t xml:space="preserve">: ⭐ από τη λίστα σας, τάξη με υποχρεωτική ένταξη, κλήρωση (με τον αριθμό κλήρωσης· μικρότερος προηγείται) ή «Υπήρχε θέση», όταν χώρεσαν όλοι όσοι τον ζήτησαν.</w:t>
       </w:r>
     </w:p>
     <w:p>

--- a/docs/Egxeiridio_Ekpaideutikoi.docx
+++ b/docs/Egxeiridio_Ekpaideutikoi.docx
@@ -2,7 +2,7 @@
 <file path=word/document.xml><?xml version="1.0" encoding="utf-8"?>
 <w:document xmlns:w="http://schemas.openxmlformats.org/wordprocessingml/2006/main" xmlns:m="http://schemas.openxmlformats.org/officeDocument/2006/math" xmlns:r="http://schemas.openxmlformats.org/officeDocument/2006/relationships" xmlns:o="urn:schemas-microsoft-com:office:office" xmlns:v="urn:schemas-microsoft-com:vml" xmlns:w10="urn:schemas-microsoft-com:office:word" xmlns:a="http://schemas.openxmlformats.org/drawingml/2006/main" xmlns:pic="http://schemas.openxmlformats.org/drawingml/2006/picture" xmlns:wp="http://schemas.openxmlformats.org/drawingml/2006/wordprocessingDrawing">
   <w:body>
-    <w:bookmarkStart w:id="40" w:name="εγχειρίδιο-για-εκπαιδευτικούς--όμιλοι"/>
+    <w:bookmarkStart w:id="41" w:name="εγχειρίδιο-για-εκπαιδευτικούς--όμιλοι"/>
     <w:p>
       <w:pPr>
         <w:pStyle w:val="Heading1"/>
@@ -4784,7 +4784,7 @@
       </w:r>
     </w:p>
     <w:bookmarkEnd w:id="27"/>
-    <w:bookmarkStart w:id="39" w:name="Xa66d8d81bbe03fb89ade2ddf948d8ff1c0fb993"/>
+    <w:bookmarkStart w:id="40" w:name="Xa66d8d81bbe03fb89ade2ddf948d8ff1c0fb993"/>
     <w:p>
       <w:pPr>
         <w:pStyle w:val="Heading2"/>
@@ -5437,7 +5437,7 @@
       </w:r>
     </w:p>
     <w:bookmarkEnd w:id="30"/>
-    <w:bookmarkStart w:id="34" w:name="X647ab8715452e7b0f0cc52b5bbae2e4184d08ad"/>
+    <w:bookmarkStart w:id="35" w:name="X647ab8715452e7b0f0cc52b5bbae2e4184d08ad"/>
     <w:p>
       <w:pPr>
         <w:pStyle w:val="Heading3"/>
@@ -6046,7 +6046,162 @@
         <w:t xml:space="preserve">υπάρχει</w:t>
       </w:r>
       <w:r>
-        <w:t xml:space="preserve">, για κάθε ημέρα χωριστά, τοποθέτηση όλων των μαθητών των υποχρεωτικών τάξεων. Δεν εγγυάται ότι ο DA θα τη βρει σε κάθε περίπτωση (π.χ. όταν μαθητές άλλων τάξεων προηγούνται λόγω λίστας εκπαιδευτικού, ή όταν πολυήμεροι όμιλοι έχουν ήδη δεσμεύσει θέσεις). Γι' αυτό μετά την κατανομή η πλατφόρμα δείχνει ονομαστικά όσους μαθητές υποχρεωτικών τάξεων έμειναν χωρίς όμιλο, και η λύση (π.χ. αύξηση χωρητικότητας και επανάληψη) αποφασίζεται από το σχολείο.</w:t>
+        <w:t xml:space="preserve">, για κάθε ημέρα χωριστά, τοποθέτηση όλων των μαθητών των υποχρεωτικών τάξεων. Δεν εγγυάται ότι ο DA θα τη βρει σε κάθε περίπτωση (π.χ. όταν μαθητές άλλων τάξεων προηγούνται λόγω λίστας εκπαιδευτικού, ή όταν πολυήμεροι όμιλοι έχουν ήδη δεσμεύσει θέσεις). Γι' αυτό μετά την κατανομή η πλατφόρμα δείχνει ονομαστικά όσους μαθητές υποχρεωτικών τάξεων έμειναν χωρίς όμιλο, και η λύση αποφασίζεται από το σχολείο (§3.4).</w:t>
+      </w:r>
+    </w:p>
+    <w:bookmarkEnd w:id="33"/>
+    <w:bookmarkStart w:id="34" w:name="Xce6b72c0129e9c9228343346a3d99c68f8c3117"/>
+    <w:p>
+      <w:pPr>
+        <w:pStyle w:val="Heading4"/>
+      </w:pPr>
+      <w:r>
+        <w:t xml:space="preserve">3.4. Κοινοί όμιλοι: γιατί μένουν μαθητές εκτός ενώ υπάρχουν θέσεις</w:t>
+      </w:r>
+    </w:p>
+    <w:p>
+      <w:pPr>
+        <w:pStyle w:val="FirstParagraph"/>
+      </w:pPr>
+      <w:r>
+        <w:t xml:space="preserve">Ο έλεγχος του Hall λέει ότι</w:t>
+      </w:r>
+      <w:r>
+        <w:t xml:space="preserve"> </w:t>
+      </w:r>
+      <w:r>
+        <w:rPr>
+          <w:i/>
+          <w:iCs/>
+        </w:rPr>
+        <w:t xml:space="preserve">υπάρχει</w:t>
+      </w:r>
+      <w:r>
+        <w:t xml:space="preserve"> </w:t>
+      </w:r>
+      <w:r>
+        <w:t xml:space="preserve">τοποθέτηση για όλους, όχι ότι υπάρχει</w:t>
+      </w:r>
+      <w:r>
+        <w:t xml:space="preserve"> </w:t>
+      </w:r>
+      <w:r>
+        <w:rPr>
+          <w:i/>
+          <w:iCs/>
+        </w:rPr>
+        <w:t xml:space="preserve">ευσταθής</w:t>
+      </w:r>
+      <w:r>
+        <w:t xml:space="preserve"> </w:t>
+      </w:r>
+      <w:r>
+        <w:t xml:space="preserve">τοποθέτηση για όλους. Η διαφορά φαίνεται στους όμιλους που είναι κοινοί σε περισσότερες τάξεις. Παράδειγμα: ο όμιλος Χ (Α' και Β', 1 θέση) και ο όμιλος Υ (μόνο Α', 1 θέση). Ο μαθητής α της Α' προτιμά τον Χ από τον Υ· η μαθήτρια β της Β' μπορεί να πάει μόνο στον Χ. Αν ο α έχει καλύτερο αριθμό κλήρωσης, παίρνει τον Χ· η β μένει εκτός και ο Υ μένει άδειος. Θέσεις υπήρχαν (α → Υ, β → Χ), αλλά τότε ο α θα έχανε τον Χ από μαθήτρια με χειρότερο αριθμό: ακριβώς το «άδικο προσπέρασμα» που αποκλείει η ευστάθεια.</w:t>
+      </w:r>
+    </w:p>
+    <w:p>
+      <w:pPr>
+        <w:pStyle w:val="BodyText"/>
+      </w:pPr>
+      <w:r>
+        <w:t xml:space="preserve">Το φαινόμενο δεν είναι ιδιομορφία του DA. Κατά το</w:t>
+      </w:r>
+      <w:r>
+        <w:t xml:space="preserve"> </w:t>
+      </w:r>
+      <w:r>
+        <w:rPr>
+          <w:b/>
+          <w:bCs/>
+        </w:rPr>
+        <w:t xml:space="preserve">θεώρημα των «αγροτικών νοσοκομείων»</w:t>
+      </w:r>
+      <w:r>
+        <w:t xml:space="preserve"> </w:t>
+      </w:r>
+      <w:r>
+        <w:t xml:space="preserve">(McVitie &amp; Wilson, 1970· Roth, 1986), σε</w:t>
+      </w:r>
+      <w:r>
+        <w:t xml:space="preserve"> </w:t>
+      </w:r>
+      <w:r>
+        <w:rPr>
+          <w:i/>
+          <w:iCs/>
+        </w:rPr>
+        <w:t xml:space="preserve">κάθε</w:t>
+      </w:r>
+      <w:r>
+        <w:t xml:space="preserve"> </w:t>
+      </w:r>
+      <w:r>
+        <w:t xml:space="preserve">ευσταθή αντιστοίχιση μένουν εκτός οι ίδιοι μαθητές, και κάθε όμιλος που δεν γεμίζει έχει τους ίδιους μαθητές. Το όνομα προέρχεται από τα αγροτικά νοσοκομεία των ΗΠΑ που έμεναν χωρίς ειδικευόμενους· το ίδιο πρόβλημα στην Ιαπωνία μελετούν οι Kamada &amp; Kojima (2015). Το αποτέλεσμα αλλάζει μόνο αν αλλάξουν οι θέσεις, το ποιοι επιτρέπονται σε κάθε όμιλο ή οι προτεραιότητες (π.χ. θέσεις κοινού ομίλου που προηγούνται για μία τάξη: Hafalir, Yenmez &amp; Yildirim, 2013).</w:t>
+      </w:r>
+    </w:p>
+    <w:p>
+      <w:pPr>
+        <w:pStyle w:val="BodyText"/>
+      </w:pPr>
+      <w:r>
+        <w:t xml:space="preserve">Γι' αυτό η αύξηση των θέσεων ενός κοινού ομίλου συχνά δεν βοηθά: τη νέα θέση την παίρνει ο καλύτερος αριθμός ανάμεσα σε όσους απορρίφθηκαν, που μπορεί να είναι μαθητής της άλλης τάξης· αυτός αφήνει κενή μια θέση σε όμιλο που δεν αφορά τον μαθητή που έμεινε εκτός. Η πλατφόρμα βοηθά με δύο τρόπους:</w:t>
+      </w:r>
+    </w:p>
+    <w:p>
+      <w:pPr>
+        <w:pStyle w:val="Compact"/>
+        <w:numPr>
+          <w:ilvl w:val="0"/>
+          <w:numId w:val="1028"/>
+        </w:numPr>
+      </w:pPr>
+      <w:r>
+        <w:rPr>
+          <w:b/>
+          <w:bCs/>
+        </w:rPr>
+        <w:t xml:space="preserve">Πριν από τις δηλώσεις: εγγυημένες θέσεις ανά τάξη.</w:t>
+      </w:r>
+      <w:r>
+        <w:t xml:space="preserve"> </w:t>
+      </w:r>
+      <w:r>
+        <w:t xml:space="preserve">Για κάθε ημέρα και τάξη Τ: εγγυημένες = θέσεις ομίλων μόνο για την Τ + max(0, θέσεις κοινών ομίλων της Τ − μαθητές άλλων τάξεων που μπορούν να μπουν σε αυτούς). Αν οι μαθητές της Τ είναι το πολύ τόσοι, κανείς τους δεν μένει εκτός, όποιες κι αν είναι οι προτιμήσεις και η κλήρωση (αν όλοι ιεραρχούν όλους τους ομίλους τους, χωρίς αποκλεισμούς). Αλλιώς μπορεί να μείνουν εκτός έως μαθητές − εγγυημένες: ένας μαθητής μένει εκτός μόνο αν όλοι οι όμιλοι που τον αφορούν είναι γεμάτοι, και οι μαθητές των άλλων τάξεων χωρούν μόνο στους κοινούς. Ο έλεγχος είναι αυστηρός (υποθέτει το χειρότερο), αλλά δείχνει ποια τάξη χρειάζεται θέσεις σε ομίλους μόνο για αυτήν.</w:t>
+      </w:r>
+    </w:p>
+    <w:p>
+      <w:pPr>
+        <w:pStyle w:val="Compact"/>
+        <w:numPr>
+          <w:ilvl w:val="0"/>
+          <w:numId w:val="1028"/>
+        </w:numPr>
+      </w:pPr>
+      <w:r>
+        <w:rPr>
+          <w:b/>
+          <w:bCs/>
+        </w:rPr>
+        <w:t xml:space="preserve">Μετά την κατανομή: «Προτεινόμενη κατανομή».</w:t>
+      </w:r>
+      <w:r>
+        <w:t xml:space="preserve"> </w:t>
+      </w:r>
+      <w:r>
+        <w:t xml:space="preserve">Η πλατφόρμα δοκιμάζει αυξήσεις θέσεων και ξανατρέχει την κατανομή (με το ίδιο seed), άπληστα: σε κάθε βήμα, ανάμεσα στους γεμάτους ομίλους των ημερών όπου κάποιος έμεινε εκτός, επιλέγει την αύξηση με τις λιγότερες θέσεις που τοποθετεί τουλάχιστον έναν ακόμα μαθητή· σε ισοπαλία, εκείνη που τοποθετεί περισσότερους, και μετά όμιλο που αφορά λιγότερες τάξεις, ώστε να μη γιγαντώνονται οι κοινοί όμιλοι. Στο τέλος κάθε αύξηση μειώνεται όσο γίνεται χωρίς να μείνει κανείς ξανά εκτός. Όριο: 22 μαθητές ανά όμιλο, ή 30 για όμιλο που είχε από το αρχείο ομίλων περισσότερες από 22 θέσεις («σύνολο»). Το αποτέλεσμα μένει καθαρός DA με άλλες χωρητικότητες, άρα ισχύουν όλες οι ιδιότητες του §2 και η υλοποίηση σε R δίνει το ίδιο. Το πρόβλημα της επιλογής θέσεων για επέκταση σε ευσταθείς αντιστοιχίσεις μελετάται στη βιβλιογραφία ως</w:t>
+      </w:r>
+      <w:r>
+        <w:t xml:space="preserve"> </w:t>
+      </w:r>
+      <w:r>
+        <w:rPr>
+          <w:i/>
+          <w:iCs/>
+        </w:rPr>
+        <w:t xml:space="preserve">capacity planning</w:t>
+      </w:r>
+      <w:r>
+        <w:t xml:space="preserve">· η πλατφόρμα χρησιμοποιεί την απλή άπληστη μέθοδο, που δεν εγγυάται το ελάχιστο σύνολο θέσεων.</w:t>
       </w:r>
     </w:p>
     <w:p>
@@ -6056,9 +6211,9 @@
         </w:pict>
       </w:r>
     </w:p>
-    <w:bookmarkEnd w:id="33"/>
     <w:bookmarkEnd w:id="34"/>
-    <w:bookmarkStart w:id="35" w:name="Xbf75653526bbcd454aa613c08083230a35d4937"/>
+    <w:bookmarkEnd w:id="35"/>
+    <w:bookmarkStart w:id="36" w:name="Xbf75653526bbcd454aa613c08083230a35d4937"/>
     <w:p>
       <w:pPr>
         <w:pStyle w:val="Heading3"/>
@@ -6072,7 +6227,7 @@
         <w:pStyle w:val="Compact"/>
         <w:numPr>
           <w:ilvl w:val="0"/>
-          <w:numId w:val="1028"/>
+          <w:numId w:val="1029"/>
         </w:numPr>
       </w:pPr>
       <w:r>
@@ -6094,7 +6249,7 @@
         <w:pStyle w:val="Compact"/>
         <w:numPr>
           <w:ilvl w:val="0"/>
-          <w:numId w:val="1028"/>
+          <w:numId w:val="1029"/>
         </w:numPr>
       </w:pPr>
       <w:r>
@@ -6119,7 +6274,7 @@
         <w:pStyle w:val="Compact"/>
         <w:numPr>
           <w:ilvl w:val="0"/>
-          <w:numId w:val="1028"/>
+          <w:numId w:val="1029"/>
         </w:numPr>
       </w:pPr>
       <w:r>
@@ -6170,7 +6325,7 @@
         <w:pStyle w:val="Compact"/>
         <w:numPr>
           <w:ilvl w:val="0"/>
-          <w:numId w:val="1028"/>
+          <w:numId w:val="1029"/>
         </w:numPr>
       </w:pPr>
       <w:r>
@@ -6200,8 +6355,8 @@
         </w:pict>
       </w:r>
     </w:p>
-    <w:bookmarkEnd w:id="35"/>
-    <w:bookmarkStart w:id="36" w:name="X826c0ed251f36135dcda7685552e48892ae1c43"/>
+    <w:bookmarkEnd w:id="36"/>
+    <w:bookmarkStart w:id="37" w:name="X826c0ed251f36135dcda7685552e48892ae1c43"/>
     <w:p>
       <w:pPr>
         <w:pStyle w:val="Heading3"/>
@@ -6276,7 +6431,7 @@
         <w:pStyle w:val="Compact"/>
         <w:numPr>
           <w:ilvl w:val="0"/>
-          <w:numId w:val="1029"/>
+          <w:numId w:val="1030"/>
         </w:numPr>
       </w:pPr>
       <w:r>
@@ -6288,7 +6443,7 @@
         <w:pStyle w:val="Compact"/>
         <w:numPr>
           <w:ilvl w:val="0"/>
-          <w:numId w:val="1029"/>
+          <w:numId w:val="1030"/>
         </w:numPr>
       </w:pPr>
       <w:r>
@@ -6316,7 +6471,7 @@
         <w:pStyle w:val="Compact"/>
         <w:numPr>
           <w:ilvl w:val="0"/>
-          <w:numId w:val="1029"/>
+          <w:numId w:val="1030"/>
         </w:numPr>
       </w:pPr>
       <w:r>
@@ -6328,7 +6483,7 @@
         <w:pStyle w:val="Compact"/>
         <w:numPr>
           <w:ilvl w:val="0"/>
-          <w:numId w:val="1029"/>
+          <w:numId w:val="1030"/>
         </w:numPr>
       </w:pPr>
       <w:r>
@@ -6340,7 +6495,7 @@
         <w:pStyle w:val="Compact"/>
         <w:numPr>
           <w:ilvl w:val="0"/>
-          <w:numId w:val="1029"/>
+          <w:numId w:val="1030"/>
         </w:numPr>
       </w:pPr>
       <w:r>
@@ -6370,7 +6525,7 @@
         <w:pStyle w:val="Compact"/>
         <w:numPr>
           <w:ilvl w:val="0"/>
-          <w:numId w:val="1030"/>
+          <w:numId w:val="1031"/>
         </w:numPr>
       </w:pPr>
       <w:r>
@@ -6398,7 +6553,7 @@
         <w:pStyle w:val="Compact"/>
         <w:numPr>
           <w:ilvl w:val="0"/>
-          <w:numId w:val="1030"/>
+          <w:numId w:val="1031"/>
         </w:numPr>
       </w:pPr>
       <w:r>
@@ -6426,7 +6581,7 @@
         <w:pStyle w:val="Compact"/>
         <w:numPr>
           <w:ilvl w:val="0"/>
-          <w:numId w:val="1030"/>
+          <w:numId w:val="1031"/>
         </w:numPr>
       </w:pPr>
       <w:r>
@@ -6453,8 +6608,8 @@
         </w:pict>
       </w:r>
     </w:p>
-    <w:bookmarkEnd w:id="36"/>
-    <w:bookmarkStart w:id="37" w:name="X5f22e600b9fb4d79f05392e60b9cd910756edbe"/>
+    <w:bookmarkEnd w:id="37"/>
+    <w:bookmarkStart w:id="38" w:name="X5f22e600b9fb4d79f05392e60b9cd910756edbe"/>
     <w:p>
       <w:pPr>
         <w:pStyle w:val="Heading3"/>
@@ -6468,7 +6623,7 @@
         <w:pStyle w:val="Compact"/>
         <w:numPr>
           <w:ilvl w:val="0"/>
-          <w:numId w:val="1031"/>
+          <w:numId w:val="1032"/>
         </w:numPr>
       </w:pPr>
       <w:r>
@@ -6490,7 +6645,7 @@
         <w:pStyle w:val="Compact"/>
         <w:numPr>
           <w:ilvl w:val="0"/>
-          <w:numId w:val="1031"/>
+          <w:numId w:val="1032"/>
         </w:numPr>
       </w:pPr>
       <w:r>
@@ -6512,81 +6667,81 @@
         <w:pStyle w:val="Compact"/>
         <w:numPr>
           <w:ilvl w:val="1"/>
+          <w:numId w:val="1033"/>
+        </w:numPr>
+      </w:pPr>
+      <w:r>
+        <w:t xml:space="preserve">για κάθε όμιλο, η «βάση» (ο τελευταίος που μπήκε) έχει καλύτερη προτεραιότητα από τον πρώτο που έμεινε έξω·</w:t>
+      </w:r>
+    </w:p>
+    <w:p>
+      <w:pPr>
+        <w:pStyle w:val="Compact"/>
+        <w:numPr>
+          <w:ilvl w:val="1"/>
+          <w:numId w:val="1033"/>
+        </w:numPr>
+      </w:pPr>
+      <w:r>
+        <w:t xml:space="preserve">για κάθε μαθητή, κάθε όμιλος που έβαλε πιο ψηλά από αυτόν που πήρε ήταν γεμάτος με μαθητές καλύτερης προτεραιότητας.</w:t>
+      </w:r>
+    </w:p>
+    <w:p>
+      <w:pPr>
+        <w:pStyle w:val="Compact"/>
+        <w:numPr>
+          <w:ilvl w:val="1"/>
+          <w:numId w:val="1033"/>
+        </w:numPr>
+      </w:pPr>
+      <w:r>
+        <w:t xml:space="preserve">Το αρχείο δείχνει και τους γύρους, ανά όμιλο και ανά μαθητή, για όποιον θέλει να ξαναπαίξει την κατανομή με χαρτί και μολύβι. Οι ίδιοι έλεγχοι γίνονται και αυτόματα, ανεξάρτητα από τον κώδικα της κατανομής.</w:t>
+      </w:r>
+    </w:p>
+    <w:p>
+      <w:pPr>
+        <w:pStyle w:val="Compact"/>
+        <w:numPr>
+          <w:ilvl w:val="0"/>
           <w:numId w:val="1032"/>
         </w:numPr>
       </w:pPr>
       <w:r>
-        <w:t xml:space="preserve">για κάθε όμιλο, η «βάση» (ο τελευταίος που μπήκε) έχει καλύτερη προτεραιότητα από τον πρώτο που έμεινε έξω·</w:t>
-      </w:r>
-    </w:p>
-    <w:p>
-      <w:pPr>
-        <w:pStyle w:val="Compact"/>
-        <w:numPr>
-          <w:ilvl w:val="1"/>
+        <w:rPr>
+          <w:b/>
+          <w:bCs/>
+        </w:rPr>
+        <w:t xml:space="preserve">Ανεξάρτητη υλοποίηση:</w:t>
+      </w:r>
+      <w:r>
+        <w:t xml:space="preserve"> </w:t>
+      </w:r>
+      <w:r>
+        <w:t xml:space="preserve">ο ίδιος αλγόριθμος υπάρχει σε JavaScript (πλατφόρμα) και σε R (offline). Σε κάθε αλλαγή του κώδικα οι δύο υλοποιήσεις τρέχουν σε τυχαία σενάρια και πρέπει να δίνουν</w:t>
+      </w:r>
+      <w:r>
+        <w:t xml:space="preserve"> </w:t>
+      </w:r>
+      <w:r>
+        <w:rPr>
+          <w:b/>
+          <w:bCs/>
+        </w:rPr>
+        <w:t xml:space="preserve">ταυτόσημα</w:t>
+      </w:r>
+      <w:r>
+        <w:t xml:space="preserve"> </w:t>
+      </w:r>
+      <w:r>
+        <w:t xml:space="preserve">αποτελέσματα και ταυτόσημη κλήρωση.</w:t>
+      </w:r>
+    </w:p>
+    <w:p>
+      <w:pPr>
+        <w:pStyle w:val="Compact"/>
+        <w:numPr>
+          <w:ilvl w:val="0"/>
           <w:numId w:val="1032"/>
-        </w:numPr>
-      </w:pPr>
-      <w:r>
-        <w:t xml:space="preserve">για κάθε μαθητή, κάθε όμιλος που έβαλε πιο ψηλά από αυτόν που πήρε ήταν γεμάτος με μαθητές καλύτερης προτεραιότητας.</w:t>
-      </w:r>
-    </w:p>
-    <w:p>
-      <w:pPr>
-        <w:pStyle w:val="Compact"/>
-        <w:numPr>
-          <w:ilvl w:val="1"/>
-          <w:numId w:val="1032"/>
-        </w:numPr>
-      </w:pPr>
-      <w:r>
-        <w:t xml:space="preserve">Το αρχείο δείχνει και τους γύρους, ανά όμιλο και ανά μαθητή, για όποιον θέλει να ξαναπαίξει την κατανομή με χαρτί και μολύβι. Οι ίδιοι έλεγχοι γίνονται και αυτόματα, ανεξάρτητα από τον κώδικα της κατανομής.</w:t>
-      </w:r>
-    </w:p>
-    <w:p>
-      <w:pPr>
-        <w:pStyle w:val="Compact"/>
-        <w:numPr>
-          <w:ilvl w:val="0"/>
-          <w:numId w:val="1031"/>
-        </w:numPr>
-      </w:pPr>
-      <w:r>
-        <w:rPr>
-          <w:b/>
-          <w:bCs/>
-        </w:rPr>
-        <w:t xml:space="preserve">Ανεξάρτητη υλοποίηση:</w:t>
-      </w:r>
-      <w:r>
-        <w:t xml:space="preserve"> </w:t>
-      </w:r>
-      <w:r>
-        <w:t xml:space="preserve">ο ίδιος αλγόριθμος υπάρχει σε JavaScript (πλατφόρμα) και σε R (offline). Σε κάθε αλλαγή του κώδικα οι δύο υλοποιήσεις τρέχουν σε τυχαία σενάρια και πρέπει να δίνουν</w:t>
-      </w:r>
-      <w:r>
-        <w:t xml:space="preserve"> </w:t>
-      </w:r>
-      <w:r>
-        <w:rPr>
-          <w:b/>
-          <w:bCs/>
-        </w:rPr>
-        <w:t xml:space="preserve">ταυτόσημα</w:t>
-      </w:r>
-      <w:r>
-        <w:t xml:space="preserve"> </w:t>
-      </w:r>
-      <w:r>
-        <w:t xml:space="preserve">αποτελέσματα και ταυτόσημη κλήρωση.</w:t>
-      </w:r>
-    </w:p>
-    <w:p>
-      <w:pPr>
-        <w:pStyle w:val="Compact"/>
-        <w:numPr>
-          <w:ilvl w:val="0"/>
-          <w:numId w:val="1031"/>
         </w:numPr>
       </w:pPr>
       <w:r>
@@ -6610,8 +6765,8 @@
         </w:pict>
       </w:r>
     </w:p>
-    <w:bookmarkEnd w:id="37"/>
-    <w:bookmarkStart w:id="38" w:name="βιβλιογραφία"/>
+    <w:bookmarkEnd w:id="38"/>
+    <w:bookmarkStart w:id="39" w:name="βιβλιογραφία"/>
     <w:p>
       <w:pPr>
         <w:pStyle w:val="Heading3"/>
@@ -6625,7 +6780,7 @@
         <w:pStyle w:val="Compact"/>
         <w:numPr>
           <w:ilvl w:val="0"/>
-          <w:numId w:val="1033"/>
+          <w:numId w:val="1034"/>
         </w:numPr>
       </w:pPr>
       <w:r>
@@ -6650,7 +6805,7 @@
         <w:pStyle w:val="Compact"/>
         <w:numPr>
           <w:ilvl w:val="0"/>
-          <w:numId w:val="1033"/>
+          <w:numId w:val="1034"/>
         </w:numPr>
       </w:pPr>
       <w:r>
@@ -6675,7 +6830,7 @@
         <w:pStyle w:val="Compact"/>
         <w:numPr>
           <w:ilvl w:val="0"/>
-          <w:numId w:val="1033"/>
+          <w:numId w:val="1034"/>
         </w:numPr>
       </w:pPr>
       <w:r>
@@ -6700,7 +6855,7 @@
         <w:pStyle w:val="Compact"/>
         <w:numPr>
           <w:ilvl w:val="0"/>
-          <w:numId w:val="1033"/>
+          <w:numId w:val="1034"/>
         </w:numPr>
       </w:pPr>
       <w:r>
@@ -6725,7 +6880,7 @@
         <w:pStyle w:val="Compact"/>
         <w:numPr>
           <w:ilvl w:val="0"/>
-          <w:numId w:val="1033"/>
+          <w:numId w:val="1034"/>
         </w:numPr>
       </w:pPr>
       <w:r>
@@ -6750,7 +6905,7 @@
         <w:pStyle w:val="Compact"/>
         <w:numPr>
           <w:ilvl w:val="0"/>
-          <w:numId w:val="1033"/>
+          <w:numId w:val="1034"/>
         </w:numPr>
       </w:pPr>
       <w:r>
@@ -6775,7 +6930,7 @@
         <w:pStyle w:val="Compact"/>
         <w:numPr>
           <w:ilvl w:val="0"/>
-          <w:numId w:val="1033"/>
+          <w:numId w:val="1034"/>
         </w:numPr>
       </w:pPr>
       <w:r>
@@ -6800,7 +6955,7 @@
         <w:pStyle w:val="Compact"/>
         <w:numPr>
           <w:ilvl w:val="0"/>
-          <w:numId w:val="1033"/>
+          <w:numId w:val="1034"/>
         </w:numPr>
       </w:pPr>
       <w:r>
@@ -6825,7 +6980,7 @@
         <w:pStyle w:val="Compact"/>
         <w:numPr>
           <w:ilvl w:val="0"/>
-          <w:numId w:val="1033"/>
+          <w:numId w:val="1034"/>
         </w:numPr>
       </w:pPr>
       <w:r>
@@ -6850,7 +7005,7 @@
         <w:pStyle w:val="Compact"/>
         <w:numPr>
           <w:ilvl w:val="0"/>
-          <w:numId w:val="1033"/>
+          <w:numId w:val="1034"/>
         </w:numPr>
       </w:pPr>
       <w:r>
@@ -6875,7 +7030,7 @@
         <w:pStyle w:val="Compact"/>
         <w:numPr>
           <w:ilvl w:val="0"/>
-          <w:numId w:val="1033"/>
+          <w:numId w:val="1034"/>
         </w:numPr>
       </w:pPr>
       <w:r>
@@ -6900,7 +7055,7 @@
         <w:pStyle w:val="Compact"/>
         <w:numPr>
           <w:ilvl w:val="0"/>
-          <w:numId w:val="1033"/>
+          <w:numId w:val="1034"/>
         </w:numPr>
       </w:pPr>
       <w:r>
@@ -6925,7 +7080,7 @@
         <w:pStyle w:val="Compact"/>
         <w:numPr>
           <w:ilvl w:val="0"/>
-          <w:numId w:val="1033"/>
+          <w:numId w:val="1034"/>
         </w:numPr>
       </w:pPr>
       <w:r>
@@ -6950,7 +7105,7 @@
         <w:pStyle w:val="Compact"/>
         <w:numPr>
           <w:ilvl w:val="0"/>
-          <w:numId w:val="1033"/>
+          <w:numId w:val="1034"/>
         </w:numPr>
       </w:pPr>
       <w:r>
@@ -6975,7 +7130,7 @@
         <w:pStyle w:val="Compact"/>
         <w:numPr>
           <w:ilvl w:val="0"/>
-          <w:numId w:val="1033"/>
+          <w:numId w:val="1034"/>
         </w:numPr>
       </w:pPr>
       <w:r>
@@ -7000,11 +7155,11 @@
         <w:pStyle w:val="Compact"/>
         <w:numPr>
           <w:ilvl w:val="0"/>
-          <w:numId w:val="1033"/>
-        </w:numPr>
-      </w:pPr>
-      <w:r>
-        <w:t xml:space="preserve">Kelso, A. S., &amp; Crawford, V. P. (1982). Job matching, coalition formation, and gross substitutes.</w:t>
+          <w:numId w:val="1034"/>
+        </w:numPr>
+      </w:pPr>
+      <w:r>
+        <w:t xml:space="preserve">Kamada, Y., &amp; Kojima, F. (2015). Efficient matching under distributional constraints: Theory and applications.</w:t>
       </w:r>
       <w:r>
         <w:t xml:space="preserve"> </w:t>
@@ -7014,22 +7169,22 @@
           <w:i/>
           <w:iCs/>
         </w:rPr>
-        <w:t xml:space="preserve">Econometrica</w:t>
-      </w:r>
-      <w:r>
-        <w:t xml:space="preserve">, 50(6), 1483–1504.</w:t>
-      </w:r>
-    </w:p>
-    <w:p>
-      <w:pPr>
-        <w:pStyle w:val="Compact"/>
-        <w:numPr>
-          <w:ilvl w:val="0"/>
-          <w:numId w:val="1033"/>
-        </w:numPr>
-      </w:pPr>
-      <w:r>
-        <w:t xml:space="preserve">Knuth, D. E. (1997).</w:t>
+        <w:t xml:space="preserve">American Economic Review</w:t>
+      </w:r>
+      <w:r>
+        <w:t xml:space="preserve">, 105(1), 67–99.</w:t>
+      </w:r>
+    </w:p>
+    <w:p>
+      <w:pPr>
+        <w:pStyle w:val="Compact"/>
+        <w:numPr>
+          <w:ilvl w:val="0"/>
+          <w:numId w:val="1034"/>
+        </w:numPr>
+      </w:pPr>
+      <w:r>
+        <w:t xml:space="preserve">Kelso, A. S., &amp; Crawford, V. P. (1982). Job matching, coalition formation, and gross substitutes.</w:t>
       </w:r>
       <w:r>
         <w:t xml:space="preserve"> </w:t>
@@ -7039,25 +7194,22 @@
           <w:i/>
           <w:iCs/>
         </w:rPr>
-        <w:t xml:space="preserve">The Art of Computer Programming, Vol. 2: Seminumerical Algorithms</w:t>
-      </w:r>
-      <w:r>
-        <w:t xml:space="preserve"> </w:t>
-      </w:r>
-      <w:r>
-        <w:t xml:space="preserve">(3rd ed.). Addison-Wesley.</w:t>
-      </w:r>
-    </w:p>
-    <w:p>
-      <w:pPr>
-        <w:pStyle w:val="Compact"/>
-        <w:numPr>
-          <w:ilvl w:val="0"/>
-          <w:numId w:val="1033"/>
-        </w:numPr>
-      </w:pPr>
-      <w:r>
-        <w:t xml:space="preserve">Kojima, F. (2012). School choice: Impossibilities for affirmative action.</w:t>
+        <w:t xml:space="preserve">Econometrica</w:t>
+      </w:r>
+      <w:r>
+        <w:t xml:space="preserve">, 50(6), 1483–1504.</w:t>
+      </w:r>
+    </w:p>
+    <w:p>
+      <w:pPr>
+        <w:pStyle w:val="Compact"/>
+        <w:numPr>
+          <w:ilvl w:val="0"/>
+          <w:numId w:val="1034"/>
+        </w:numPr>
+      </w:pPr>
+      <w:r>
+        <w:t xml:space="preserve">Knuth, D. E. (1997).</w:t>
       </w:r>
       <w:r>
         <w:t xml:space="preserve"> </w:t>
@@ -7067,22 +7219,25 @@
           <w:i/>
           <w:iCs/>
         </w:rPr>
-        <w:t xml:space="preserve">Games and Economic Behavior</w:t>
-      </w:r>
-      <w:r>
-        <w:t xml:space="preserve">, 75(2), 685–693.</w:t>
-      </w:r>
-    </w:p>
-    <w:p>
-      <w:pPr>
-        <w:pStyle w:val="Compact"/>
-        <w:numPr>
-          <w:ilvl w:val="0"/>
-          <w:numId w:val="1033"/>
-        </w:numPr>
-      </w:pPr>
-      <w:r>
-        <w:t xml:space="preserve">Kojima, F., Pathak, P. A., &amp; Roth, A. E. (2013). Matching with couples: Stability and incentives in large markets.</w:t>
+        <w:t xml:space="preserve">The Art of Computer Programming, Vol. 2: Seminumerical Algorithms</w:t>
+      </w:r>
+      <w:r>
+        <w:t xml:space="preserve"> </w:t>
+      </w:r>
+      <w:r>
+        <w:t xml:space="preserve">(3rd ed.). Addison-Wesley.</w:t>
+      </w:r>
+    </w:p>
+    <w:p>
+      <w:pPr>
+        <w:pStyle w:val="Compact"/>
+        <w:numPr>
+          <w:ilvl w:val="0"/>
+          <w:numId w:val="1034"/>
+        </w:numPr>
+      </w:pPr>
+      <w:r>
+        <w:t xml:space="preserve">Kojima, F. (2012). School choice: Impossibilities for affirmative action.</w:t>
       </w:r>
       <w:r>
         <w:t xml:space="preserve"> </w:t>
@@ -7092,22 +7247,22 @@
           <w:i/>
           <w:iCs/>
         </w:rPr>
-        <w:t xml:space="preserve">The Quarterly Journal of Economics</w:t>
-      </w:r>
-      <w:r>
-        <w:t xml:space="preserve">, 128(4), 1585–1632.</w:t>
-      </w:r>
-    </w:p>
-    <w:p>
-      <w:pPr>
-        <w:pStyle w:val="Compact"/>
-        <w:numPr>
-          <w:ilvl w:val="0"/>
-          <w:numId w:val="1033"/>
-        </w:numPr>
-      </w:pPr>
-      <w:r>
-        <w:t xml:space="preserve">McVitie, D. G., &amp; Wilson, L. B. (1970). Stable marriage assignment for unequal sets.</w:t>
+        <w:t xml:space="preserve">Games and Economic Behavior</w:t>
+      </w:r>
+      <w:r>
+        <w:t xml:space="preserve">, 75(2), 685–693.</w:t>
+      </w:r>
+    </w:p>
+    <w:p>
+      <w:pPr>
+        <w:pStyle w:val="Compact"/>
+        <w:numPr>
+          <w:ilvl w:val="0"/>
+          <w:numId w:val="1034"/>
+        </w:numPr>
+      </w:pPr>
+      <w:r>
+        <w:t xml:space="preserve">Kojima, F., Pathak, P. A., &amp; Roth, A. E. (2013). Matching with couples: Stability and incentives in large markets.</w:t>
       </w:r>
       <w:r>
         <w:t xml:space="preserve"> </w:t>
@@ -7117,22 +7272,22 @@
           <w:i/>
           <w:iCs/>
         </w:rPr>
-        <w:t xml:space="preserve">BIT Numerical Mathematics</w:t>
-      </w:r>
-      <w:r>
-        <w:t xml:space="preserve">, 10(3), 295–309.</w:t>
-      </w:r>
-    </w:p>
-    <w:p>
-      <w:pPr>
-        <w:pStyle w:val="Compact"/>
-        <w:numPr>
-          <w:ilvl w:val="0"/>
-          <w:numId w:val="1033"/>
-        </w:numPr>
-      </w:pPr>
-      <w:r>
-        <w:t xml:space="preserve">Pathak, P. A., &amp; Sönmez, T. (2008). Leveling the playing field: Sincere and sophisticated players in the Boston mechanism.</w:t>
+        <w:t xml:space="preserve">The Quarterly Journal of Economics</w:t>
+      </w:r>
+      <w:r>
+        <w:t xml:space="preserve">, 128(4), 1585–1632.</w:t>
+      </w:r>
+    </w:p>
+    <w:p>
+      <w:pPr>
+        <w:pStyle w:val="Compact"/>
+        <w:numPr>
+          <w:ilvl w:val="0"/>
+          <w:numId w:val="1034"/>
+        </w:numPr>
+      </w:pPr>
+      <w:r>
+        <w:t xml:space="preserve">McVitie, D. G., &amp; Wilson, L. B. (1970). Stable marriage assignment for unequal sets.</w:t>
       </w:r>
       <w:r>
         <w:t xml:space="preserve"> </w:t>
@@ -7142,22 +7297,22 @@
           <w:i/>
           <w:iCs/>
         </w:rPr>
-        <w:t xml:space="preserve">American Economic Review</w:t>
-      </w:r>
-      <w:r>
-        <w:t xml:space="preserve">, 98(4), 1636–1652.</w:t>
-      </w:r>
-    </w:p>
-    <w:p>
-      <w:pPr>
-        <w:pStyle w:val="Compact"/>
-        <w:numPr>
-          <w:ilvl w:val="0"/>
-          <w:numId w:val="1033"/>
-        </w:numPr>
-      </w:pPr>
-      <w:r>
-        <w:t xml:space="preserve">Pathak, P. A., &amp; Sönmez, T. (2013). School admissions reform in Chicago and England: Comparing mechanisms by their vulnerability to manipulation.</w:t>
+        <w:t xml:space="preserve">BIT Numerical Mathematics</w:t>
+      </w:r>
+      <w:r>
+        <w:t xml:space="preserve">, 10(3), 295–309.</w:t>
+      </w:r>
+    </w:p>
+    <w:p>
+      <w:pPr>
+        <w:pStyle w:val="Compact"/>
+        <w:numPr>
+          <w:ilvl w:val="0"/>
+          <w:numId w:val="1034"/>
+        </w:numPr>
+      </w:pPr>
+      <w:r>
+        <w:t xml:space="preserve">Pathak, P. A., &amp; Sönmez, T. (2008). Leveling the playing field: Sincere and sophisticated players in the Boston mechanism.</w:t>
       </w:r>
       <w:r>
         <w:t xml:space="preserve"> </w:t>
@@ -7170,19 +7325,19 @@
         <w:t xml:space="preserve">American Economic Review</w:t>
       </w:r>
       <w:r>
-        <w:t xml:space="preserve">, 103(1), 80–106.</w:t>
-      </w:r>
-    </w:p>
-    <w:p>
-      <w:pPr>
-        <w:pStyle w:val="Compact"/>
-        <w:numPr>
-          <w:ilvl w:val="0"/>
-          <w:numId w:val="1033"/>
-        </w:numPr>
-      </w:pPr>
-      <w:r>
-        <w:t xml:space="preserve">Roth, A. E. (1982). The economics of matching: Stability and incentives.</w:t>
+        <w:t xml:space="preserve">, 98(4), 1636–1652.</w:t>
+      </w:r>
+    </w:p>
+    <w:p>
+      <w:pPr>
+        <w:pStyle w:val="Compact"/>
+        <w:numPr>
+          <w:ilvl w:val="0"/>
+          <w:numId w:val="1034"/>
+        </w:numPr>
+      </w:pPr>
+      <w:r>
+        <w:t xml:space="preserve">Pathak, P. A., &amp; Sönmez, T. (2013). School admissions reform in Chicago and England: Comparing mechanisms by their vulnerability to manipulation.</w:t>
       </w:r>
       <w:r>
         <w:t xml:space="preserve"> </w:t>
@@ -7192,22 +7347,22 @@
           <w:i/>
           <w:iCs/>
         </w:rPr>
-        <w:t xml:space="preserve">Mathematics of Operations Research</w:t>
-      </w:r>
-      <w:r>
-        <w:t xml:space="preserve">, 7(4), 617–628.</w:t>
-      </w:r>
-    </w:p>
-    <w:p>
-      <w:pPr>
-        <w:pStyle w:val="Compact"/>
-        <w:numPr>
-          <w:ilvl w:val="0"/>
-          <w:numId w:val="1033"/>
-        </w:numPr>
-      </w:pPr>
-      <w:r>
-        <w:t xml:space="preserve">Roth, A. E. (2008). Deferred acceptance algorithms: History, theory, practice, and open questions.</w:t>
+        <w:t xml:space="preserve">American Economic Review</w:t>
+      </w:r>
+      <w:r>
+        <w:t xml:space="preserve">, 103(1), 80–106.</w:t>
+      </w:r>
+    </w:p>
+    <w:p>
+      <w:pPr>
+        <w:pStyle w:val="Compact"/>
+        <w:numPr>
+          <w:ilvl w:val="0"/>
+          <w:numId w:val="1034"/>
+        </w:numPr>
+      </w:pPr>
+      <w:r>
+        <w:t xml:space="preserve">Roth, A. E. (1982). The economics of matching: Stability and incentives.</w:t>
       </w:r>
       <w:r>
         <w:t xml:space="preserve"> </w:t>
@@ -7217,22 +7372,22 @@
           <w:i/>
           <w:iCs/>
         </w:rPr>
-        <w:t xml:space="preserve">International Journal of Game Theory</w:t>
-      </w:r>
-      <w:r>
-        <w:t xml:space="preserve">, 36(3–4), 537–569.</w:t>
-      </w:r>
-    </w:p>
-    <w:p>
-      <w:pPr>
-        <w:pStyle w:val="Compact"/>
-        <w:numPr>
-          <w:ilvl w:val="0"/>
-          <w:numId w:val="1033"/>
-        </w:numPr>
-      </w:pPr>
-      <w:r>
-        <w:t xml:space="preserve">Roth, A. E., &amp; Peranson, E. (1999). The redesign of the matching market for American physicians: Some engineering aspects of economic design.</w:t>
+        <w:t xml:space="preserve">Mathematics of Operations Research</w:t>
+      </w:r>
+      <w:r>
+        <w:t xml:space="preserve">, 7(4), 617–628.</w:t>
+      </w:r>
+    </w:p>
+    <w:p>
+      <w:pPr>
+        <w:pStyle w:val="Compact"/>
+        <w:numPr>
+          <w:ilvl w:val="0"/>
+          <w:numId w:val="1034"/>
+        </w:numPr>
+      </w:pPr>
+      <w:r>
+        <w:t xml:space="preserve">Roth, A. E. (1986). On the allocation of residents to rural hospitals: A general property of two-sided matching markets.</w:t>
       </w:r>
       <w:r>
         <w:t xml:space="preserve"> </w:t>
@@ -7242,22 +7397,22 @@
           <w:i/>
           <w:iCs/>
         </w:rPr>
-        <w:t xml:space="preserve">American Economic Review</w:t>
-      </w:r>
-      <w:r>
-        <w:t xml:space="preserve">, 89(4), 748–780.</w:t>
-      </w:r>
-    </w:p>
-    <w:p>
-      <w:pPr>
-        <w:pStyle w:val="Compact"/>
-        <w:numPr>
-          <w:ilvl w:val="0"/>
-          <w:numId w:val="1033"/>
-        </w:numPr>
-      </w:pPr>
-      <w:r>
-        <w:t xml:space="preserve">Roth, A. E., &amp; Sotomayor, M. A. O. (1990).</w:t>
+        <w:t xml:space="preserve">Econometrica</w:t>
+      </w:r>
+      <w:r>
+        <w:t xml:space="preserve">, 54(2), 425–427.</w:t>
+      </w:r>
+    </w:p>
+    <w:p>
+      <w:pPr>
+        <w:pStyle w:val="Compact"/>
+        <w:numPr>
+          <w:ilvl w:val="0"/>
+          <w:numId w:val="1034"/>
+        </w:numPr>
+      </w:pPr>
+      <w:r>
+        <w:t xml:space="preserve">Roth, A. E. (2008). Deferred acceptance algorithms: History, theory, practice, and open questions.</w:t>
       </w:r>
       <w:r>
         <w:t xml:space="preserve"> </w:t>
@@ -7267,15 +7422,65 @@
           <w:i/>
           <w:iCs/>
         </w:rPr>
+        <w:t xml:space="preserve">International Journal of Game Theory</w:t>
+      </w:r>
+      <w:r>
+        <w:t xml:space="preserve">, 36(3–4), 537–569.</w:t>
+      </w:r>
+    </w:p>
+    <w:p>
+      <w:pPr>
+        <w:pStyle w:val="Compact"/>
+        <w:numPr>
+          <w:ilvl w:val="0"/>
+          <w:numId w:val="1034"/>
+        </w:numPr>
+      </w:pPr>
+      <w:r>
+        <w:t xml:space="preserve">Roth, A. E., &amp; Peranson, E. (1999). The redesign of the matching market for American physicians: Some engineering aspects of economic design.</w:t>
+      </w:r>
+      <w:r>
+        <w:t xml:space="preserve"> </w:t>
+      </w:r>
+      <w:r>
+        <w:rPr>
+          <w:i/>
+          <w:iCs/>
+        </w:rPr>
+        <w:t xml:space="preserve">American Economic Review</w:t>
+      </w:r>
+      <w:r>
+        <w:t xml:space="preserve">, 89(4), 748–780.</w:t>
+      </w:r>
+    </w:p>
+    <w:p>
+      <w:pPr>
+        <w:pStyle w:val="Compact"/>
+        <w:numPr>
+          <w:ilvl w:val="0"/>
+          <w:numId w:val="1034"/>
+        </w:numPr>
+      </w:pPr>
+      <w:r>
+        <w:t xml:space="preserve">Roth, A. E., &amp; Sotomayor, M. A. O. (1990).</w:t>
+      </w:r>
+      <w:r>
+        <w:t xml:space="preserve"> </w:t>
+      </w:r>
+      <w:r>
+        <w:rPr>
+          <w:i/>
+          <w:iCs/>
+        </w:rPr>
         <w:t xml:space="preserve">Two-Sided Matching: A Study in Game-Theoretic Modeling and Analysis</w:t>
       </w:r>
       <w:r>
         <w:t xml:space="preserve">. Cambridge University Press.</w:t>
       </w:r>
     </w:p>
-    <w:bookmarkEnd w:id="38"/>
     <w:bookmarkEnd w:id="39"/>
     <w:bookmarkEnd w:id="40"/>
+    <w:bookmarkEnd w:id="41"/>
     <w:sectPr>
       <w:footnotePr>
         <w:numRestart w:val="eachSect"/>
@@ -7770,6 +7975,9 @@
     <w:abstractNumId w:val="991"/>
   </w:num>
   <w:num w:numId="1029">
+    <w:abstractNumId w:val="991"/>
+  </w:num>
+  <w:num w:numId="1030">
     <w:abstractNumId w:val="99411"/>
     <w:lvlOverride w:ilvl="0">
       <w:startOverride w:val="1"/>
@@ -7799,9 +8007,6 @@
       <w:startOverride w:val="1"/>
     </w:lvlOverride>
   </w:num>
-  <w:num w:numId="1030">
-    <w:abstractNumId w:val="991"/>
-  </w:num>
   <w:num w:numId="1031">
     <w:abstractNumId w:val="991"/>
   </w:num>
@@ -7809,6 +8014,9 @@
     <w:abstractNumId w:val="991"/>
   </w:num>
   <w:num w:numId="1033">
+    <w:abstractNumId w:val="991"/>
+  </w:num>
+  <w:num w:numId="1034">
     <w:abstractNumId w:val="991"/>
   </w:num>
 </w:numbering>

--- a/docs/Egxeiridio_Ekpaideutikoi.docx
+++ b/docs/Egxeiridio_Ekpaideutikoi.docx
@@ -6166,7 +6166,7 @@
         <w:t xml:space="preserve"> </w:t>
       </w:r>
       <w:r>
-        <w:t xml:space="preserve">Για κάθε ημέρα και τάξη Τ: εγγυημένες = θέσεις ομίλων μόνο για την Τ + max(0, θέσεις κοινών ομίλων της Τ − μαθητές άλλων τάξεων που μπορούν να μπουν σε αυτούς). Αν οι μαθητές της Τ είναι το πολύ τόσοι, κανείς τους δεν μένει εκτός, όποιες κι αν είναι οι προτιμήσεις και η κλήρωση (αν όλοι ιεραρχούν όλους τους ομίλους τους, χωρίς αποκλεισμούς). Αλλιώς μπορεί να μείνουν εκτός έως μαθητές − εγγυημένες: ένας μαθητής μένει εκτός μόνο αν όλοι οι όμιλοι που τον αφορούν είναι γεμάτοι, και οι μαθητές των άλλων τάξεων χωρούν μόνο στους κοινούς. Ο έλεγχος είναι αυστηρός (υποθέτει το χειρότερο), αλλά δείχνει ποια τάξη χρειάζεται θέσεις σε ομίλους μόνο για αυτήν.</w:t>
+        <w:t xml:space="preserve">Για κάθε ημέρα και τάξη Τ: εγγυημένες = θέσεις ομίλων μόνο για την Τ + max(0, θέσεις κοινών ομίλων της Τ − μαθητές άλλων τάξεων που μπορούν να μπουν σε αυτούς). Αν η Τ έχει υποχρεωτική ένταξη, μετρούν μόνο οι μαθητές των άλλων υποχρεωτικών τάξεων, αφού οι υπόλοιποι έπονται σε κάθε όμιλο (§3.3). Ο πίνακας της πλατφόρμας δείχνει κυρίως τις υποχρεωτικές τάξεις· οι άλλες φαίνονται μόνο για ενημέρωση. Αν οι μαθητές της Τ είναι το πολύ τόσοι, κανείς τους δεν μένει εκτός, όποιες κι αν είναι οι προτιμήσεις και η κλήρωση (αν όλοι ιεραρχούν όλους τους ομίλους τους, χωρίς αποκλεισμούς). Αλλιώς μπορεί να μείνουν εκτός έως μαθητές − εγγυημένες: ένας μαθητής μένει εκτός μόνο αν όλοι οι όμιλοι που τον αφορούν είναι γεμάτοι, και οι μαθητές των άλλων τάξεων χωρούν μόνο στους κοινούς. Ο έλεγχος είναι αυστηρός (υποθέτει το χειρότερο), αλλά δείχνει ποια τάξη χρειάζεται θέσεις σε ομίλους μόνο για αυτήν.</w:t>
       </w:r>
     </w:p>
     <w:p>
